--- a/Selenium Notes.docx
+++ b/Selenium Notes.docx
@@ -721,22 +721,13 @@
           <w:szCs w:val="26"/>
         </w:rPr>
       </w:pPr>
-      <w:proofErr w:type="spellStart"/>
       <w:r>
         <w:rPr>
           <w:sz w:val="28"/>
           <w:szCs w:val="26"/>
         </w:rPr>
         <w:lastRenderedPageBreak/>
-        <w:t>Thread.sleep</w:t>
-      </w:r>
-      <w:proofErr w:type="spellEnd"/>
-      <w:r>
-        <w:rPr>
-          <w:sz w:val="28"/>
-          <w:szCs w:val="26"/>
-        </w:rPr>
-        <w:t>()</w:t>
+        <w:t>Thread.sleep()</w:t>
       </w:r>
     </w:p>
     <w:p>
@@ -1739,19 +1730,6 @@
           <w:szCs w:val="26"/>
         </w:rPr>
       </w:pPr>
-    </w:p>
-    <w:p>
-      <w:pPr>
-        <w:pStyle w:val="ListParagraph"/>
-        <w:numPr>
-          <w:ilvl w:val="1"/>
-          <w:numId w:val="1"/>
-        </w:numPr>
-        <w:rPr>
-          <w:sz w:val="28"/>
-          <w:szCs w:val="26"/>
-        </w:rPr>
-      </w:pPr>
       <w:r>
         <w:rPr>
           <w:sz w:val="28"/>
@@ -2197,27 +2175,27 @@
           <w:sz w:val="28"/>
           <w:szCs w:val="26"/>
         </w:rPr>
+        <w:t>Tags in Cucumber</w:t>
+      </w:r>
+    </w:p>
+    <w:p>
+      <w:pPr>
+        <w:pStyle w:val="ListParagraph"/>
+        <w:numPr>
+          <w:ilvl w:val="1"/>
+          <w:numId w:val="1"/>
+        </w:numPr>
+        <w:rPr>
+          <w:sz w:val="28"/>
+          <w:szCs w:val="26"/>
+        </w:rPr>
+      </w:pPr>
+      <w:r>
+        <w:rPr>
+          <w:sz w:val="28"/>
+          <w:szCs w:val="26"/>
+        </w:rPr>
         <w:lastRenderedPageBreak/>
-        <w:t>Tags in Cucumber</w:t>
-      </w:r>
-    </w:p>
-    <w:p>
-      <w:pPr>
-        <w:pStyle w:val="ListParagraph"/>
-        <w:numPr>
-          <w:ilvl w:val="1"/>
-          <w:numId w:val="1"/>
-        </w:numPr>
-        <w:rPr>
-          <w:sz w:val="28"/>
-          <w:szCs w:val="26"/>
-        </w:rPr>
-      </w:pPr>
-      <w:r>
-        <w:rPr>
-          <w:sz w:val="28"/>
-          <w:szCs w:val="26"/>
-        </w:rPr>
         <w:t>Hooks in Cucumber</w:t>
       </w:r>
     </w:p>
@@ -2253,6 +2231,26 @@
           <w:sz w:val="28"/>
           <w:szCs w:val="26"/>
         </w:rPr>
+        <w:br w:type="page"/>
+      </w:r>
+    </w:p>
+    <w:p>
+      <w:pPr>
+        <w:rPr>
+          <w:b/>
+          <w:bCs/>
+          <w:sz w:val="28"/>
+          <w:szCs w:val="26"/>
+        </w:rPr>
+      </w:pPr>
+      <w:r>
+        <w:rPr>
+          <w:b/>
+          <w:bCs/>
+          <w:sz w:val="28"/>
+          <w:szCs w:val="26"/>
+        </w:rPr>
+        <w:lastRenderedPageBreak/>
         <w:t>What is Software Testing?</w:t>
       </w:r>
     </w:p>
@@ -2275,23 +2273,7 @@
           <w:sz w:val="28"/>
           <w:szCs w:val="26"/>
         </w:rPr>
-        <w:t xml:space="preserve">Is a process of checking the Correctness, Completeness, </w:t>
-      </w:r>
-      <w:proofErr w:type="gramStart"/>
-      <w:r>
-        <w:rPr>
-          <w:sz w:val="28"/>
-          <w:szCs w:val="26"/>
-        </w:rPr>
-        <w:t>Security</w:t>
-      </w:r>
-      <w:proofErr w:type="gramEnd"/>
-      <w:r>
-        <w:rPr>
-          <w:sz w:val="28"/>
-          <w:szCs w:val="26"/>
-        </w:rPr>
-        <w:t xml:space="preserve"> &amp; Quality of developed software application. </w:t>
+        <w:t xml:space="preserve">Is a process of checking the Correctness, Completeness, Security &amp; Quality of developed software application. </w:t>
       </w:r>
     </w:p>
     <w:p>
@@ -2336,6 +2318,13 @@
         </w:rPr>
         <w:t>Requirements</w:t>
       </w:r>
+      <w:r>
+        <w:rPr>
+          <w:sz w:val="28"/>
+          <w:szCs w:val="26"/>
+        </w:rPr>
+        <w:t xml:space="preserve"> (SRS)</w:t>
+      </w:r>
     </w:p>
     <w:p>
       <w:pPr>
@@ -2414,7 +2403,7 @@
           <w:sz w:val="28"/>
           <w:szCs w:val="26"/>
         </w:rPr>
-        <w:t>Execute the test cases</w:t>
+        <w:t xml:space="preserve">Creating RTM </w:t>
       </w:r>
     </w:p>
     <w:p>
@@ -2434,6 +2423,26 @@
           <w:sz w:val="28"/>
           <w:szCs w:val="26"/>
         </w:rPr>
+        <w:t>Execute the test cases</w:t>
+      </w:r>
+    </w:p>
+    <w:p>
+      <w:pPr>
+        <w:pStyle w:val="ListParagraph"/>
+        <w:numPr>
+          <w:ilvl w:val="0"/>
+          <w:numId w:val="2"/>
+        </w:numPr>
+        <w:rPr>
+          <w:sz w:val="28"/>
+          <w:szCs w:val="26"/>
+        </w:rPr>
+      </w:pPr>
+      <w:r>
+        <w:rPr>
+          <w:sz w:val="28"/>
+          <w:szCs w:val="26"/>
+        </w:rPr>
         <w:t>Report</w:t>
       </w:r>
     </w:p>
@@ -2499,6 +2508,13 @@
         </w:rPr>
         <w:t>Navigation from one page to another</w:t>
       </w:r>
+      <w:r>
+        <w:rPr>
+          <w:sz w:val="28"/>
+          <w:szCs w:val="26"/>
+        </w:rPr>
+        <w:t xml:space="preserve"> using links</w:t>
+      </w:r>
     </w:p>
     <w:p>
       <w:pPr>
@@ -2713,7 +2729,6 @@
           <w:sz w:val="28"/>
           <w:szCs w:val="26"/>
         </w:rPr>
-        <w:lastRenderedPageBreak/>
         <w:t>Advantages of Automation</w:t>
       </w:r>
     </w:p>
@@ -2761,6 +2776,7 @@
           <w:sz w:val="28"/>
           <w:szCs w:val="26"/>
         </w:rPr>
+        <w:lastRenderedPageBreak/>
         <w:t>Regression Testing</w:t>
       </w:r>
     </w:p>
@@ -3234,7 +3250,6 @@
           <w:szCs w:val="26"/>
         </w:rPr>
       </w:pPr>
-      <w:proofErr w:type="spellStart"/>
       <w:r>
         <w:rPr>
           <w:sz w:val="28"/>
@@ -3242,7 +3257,6 @@
         </w:rPr>
         <w:t>RestAPI</w:t>
       </w:r>
-      <w:proofErr w:type="spellEnd"/>
     </w:p>
     <w:p>
       <w:pPr>
@@ -3380,7 +3394,18 @@
           <w:sz w:val="28"/>
           <w:szCs w:val="26"/>
         </w:rPr>
-        <w:t>Process of tool Automation</w:t>
+        <w:t xml:space="preserve">Process of </w:t>
+      </w:r>
+      <w:bookmarkStart w:id="0" w:name="_GoBack"/>
+      <w:bookmarkEnd w:id="0"/>
+      <w:r>
+        <w:rPr>
+          <w:b/>
+          <w:bCs/>
+          <w:sz w:val="28"/>
+          <w:szCs w:val="26"/>
+        </w:rPr>
+        <w:t>Automation</w:t>
       </w:r>
     </w:p>
     <w:p>
@@ -3400,7 +3425,6 @@
           <w:sz w:val="28"/>
           <w:szCs w:val="26"/>
         </w:rPr>
-        <w:lastRenderedPageBreak/>
         <w:t>Planning</w:t>
       </w:r>
     </w:p>
@@ -3441,6 +3465,7 @@
           <w:sz w:val="28"/>
           <w:szCs w:val="26"/>
         </w:rPr>
+        <w:lastRenderedPageBreak/>
         <w:t>The type of application that you are testing</w:t>
       </w:r>
     </w:p>
@@ -3456,8 +3481,6 @@
           <w:szCs w:val="26"/>
         </w:rPr>
       </w:pPr>
-      <w:bookmarkStart w:id="0" w:name="_GoBack"/>
-      <w:bookmarkEnd w:id="0"/>
     </w:p>
     <w:sectPr>
       <w:pgSz w:w="11906" w:h="16838"/>

--- a/Selenium Notes.docx
+++ b/Selenium Notes.docx
@@ -721,13 +721,22 @@
           <w:szCs w:val="26"/>
         </w:rPr>
       </w:pPr>
+      <w:proofErr w:type="spellStart"/>
       <w:r>
         <w:rPr>
           <w:sz w:val="28"/>
           <w:szCs w:val="26"/>
         </w:rPr>
         <w:lastRenderedPageBreak/>
-        <w:t>Thread.sleep()</w:t>
+        <w:t>Thread.sleep</w:t>
+      </w:r>
+      <w:proofErr w:type="spellEnd"/>
+      <w:r>
+        <w:rPr>
+          <w:sz w:val="28"/>
+          <w:szCs w:val="26"/>
+        </w:rPr>
+        <w:t>()</w:t>
       </w:r>
     </w:p>
     <w:p>
@@ -2273,7 +2282,23 @@
           <w:sz w:val="28"/>
           <w:szCs w:val="26"/>
         </w:rPr>
-        <w:t xml:space="preserve">Is a process of checking the Correctness, Completeness, Security &amp; Quality of developed software application. </w:t>
+        <w:t xml:space="preserve">Is a process of checking the Correctness, Completeness, </w:t>
+      </w:r>
+      <w:proofErr w:type="gramStart"/>
+      <w:r>
+        <w:rPr>
+          <w:sz w:val="28"/>
+          <w:szCs w:val="26"/>
+        </w:rPr>
+        <w:t>Security</w:t>
+      </w:r>
+      <w:proofErr w:type="gramEnd"/>
+      <w:r>
+        <w:rPr>
+          <w:sz w:val="28"/>
+          <w:szCs w:val="26"/>
+        </w:rPr>
+        <w:t xml:space="preserve"> &amp; Quality of developed software application. </w:t>
       </w:r>
     </w:p>
     <w:p>
@@ -3250,6 +3275,7 @@
           <w:szCs w:val="26"/>
         </w:rPr>
       </w:pPr>
+      <w:proofErr w:type="spellStart"/>
       <w:r>
         <w:rPr>
           <w:sz w:val="28"/>
@@ -3257,6 +3283,7 @@
         </w:rPr>
         <w:t>RestAPI</w:t>
       </w:r>
+      <w:proofErr w:type="spellEnd"/>
     </w:p>
     <w:p>
       <w:pPr>
@@ -3396,91 +3423,1549 @@
         </w:rPr>
         <w:t xml:space="preserve">Process of </w:t>
       </w:r>
+      <w:r>
+        <w:rPr>
+          <w:b/>
+          <w:bCs/>
+          <w:sz w:val="28"/>
+          <w:szCs w:val="26"/>
+        </w:rPr>
+        <w:t>Automation</w:t>
+      </w:r>
+    </w:p>
+    <w:p>
+      <w:pPr>
+        <w:pStyle w:val="ListParagraph"/>
+        <w:numPr>
+          <w:ilvl w:val="0"/>
+          <w:numId w:val="7"/>
+        </w:numPr>
+        <w:rPr>
+          <w:sz w:val="28"/>
+          <w:szCs w:val="26"/>
+        </w:rPr>
+      </w:pPr>
+      <w:r>
+        <w:rPr>
+          <w:sz w:val="28"/>
+          <w:szCs w:val="26"/>
+        </w:rPr>
+        <w:t>Planning</w:t>
+      </w:r>
+    </w:p>
+    <w:p>
+      <w:pPr>
+        <w:pStyle w:val="ListParagraph"/>
+        <w:numPr>
+          <w:ilvl w:val="0"/>
+          <w:numId w:val="7"/>
+        </w:numPr>
+        <w:rPr>
+          <w:sz w:val="28"/>
+          <w:szCs w:val="26"/>
+        </w:rPr>
+      </w:pPr>
+      <w:r>
+        <w:rPr>
+          <w:sz w:val="28"/>
+          <w:szCs w:val="26"/>
+        </w:rPr>
+        <w:t>Selection of the tool</w:t>
+      </w:r>
+    </w:p>
+    <w:p>
+      <w:pPr>
+        <w:pStyle w:val="ListParagraph"/>
+        <w:numPr>
+          <w:ilvl w:val="1"/>
+          <w:numId w:val="7"/>
+        </w:numPr>
+        <w:rPr>
+          <w:sz w:val="28"/>
+          <w:szCs w:val="26"/>
+        </w:rPr>
+      </w:pPr>
+      <w:r>
+        <w:rPr>
+          <w:sz w:val="28"/>
+          <w:szCs w:val="26"/>
+        </w:rPr>
+        <w:lastRenderedPageBreak/>
+        <w:t>The type of application that you are testing</w:t>
+      </w:r>
+    </w:p>
+    <w:p>
+      <w:pPr>
+        <w:pStyle w:val="ListParagraph"/>
+        <w:numPr>
+          <w:ilvl w:val="1"/>
+          <w:numId w:val="7"/>
+        </w:numPr>
+        <w:rPr>
+          <w:sz w:val="28"/>
+          <w:szCs w:val="26"/>
+        </w:rPr>
+      </w:pPr>
+      <w:r>
+        <w:rPr>
+          <w:sz w:val="28"/>
+          <w:szCs w:val="26"/>
+        </w:rPr>
+        <w:t>Cost of tool</w:t>
+      </w:r>
+    </w:p>
+    <w:p>
+      <w:pPr>
+        <w:pStyle w:val="ListParagraph"/>
+        <w:numPr>
+          <w:ilvl w:val="1"/>
+          <w:numId w:val="7"/>
+        </w:numPr>
+        <w:rPr>
+          <w:sz w:val="28"/>
+          <w:szCs w:val="26"/>
+        </w:rPr>
+      </w:pPr>
+      <w:r>
+        <w:rPr>
+          <w:sz w:val="28"/>
+          <w:szCs w:val="26"/>
+        </w:rPr>
+        <w:t xml:space="preserve">Testers availability </w:t>
+      </w:r>
+    </w:p>
+    <w:p>
+      <w:pPr>
+        <w:pStyle w:val="ListParagraph"/>
+        <w:numPr>
+          <w:ilvl w:val="1"/>
+          <w:numId w:val="7"/>
+        </w:numPr>
+        <w:rPr>
+          <w:sz w:val="28"/>
+          <w:szCs w:val="26"/>
+        </w:rPr>
+      </w:pPr>
+      <w:r>
+        <w:rPr>
+          <w:sz w:val="28"/>
+          <w:szCs w:val="26"/>
+        </w:rPr>
+        <w:t>Easy of using the tool (Easy to use, learn)</w:t>
+      </w:r>
+    </w:p>
+    <w:p>
+      <w:pPr>
+        <w:pStyle w:val="ListParagraph"/>
+        <w:numPr>
+          <w:ilvl w:val="1"/>
+          <w:numId w:val="7"/>
+        </w:numPr>
+        <w:rPr>
+          <w:sz w:val="28"/>
+          <w:szCs w:val="26"/>
+        </w:rPr>
+      </w:pPr>
+      <w:r>
+        <w:rPr>
+          <w:sz w:val="28"/>
+          <w:szCs w:val="26"/>
+        </w:rPr>
+        <w:t>Community support</w:t>
+      </w:r>
+    </w:p>
+    <w:p>
+      <w:pPr>
+        <w:pStyle w:val="ListParagraph"/>
+        <w:numPr>
+          <w:ilvl w:val="1"/>
+          <w:numId w:val="7"/>
+        </w:numPr>
+        <w:rPr>
+          <w:sz w:val="28"/>
+          <w:szCs w:val="26"/>
+        </w:rPr>
+      </w:pPr>
+      <w:r>
+        <w:rPr>
+          <w:sz w:val="28"/>
+          <w:szCs w:val="26"/>
+        </w:rPr>
+        <w:t xml:space="preserve">Reporting facility </w:t>
+      </w:r>
+    </w:p>
+    <w:p>
+      <w:pPr>
+        <w:pStyle w:val="ListParagraph"/>
+        <w:numPr>
+          <w:ilvl w:val="0"/>
+          <w:numId w:val="7"/>
+        </w:numPr>
+        <w:rPr>
+          <w:sz w:val="28"/>
+          <w:szCs w:val="26"/>
+        </w:rPr>
+      </w:pPr>
+      <w:r>
+        <w:rPr>
+          <w:sz w:val="28"/>
+          <w:szCs w:val="26"/>
+        </w:rPr>
+        <w:t>Automation script creation (Code)</w:t>
+      </w:r>
+    </w:p>
+    <w:p>
+      <w:pPr>
+        <w:pStyle w:val="ListParagraph"/>
+        <w:numPr>
+          <w:ilvl w:val="0"/>
+          <w:numId w:val="7"/>
+        </w:numPr>
+        <w:rPr>
+          <w:sz w:val="28"/>
+          <w:szCs w:val="26"/>
+        </w:rPr>
+      </w:pPr>
+      <w:r>
+        <w:rPr>
+          <w:sz w:val="28"/>
+          <w:szCs w:val="26"/>
+        </w:rPr>
+        <w:t>Test Data Creation</w:t>
+      </w:r>
+    </w:p>
+    <w:p>
+      <w:pPr>
+        <w:pStyle w:val="ListParagraph"/>
+        <w:numPr>
+          <w:ilvl w:val="1"/>
+          <w:numId w:val="7"/>
+        </w:numPr>
+        <w:rPr>
+          <w:sz w:val="28"/>
+          <w:szCs w:val="26"/>
+        </w:rPr>
+      </w:pPr>
+      <w:r>
+        <w:rPr>
+          <w:sz w:val="28"/>
+          <w:szCs w:val="26"/>
+        </w:rPr>
+        <w:t>Real Data – data which is provided by client</w:t>
+      </w:r>
+    </w:p>
+    <w:p>
+      <w:pPr>
+        <w:pStyle w:val="ListParagraph"/>
+        <w:numPr>
+          <w:ilvl w:val="2"/>
+          <w:numId w:val="7"/>
+        </w:numPr>
+        <w:rPr>
+          <w:sz w:val="28"/>
+          <w:szCs w:val="26"/>
+        </w:rPr>
+      </w:pPr>
+      <w:r>
+        <w:rPr>
+          <w:sz w:val="28"/>
+          <w:szCs w:val="26"/>
+        </w:rPr>
+        <w:t>XML file</w:t>
+      </w:r>
+    </w:p>
+    <w:p>
+      <w:pPr>
+        <w:pStyle w:val="ListParagraph"/>
+        <w:numPr>
+          <w:ilvl w:val="2"/>
+          <w:numId w:val="7"/>
+        </w:numPr>
+        <w:rPr>
+          <w:sz w:val="28"/>
+          <w:szCs w:val="26"/>
+        </w:rPr>
+      </w:pPr>
+      <w:r>
+        <w:rPr>
+          <w:sz w:val="28"/>
+          <w:szCs w:val="26"/>
+        </w:rPr>
+        <w:t>Excel</w:t>
+      </w:r>
+    </w:p>
+    <w:p>
+      <w:pPr>
+        <w:pStyle w:val="ListParagraph"/>
+        <w:numPr>
+          <w:ilvl w:val="1"/>
+          <w:numId w:val="7"/>
+        </w:numPr>
+        <w:rPr>
+          <w:sz w:val="28"/>
+          <w:szCs w:val="26"/>
+        </w:rPr>
+      </w:pPr>
+      <w:r>
+        <w:rPr>
+          <w:sz w:val="28"/>
+          <w:szCs w:val="26"/>
+        </w:rPr>
+        <w:t>Synthetic Data – data which is created or considered by tester</w:t>
+      </w:r>
+    </w:p>
+    <w:p>
+      <w:pPr>
+        <w:pStyle w:val="ListParagraph"/>
+        <w:numPr>
+          <w:ilvl w:val="2"/>
+          <w:numId w:val="7"/>
+        </w:numPr>
+        <w:rPr>
+          <w:sz w:val="28"/>
+          <w:szCs w:val="26"/>
+        </w:rPr>
+      </w:pPr>
+      <w:r>
+        <w:rPr>
+          <w:sz w:val="28"/>
+          <w:szCs w:val="26"/>
+        </w:rPr>
+        <w:t>ECP</w:t>
+      </w:r>
+    </w:p>
+    <w:p>
+      <w:pPr>
+        <w:pStyle w:val="ListParagraph"/>
+        <w:numPr>
+          <w:ilvl w:val="2"/>
+          <w:numId w:val="7"/>
+        </w:numPr>
+        <w:rPr>
+          <w:sz w:val="28"/>
+          <w:szCs w:val="26"/>
+        </w:rPr>
+      </w:pPr>
+      <w:r>
+        <w:rPr>
+          <w:sz w:val="28"/>
+          <w:szCs w:val="26"/>
+        </w:rPr>
+        <w:t>BVA</w:t>
+      </w:r>
+    </w:p>
+    <w:p>
+      <w:pPr>
+        <w:pStyle w:val="ListParagraph"/>
+        <w:numPr>
+          <w:ilvl w:val="2"/>
+          <w:numId w:val="7"/>
+        </w:numPr>
+        <w:rPr>
+          <w:sz w:val="28"/>
+          <w:szCs w:val="26"/>
+        </w:rPr>
+      </w:pPr>
+      <w:r>
+        <w:rPr>
+          <w:sz w:val="28"/>
+          <w:szCs w:val="26"/>
+        </w:rPr>
+        <w:t>EG</w:t>
+      </w:r>
+    </w:p>
+    <w:p>
+      <w:pPr>
+        <w:pStyle w:val="ListParagraph"/>
+        <w:numPr>
+          <w:ilvl w:val="0"/>
+          <w:numId w:val="7"/>
+        </w:numPr>
+        <w:rPr>
+          <w:sz w:val="28"/>
+          <w:szCs w:val="26"/>
+        </w:rPr>
+      </w:pPr>
+      <w:r>
+        <w:rPr>
+          <w:sz w:val="28"/>
+          <w:szCs w:val="26"/>
+        </w:rPr>
+        <w:t xml:space="preserve">Execution </w:t>
+      </w:r>
+    </w:p>
+    <w:p>
+      <w:pPr>
+        <w:pStyle w:val="ListParagraph"/>
+        <w:numPr>
+          <w:ilvl w:val="0"/>
+          <w:numId w:val="7"/>
+        </w:numPr>
+        <w:rPr>
+          <w:sz w:val="28"/>
+          <w:szCs w:val="26"/>
+        </w:rPr>
+      </w:pPr>
+      <w:r>
+        <w:rPr>
+          <w:sz w:val="28"/>
+          <w:szCs w:val="26"/>
+        </w:rPr>
+        <w:t>Reporting</w:t>
+      </w:r>
+    </w:p>
+    <w:p>
+      <w:pPr>
+        <w:pStyle w:val="ListParagraph"/>
+        <w:numPr>
+          <w:ilvl w:val="0"/>
+          <w:numId w:val="7"/>
+        </w:numPr>
+        <w:rPr>
+          <w:sz w:val="28"/>
+          <w:szCs w:val="26"/>
+        </w:rPr>
+      </w:pPr>
+      <w:r>
+        <w:rPr>
+          <w:sz w:val="28"/>
+          <w:szCs w:val="26"/>
+        </w:rPr>
+        <w:t>Maintance</w:t>
+      </w:r>
+    </w:p>
+    <w:p>
+      <w:pPr>
+        <w:rPr>
+          <w:sz w:val="28"/>
+          <w:szCs w:val="26"/>
+        </w:rPr>
+      </w:pPr>
+    </w:p>
+    <w:p>
+      <w:pPr>
+        <w:rPr>
+          <w:b/>
+          <w:bCs/>
+          <w:sz w:val="28"/>
+          <w:szCs w:val="26"/>
+        </w:rPr>
+      </w:pPr>
+      <w:r>
+        <w:rPr>
+          <w:b/>
+          <w:bCs/>
+          <w:sz w:val="28"/>
+          <w:szCs w:val="26"/>
+        </w:rPr>
+        <w:t>Selenium</w:t>
+      </w:r>
+    </w:p>
+    <w:p>
+      <w:pPr>
+        <w:rPr>
+          <w:sz w:val="28"/>
+          <w:szCs w:val="26"/>
+        </w:rPr>
+      </w:pPr>
+      <w:r>
+        <w:rPr>
+          <w:sz w:val="28"/>
+          <w:szCs w:val="26"/>
+        </w:rPr>
+        <w:t xml:space="preserve">Selenium is a suite / bundle of test automation tool to test </w:t>
+      </w:r>
+      <w:r>
+        <w:rPr>
+          <w:b/>
+          <w:bCs/>
+          <w:sz w:val="28"/>
+          <w:szCs w:val="26"/>
+        </w:rPr>
+        <w:t>web based applications.  (Web Site)</w:t>
+      </w:r>
+    </w:p>
+    <w:p>
+      <w:pPr>
+        <w:rPr>
+          <w:b/>
+          <w:bCs/>
+          <w:sz w:val="28"/>
+          <w:szCs w:val="26"/>
+        </w:rPr>
+      </w:pPr>
+      <w:r>
+        <w:rPr>
+          <w:b/>
+          <w:bCs/>
+          <w:sz w:val="28"/>
+          <w:szCs w:val="26"/>
+        </w:rPr>
+        <w:t>Components of Selenium</w:t>
+      </w:r>
+    </w:p>
+    <w:p>
+      <w:pPr>
+        <w:pStyle w:val="ListParagraph"/>
+        <w:numPr>
+          <w:ilvl w:val="0"/>
+          <w:numId w:val="9"/>
+        </w:numPr>
+        <w:rPr>
+          <w:sz w:val="28"/>
+          <w:szCs w:val="26"/>
+        </w:rPr>
+      </w:pPr>
+      <w:r>
+        <w:rPr>
+          <w:sz w:val="28"/>
+          <w:szCs w:val="26"/>
+        </w:rPr>
+        <w:t>Selenium IDE (Record &amp; Playback)</w:t>
+      </w:r>
+    </w:p>
+    <w:p>
+      <w:pPr>
+        <w:pStyle w:val="ListParagraph"/>
+        <w:numPr>
+          <w:ilvl w:val="0"/>
+          <w:numId w:val="9"/>
+        </w:numPr>
+        <w:rPr>
+          <w:sz w:val="28"/>
+          <w:szCs w:val="26"/>
+        </w:rPr>
+      </w:pPr>
+      <w:r>
+        <w:rPr>
+          <w:sz w:val="28"/>
+          <w:szCs w:val="26"/>
+        </w:rPr>
+        <w:t>Selenium Grid (Parallel Execution)</w:t>
+      </w:r>
+    </w:p>
+    <w:p>
+      <w:pPr>
+        <w:pStyle w:val="ListParagraph"/>
+        <w:numPr>
+          <w:ilvl w:val="0"/>
+          <w:numId w:val="9"/>
+        </w:numPr>
+        <w:rPr>
+          <w:strike/>
+          <w:sz w:val="28"/>
+          <w:szCs w:val="26"/>
+        </w:rPr>
+      </w:pPr>
+      <w:r>
+        <w:rPr>
+          <w:strike/>
+          <w:sz w:val="28"/>
+          <w:szCs w:val="26"/>
+        </w:rPr>
+        <w:t>Selenium RC (Remote Control)</w:t>
+      </w:r>
+    </w:p>
+    <w:p>
+      <w:pPr>
+        <w:pStyle w:val="ListParagraph"/>
+        <w:numPr>
+          <w:ilvl w:val="0"/>
+          <w:numId w:val="9"/>
+        </w:numPr>
+        <w:rPr>
+          <w:sz w:val="28"/>
+          <w:szCs w:val="26"/>
+        </w:rPr>
+      </w:pPr>
+      <w:r>
+        <w:rPr>
+          <w:sz w:val="28"/>
+          <w:szCs w:val="26"/>
+        </w:rPr>
+        <w:t>Selenium WebDriver</w:t>
+      </w:r>
+    </w:p>
+    <w:p>
+      <w:pPr>
+        <w:rPr>
+          <w:sz w:val="28"/>
+          <w:szCs w:val="26"/>
+        </w:rPr>
+      </w:pPr>
+    </w:p>
+    <w:p>
+      <w:pPr>
+        <w:rPr>
+          <w:b/>
+          <w:bCs/>
+          <w:sz w:val="28"/>
+          <w:szCs w:val="26"/>
+        </w:rPr>
+      </w:pPr>
+      <w:r>
+        <w:rPr>
+          <w:b/>
+          <w:bCs/>
+          <w:sz w:val="28"/>
+          <w:szCs w:val="26"/>
+        </w:rPr>
+        <w:t>Selenium WebDriver</w:t>
+      </w:r>
+    </w:p>
+    <w:p>
+      <w:pPr>
+        <w:pStyle w:val="ListParagraph"/>
+        <w:numPr>
+          <w:ilvl w:val="0"/>
+          <w:numId w:val="10"/>
+        </w:numPr>
+        <w:rPr>
+          <w:sz w:val="28"/>
+          <w:szCs w:val="26"/>
+        </w:rPr>
+      </w:pPr>
+      <w:r>
+        <w:rPr>
+          <w:sz w:val="28"/>
+          <w:szCs w:val="26"/>
+        </w:rPr>
+        <w:t xml:space="preserve">It is the open source tool to test web based application </w:t>
+      </w:r>
+    </w:p>
+    <w:p>
+      <w:pPr>
+        <w:pStyle w:val="ListParagraph"/>
+        <w:numPr>
+          <w:ilvl w:val="0"/>
+          <w:numId w:val="10"/>
+        </w:numPr>
+        <w:rPr>
+          <w:sz w:val="28"/>
+          <w:szCs w:val="26"/>
+        </w:rPr>
+      </w:pPr>
+      <w:r>
+        <w:rPr>
+          <w:sz w:val="28"/>
+          <w:szCs w:val="26"/>
+        </w:rPr>
+        <w:t>It is an API</w:t>
+      </w:r>
+    </w:p>
+    <w:p>
+      <w:pPr>
+        <w:pStyle w:val="ListParagraph"/>
+        <w:numPr>
+          <w:ilvl w:val="0"/>
+          <w:numId w:val="10"/>
+        </w:numPr>
+        <w:rPr>
+          <w:sz w:val="28"/>
+          <w:szCs w:val="26"/>
+        </w:rPr>
+      </w:pPr>
+      <w:r>
+        <w:rPr>
+          <w:sz w:val="28"/>
+          <w:szCs w:val="26"/>
+        </w:rPr>
+        <w:t>WebDriver is an interface of Java</w:t>
+      </w:r>
+    </w:p>
+    <w:p>
+      <w:pPr>
+        <w:pStyle w:val="ListParagraph"/>
+        <w:numPr>
+          <w:ilvl w:val="0"/>
+          <w:numId w:val="10"/>
+        </w:numPr>
+        <w:rPr>
+          <w:sz w:val="28"/>
+          <w:szCs w:val="26"/>
+        </w:rPr>
+      </w:pPr>
+      <w:r>
+        <w:rPr>
+          <w:sz w:val="28"/>
+          <w:szCs w:val="26"/>
+        </w:rPr>
+        <w:t>It is very popular tool in automation industry</w:t>
+      </w:r>
+    </w:p>
+    <w:p>
+      <w:pPr>
+        <w:pStyle w:val="ListParagraph"/>
+        <w:numPr>
+          <w:ilvl w:val="0"/>
+          <w:numId w:val="10"/>
+        </w:numPr>
+        <w:rPr>
+          <w:sz w:val="28"/>
+          <w:szCs w:val="26"/>
+        </w:rPr>
+      </w:pPr>
+      <w:r>
+        <w:rPr>
+          <w:sz w:val="28"/>
+          <w:szCs w:val="26"/>
+        </w:rPr>
+        <w:t>Very easy to use &amp; learn</w:t>
+      </w:r>
+    </w:p>
+    <w:p>
+      <w:pPr>
+        <w:pStyle w:val="ListParagraph"/>
+        <w:numPr>
+          <w:ilvl w:val="0"/>
+          <w:numId w:val="10"/>
+        </w:numPr>
+        <w:rPr>
+          <w:sz w:val="28"/>
+          <w:szCs w:val="26"/>
+        </w:rPr>
+      </w:pPr>
+      <w:r>
+        <w:rPr>
+          <w:sz w:val="28"/>
+          <w:szCs w:val="26"/>
+        </w:rPr>
+        <w:lastRenderedPageBreak/>
+        <w:t>Supports multiple languages like Java, Python, JavaScript, C#. Net &amp; Ruby</w:t>
+      </w:r>
+    </w:p>
+    <w:p>
+      <w:pPr>
+        <w:pStyle w:val="ListParagraph"/>
+        <w:numPr>
+          <w:ilvl w:val="0"/>
+          <w:numId w:val="10"/>
+        </w:numPr>
+        <w:rPr>
+          <w:sz w:val="28"/>
+          <w:szCs w:val="26"/>
+        </w:rPr>
+      </w:pPr>
+      <w:r>
+        <w:rPr>
+          <w:sz w:val="28"/>
+          <w:szCs w:val="26"/>
+        </w:rPr>
+        <w:t>Selenium WebDriver script can be executed on any browser any platform (OS)</w:t>
+      </w:r>
+    </w:p>
+    <w:p>
+      <w:pPr>
+        <w:rPr>
+          <w:sz w:val="28"/>
+          <w:szCs w:val="26"/>
+        </w:rPr>
+      </w:pPr>
+    </w:p>
+    <w:p>
+      <w:pPr>
+        <w:rPr>
+          <w:b/>
+          <w:bCs/>
+          <w:sz w:val="28"/>
+          <w:szCs w:val="26"/>
+        </w:rPr>
+      </w:pPr>
+      <w:r>
+        <w:rPr>
+          <w:b/>
+          <w:bCs/>
+          <w:sz w:val="28"/>
+          <w:szCs w:val="26"/>
+        </w:rPr>
+        <w:t>Pre-requisite for Selenium WebDriver</w:t>
+      </w:r>
+    </w:p>
+    <w:p>
+      <w:pPr>
+        <w:pStyle w:val="ListParagraph"/>
+        <w:numPr>
+          <w:ilvl w:val="0"/>
+          <w:numId w:val="11"/>
+        </w:numPr>
+        <w:rPr>
+          <w:sz w:val="28"/>
+          <w:szCs w:val="26"/>
+        </w:rPr>
+      </w:pPr>
+      <w:r>
+        <w:rPr>
+          <w:sz w:val="28"/>
+          <w:szCs w:val="26"/>
+        </w:rPr>
+        <w:t>Minimum Windows 10</w:t>
+      </w:r>
+    </w:p>
+    <w:p>
+      <w:pPr>
+        <w:pStyle w:val="ListParagraph"/>
+        <w:numPr>
+          <w:ilvl w:val="0"/>
+          <w:numId w:val="11"/>
+        </w:numPr>
+        <w:rPr>
+          <w:sz w:val="28"/>
+          <w:szCs w:val="26"/>
+        </w:rPr>
+      </w:pPr>
+      <w:r>
+        <w:rPr>
+          <w:sz w:val="28"/>
+          <w:szCs w:val="26"/>
+        </w:rPr>
+        <w:t>Any one updated browser</w:t>
+      </w:r>
+    </w:p>
+    <w:p>
+      <w:pPr>
+        <w:pStyle w:val="ListParagraph"/>
+        <w:numPr>
+          <w:ilvl w:val="0"/>
+          <w:numId w:val="11"/>
+        </w:numPr>
+        <w:rPr>
+          <w:sz w:val="28"/>
+          <w:szCs w:val="26"/>
+        </w:rPr>
+      </w:pPr>
+      <w:r>
+        <w:rPr>
+          <w:sz w:val="28"/>
+          <w:szCs w:val="26"/>
+        </w:rPr>
+        <w:t>Minimum JDK 11</w:t>
+      </w:r>
+    </w:p>
+    <w:p>
+      <w:pPr>
+        <w:pStyle w:val="ListParagraph"/>
+        <w:numPr>
+          <w:ilvl w:val="1"/>
+          <w:numId w:val="11"/>
+        </w:numPr>
+        <w:rPr>
+          <w:sz w:val="28"/>
+          <w:szCs w:val="26"/>
+        </w:rPr>
+      </w:pPr>
+      <w:r>
+        <w:rPr>
+          <w:sz w:val="28"/>
+          <w:szCs w:val="26"/>
+        </w:rPr>
+        <w:t xml:space="preserve">Fire the command on Command Prompt </w:t>
+      </w:r>
+      <w:r>
+        <w:rPr>
+          <w:sz w:val="28"/>
+          <w:szCs w:val="26"/>
+        </w:rPr>
+        <w:t>Java –version</w:t>
+      </w:r>
+    </w:p>
+    <w:p>
+      <w:pPr>
+        <w:pStyle w:val="ListParagraph"/>
+        <w:numPr>
+          <w:ilvl w:val="0"/>
+          <w:numId w:val="11"/>
+        </w:numPr>
+        <w:rPr>
+          <w:sz w:val="28"/>
+          <w:szCs w:val="26"/>
+        </w:rPr>
+      </w:pPr>
+      <w:r>
+        <w:rPr>
+          <w:sz w:val="28"/>
+          <w:szCs w:val="26"/>
+        </w:rPr>
+        <w:t xml:space="preserve">IDE </w:t>
+      </w:r>
+    </w:p>
+    <w:p>
+      <w:pPr>
+        <w:pStyle w:val="ListParagraph"/>
+        <w:numPr>
+          <w:ilvl w:val="1"/>
+          <w:numId w:val="11"/>
+        </w:numPr>
+        <w:rPr>
+          <w:sz w:val="28"/>
+          <w:szCs w:val="26"/>
+        </w:rPr>
+      </w:pPr>
+      <w:r>
+        <w:rPr>
+          <w:sz w:val="28"/>
+          <w:szCs w:val="26"/>
+        </w:rPr>
+        <w:t>Eclipse</w:t>
+      </w:r>
+    </w:p>
+    <w:p>
+      <w:pPr>
+        <w:pStyle w:val="ListParagraph"/>
+        <w:numPr>
+          <w:ilvl w:val="1"/>
+          <w:numId w:val="11"/>
+        </w:numPr>
+        <w:rPr>
+          <w:sz w:val="28"/>
+          <w:szCs w:val="26"/>
+        </w:rPr>
+      </w:pPr>
+      <w:r>
+        <w:rPr>
+          <w:sz w:val="28"/>
+          <w:szCs w:val="26"/>
+        </w:rPr>
+        <w:t>VS Code</w:t>
+      </w:r>
+    </w:p>
+    <w:p>
+      <w:pPr>
+        <w:pStyle w:val="ListParagraph"/>
+        <w:numPr>
+          <w:ilvl w:val="1"/>
+          <w:numId w:val="11"/>
+        </w:numPr>
+        <w:rPr>
+          <w:sz w:val="28"/>
+          <w:szCs w:val="26"/>
+        </w:rPr>
+      </w:pPr>
+      <w:r>
+        <w:rPr>
+          <w:sz w:val="28"/>
+          <w:szCs w:val="26"/>
+        </w:rPr>
+        <w:t>Idea Intellij</w:t>
+      </w:r>
+    </w:p>
+    <w:p>
+      <w:pPr>
+        <w:pStyle w:val="ListParagraph"/>
+        <w:numPr>
+          <w:ilvl w:val="0"/>
+          <w:numId w:val="11"/>
+        </w:numPr>
+        <w:rPr>
+          <w:sz w:val="28"/>
+          <w:szCs w:val="26"/>
+        </w:rPr>
+      </w:pPr>
+      <w:r>
+        <w:rPr>
+          <w:sz w:val="28"/>
+          <w:szCs w:val="26"/>
+        </w:rPr>
+        <w:t>Selenium WebDriver Jar file</w:t>
+      </w:r>
+    </w:p>
+    <w:p>
+      <w:pPr>
+        <w:pStyle w:val="ListParagraph"/>
+        <w:numPr>
+          <w:ilvl w:val="0"/>
+          <w:numId w:val="11"/>
+        </w:numPr>
+        <w:rPr>
+          <w:sz w:val="28"/>
+          <w:szCs w:val="26"/>
+        </w:rPr>
+      </w:pPr>
+      <w:r>
+        <w:rPr>
+          <w:sz w:val="28"/>
+          <w:szCs w:val="26"/>
+        </w:rPr>
+        <w:t>Let’s create 2 folders with name</w:t>
+      </w:r>
+    </w:p>
+    <w:p>
+      <w:pPr>
+        <w:pStyle w:val="ListParagraph"/>
+        <w:numPr>
+          <w:ilvl w:val="1"/>
+          <w:numId w:val="11"/>
+        </w:numPr>
+        <w:rPr>
+          <w:sz w:val="28"/>
+          <w:szCs w:val="26"/>
+        </w:rPr>
+      </w:pPr>
+      <w:proofErr w:type="spellStart"/>
+      <w:r>
+        <w:rPr>
+          <w:sz w:val="28"/>
+          <w:szCs w:val="26"/>
+        </w:rPr>
+        <w:t>YourName_SeleniumDemos</w:t>
+      </w:r>
+      <w:proofErr w:type="spellEnd"/>
+    </w:p>
+    <w:p>
+      <w:pPr>
+        <w:pStyle w:val="ListParagraph"/>
+        <w:numPr>
+          <w:ilvl w:val="1"/>
+          <w:numId w:val="11"/>
+        </w:numPr>
+        <w:rPr>
+          <w:sz w:val="28"/>
+          <w:szCs w:val="26"/>
+        </w:rPr>
+      </w:pPr>
+      <w:r>
+        <w:rPr>
+          <w:sz w:val="28"/>
+          <w:szCs w:val="26"/>
+        </w:rPr>
+        <w:t>Selenium Jar Files</w:t>
+      </w:r>
+    </w:p>
+    <w:p>
+      <w:pPr>
+        <w:rPr>
+          <w:sz w:val="28"/>
+          <w:szCs w:val="26"/>
+        </w:rPr>
+      </w:pPr>
+    </w:p>
+    <w:p>
+      <w:pPr>
+        <w:rPr>
+          <w:b/>
+          <w:bCs/>
+          <w:sz w:val="28"/>
+          <w:szCs w:val="26"/>
+        </w:rPr>
+      </w:pPr>
+      <w:r>
+        <w:rPr>
+          <w:b/>
+          <w:bCs/>
+          <w:sz w:val="28"/>
+          <w:szCs w:val="26"/>
+        </w:rPr>
+        <w:t>Configuration</w:t>
+      </w:r>
+    </w:p>
+    <w:p>
+      <w:pPr>
+        <w:pStyle w:val="ListParagraph"/>
+        <w:numPr>
+          <w:ilvl w:val="0"/>
+          <w:numId w:val="13"/>
+        </w:numPr>
+        <w:rPr>
+          <w:sz w:val="28"/>
+          <w:szCs w:val="26"/>
+        </w:rPr>
+      </w:pPr>
+      <w:r>
+        <w:rPr>
+          <w:sz w:val="28"/>
+          <w:szCs w:val="26"/>
+        </w:rPr>
+        <w:t xml:space="preserve">Open </w:t>
+      </w:r>
+      <w:proofErr w:type="spellStart"/>
+      <w:r>
+        <w:rPr>
+          <w:sz w:val="28"/>
+          <w:szCs w:val="26"/>
+        </w:rPr>
+        <w:t>selenium.dev</w:t>
+      </w:r>
+      <w:proofErr w:type="spellEnd"/>
+      <w:r>
+        <w:rPr>
+          <w:sz w:val="28"/>
+          <w:szCs w:val="26"/>
+        </w:rPr>
+        <w:t xml:space="preserve"> site</w:t>
+      </w:r>
+    </w:p>
+    <w:p>
+      <w:pPr>
+        <w:pStyle w:val="ListParagraph"/>
+        <w:numPr>
+          <w:ilvl w:val="0"/>
+          <w:numId w:val="13"/>
+        </w:numPr>
+        <w:rPr>
+          <w:sz w:val="28"/>
+          <w:szCs w:val="26"/>
+        </w:rPr>
+      </w:pPr>
+      <w:r>
+        <w:rPr>
+          <w:sz w:val="28"/>
+          <w:szCs w:val="26"/>
+        </w:rPr>
+        <w:t>Click on Downloads</w:t>
+      </w:r>
+    </w:p>
+    <w:p>
+      <w:pPr>
+        <w:pStyle w:val="ListParagraph"/>
+        <w:numPr>
+          <w:ilvl w:val="0"/>
+          <w:numId w:val="13"/>
+        </w:numPr>
+        <w:rPr>
+          <w:sz w:val="28"/>
+          <w:szCs w:val="26"/>
+        </w:rPr>
+      </w:pPr>
+      <w:r>
+        <w:rPr>
+          <w:sz w:val="28"/>
+          <w:szCs w:val="26"/>
+        </w:rPr>
+        <w:t>Download</w:t>
+      </w:r>
+      <w:r>
+        <w:rPr>
+          <w:rFonts w:ascii="Segoe UI" w:hAnsi="Segoe UI" w:cs="Segoe UI"/>
+          <w:color w:val="343A40"/>
+          <w:shd w:val="clear" w:color="auto" w:fill="FFFFFF"/>
+        </w:rPr>
+        <w:t xml:space="preserve"> - </w:t>
+      </w:r>
+      <w:r>
+        <w:rPr>
+          <w:rFonts w:ascii="Segoe UI" w:hAnsi="Segoe UI" w:cs="Segoe UI"/>
+          <w:color w:val="343A40"/>
+          <w:shd w:val="clear" w:color="auto" w:fill="FFFFFF"/>
+        </w:rPr>
+        <w:t xml:space="preserve">Latest stable version </w:t>
+      </w:r>
+      <w:hyperlink r:id="rId5" w:history="1">
+        <w:r>
+          <w:rPr>
+            <w:rStyle w:val="Hyperlink"/>
+            <w:rFonts w:ascii="Segoe UI" w:hAnsi="Segoe UI" w:cs="Segoe UI"/>
+            <w:shd w:val="clear" w:color="auto" w:fill="FFFFFF"/>
+          </w:rPr>
+          <w:t>4.51.0</w:t>
+        </w:r>
+      </w:hyperlink>
+    </w:p>
+    <w:p>
+      <w:pPr>
+        <w:pStyle w:val="ListParagraph"/>
+        <w:numPr>
+          <w:ilvl w:val="0"/>
+          <w:numId w:val="13"/>
+        </w:numPr>
+        <w:rPr>
+          <w:sz w:val="28"/>
+          <w:szCs w:val="26"/>
+        </w:rPr>
+      </w:pPr>
+      <w:r>
+        <w:rPr>
+          <w:sz w:val="28"/>
+          <w:szCs w:val="26"/>
+        </w:rPr>
+        <w:t>Open Downloads folder</w:t>
+      </w:r>
+    </w:p>
+    <w:p>
+      <w:pPr>
+        <w:pStyle w:val="ListParagraph"/>
+        <w:numPr>
+          <w:ilvl w:val="0"/>
+          <w:numId w:val="13"/>
+        </w:numPr>
+        <w:rPr>
+          <w:sz w:val="28"/>
+          <w:szCs w:val="26"/>
+        </w:rPr>
+      </w:pPr>
+      <w:r>
+        <w:rPr>
+          <w:sz w:val="28"/>
+          <w:szCs w:val="26"/>
+        </w:rPr>
+        <w:t>Copy the file which is downloaded in step 3</w:t>
+      </w:r>
+    </w:p>
+    <w:p>
+      <w:pPr>
+        <w:pStyle w:val="ListParagraph"/>
+        <w:numPr>
+          <w:ilvl w:val="0"/>
+          <w:numId w:val="13"/>
+        </w:numPr>
+        <w:rPr>
+          <w:sz w:val="28"/>
+          <w:szCs w:val="26"/>
+        </w:rPr>
+      </w:pPr>
+      <w:r>
+        <w:rPr>
+          <w:sz w:val="28"/>
+          <w:szCs w:val="26"/>
+        </w:rPr>
+        <w:t>Paste this file in the 2</w:t>
+      </w:r>
+      <w:r>
+        <w:rPr>
+          <w:sz w:val="28"/>
+          <w:szCs w:val="26"/>
+          <w:vertAlign w:val="superscript"/>
+        </w:rPr>
+        <w:t>nd</w:t>
+      </w:r>
+      <w:r>
+        <w:rPr>
+          <w:sz w:val="28"/>
+          <w:szCs w:val="26"/>
+        </w:rPr>
+        <w:t xml:space="preserve"> folder which we have created in earlier step (Pre-requisite) Selenium Jar Files</w:t>
+      </w:r>
+    </w:p>
+    <w:p>
+      <w:pPr>
+        <w:pStyle w:val="ListParagraph"/>
+        <w:numPr>
+          <w:ilvl w:val="0"/>
+          <w:numId w:val="13"/>
+        </w:numPr>
+        <w:rPr>
+          <w:sz w:val="28"/>
+          <w:szCs w:val="26"/>
+        </w:rPr>
+      </w:pPr>
+      <w:r>
+        <w:rPr>
+          <w:sz w:val="28"/>
+          <w:szCs w:val="26"/>
+        </w:rPr>
+        <w:t>Open Eclipse</w:t>
+      </w:r>
+    </w:p>
+    <w:p>
+      <w:pPr>
+        <w:pStyle w:val="ListParagraph"/>
+        <w:numPr>
+          <w:ilvl w:val="0"/>
+          <w:numId w:val="13"/>
+        </w:numPr>
+        <w:rPr>
+          <w:sz w:val="28"/>
+          <w:szCs w:val="26"/>
+        </w:rPr>
+      </w:pPr>
+      <w:r>
+        <w:rPr>
+          <w:sz w:val="28"/>
+          <w:szCs w:val="26"/>
+        </w:rPr>
+        <w:t>Select 1</w:t>
+      </w:r>
+      <w:r>
+        <w:rPr>
+          <w:sz w:val="28"/>
+          <w:szCs w:val="26"/>
+          <w:vertAlign w:val="superscript"/>
+        </w:rPr>
+        <w:t>st</w:t>
+      </w:r>
+      <w:r>
+        <w:rPr>
+          <w:sz w:val="28"/>
+          <w:szCs w:val="26"/>
+        </w:rPr>
+        <w:t xml:space="preserve"> folder (</w:t>
+      </w:r>
+      <w:proofErr w:type="spellStart"/>
+      <w:r>
+        <w:rPr>
+          <w:sz w:val="28"/>
+          <w:szCs w:val="26"/>
+        </w:rPr>
+        <w:t>YourName_SeleniumDemos</w:t>
+      </w:r>
+      <w:proofErr w:type="spellEnd"/>
+      <w:r>
+        <w:rPr>
+          <w:sz w:val="28"/>
+          <w:szCs w:val="26"/>
+        </w:rPr>
+        <w:t xml:space="preserve">) as a workspace </w:t>
+      </w:r>
+    </w:p>
+    <w:p>
+      <w:pPr>
+        <w:pStyle w:val="ListParagraph"/>
+        <w:numPr>
+          <w:ilvl w:val="0"/>
+          <w:numId w:val="13"/>
+        </w:numPr>
+        <w:rPr>
+          <w:sz w:val="28"/>
+          <w:szCs w:val="26"/>
+        </w:rPr>
+      </w:pPr>
+      <w:r>
+        <w:rPr>
+          <w:sz w:val="28"/>
+          <w:szCs w:val="26"/>
+        </w:rPr>
+        <w:t>Click on Launch</w:t>
+      </w:r>
+    </w:p>
+    <w:p>
+      <w:pPr>
+        <w:pStyle w:val="ListParagraph"/>
+        <w:numPr>
+          <w:ilvl w:val="0"/>
+          <w:numId w:val="13"/>
+        </w:numPr>
+        <w:rPr>
+          <w:sz w:val="28"/>
+          <w:szCs w:val="26"/>
+        </w:rPr>
+      </w:pPr>
+      <w:r>
+        <w:rPr>
+          <w:sz w:val="28"/>
+          <w:szCs w:val="26"/>
+        </w:rPr>
+        <w:t>In Eclipse close the welcome window</w:t>
+      </w:r>
+    </w:p>
+    <w:p>
+      <w:pPr>
+        <w:pStyle w:val="ListParagraph"/>
+        <w:numPr>
+          <w:ilvl w:val="0"/>
+          <w:numId w:val="13"/>
+        </w:numPr>
+        <w:rPr>
+          <w:sz w:val="28"/>
+          <w:szCs w:val="26"/>
+        </w:rPr>
+      </w:pPr>
+      <w:r>
+        <w:rPr>
+          <w:sz w:val="28"/>
+          <w:szCs w:val="26"/>
+        </w:rPr>
+        <w:t>Create a Project</w:t>
+      </w:r>
+    </w:p>
+    <w:p>
+      <w:pPr>
+        <w:pStyle w:val="ListParagraph"/>
+        <w:numPr>
+          <w:ilvl w:val="1"/>
+          <w:numId w:val="13"/>
+        </w:numPr>
+        <w:rPr>
+          <w:sz w:val="28"/>
+          <w:szCs w:val="26"/>
+        </w:rPr>
+      </w:pPr>
+      <w:r>
+        <w:rPr>
+          <w:sz w:val="28"/>
+          <w:szCs w:val="26"/>
+        </w:rPr>
+        <w:t xml:space="preserve">File </w:t>
+      </w:r>
+      <w:r>
+        <w:rPr>
+          <w:sz w:val="28"/>
+          <w:szCs w:val="26"/>
+        </w:rPr>
+        <w:sym w:font="Wingdings" w:char="F0E0"/>
+      </w:r>
+      <w:r>
+        <w:rPr>
+          <w:sz w:val="28"/>
+          <w:szCs w:val="26"/>
+        </w:rPr>
+        <w:t xml:space="preserve"> New </w:t>
+      </w:r>
+      <w:r>
+        <w:rPr>
+          <w:sz w:val="28"/>
+          <w:szCs w:val="26"/>
+        </w:rPr>
+        <w:sym w:font="Wingdings" w:char="F0E0"/>
+      </w:r>
+      <w:r>
+        <w:rPr>
+          <w:sz w:val="28"/>
+          <w:szCs w:val="26"/>
+        </w:rPr>
+        <w:t xml:space="preserve"> Java Project</w:t>
+      </w:r>
+    </w:p>
+    <w:p>
+      <w:pPr>
+        <w:pStyle w:val="ListParagraph"/>
+        <w:numPr>
+          <w:ilvl w:val="1"/>
+          <w:numId w:val="13"/>
+        </w:numPr>
+        <w:rPr>
+          <w:sz w:val="28"/>
+          <w:szCs w:val="26"/>
+        </w:rPr>
+      </w:pPr>
+      <w:r>
+        <w:rPr>
+          <w:sz w:val="28"/>
+          <w:szCs w:val="26"/>
+        </w:rPr>
+        <w:t>Give the name to project</w:t>
+      </w:r>
+    </w:p>
+    <w:p>
+      <w:pPr>
+        <w:pStyle w:val="ListParagraph"/>
+        <w:numPr>
+          <w:ilvl w:val="1"/>
+          <w:numId w:val="13"/>
+        </w:numPr>
+        <w:rPr>
+          <w:sz w:val="28"/>
+          <w:szCs w:val="26"/>
+        </w:rPr>
+      </w:pPr>
+      <w:r>
+        <w:rPr>
+          <w:sz w:val="28"/>
+          <w:szCs w:val="26"/>
+        </w:rPr>
+        <w:t>Select any Java version greater than 11</w:t>
+      </w:r>
+    </w:p>
+    <w:p>
+      <w:pPr>
+        <w:pStyle w:val="ListParagraph"/>
+        <w:numPr>
+          <w:ilvl w:val="1"/>
+          <w:numId w:val="13"/>
+        </w:numPr>
+        <w:rPr>
+          <w:sz w:val="28"/>
+          <w:szCs w:val="26"/>
+        </w:rPr>
+      </w:pPr>
+      <w:r>
+        <w:rPr>
+          <w:b/>
+          <w:bCs/>
+          <w:sz w:val="28"/>
+          <w:szCs w:val="26"/>
+        </w:rPr>
+        <w:t>Uncheck create module-info.java file checkbox</w:t>
+      </w:r>
+    </w:p>
+    <w:p>
+      <w:pPr>
+        <w:pStyle w:val="ListParagraph"/>
+        <w:numPr>
+          <w:ilvl w:val="1"/>
+          <w:numId w:val="13"/>
+        </w:numPr>
+        <w:rPr>
+          <w:sz w:val="28"/>
+          <w:szCs w:val="26"/>
+        </w:rPr>
+      </w:pPr>
+      <w:r>
+        <w:rPr>
+          <w:sz w:val="28"/>
+          <w:szCs w:val="26"/>
+        </w:rPr>
+        <w:lastRenderedPageBreak/>
+        <w:t>Click on Finish</w:t>
+      </w:r>
+    </w:p>
+    <w:p>
+      <w:pPr>
+        <w:pStyle w:val="ListParagraph"/>
+        <w:numPr>
+          <w:ilvl w:val="0"/>
+          <w:numId w:val="13"/>
+        </w:numPr>
+        <w:rPr>
+          <w:sz w:val="28"/>
+          <w:szCs w:val="26"/>
+        </w:rPr>
+      </w:pPr>
+      <w:r>
+        <w:rPr>
+          <w:sz w:val="28"/>
+          <w:szCs w:val="26"/>
+        </w:rPr>
+        <w:t xml:space="preserve">Create a package inside the project (Specially in </w:t>
+      </w:r>
+      <w:proofErr w:type="spellStart"/>
+      <w:r>
+        <w:rPr>
+          <w:sz w:val="28"/>
+          <w:szCs w:val="26"/>
+        </w:rPr>
+        <w:t>src</w:t>
+      </w:r>
+      <w:proofErr w:type="spellEnd"/>
+      <w:r>
+        <w:rPr>
+          <w:sz w:val="28"/>
+          <w:szCs w:val="26"/>
+        </w:rPr>
+        <w:t xml:space="preserve"> folder)</w:t>
+      </w:r>
+    </w:p>
+    <w:p>
+      <w:pPr>
+        <w:pStyle w:val="ListParagraph"/>
+        <w:numPr>
+          <w:ilvl w:val="0"/>
+          <w:numId w:val="13"/>
+        </w:numPr>
+        <w:rPr>
+          <w:sz w:val="28"/>
+          <w:szCs w:val="26"/>
+        </w:rPr>
+      </w:pPr>
+      <w:r>
+        <w:rPr>
+          <w:sz w:val="28"/>
+          <w:szCs w:val="26"/>
+        </w:rPr>
+        <w:t>Create a class inside this package</w:t>
+      </w:r>
+    </w:p>
+    <w:p>
+      <w:pPr>
+        <w:pStyle w:val="ListParagraph"/>
+        <w:numPr>
+          <w:ilvl w:val="0"/>
+          <w:numId w:val="13"/>
+        </w:numPr>
+        <w:rPr>
+          <w:sz w:val="28"/>
+          <w:szCs w:val="26"/>
+        </w:rPr>
+      </w:pPr>
       <w:bookmarkStart w:id="0" w:name="_GoBack"/>
       <w:bookmarkEnd w:id="0"/>
-      <w:r>
-        <w:rPr>
-          <w:b/>
-          <w:bCs/>
-          <w:sz w:val="28"/>
-          <w:szCs w:val="26"/>
-        </w:rPr>
-        <w:t>Automation</w:t>
-      </w:r>
-    </w:p>
-    <w:p>
-      <w:pPr>
-        <w:pStyle w:val="ListParagraph"/>
-        <w:numPr>
-          <w:ilvl w:val="0"/>
-          <w:numId w:val="7"/>
-        </w:numPr>
-        <w:rPr>
-          <w:sz w:val="28"/>
-          <w:szCs w:val="26"/>
-        </w:rPr>
-      </w:pPr>
-      <w:r>
-        <w:rPr>
-          <w:sz w:val="28"/>
-          <w:szCs w:val="26"/>
-        </w:rPr>
-        <w:t>Planning</w:t>
-      </w:r>
-    </w:p>
-    <w:p>
-      <w:pPr>
-        <w:pStyle w:val="ListParagraph"/>
-        <w:numPr>
-          <w:ilvl w:val="0"/>
-          <w:numId w:val="7"/>
-        </w:numPr>
-        <w:rPr>
-          <w:sz w:val="28"/>
-          <w:szCs w:val="26"/>
-        </w:rPr>
-      </w:pPr>
-      <w:r>
-        <w:rPr>
-          <w:sz w:val="28"/>
-          <w:szCs w:val="26"/>
-        </w:rPr>
-        <w:t>Selection of the tool</w:t>
-      </w:r>
-    </w:p>
-    <w:p>
-      <w:pPr>
-        <w:pStyle w:val="ListParagraph"/>
-        <w:numPr>
-          <w:ilvl w:val="1"/>
-          <w:numId w:val="7"/>
-        </w:numPr>
-        <w:rPr>
-          <w:sz w:val="28"/>
-          <w:szCs w:val="26"/>
-        </w:rPr>
-      </w:pPr>
-      <w:r>
-        <w:rPr>
-          <w:sz w:val="28"/>
-          <w:szCs w:val="26"/>
-        </w:rPr>
-        <w:lastRenderedPageBreak/>
-        <w:t>The type of application that you are testing</w:t>
-      </w:r>
-    </w:p>
-    <w:p>
-      <w:pPr>
-        <w:pStyle w:val="ListParagraph"/>
-        <w:numPr>
-          <w:ilvl w:val="1"/>
-          <w:numId w:val="7"/>
-        </w:numPr>
-        <w:rPr>
-          <w:sz w:val="28"/>
-          <w:szCs w:val="26"/>
-        </w:rPr>
-      </w:pPr>
     </w:p>
     <w:sectPr>
       <w:pgSz w:w="11906" w:h="16838"/>
@@ -3872,6 +5357,95 @@
     </w:lvl>
   </w:abstractNum>
   <w:abstractNum w:abstractNumId="4">
+    <w:nsid w:val="18FD49B9"/>
+    <w:multiLevelType w:val="hybridMultilevel"/>
+    <w:tmpl w:val="3ACE7922"/>
+    <w:lvl w:ilvl="0" w:tplc="4009000F">
+      <w:start w:val="1"/>
+      <w:numFmt w:val="decimal"/>
+      <w:lvlText w:val="%1."/>
+      <w:lvlJc w:val="left"/>
+      <w:pPr>
+        <w:ind w:left="720" w:hanging="360"/>
+      </w:pPr>
+      <w:rPr>
+        <w:rFonts w:hint="default"/>
+      </w:rPr>
+    </w:lvl>
+    <w:lvl w:ilvl="1" w:tplc="40090019">
+      <w:start w:val="1"/>
+      <w:numFmt w:val="lowerLetter"/>
+      <w:lvlText w:val="%2."/>
+      <w:lvlJc w:val="left"/>
+      <w:pPr>
+        <w:ind w:left="1440" w:hanging="360"/>
+      </w:pPr>
+    </w:lvl>
+    <w:lvl w:ilvl="2" w:tplc="4009001B" w:tentative="1">
+      <w:start w:val="1"/>
+      <w:numFmt w:val="lowerRoman"/>
+      <w:lvlText w:val="%3."/>
+      <w:lvlJc w:val="right"/>
+      <w:pPr>
+        <w:ind w:left="2160" w:hanging="180"/>
+      </w:pPr>
+    </w:lvl>
+    <w:lvl w:ilvl="3" w:tplc="4009000F" w:tentative="1">
+      <w:start w:val="1"/>
+      <w:numFmt w:val="decimal"/>
+      <w:lvlText w:val="%4."/>
+      <w:lvlJc w:val="left"/>
+      <w:pPr>
+        <w:ind w:left="2880" w:hanging="360"/>
+      </w:pPr>
+    </w:lvl>
+    <w:lvl w:ilvl="4" w:tplc="40090019" w:tentative="1">
+      <w:start w:val="1"/>
+      <w:numFmt w:val="lowerLetter"/>
+      <w:lvlText w:val="%5."/>
+      <w:lvlJc w:val="left"/>
+      <w:pPr>
+        <w:ind w:left="3600" w:hanging="360"/>
+      </w:pPr>
+    </w:lvl>
+    <w:lvl w:ilvl="5" w:tplc="4009001B" w:tentative="1">
+      <w:start w:val="1"/>
+      <w:numFmt w:val="lowerRoman"/>
+      <w:lvlText w:val="%6."/>
+      <w:lvlJc w:val="right"/>
+      <w:pPr>
+        <w:ind w:left="4320" w:hanging="180"/>
+      </w:pPr>
+    </w:lvl>
+    <w:lvl w:ilvl="6" w:tplc="4009000F" w:tentative="1">
+      <w:start w:val="1"/>
+      <w:numFmt w:val="decimal"/>
+      <w:lvlText w:val="%7."/>
+      <w:lvlJc w:val="left"/>
+      <w:pPr>
+        <w:ind w:left="5040" w:hanging="360"/>
+      </w:pPr>
+    </w:lvl>
+    <w:lvl w:ilvl="7" w:tplc="40090019" w:tentative="1">
+      <w:start w:val="1"/>
+      <w:numFmt w:val="lowerLetter"/>
+      <w:lvlText w:val="%8."/>
+      <w:lvlJc w:val="left"/>
+      <w:pPr>
+        <w:ind w:left="5760" w:hanging="360"/>
+      </w:pPr>
+    </w:lvl>
+    <w:lvl w:ilvl="8" w:tplc="4009001B" w:tentative="1">
+      <w:start w:val="1"/>
+      <w:numFmt w:val="lowerRoman"/>
+      <w:lvlText w:val="%9."/>
+      <w:lvlJc w:val="right"/>
+      <w:pPr>
+        <w:ind w:left="6480" w:hanging="180"/>
+      </w:pPr>
+    </w:lvl>
+  </w:abstractNum>
+  <w:abstractNum w:abstractNumId="5">
     <w:nsid w:val="1AB5552F"/>
     <w:multiLevelType w:val="hybridMultilevel"/>
     <w:tmpl w:val="6FE88AF0"/>
@@ -3899,7 +5473,7 @@
         <w:rFonts w:ascii="Courier New" w:hAnsi="Courier New" w:cs="Courier New" w:hint="default"/>
       </w:rPr>
     </w:lvl>
-    <w:lvl w:ilvl="2" w:tplc="40090005" w:tentative="1">
+    <w:lvl w:ilvl="2" w:tplc="40090005">
       <w:start w:val="1"/>
       <w:numFmt w:val="bullet"/>
       <w:lvlText w:val=""/>
@@ -3984,7 +5558,185 @@
       </w:rPr>
     </w:lvl>
   </w:abstractNum>
-  <w:abstractNum w:abstractNumId="5">
+  <w:abstractNum w:abstractNumId="6">
+    <w:nsid w:val="20ED4CC6"/>
+    <w:multiLevelType w:val="hybridMultilevel"/>
+    <w:tmpl w:val="61DCB8B2"/>
+    <w:lvl w:ilvl="0" w:tplc="4009000F">
+      <w:start w:val="1"/>
+      <w:numFmt w:val="decimal"/>
+      <w:lvlText w:val="%1."/>
+      <w:lvlJc w:val="left"/>
+      <w:pPr>
+        <w:ind w:left="720" w:hanging="360"/>
+      </w:pPr>
+      <w:rPr>
+        <w:rFonts w:hint="default"/>
+      </w:rPr>
+    </w:lvl>
+    <w:lvl w:ilvl="1" w:tplc="40090019" w:tentative="1">
+      <w:start w:val="1"/>
+      <w:numFmt w:val="lowerLetter"/>
+      <w:lvlText w:val="%2."/>
+      <w:lvlJc w:val="left"/>
+      <w:pPr>
+        <w:ind w:left="1440" w:hanging="360"/>
+      </w:pPr>
+    </w:lvl>
+    <w:lvl w:ilvl="2" w:tplc="4009001B" w:tentative="1">
+      <w:start w:val="1"/>
+      <w:numFmt w:val="lowerRoman"/>
+      <w:lvlText w:val="%3."/>
+      <w:lvlJc w:val="right"/>
+      <w:pPr>
+        <w:ind w:left="2160" w:hanging="180"/>
+      </w:pPr>
+    </w:lvl>
+    <w:lvl w:ilvl="3" w:tplc="4009000F" w:tentative="1">
+      <w:start w:val="1"/>
+      <w:numFmt w:val="decimal"/>
+      <w:lvlText w:val="%4."/>
+      <w:lvlJc w:val="left"/>
+      <w:pPr>
+        <w:ind w:left="2880" w:hanging="360"/>
+      </w:pPr>
+    </w:lvl>
+    <w:lvl w:ilvl="4" w:tplc="40090019" w:tentative="1">
+      <w:start w:val="1"/>
+      <w:numFmt w:val="lowerLetter"/>
+      <w:lvlText w:val="%5."/>
+      <w:lvlJc w:val="left"/>
+      <w:pPr>
+        <w:ind w:left="3600" w:hanging="360"/>
+      </w:pPr>
+    </w:lvl>
+    <w:lvl w:ilvl="5" w:tplc="4009001B" w:tentative="1">
+      <w:start w:val="1"/>
+      <w:numFmt w:val="lowerRoman"/>
+      <w:lvlText w:val="%6."/>
+      <w:lvlJc w:val="right"/>
+      <w:pPr>
+        <w:ind w:left="4320" w:hanging="180"/>
+      </w:pPr>
+    </w:lvl>
+    <w:lvl w:ilvl="6" w:tplc="4009000F" w:tentative="1">
+      <w:start w:val="1"/>
+      <w:numFmt w:val="decimal"/>
+      <w:lvlText w:val="%7."/>
+      <w:lvlJc w:val="left"/>
+      <w:pPr>
+        <w:ind w:left="5040" w:hanging="360"/>
+      </w:pPr>
+    </w:lvl>
+    <w:lvl w:ilvl="7" w:tplc="40090019" w:tentative="1">
+      <w:start w:val="1"/>
+      <w:numFmt w:val="lowerLetter"/>
+      <w:lvlText w:val="%8."/>
+      <w:lvlJc w:val="left"/>
+      <w:pPr>
+        <w:ind w:left="5760" w:hanging="360"/>
+      </w:pPr>
+    </w:lvl>
+    <w:lvl w:ilvl="8" w:tplc="4009001B" w:tentative="1">
+      <w:start w:val="1"/>
+      <w:numFmt w:val="lowerRoman"/>
+      <w:lvlText w:val="%9."/>
+      <w:lvlJc w:val="right"/>
+      <w:pPr>
+        <w:ind w:left="6480" w:hanging="180"/>
+      </w:pPr>
+    </w:lvl>
+  </w:abstractNum>
+  <w:abstractNum w:abstractNumId="7">
+    <w:nsid w:val="2C6967F1"/>
+    <w:multiLevelType w:val="hybridMultilevel"/>
+    <w:tmpl w:val="169E1540"/>
+    <w:lvl w:ilvl="0" w:tplc="4009000F">
+      <w:start w:val="1"/>
+      <w:numFmt w:val="decimal"/>
+      <w:lvlText w:val="%1."/>
+      <w:lvlJc w:val="left"/>
+      <w:pPr>
+        <w:ind w:left="720" w:hanging="360"/>
+      </w:pPr>
+      <w:rPr>
+        <w:rFonts w:hint="default"/>
+      </w:rPr>
+    </w:lvl>
+    <w:lvl w:ilvl="1" w:tplc="40090019">
+      <w:start w:val="1"/>
+      <w:numFmt w:val="lowerLetter"/>
+      <w:lvlText w:val="%2."/>
+      <w:lvlJc w:val="left"/>
+      <w:pPr>
+        <w:ind w:left="1440" w:hanging="360"/>
+      </w:pPr>
+    </w:lvl>
+    <w:lvl w:ilvl="2" w:tplc="4009001B" w:tentative="1">
+      <w:start w:val="1"/>
+      <w:numFmt w:val="lowerRoman"/>
+      <w:lvlText w:val="%3."/>
+      <w:lvlJc w:val="right"/>
+      <w:pPr>
+        <w:ind w:left="2160" w:hanging="180"/>
+      </w:pPr>
+    </w:lvl>
+    <w:lvl w:ilvl="3" w:tplc="4009000F" w:tentative="1">
+      <w:start w:val="1"/>
+      <w:numFmt w:val="decimal"/>
+      <w:lvlText w:val="%4."/>
+      <w:lvlJc w:val="left"/>
+      <w:pPr>
+        <w:ind w:left="2880" w:hanging="360"/>
+      </w:pPr>
+    </w:lvl>
+    <w:lvl w:ilvl="4" w:tplc="40090019" w:tentative="1">
+      <w:start w:val="1"/>
+      <w:numFmt w:val="lowerLetter"/>
+      <w:lvlText w:val="%5."/>
+      <w:lvlJc w:val="left"/>
+      <w:pPr>
+        <w:ind w:left="3600" w:hanging="360"/>
+      </w:pPr>
+    </w:lvl>
+    <w:lvl w:ilvl="5" w:tplc="4009001B" w:tentative="1">
+      <w:start w:val="1"/>
+      <w:numFmt w:val="lowerRoman"/>
+      <w:lvlText w:val="%6."/>
+      <w:lvlJc w:val="right"/>
+      <w:pPr>
+        <w:ind w:left="4320" w:hanging="180"/>
+      </w:pPr>
+    </w:lvl>
+    <w:lvl w:ilvl="6" w:tplc="4009000F" w:tentative="1">
+      <w:start w:val="1"/>
+      <w:numFmt w:val="decimal"/>
+      <w:lvlText w:val="%7."/>
+      <w:lvlJc w:val="left"/>
+      <w:pPr>
+        <w:ind w:left="5040" w:hanging="360"/>
+      </w:pPr>
+    </w:lvl>
+    <w:lvl w:ilvl="7" w:tplc="40090019" w:tentative="1">
+      <w:start w:val="1"/>
+      <w:numFmt w:val="lowerLetter"/>
+      <w:lvlText w:val="%8."/>
+      <w:lvlJc w:val="left"/>
+      <w:pPr>
+        <w:ind w:left="5760" w:hanging="360"/>
+      </w:pPr>
+    </w:lvl>
+    <w:lvl w:ilvl="8" w:tplc="4009001B" w:tentative="1">
+      <w:start w:val="1"/>
+      <w:numFmt w:val="lowerRoman"/>
+      <w:lvlText w:val="%9."/>
+      <w:lvlJc w:val="right"/>
+      <w:pPr>
+        <w:ind w:left="6480" w:hanging="180"/>
+      </w:pPr>
+    </w:lvl>
+  </w:abstractNum>
+  <w:abstractNum w:abstractNumId="8">
     <w:nsid w:val="3DB331C0"/>
     <w:multiLevelType w:val="hybridMultilevel"/>
     <w:tmpl w:val="799009A8"/>
@@ -4097,7 +5849,96 @@
       </w:rPr>
     </w:lvl>
   </w:abstractNum>
-  <w:abstractNum w:abstractNumId="6">
+  <w:abstractNum w:abstractNumId="9">
+    <w:nsid w:val="484C517E"/>
+    <w:multiLevelType w:val="hybridMultilevel"/>
+    <w:tmpl w:val="C10A4ADA"/>
+    <w:lvl w:ilvl="0" w:tplc="4009000F">
+      <w:start w:val="1"/>
+      <w:numFmt w:val="decimal"/>
+      <w:lvlText w:val="%1."/>
+      <w:lvlJc w:val="left"/>
+      <w:pPr>
+        <w:ind w:left="720" w:hanging="360"/>
+      </w:pPr>
+      <w:rPr>
+        <w:rFonts w:hint="default"/>
+      </w:rPr>
+    </w:lvl>
+    <w:lvl w:ilvl="1" w:tplc="40090019" w:tentative="1">
+      <w:start w:val="1"/>
+      <w:numFmt w:val="lowerLetter"/>
+      <w:lvlText w:val="%2."/>
+      <w:lvlJc w:val="left"/>
+      <w:pPr>
+        <w:ind w:left="1440" w:hanging="360"/>
+      </w:pPr>
+    </w:lvl>
+    <w:lvl w:ilvl="2" w:tplc="4009001B" w:tentative="1">
+      <w:start w:val="1"/>
+      <w:numFmt w:val="lowerRoman"/>
+      <w:lvlText w:val="%3."/>
+      <w:lvlJc w:val="right"/>
+      <w:pPr>
+        <w:ind w:left="2160" w:hanging="180"/>
+      </w:pPr>
+    </w:lvl>
+    <w:lvl w:ilvl="3" w:tplc="4009000F" w:tentative="1">
+      <w:start w:val="1"/>
+      <w:numFmt w:val="decimal"/>
+      <w:lvlText w:val="%4."/>
+      <w:lvlJc w:val="left"/>
+      <w:pPr>
+        <w:ind w:left="2880" w:hanging="360"/>
+      </w:pPr>
+    </w:lvl>
+    <w:lvl w:ilvl="4" w:tplc="40090019" w:tentative="1">
+      <w:start w:val="1"/>
+      <w:numFmt w:val="lowerLetter"/>
+      <w:lvlText w:val="%5."/>
+      <w:lvlJc w:val="left"/>
+      <w:pPr>
+        <w:ind w:left="3600" w:hanging="360"/>
+      </w:pPr>
+    </w:lvl>
+    <w:lvl w:ilvl="5" w:tplc="4009001B" w:tentative="1">
+      <w:start w:val="1"/>
+      <w:numFmt w:val="lowerRoman"/>
+      <w:lvlText w:val="%6."/>
+      <w:lvlJc w:val="right"/>
+      <w:pPr>
+        <w:ind w:left="4320" w:hanging="180"/>
+      </w:pPr>
+    </w:lvl>
+    <w:lvl w:ilvl="6" w:tplc="4009000F" w:tentative="1">
+      <w:start w:val="1"/>
+      <w:numFmt w:val="decimal"/>
+      <w:lvlText w:val="%7."/>
+      <w:lvlJc w:val="left"/>
+      <w:pPr>
+        <w:ind w:left="5040" w:hanging="360"/>
+      </w:pPr>
+    </w:lvl>
+    <w:lvl w:ilvl="7" w:tplc="40090019" w:tentative="1">
+      <w:start w:val="1"/>
+      <w:numFmt w:val="lowerLetter"/>
+      <w:lvlText w:val="%8."/>
+      <w:lvlJc w:val="left"/>
+      <w:pPr>
+        <w:ind w:left="5760" w:hanging="360"/>
+      </w:pPr>
+    </w:lvl>
+    <w:lvl w:ilvl="8" w:tplc="4009001B" w:tentative="1">
+      <w:start w:val="1"/>
+      <w:numFmt w:val="lowerRoman"/>
+      <w:lvlText w:val="%9."/>
+      <w:lvlJc w:val="right"/>
+      <w:pPr>
+        <w:ind w:left="6480" w:hanging="180"/>
+      </w:pPr>
+    </w:lvl>
+  </w:abstractNum>
+  <w:abstractNum w:abstractNumId="10">
     <w:nsid w:val="6EF56B4D"/>
     <w:multiLevelType w:val="hybridMultilevel"/>
     <w:tmpl w:val="601C932C"/>
@@ -4210,7 +6051,120 @@
       </w:rPr>
     </w:lvl>
   </w:abstractNum>
-  <w:abstractNum w:abstractNumId="7">
+  <w:abstractNum w:abstractNumId="11">
+    <w:nsid w:val="6FEA40AA"/>
+    <w:multiLevelType w:val="hybridMultilevel"/>
+    <w:tmpl w:val="D9DC8DF8"/>
+    <w:lvl w:ilvl="0" w:tplc="40090001">
+      <w:start w:val="1"/>
+      <w:numFmt w:val="bullet"/>
+      <w:lvlText w:val=""/>
+      <w:lvlJc w:val="left"/>
+      <w:pPr>
+        <w:ind w:left="720" w:hanging="360"/>
+      </w:pPr>
+      <w:rPr>
+        <w:rFonts w:ascii="Symbol" w:hAnsi="Symbol" w:hint="default"/>
+      </w:rPr>
+    </w:lvl>
+    <w:lvl w:ilvl="1" w:tplc="40090003" w:tentative="1">
+      <w:start w:val="1"/>
+      <w:numFmt w:val="bullet"/>
+      <w:lvlText w:val="o"/>
+      <w:lvlJc w:val="left"/>
+      <w:pPr>
+        <w:ind w:left="1440" w:hanging="360"/>
+      </w:pPr>
+      <w:rPr>
+        <w:rFonts w:ascii="Courier New" w:hAnsi="Courier New" w:cs="Courier New" w:hint="default"/>
+      </w:rPr>
+    </w:lvl>
+    <w:lvl w:ilvl="2" w:tplc="40090005" w:tentative="1">
+      <w:start w:val="1"/>
+      <w:numFmt w:val="bullet"/>
+      <w:lvlText w:val=""/>
+      <w:lvlJc w:val="left"/>
+      <w:pPr>
+        <w:ind w:left="2160" w:hanging="360"/>
+      </w:pPr>
+      <w:rPr>
+        <w:rFonts w:ascii="Wingdings" w:hAnsi="Wingdings" w:hint="default"/>
+      </w:rPr>
+    </w:lvl>
+    <w:lvl w:ilvl="3" w:tplc="40090001" w:tentative="1">
+      <w:start w:val="1"/>
+      <w:numFmt w:val="bullet"/>
+      <w:lvlText w:val=""/>
+      <w:lvlJc w:val="left"/>
+      <w:pPr>
+        <w:ind w:left="2880" w:hanging="360"/>
+      </w:pPr>
+      <w:rPr>
+        <w:rFonts w:ascii="Symbol" w:hAnsi="Symbol" w:hint="default"/>
+      </w:rPr>
+    </w:lvl>
+    <w:lvl w:ilvl="4" w:tplc="40090003" w:tentative="1">
+      <w:start w:val="1"/>
+      <w:numFmt w:val="bullet"/>
+      <w:lvlText w:val="o"/>
+      <w:lvlJc w:val="left"/>
+      <w:pPr>
+        <w:ind w:left="3600" w:hanging="360"/>
+      </w:pPr>
+      <w:rPr>
+        <w:rFonts w:ascii="Courier New" w:hAnsi="Courier New" w:cs="Courier New" w:hint="default"/>
+      </w:rPr>
+    </w:lvl>
+    <w:lvl w:ilvl="5" w:tplc="40090005" w:tentative="1">
+      <w:start w:val="1"/>
+      <w:numFmt w:val="bullet"/>
+      <w:lvlText w:val=""/>
+      <w:lvlJc w:val="left"/>
+      <w:pPr>
+        <w:ind w:left="4320" w:hanging="360"/>
+      </w:pPr>
+      <w:rPr>
+        <w:rFonts w:ascii="Wingdings" w:hAnsi="Wingdings" w:hint="default"/>
+      </w:rPr>
+    </w:lvl>
+    <w:lvl w:ilvl="6" w:tplc="40090001" w:tentative="1">
+      <w:start w:val="1"/>
+      <w:numFmt w:val="bullet"/>
+      <w:lvlText w:val=""/>
+      <w:lvlJc w:val="left"/>
+      <w:pPr>
+        <w:ind w:left="5040" w:hanging="360"/>
+      </w:pPr>
+      <w:rPr>
+        <w:rFonts w:ascii="Symbol" w:hAnsi="Symbol" w:hint="default"/>
+      </w:rPr>
+    </w:lvl>
+    <w:lvl w:ilvl="7" w:tplc="40090003" w:tentative="1">
+      <w:start w:val="1"/>
+      <w:numFmt w:val="bullet"/>
+      <w:lvlText w:val="o"/>
+      <w:lvlJc w:val="left"/>
+      <w:pPr>
+        <w:ind w:left="5760" w:hanging="360"/>
+      </w:pPr>
+      <w:rPr>
+        <w:rFonts w:ascii="Courier New" w:hAnsi="Courier New" w:cs="Courier New" w:hint="default"/>
+      </w:rPr>
+    </w:lvl>
+    <w:lvl w:ilvl="8" w:tplc="40090005" w:tentative="1">
+      <w:start w:val="1"/>
+      <w:numFmt w:val="bullet"/>
+      <w:lvlText w:val=""/>
+      <w:lvlJc w:val="left"/>
+      <w:pPr>
+        <w:ind w:left="6480" w:hanging="360"/>
+      </w:pPr>
+      <w:rPr>
+        <w:rFonts w:ascii="Wingdings" w:hAnsi="Wingdings" w:hint="default"/>
+      </w:rPr>
+    </w:lvl>
+  </w:abstractNum>
+  <w:abstractNum w:abstractNumId="12">
     <w:nsid w:val="782572B8"/>
     <w:multiLevelType w:val="hybridMultilevel"/>
     <w:tmpl w:val="77DE109A"/>
@@ -4324,7 +6278,7 @@
     </w:lvl>
   </w:abstractNum>
   <w:num w:numId="1">
-    <w:abstractNumId w:val="7"/>
+    <w:abstractNumId w:val="12"/>
   </w:num>
   <w:num w:numId="2">
     <w:abstractNumId w:val="0"/>
@@ -4333,19 +6287,34 @@
     <w:abstractNumId w:val="1"/>
   </w:num>
   <w:num w:numId="4">
-    <w:abstractNumId w:val="6"/>
+    <w:abstractNumId w:val="10"/>
   </w:num>
   <w:num w:numId="5">
-    <w:abstractNumId w:val="5"/>
+    <w:abstractNumId w:val="8"/>
   </w:num>
   <w:num w:numId="6">
     <w:abstractNumId w:val="2"/>
   </w:num>
   <w:num w:numId="7">
-    <w:abstractNumId w:val="4"/>
+    <w:abstractNumId w:val="5"/>
   </w:num>
   <w:num w:numId="8">
     <w:abstractNumId w:val="3"/>
+  </w:num>
+  <w:num w:numId="9">
+    <w:abstractNumId w:val="6"/>
+  </w:num>
+  <w:num w:numId="10">
+    <w:abstractNumId w:val="11"/>
+  </w:num>
+  <w:num w:numId="11">
+    <w:abstractNumId w:val="7"/>
+  </w:num>
+  <w:num w:numId="12">
+    <w:abstractNumId w:val="9"/>
+  </w:num>
+  <w:num w:numId="13">
+    <w:abstractNumId w:val="4"/>
   </w:num>
 </w:numbering>
 </file>
@@ -4784,6 +6753,18 @@
       <w:contextualSpacing/>
     </w:pPr>
   </w:style>
+  <w:style w:type="character" w:styleId="Hyperlink">
+    <w:name w:val="Hyperlink"/>
+    <w:basedOn w:val="DefaultParagraphFont"/>
+    <w:uiPriority w:val="99"/>
+    <w:semiHidden/>
+    <w:unhideWhenUsed/>
+    <w:rsid w:val="00DE00B1"/>
+    <w:rPr>
+      <w:color w:val="0000FF"/>
+      <w:u w:val="single"/>
+    </w:rPr>
+  </w:style>
 </w:styles>
 </file>
 

--- a/Selenium Notes.docx
+++ b/Selenium Notes.docx
@@ -721,22 +721,13 @@
           <w:szCs w:val="26"/>
         </w:rPr>
       </w:pPr>
-      <w:proofErr w:type="spellStart"/>
       <w:r>
         <w:rPr>
           <w:sz w:val="28"/>
           <w:szCs w:val="26"/>
         </w:rPr>
         <w:lastRenderedPageBreak/>
-        <w:t>Thread.sleep</w:t>
-      </w:r>
-      <w:proofErr w:type="spellEnd"/>
-      <w:r>
-        <w:rPr>
-          <w:sz w:val="28"/>
-          <w:szCs w:val="26"/>
-        </w:rPr>
-        <w:t>()</w:t>
+        <w:t>Thread.sleep()</w:t>
       </w:r>
     </w:p>
     <w:p>
@@ -2282,23 +2273,7 @@
           <w:sz w:val="28"/>
           <w:szCs w:val="26"/>
         </w:rPr>
-        <w:t xml:space="preserve">Is a process of checking the Correctness, Completeness, </w:t>
-      </w:r>
-      <w:proofErr w:type="gramStart"/>
-      <w:r>
-        <w:rPr>
-          <w:sz w:val="28"/>
-          <w:szCs w:val="26"/>
-        </w:rPr>
-        <w:t>Security</w:t>
-      </w:r>
-      <w:proofErr w:type="gramEnd"/>
-      <w:r>
-        <w:rPr>
-          <w:sz w:val="28"/>
-          <w:szCs w:val="26"/>
-        </w:rPr>
-        <w:t xml:space="preserve"> &amp; Quality of developed software application. </w:t>
+        <w:t xml:space="preserve">Is a process of checking the Correctness, Completeness, Security &amp; Quality of developed software application. </w:t>
       </w:r>
     </w:p>
     <w:p>
@@ -3275,7 +3250,6 @@
           <w:szCs w:val="26"/>
         </w:rPr>
       </w:pPr>
-      <w:proofErr w:type="spellStart"/>
       <w:r>
         <w:rPr>
           <w:sz w:val="28"/>
@@ -3283,7 +3257,6 @@
         </w:rPr>
         <w:t>RestAPI</w:t>
       </w:r>
-      <w:proofErr w:type="spellEnd"/>
     </w:p>
     <w:p>
       <w:pPr>
@@ -4240,6 +4213,13 @@
         </w:rPr>
         <w:t>Minimum JDK 11</w:t>
       </w:r>
+      <w:r>
+        <w:rPr>
+          <w:sz w:val="28"/>
+          <w:szCs w:val="26"/>
+        </w:rPr>
+        <w:t xml:space="preserve"> (Java 11)</w:t>
+      </w:r>
     </w:p>
     <w:p>
       <w:pPr>
@@ -4261,199 +4241,220 @@
         <w:t xml:space="preserve">Fire the command on Command Prompt </w:t>
       </w:r>
       <w:r>
-        <w:rPr>
-          <w:sz w:val="28"/>
-          <w:szCs w:val="26"/>
-        </w:rPr>
-        <w:t>Java –version</w:t>
-      </w:r>
-    </w:p>
-    <w:p>
-      <w:pPr>
-        <w:pStyle w:val="ListParagraph"/>
-        <w:numPr>
-          <w:ilvl w:val="0"/>
-          <w:numId w:val="11"/>
-        </w:numPr>
-        <w:rPr>
-          <w:sz w:val="28"/>
-          <w:szCs w:val="26"/>
-        </w:rPr>
-      </w:pPr>
-      <w:r>
-        <w:rPr>
-          <w:sz w:val="28"/>
-          <w:szCs w:val="26"/>
-        </w:rPr>
-        <w:t xml:space="preserve">IDE </w:t>
-      </w:r>
-    </w:p>
-    <w:p>
-      <w:pPr>
-        <w:pStyle w:val="ListParagraph"/>
-        <w:numPr>
-          <w:ilvl w:val="1"/>
-          <w:numId w:val="11"/>
-        </w:numPr>
-        <w:rPr>
-          <w:sz w:val="28"/>
-          <w:szCs w:val="26"/>
-        </w:rPr>
-      </w:pPr>
-      <w:r>
-        <w:rPr>
-          <w:sz w:val="28"/>
-          <w:szCs w:val="26"/>
-        </w:rPr>
-        <w:t>Eclipse</w:t>
-      </w:r>
-    </w:p>
-    <w:p>
-      <w:pPr>
-        <w:pStyle w:val="ListParagraph"/>
-        <w:numPr>
-          <w:ilvl w:val="1"/>
-          <w:numId w:val="11"/>
-        </w:numPr>
-        <w:rPr>
-          <w:sz w:val="28"/>
-          <w:szCs w:val="26"/>
-        </w:rPr>
-      </w:pPr>
-      <w:r>
-        <w:rPr>
-          <w:sz w:val="28"/>
-          <w:szCs w:val="26"/>
-        </w:rPr>
-        <w:t>VS Code</w:t>
-      </w:r>
-    </w:p>
-    <w:p>
-      <w:pPr>
-        <w:pStyle w:val="ListParagraph"/>
-        <w:numPr>
-          <w:ilvl w:val="1"/>
-          <w:numId w:val="11"/>
-        </w:numPr>
-        <w:rPr>
-          <w:sz w:val="28"/>
-          <w:szCs w:val="26"/>
-        </w:rPr>
-      </w:pPr>
-      <w:r>
-        <w:rPr>
-          <w:sz w:val="28"/>
-          <w:szCs w:val="26"/>
-        </w:rPr>
-        <w:t>Idea Intellij</w:t>
-      </w:r>
-    </w:p>
-    <w:p>
-      <w:pPr>
-        <w:pStyle w:val="ListParagraph"/>
-        <w:numPr>
-          <w:ilvl w:val="0"/>
-          <w:numId w:val="11"/>
-        </w:numPr>
-        <w:rPr>
-          <w:sz w:val="28"/>
-          <w:szCs w:val="26"/>
-        </w:rPr>
-      </w:pPr>
-      <w:r>
-        <w:rPr>
-          <w:sz w:val="28"/>
-          <w:szCs w:val="26"/>
-        </w:rPr>
-        <w:t>Selenium WebDriver Jar file</w:t>
-      </w:r>
-    </w:p>
-    <w:p>
-      <w:pPr>
-        <w:pStyle w:val="ListParagraph"/>
-        <w:numPr>
-          <w:ilvl w:val="0"/>
-          <w:numId w:val="11"/>
-        </w:numPr>
-        <w:rPr>
-          <w:sz w:val="28"/>
-          <w:szCs w:val="26"/>
-        </w:rPr>
-      </w:pPr>
-      <w:r>
-        <w:rPr>
-          <w:sz w:val="28"/>
-          <w:szCs w:val="26"/>
-        </w:rPr>
-        <w:t>Let’s create 2 folders with name</w:t>
-      </w:r>
-    </w:p>
-    <w:p>
-      <w:pPr>
-        <w:pStyle w:val="ListParagraph"/>
-        <w:numPr>
-          <w:ilvl w:val="1"/>
-          <w:numId w:val="11"/>
-        </w:numPr>
-        <w:rPr>
-          <w:sz w:val="28"/>
-          <w:szCs w:val="26"/>
-        </w:rPr>
-      </w:pPr>
-      <w:proofErr w:type="spellStart"/>
-      <w:r>
-        <w:rPr>
-          <w:sz w:val="28"/>
-          <w:szCs w:val="26"/>
-        </w:rPr>
-        <w:t>YourName_SeleniumDemos</w:t>
-      </w:r>
-      <w:proofErr w:type="spellEnd"/>
-    </w:p>
-    <w:p>
-      <w:pPr>
-        <w:pStyle w:val="ListParagraph"/>
-        <w:numPr>
-          <w:ilvl w:val="1"/>
-          <w:numId w:val="11"/>
-        </w:numPr>
-        <w:rPr>
-          <w:sz w:val="28"/>
-          <w:szCs w:val="26"/>
-        </w:rPr>
-      </w:pPr>
-      <w:r>
-        <w:rPr>
-          <w:sz w:val="28"/>
-          <w:szCs w:val="26"/>
-        </w:rPr>
-        <w:t>Selenium Jar Files</w:t>
-      </w:r>
-    </w:p>
-    <w:p>
-      <w:pPr>
-        <w:rPr>
-          <w:sz w:val="28"/>
-          <w:szCs w:val="26"/>
-        </w:rPr>
-      </w:pPr>
-    </w:p>
-    <w:p>
-      <w:pPr>
         <w:rPr>
           <w:b/>
           <w:bCs/>
           <w:sz w:val="28"/>
           <w:szCs w:val="26"/>
         </w:rPr>
-      </w:pPr>
-      <w:r>
+        <w:t>Java –version</w:t>
+      </w:r>
+    </w:p>
+    <w:p>
+      <w:pPr>
+        <w:pStyle w:val="ListParagraph"/>
+        <w:numPr>
+          <w:ilvl w:val="0"/>
+          <w:numId w:val="11"/>
+        </w:numPr>
+        <w:rPr>
+          <w:sz w:val="28"/>
+          <w:szCs w:val="26"/>
+        </w:rPr>
+      </w:pPr>
+      <w:r>
+        <w:rPr>
+          <w:sz w:val="28"/>
+          <w:szCs w:val="26"/>
+        </w:rPr>
+        <w:t xml:space="preserve">IDE </w:t>
+      </w:r>
+    </w:p>
+    <w:p>
+      <w:pPr>
+        <w:pStyle w:val="ListParagraph"/>
+        <w:numPr>
+          <w:ilvl w:val="1"/>
+          <w:numId w:val="11"/>
+        </w:numPr>
+        <w:rPr>
+          <w:sz w:val="28"/>
+          <w:szCs w:val="26"/>
+        </w:rPr>
+      </w:pPr>
+      <w:r>
+        <w:rPr>
+          <w:sz w:val="28"/>
+          <w:szCs w:val="26"/>
+        </w:rPr>
+        <w:t>Eclipse</w:t>
+      </w:r>
+    </w:p>
+    <w:p>
+      <w:pPr>
+        <w:pStyle w:val="ListParagraph"/>
+        <w:numPr>
+          <w:ilvl w:val="1"/>
+          <w:numId w:val="11"/>
+        </w:numPr>
+        <w:rPr>
+          <w:sz w:val="28"/>
+          <w:szCs w:val="26"/>
+        </w:rPr>
+      </w:pPr>
+      <w:r>
+        <w:rPr>
+          <w:sz w:val="28"/>
+          <w:szCs w:val="26"/>
+        </w:rPr>
+        <w:t>VS Code</w:t>
+      </w:r>
+    </w:p>
+    <w:p>
+      <w:pPr>
+        <w:pStyle w:val="ListParagraph"/>
+        <w:numPr>
+          <w:ilvl w:val="1"/>
+          <w:numId w:val="11"/>
+        </w:numPr>
+        <w:rPr>
+          <w:sz w:val="28"/>
+          <w:szCs w:val="26"/>
+        </w:rPr>
+      </w:pPr>
+      <w:r>
+        <w:rPr>
+          <w:sz w:val="28"/>
+          <w:szCs w:val="26"/>
+        </w:rPr>
+        <w:t>Idea Intellij</w:t>
+      </w:r>
+    </w:p>
+    <w:p>
+      <w:pPr>
+        <w:pStyle w:val="ListParagraph"/>
+        <w:numPr>
+          <w:ilvl w:val="0"/>
+          <w:numId w:val="11"/>
+        </w:numPr>
+        <w:rPr>
+          <w:sz w:val="28"/>
+          <w:szCs w:val="26"/>
+        </w:rPr>
+      </w:pPr>
+      <w:r>
+        <w:rPr>
+          <w:sz w:val="28"/>
+          <w:szCs w:val="26"/>
+        </w:rPr>
+        <w:t>Selenium WebDriver Jar file</w:t>
+      </w:r>
+    </w:p>
+    <w:p>
+      <w:pPr>
+        <w:pStyle w:val="ListParagraph"/>
+        <w:numPr>
+          <w:ilvl w:val="0"/>
+          <w:numId w:val="11"/>
+        </w:numPr>
+        <w:rPr>
+          <w:sz w:val="28"/>
+          <w:szCs w:val="26"/>
+        </w:rPr>
+      </w:pPr>
+      <w:r>
+        <w:rPr>
+          <w:sz w:val="28"/>
+          <w:szCs w:val="26"/>
+        </w:rPr>
+        <w:t>Let’s create 2 folders with name</w:t>
+      </w:r>
+    </w:p>
+    <w:p>
+      <w:pPr>
+        <w:pStyle w:val="ListParagraph"/>
+        <w:numPr>
+          <w:ilvl w:val="1"/>
+          <w:numId w:val="11"/>
+        </w:numPr>
+        <w:rPr>
+          <w:sz w:val="28"/>
+          <w:szCs w:val="26"/>
+        </w:rPr>
+      </w:pPr>
+      <w:r>
+        <w:rPr>
+          <w:sz w:val="28"/>
+          <w:szCs w:val="26"/>
+        </w:rPr>
+        <w:t>YourName_SeleniumDemos</w:t>
+      </w:r>
+      <w:r>
+        <w:rPr>
+          <w:sz w:val="28"/>
+          <w:szCs w:val="26"/>
+        </w:rPr>
+        <w:t xml:space="preserve"> </w:t>
+      </w:r>
+      <w:r>
+        <w:rPr>
+          <w:sz w:val="28"/>
+          <w:szCs w:val="26"/>
+        </w:rPr>
+        <w:sym w:font="Wingdings" w:char="F0E0"/>
+      </w:r>
+      <w:r>
+        <w:rPr>
+          <w:sz w:val="28"/>
+          <w:szCs w:val="26"/>
+        </w:rPr>
+        <w:t xml:space="preserve"> To store all the demos</w:t>
+      </w:r>
+    </w:p>
+    <w:p>
+      <w:pPr>
+        <w:pStyle w:val="ListParagraph"/>
+        <w:numPr>
+          <w:ilvl w:val="1"/>
+          <w:numId w:val="11"/>
+        </w:numPr>
+        <w:rPr>
+          <w:sz w:val="28"/>
+          <w:szCs w:val="26"/>
+        </w:rPr>
+      </w:pPr>
+      <w:r>
+        <w:rPr>
+          <w:sz w:val="28"/>
+          <w:szCs w:val="26"/>
+        </w:rPr>
+        <w:t>Selenium-To store all the supported files (Jar Files)</w:t>
+      </w:r>
+    </w:p>
+    <w:p>
+      <w:pPr>
+        <w:rPr>
+          <w:sz w:val="28"/>
+          <w:szCs w:val="26"/>
+        </w:rPr>
+      </w:pPr>
+    </w:p>
+    <w:p>
+      <w:pPr>
         <w:rPr>
           <w:b/>
           <w:bCs/>
           <w:sz w:val="28"/>
           <w:szCs w:val="26"/>
         </w:rPr>
+      </w:pPr>
+      <w:r>
+        <w:rPr>
+          <w:b/>
+          <w:bCs/>
+          <w:sz w:val="28"/>
+          <w:szCs w:val="26"/>
+        </w:rPr>
         <w:t>Configuration</w:t>
       </w:r>
     </w:p>
@@ -4474,23 +4475,7 @@
           <w:sz w:val="28"/>
           <w:szCs w:val="26"/>
         </w:rPr>
-        <w:t xml:space="preserve">Open </w:t>
-      </w:r>
-      <w:proofErr w:type="spellStart"/>
-      <w:r>
-        <w:rPr>
-          <w:sz w:val="28"/>
-          <w:szCs w:val="26"/>
-        </w:rPr>
-        <w:t>selenium.dev</w:t>
-      </w:r>
-      <w:proofErr w:type="spellEnd"/>
-      <w:r>
-        <w:rPr>
-          <w:sz w:val="28"/>
-          <w:szCs w:val="26"/>
-        </w:rPr>
-        <w:t xml:space="preserve"> site</w:t>
+        <w:t>Open selenium.dev site</w:t>
       </w:r>
     </w:p>
     <w:p>
@@ -4538,15 +4523,7 @@
           <w:color w:val="343A40"/>
           <w:shd w:val="clear" w:color="auto" w:fill="FFFFFF"/>
         </w:rPr>
-        <w:t xml:space="preserve"> - </w:t>
-      </w:r>
-      <w:r>
-        <w:rPr>
-          <w:rFonts w:ascii="Segoe UI" w:hAnsi="Segoe UI" w:cs="Segoe UI"/>
-          <w:color w:val="343A40"/>
-          <w:shd w:val="clear" w:color="auto" w:fill="FFFFFF"/>
-        </w:rPr>
-        <w:t xml:space="preserve">Latest stable version </w:t>
+        <w:t xml:space="preserve"> - Latest stable version </w:t>
       </w:r>
       <w:hyperlink r:id="rId5" w:history="1">
         <w:r>
@@ -4631,7 +4608,28 @@
           <w:sz w:val="28"/>
           <w:szCs w:val="26"/>
         </w:rPr>
-        <w:t xml:space="preserve"> folder which we have created in earlier step (Pre-requisite) Selenium Jar Files</w:t>
+        <w:t xml:space="preserve"> folder which we have created </w:t>
+      </w:r>
+      <w:r>
+        <w:rPr>
+          <w:sz w:val="28"/>
+          <w:szCs w:val="26"/>
+        </w:rPr>
+        <w:t xml:space="preserve">in earlier step (Pre-requisite - </w:t>
+      </w:r>
+      <w:r>
+        <w:rPr>
+          <w:sz w:val="28"/>
+          <w:szCs w:val="26"/>
+        </w:rPr>
+        <w:t>Selenium Jar Files</w:t>
+      </w:r>
+      <w:r>
+        <w:rPr>
+          <w:sz w:val="28"/>
+          <w:szCs w:val="26"/>
+        </w:rPr>
+        <w:t>)</w:t>
       </w:r>
     </w:p>
     <w:p>
@@ -4686,23 +4684,7 @@
           <w:sz w:val="28"/>
           <w:szCs w:val="26"/>
         </w:rPr>
-        <w:t xml:space="preserve"> folder (</w:t>
-      </w:r>
-      <w:proofErr w:type="spellStart"/>
-      <w:r>
-        <w:rPr>
-          <w:sz w:val="28"/>
-          <w:szCs w:val="26"/>
-        </w:rPr>
-        <w:t>YourName_SeleniumDemos</w:t>
-      </w:r>
-      <w:proofErr w:type="spellEnd"/>
-      <w:r>
-        <w:rPr>
-          <w:sz w:val="28"/>
-          <w:szCs w:val="26"/>
-        </w:rPr>
-        <w:t xml:space="preserve">) as a workspace </w:t>
+        <w:t xml:space="preserve"> folder (YourName_SeleniumDemos) as a workspace </w:t>
       </w:r>
     </w:p>
     <w:p>
@@ -4913,23 +4895,7 @@
           <w:sz w:val="28"/>
           <w:szCs w:val="26"/>
         </w:rPr>
-        <w:t xml:space="preserve">Create a package inside the project (Specially in </w:t>
-      </w:r>
-      <w:proofErr w:type="spellStart"/>
-      <w:r>
-        <w:rPr>
-          <w:sz w:val="28"/>
-          <w:szCs w:val="26"/>
-        </w:rPr>
-        <w:t>src</w:t>
-      </w:r>
-      <w:proofErr w:type="spellEnd"/>
-      <w:r>
-        <w:rPr>
-          <w:sz w:val="28"/>
-          <w:szCs w:val="26"/>
-        </w:rPr>
-        <w:t xml:space="preserve"> folder)</w:t>
+        <w:t>Create a package inside the project (Specially in src folder)</w:t>
       </w:r>
     </w:p>
     <w:p>
@@ -4964,8 +4930,686 @@
           <w:szCs w:val="26"/>
         </w:rPr>
       </w:pPr>
+      <w:r>
+        <w:rPr>
+          <w:b/>
+          <w:bCs/>
+          <w:sz w:val="28"/>
+          <w:szCs w:val="26"/>
+        </w:rPr>
+        <w:t>Selenium WebDriver Configuration</w:t>
+      </w:r>
+    </w:p>
+    <w:p>
+      <w:pPr>
+        <w:pStyle w:val="ListParagraph"/>
+        <w:numPr>
+          <w:ilvl w:val="1"/>
+          <w:numId w:val="13"/>
+        </w:numPr>
+        <w:rPr>
+          <w:sz w:val="28"/>
+          <w:szCs w:val="26"/>
+        </w:rPr>
+      </w:pPr>
+      <w:r>
+        <w:rPr>
+          <w:sz w:val="28"/>
+          <w:szCs w:val="26"/>
+        </w:rPr>
+        <w:t>Right click on you project (from package explorer)</w:t>
+      </w:r>
+    </w:p>
+    <w:p>
+      <w:pPr>
+        <w:pStyle w:val="ListParagraph"/>
+        <w:numPr>
+          <w:ilvl w:val="1"/>
+          <w:numId w:val="13"/>
+        </w:numPr>
+        <w:rPr>
+          <w:sz w:val="28"/>
+          <w:szCs w:val="26"/>
+        </w:rPr>
+      </w:pPr>
+      <w:r>
+        <w:rPr>
+          <w:sz w:val="28"/>
+          <w:szCs w:val="26"/>
+        </w:rPr>
+        <w:t xml:space="preserve">Go to </w:t>
+      </w:r>
+      <w:r>
+        <w:rPr>
+          <w:b/>
+          <w:bCs/>
+          <w:sz w:val="28"/>
+          <w:szCs w:val="26"/>
+        </w:rPr>
+        <w:t>Build Path</w:t>
+      </w:r>
+      <w:r>
+        <w:rPr>
+          <w:sz w:val="28"/>
+          <w:szCs w:val="26"/>
+        </w:rPr>
+        <w:t xml:space="preserve"> menu</w:t>
+      </w:r>
+    </w:p>
+    <w:p>
+      <w:pPr>
+        <w:pStyle w:val="ListParagraph"/>
+        <w:numPr>
+          <w:ilvl w:val="1"/>
+          <w:numId w:val="13"/>
+        </w:numPr>
+        <w:rPr>
+          <w:sz w:val="28"/>
+          <w:szCs w:val="26"/>
+        </w:rPr>
+      </w:pPr>
+      <w:r>
+        <w:rPr>
+          <w:sz w:val="28"/>
+          <w:szCs w:val="26"/>
+        </w:rPr>
+        <w:t xml:space="preserve">Click on </w:t>
+      </w:r>
+      <w:r>
+        <w:rPr>
+          <w:b/>
+          <w:bCs/>
+          <w:sz w:val="28"/>
+          <w:szCs w:val="26"/>
+        </w:rPr>
+        <w:t>Configure Build Path…</w:t>
+      </w:r>
+    </w:p>
+    <w:p>
+      <w:pPr>
+        <w:pStyle w:val="ListParagraph"/>
+        <w:numPr>
+          <w:ilvl w:val="1"/>
+          <w:numId w:val="13"/>
+        </w:numPr>
+        <w:rPr>
+          <w:sz w:val="28"/>
+          <w:szCs w:val="26"/>
+        </w:rPr>
+      </w:pPr>
+      <w:r>
+        <w:rPr>
+          <w:sz w:val="28"/>
+          <w:szCs w:val="26"/>
+        </w:rPr>
+        <w:t xml:space="preserve">Click on </w:t>
+      </w:r>
+      <w:r>
+        <w:rPr>
+          <w:b/>
+          <w:bCs/>
+          <w:sz w:val="28"/>
+          <w:szCs w:val="26"/>
+        </w:rPr>
+        <w:t xml:space="preserve">Library </w:t>
+      </w:r>
+      <w:r>
+        <w:rPr>
+          <w:sz w:val="28"/>
+          <w:szCs w:val="26"/>
+        </w:rPr>
+        <w:t>tab</w:t>
+      </w:r>
+    </w:p>
+    <w:p>
+      <w:pPr>
+        <w:pStyle w:val="ListParagraph"/>
+        <w:numPr>
+          <w:ilvl w:val="1"/>
+          <w:numId w:val="13"/>
+        </w:numPr>
+        <w:rPr>
+          <w:sz w:val="28"/>
+          <w:szCs w:val="26"/>
+        </w:rPr>
+      </w:pPr>
+      <w:r>
+        <w:rPr>
+          <w:sz w:val="28"/>
+          <w:szCs w:val="26"/>
+        </w:rPr>
+        <w:t xml:space="preserve">Click on </w:t>
+      </w:r>
+      <w:r>
+        <w:rPr>
+          <w:b/>
+          <w:bCs/>
+          <w:sz w:val="28"/>
+          <w:szCs w:val="26"/>
+        </w:rPr>
+        <w:t xml:space="preserve">classpath </w:t>
+      </w:r>
+    </w:p>
+    <w:p>
+      <w:pPr>
+        <w:pStyle w:val="ListParagraph"/>
+        <w:numPr>
+          <w:ilvl w:val="1"/>
+          <w:numId w:val="13"/>
+        </w:numPr>
+        <w:rPr>
+          <w:sz w:val="28"/>
+          <w:szCs w:val="26"/>
+        </w:rPr>
+      </w:pPr>
+      <w:r>
+        <w:rPr>
+          <w:sz w:val="28"/>
+          <w:szCs w:val="26"/>
+        </w:rPr>
+        <w:t xml:space="preserve">Click on </w:t>
+      </w:r>
+      <w:r>
+        <w:rPr>
+          <w:b/>
+          <w:bCs/>
+          <w:sz w:val="28"/>
+          <w:szCs w:val="26"/>
+        </w:rPr>
+        <w:t>Add External Jars…</w:t>
+      </w:r>
+      <w:r>
+        <w:rPr>
+          <w:sz w:val="28"/>
+          <w:szCs w:val="26"/>
+        </w:rPr>
+        <w:t xml:space="preserve"> button</w:t>
+      </w:r>
+    </w:p>
+    <w:p>
+      <w:pPr>
+        <w:pStyle w:val="ListParagraph"/>
+        <w:numPr>
+          <w:ilvl w:val="1"/>
+          <w:numId w:val="13"/>
+        </w:numPr>
+        <w:rPr>
+          <w:sz w:val="28"/>
+          <w:szCs w:val="26"/>
+        </w:rPr>
+      </w:pPr>
+      <w:r>
+        <w:rPr>
+          <w:sz w:val="28"/>
+          <w:szCs w:val="26"/>
+        </w:rPr>
+        <w:t>Select the 2</w:t>
+      </w:r>
+      <w:r>
+        <w:rPr>
+          <w:sz w:val="28"/>
+          <w:szCs w:val="26"/>
+          <w:vertAlign w:val="superscript"/>
+        </w:rPr>
+        <w:t>nd</w:t>
+      </w:r>
+      <w:r>
+        <w:rPr>
+          <w:sz w:val="28"/>
+          <w:szCs w:val="26"/>
+        </w:rPr>
+        <w:t xml:space="preserve"> folder (Selenium Jar Files)</w:t>
+      </w:r>
+    </w:p>
+    <w:p>
+      <w:pPr>
+        <w:pStyle w:val="ListParagraph"/>
+        <w:numPr>
+          <w:ilvl w:val="1"/>
+          <w:numId w:val="13"/>
+        </w:numPr>
+        <w:rPr>
+          <w:sz w:val="28"/>
+          <w:szCs w:val="26"/>
+        </w:rPr>
+      </w:pPr>
+      <w:r>
+        <w:rPr>
+          <w:sz w:val="28"/>
+          <w:szCs w:val="26"/>
+        </w:rPr>
+        <w:t>Select the file which we have downloaded in earlier steps</w:t>
+      </w:r>
+    </w:p>
+    <w:p>
+      <w:pPr>
+        <w:pStyle w:val="ListParagraph"/>
+        <w:numPr>
+          <w:ilvl w:val="1"/>
+          <w:numId w:val="13"/>
+        </w:numPr>
+        <w:rPr>
+          <w:sz w:val="28"/>
+          <w:szCs w:val="26"/>
+        </w:rPr>
+      </w:pPr>
+      <w:r>
+        <w:rPr>
+          <w:sz w:val="28"/>
+          <w:szCs w:val="26"/>
+        </w:rPr>
+        <w:t xml:space="preserve">Click on </w:t>
+      </w:r>
+      <w:r>
+        <w:rPr>
+          <w:b/>
+          <w:bCs/>
+          <w:sz w:val="28"/>
+          <w:szCs w:val="26"/>
+        </w:rPr>
+        <w:t xml:space="preserve">Open </w:t>
+      </w:r>
+      <w:r>
+        <w:rPr>
+          <w:sz w:val="28"/>
+          <w:szCs w:val="26"/>
+        </w:rPr>
+        <w:t>button</w:t>
+      </w:r>
+    </w:p>
+    <w:p>
+      <w:pPr>
+        <w:pStyle w:val="ListParagraph"/>
+        <w:numPr>
+          <w:ilvl w:val="1"/>
+          <w:numId w:val="13"/>
+        </w:numPr>
+        <w:rPr>
+          <w:sz w:val="28"/>
+          <w:szCs w:val="26"/>
+        </w:rPr>
+      </w:pPr>
+      <w:r>
+        <w:rPr>
+          <w:sz w:val="28"/>
+          <w:szCs w:val="26"/>
+        </w:rPr>
+        <w:t xml:space="preserve">Click on </w:t>
+      </w:r>
+      <w:r>
+        <w:rPr>
+          <w:b/>
+          <w:bCs/>
+          <w:sz w:val="28"/>
+          <w:szCs w:val="26"/>
+        </w:rPr>
+        <w:t xml:space="preserve">Apply and Close </w:t>
+      </w:r>
+      <w:r>
+        <w:rPr>
+          <w:sz w:val="28"/>
+          <w:szCs w:val="26"/>
+        </w:rPr>
+        <w:t>button</w:t>
+      </w:r>
+    </w:p>
+    <w:p>
+      <w:pPr>
+        <w:rPr>
+          <w:sz w:val="28"/>
+          <w:szCs w:val="26"/>
+        </w:rPr>
+      </w:pPr>
+      <w:r>
+        <w:rPr>
+          <w:sz w:val="28"/>
+          <w:szCs w:val="26"/>
+        </w:rPr>
+        <w:br w:type="page"/>
+      </w:r>
+    </w:p>
+    <w:p>
+      <w:pPr>
+        <w:rPr>
+          <w:b/>
+          <w:bCs/>
+          <w:sz w:val="28"/>
+          <w:szCs w:val="26"/>
+        </w:rPr>
+      </w:pPr>
+      <w:r>
+        <w:rPr>
+          <w:b/>
+          <w:bCs/>
+          <w:sz w:val="28"/>
+          <w:szCs w:val="26"/>
+        </w:rPr>
+        <w:lastRenderedPageBreak/>
+        <w:t>Selenium Methods</w:t>
+      </w:r>
+    </w:p>
+    <w:p>
+      <w:pPr>
+        <w:pStyle w:val="ListParagraph"/>
+        <w:numPr>
+          <w:ilvl w:val="0"/>
+          <w:numId w:val="14"/>
+        </w:numPr>
+        <w:rPr>
+          <w:sz w:val="28"/>
+          <w:szCs w:val="26"/>
+        </w:rPr>
+      </w:pPr>
+      <w:r>
+        <w:rPr>
+          <w:sz w:val="28"/>
+          <w:szCs w:val="26"/>
+        </w:rPr>
+        <w:t xml:space="preserve">Launching the browser </w:t>
+      </w:r>
+      <w:r>
+        <w:rPr>
+          <w:sz w:val="28"/>
+          <w:szCs w:val="26"/>
+        </w:rPr>
+        <w:sym w:font="Wingdings" w:char="F0E0"/>
+      </w:r>
+      <w:r>
+        <w:rPr>
+          <w:sz w:val="28"/>
+          <w:szCs w:val="26"/>
+        </w:rPr>
+        <w:t xml:space="preserve"> Create object of WebDriver interface, it will launch the blank browser window.</w:t>
+      </w:r>
+    </w:p>
+    <w:p>
+      <w:pPr>
+        <w:pStyle w:val="ListParagraph"/>
+        <w:numPr>
+          <w:ilvl w:val="0"/>
+          <w:numId w:val="14"/>
+        </w:numPr>
+        <w:rPr>
+          <w:sz w:val="28"/>
+          <w:szCs w:val="26"/>
+        </w:rPr>
+      </w:pPr>
+      <w:r>
+        <w:rPr>
+          <w:sz w:val="28"/>
+          <w:szCs w:val="26"/>
+        </w:rPr>
+        <w:t xml:space="preserve">get() </w:t>
+      </w:r>
+      <w:r>
+        <w:rPr>
+          <w:sz w:val="28"/>
+          <w:szCs w:val="26"/>
+        </w:rPr>
+        <w:sym w:font="Wingdings" w:char="F0E0"/>
+      </w:r>
+      <w:r>
+        <w:rPr>
+          <w:sz w:val="28"/>
+          <w:szCs w:val="26"/>
+        </w:rPr>
+        <w:t xml:space="preserve"> Will open the web site by providing the URL. Pass the absolute URL. Absolute URL starts with http</w:t>
+      </w:r>
+    </w:p>
+    <w:p>
+      <w:pPr>
+        <w:pStyle w:val="ListParagraph"/>
+        <w:numPr>
+          <w:ilvl w:val="0"/>
+          <w:numId w:val="14"/>
+        </w:numPr>
+        <w:rPr>
+          <w:sz w:val="28"/>
+          <w:szCs w:val="26"/>
+        </w:rPr>
+      </w:pPr>
+      <w:r>
+        <w:rPr>
+          <w:sz w:val="28"/>
+          <w:szCs w:val="26"/>
+        </w:rPr>
+        <w:t xml:space="preserve">close() </w:t>
+      </w:r>
+      <w:r>
+        <w:rPr>
+          <w:sz w:val="28"/>
+          <w:szCs w:val="26"/>
+        </w:rPr>
+        <w:sym w:font="Wingdings" w:char="F0E0"/>
+      </w:r>
+      <w:r>
+        <w:rPr>
+          <w:sz w:val="28"/>
+          <w:szCs w:val="26"/>
+        </w:rPr>
+        <w:t xml:space="preserve"> Will close the browser window which is opened by current WebDriver object</w:t>
+      </w:r>
+      <w:r>
+        <w:rPr>
+          <w:sz w:val="28"/>
+          <w:szCs w:val="26"/>
+        </w:rPr>
+        <w:t>.</w:t>
+      </w:r>
+    </w:p>
+    <w:p>
+      <w:pPr>
+        <w:pStyle w:val="ListParagraph"/>
+        <w:numPr>
+          <w:ilvl w:val="0"/>
+          <w:numId w:val="14"/>
+        </w:numPr>
+        <w:rPr>
+          <w:sz w:val="28"/>
+          <w:szCs w:val="26"/>
+        </w:rPr>
+      </w:pPr>
+      <w:r>
+        <w:rPr>
+          <w:sz w:val="28"/>
+          <w:szCs w:val="26"/>
+        </w:rPr>
+        <w:t xml:space="preserve">driver.manage().windows().maximize() </w:t>
+      </w:r>
+      <w:r>
+        <w:rPr>
+          <w:sz w:val="28"/>
+          <w:szCs w:val="26"/>
+        </w:rPr>
+        <w:sym w:font="Wingdings" w:char="F0E0"/>
+      </w:r>
+      <w:r>
+        <w:rPr>
+          <w:sz w:val="28"/>
+          <w:szCs w:val="26"/>
+        </w:rPr>
+        <w:t xml:space="preserve"> Will maximize the browser window.</w:t>
+      </w:r>
+    </w:p>
+    <w:p>
+      <w:pPr>
+        <w:pStyle w:val="ListParagraph"/>
+        <w:numPr>
+          <w:ilvl w:val="0"/>
+          <w:numId w:val="14"/>
+        </w:numPr>
+        <w:rPr>
+          <w:sz w:val="28"/>
+          <w:szCs w:val="26"/>
+        </w:rPr>
+      </w:pPr>
+      <w:r>
+        <w:rPr>
+          <w:sz w:val="28"/>
+          <w:szCs w:val="26"/>
+        </w:rPr>
+        <w:t xml:space="preserve">getTitle() </w:t>
+      </w:r>
+      <w:r>
+        <w:rPr>
+          <w:sz w:val="28"/>
+          <w:szCs w:val="26"/>
+        </w:rPr>
+        <w:sym w:font="Wingdings" w:char="F0E0"/>
+      </w:r>
+      <w:r>
+        <w:rPr>
+          <w:sz w:val="28"/>
+          <w:szCs w:val="26"/>
+        </w:rPr>
+        <w:t xml:space="preserve"> </w:t>
+      </w:r>
+      <w:r>
+        <w:rPr>
+          <w:sz w:val="28"/>
+          <w:szCs w:val="26"/>
+        </w:rPr>
+        <w:t>Will return the title of the web page. (String)</w:t>
+      </w:r>
+    </w:p>
+    <w:p>
+      <w:pPr>
+        <w:pStyle w:val="ListParagraph"/>
+        <w:numPr>
+          <w:ilvl w:val="0"/>
+          <w:numId w:val="14"/>
+        </w:numPr>
+        <w:rPr>
+          <w:sz w:val="28"/>
+          <w:szCs w:val="26"/>
+        </w:rPr>
+      </w:pPr>
+      <w:r>
+        <w:rPr>
+          <w:sz w:val="28"/>
+          <w:szCs w:val="26"/>
+        </w:rPr>
+        <w:t xml:space="preserve">getCurrentUrl() </w:t>
+      </w:r>
+      <w:r>
+        <w:rPr>
+          <w:sz w:val="28"/>
+          <w:szCs w:val="26"/>
+        </w:rPr>
+        <w:sym w:font="Wingdings" w:char="F0E0"/>
+      </w:r>
+      <w:r>
+        <w:rPr>
+          <w:sz w:val="28"/>
+          <w:szCs w:val="26"/>
+        </w:rPr>
+        <w:t xml:space="preserve"> Will return the URL of the current web page. (String)</w:t>
+      </w:r>
       <w:bookmarkStart w:id="0" w:name="_GoBack"/>
       <w:bookmarkEnd w:id="0"/>
+    </w:p>
+    <w:p>
+      <w:pPr>
+        <w:rPr>
+          <w:sz w:val="28"/>
+          <w:szCs w:val="26"/>
+        </w:rPr>
+      </w:pPr>
+    </w:p>
+    <w:p>
+      <w:pPr>
+        <w:rPr>
+          <w:sz w:val="28"/>
+          <w:szCs w:val="26"/>
+        </w:rPr>
+      </w:pPr>
+    </w:p>
+    <w:p>
+      <w:pPr>
+        <w:rPr>
+          <w:b/>
+          <w:bCs/>
+          <w:sz w:val="28"/>
+          <w:szCs w:val="26"/>
+        </w:rPr>
+      </w:pPr>
+      <w:r>
+        <w:rPr>
+          <w:b/>
+          <w:bCs/>
+          <w:sz w:val="28"/>
+          <w:szCs w:val="26"/>
+        </w:rPr>
+        <w:t>Common Exceptions in WebDriver</w:t>
+      </w:r>
+    </w:p>
+    <w:p>
+      <w:pPr>
+        <w:pStyle w:val="ListParagraph"/>
+        <w:numPr>
+          <w:ilvl w:val="0"/>
+          <w:numId w:val="15"/>
+        </w:numPr>
+        <w:rPr>
+          <w:sz w:val="28"/>
+          <w:szCs w:val="26"/>
+        </w:rPr>
+      </w:pPr>
+      <w:r>
+        <w:rPr>
+          <w:sz w:val="28"/>
+          <w:szCs w:val="26"/>
+        </w:rPr>
+        <w:t xml:space="preserve">InvalidArgumentException </w:t>
+      </w:r>
+      <w:r>
+        <w:rPr>
+          <w:sz w:val="28"/>
+          <w:szCs w:val="26"/>
+        </w:rPr>
+        <w:sym w:font="Wingdings" w:char="F0E0"/>
+      </w:r>
+      <w:r>
+        <w:rPr>
+          <w:sz w:val="28"/>
+          <w:szCs w:val="26"/>
+        </w:rPr>
+        <w:t xml:space="preserve"> The URL which is passed in .get() is not in the correct format. </w:t>
+      </w:r>
+    </w:p>
+    <w:p>
+      <w:pPr>
+        <w:pStyle w:val="ListParagraph"/>
+        <w:numPr>
+          <w:ilvl w:val="0"/>
+          <w:numId w:val="15"/>
+        </w:numPr>
+        <w:rPr>
+          <w:sz w:val="28"/>
+          <w:szCs w:val="26"/>
+        </w:rPr>
+      </w:pPr>
+      <w:r>
+        <w:rPr>
+          <w:sz w:val="28"/>
+          <w:szCs w:val="26"/>
+        </w:rPr>
+        <w:t xml:space="preserve">NoSuchSessionException </w:t>
+      </w:r>
+      <w:r>
+        <w:rPr>
+          <w:sz w:val="28"/>
+          <w:szCs w:val="26"/>
+        </w:rPr>
+        <w:sym w:font="Wingdings" w:char="F0E0"/>
+      </w:r>
+      <w:r>
+        <w:rPr>
+          <w:sz w:val="28"/>
+          <w:szCs w:val="26"/>
+        </w:rPr>
+        <w:t xml:space="preserve"> Selenium WebDriver has closed the browser (session) and still you are trying to perform some actions.</w:t>
+      </w:r>
     </w:p>
     <w:sectPr>
       <w:pgSz w:w="11906" w:h="16838"/>
@@ -5559,6 +6203,95 @@
     </w:lvl>
   </w:abstractNum>
   <w:abstractNum w:abstractNumId="6">
+    <w:nsid w:val="20D129B6"/>
+    <w:multiLevelType w:val="hybridMultilevel"/>
+    <w:tmpl w:val="64464EB2"/>
+    <w:lvl w:ilvl="0" w:tplc="4009000F">
+      <w:start w:val="1"/>
+      <w:numFmt w:val="decimal"/>
+      <w:lvlText w:val="%1."/>
+      <w:lvlJc w:val="left"/>
+      <w:pPr>
+        <w:ind w:left="720" w:hanging="360"/>
+      </w:pPr>
+      <w:rPr>
+        <w:rFonts w:hint="default"/>
+      </w:rPr>
+    </w:lvl>
+    <w:lvl w:ilvl="1" w:tplc="40090019" w:tentative="1">
+      <w:start w:val="1"/>
+      <w:numFmt w:val="lowerLetter"/>
+      <w:lvlText w:val="%2."/>
+      <w:lvlJc w:val="left"/>
+      <w:pPr>
+        <w:ind w:left="1440" w:hanging="360"/>
+      </w:pPr>
+    </w:lvl>
+    <w:lvl w:ilvl="2" w:tplc="4009001B" w:tentative="1">
+      <w:start w:val="1"/>
+      <w:numFmt w:val="lowerRoman"/>
+      <w:lvlText w:val="%3."/>
+      <w:lvlJc w:val="right"/>
+      <w:pPr>
+        <w:ind w:left="2160" w:hanging="180"/>
+      </w:pPr>
+    </w:lvl>
+    <w:lvl w:ilvl="3" w:tplc="4009000F" w:tentative="1">
+      <w:start w:val="1"/>
+      <w:numFmt w:val="decimal"/>
+      <w:lvlText w:val="%4."/>
+      <w:lvlJc w:val="left"/>
+      <w:pPr>
+        <w:ind w:left="2880" w:hanging="360"/>
+      </w:pPr>
+    </w:lvl>
+    <w:lvl w:ilvl="4" w:tplc="40090019" w:tentative="1">
+      <w:start w:val="1"/>
+      <w:numFmt w:val="lowerLetter"/>
+      <w:lvlText w:val="%5."/>
+      <w:lvlJc w:val="left"/>
+      <w:pPr>
+        <w:ind w:left="3600" w:hanging="360"/>
+      </w:pPr>
+    </w:lvl>
+    <w:lvl w:ilvl="5" w:tplc="4009001B" w:tentative="1">
+      <w:start w:val="1"/>
+      <w:numFmt w:val="lowerRoman"/>
+      <w:lvlText w:val="%6."/>
+      <w:lvlJc w:val="right"/>
+      <w:pPr>
+        <w:ind w:left="4320" w:hanging="180"/>
+      </w:pPr>
+    </w:lvl>
+    <w:lvl w:ilvl="6" w:tplc="4009000F" w:tentative="1">
+      <w:start w:val="1"/>
+      <w:numFmt w:val="decimal"/>
+      <w:lvlText w:val="%7."/>
+      <w:lvlJc w:val="left"/>
+      <w:pPr>
+        <w:ind w:left="5040" w:hanging="360"/>
+      </w:pPr>
+    </w:lvl>
+    <w:lvl w:ilvl="7" w:tplc="40090019" w:tentative="1">
+      <w:start w:val="1"/>
+      <w:numFmt w:val="lowerLetter"/>
+      <w:lvlText w:val="%8."/>
+      <w:lvlJc w:val="left"/>
+      <w:pPr>
+        <w:ind w:left="5760" w:hanging="360"/>
+      </w:pPr>
+    </w:lvl>
+    <w:lvl w:ilvl="8" w:tplc="4009001B" w:tentative="1">
+      <w:start w:val="1"/>
+      <w:numFmt w:val="lowerRoman"/>
+      <w:lvlText w:val="%9."/>
+      <w:lvlJc w:val="right"/>
+      <w:pPr>
+        <w:ind w:left="6480" w:hanging="180"/>
+      </w:pPr>
+    </w:lvl>
+  </w:abstractNum>
+  <w:abstractNum w:abstractNumId="7">
     <w:nsid w:val="20ED4CC6"/>
     <w:multiLevelType w:val="hybridMultilevel"/>
     <w:tmpl w:val="61DCB8B2"/>
@@ -5647,7 +6380,7 @@
       </w:pPr>
     </w:lvl>
   </w:abstractNum>
-  <w:abstractNum w:abstractNumId="7">
+  <w:abstractNum w:abstractNumId="8">
     <w:nsid w:val="2C6967F1"/>
     <w:multiLevelType w:val="hybridMultilevel"/>
     <w:tmpl w:val="169E1540"/>
@@ -5736,7 +6469,7 @@
       </w:pPr>
     </w:lvl>
   </w:abstractNum>
-  <w:abstractNum w:abstractNumId="8">
+  <w:abstractNum w:abstractNumId="9">
     <w:nsid w:val="3DB331C0"/>
     <w:multiLevelType w:val="hybridMultilevel"/>
     <w:tmpl w:val="799009A8"/>
@@ -5849,7 +6582,7 @@
       </w:rPr>
     </w:lvl>
   </w:abstractNum>
-  <w:abstractNum w:abstractNumId="9">
+  <w:abstractNum w:abstractNumId="10">
     <w:nsid w:val="484C517E"/>
     <w:multiLevelType w:val="hybridMultilevel"/>
     <w:tmpl w:val="C10A4ADA"/>
@@ -5938,7 +6671,96 @@
       </w:pPr>
     </w:lvl>
   </w:abstractNum>
-  <w:abstractNum w:abstractNumId="10">
+  <w:abstractNum w:abstractNumId="11">
+    <w:nsid w:val="629E0B7C"/>
+    <w:multiLevelType w:val="hybridMultilevel"/>
+    <w:tmpl w:val="0E28604A"/>
+    <w:lvl w:ilvl="0" w:tplc="4009000F">
+      <w:start w:val="1"/>
+      <w:numFmt w:val="decimal"/>
+      <w:lvlText w:val="%1."/>
+      <w:lvlJc w:val="left"/>
+      <w:pPr>
+        <w:ind w:left="720" w:hanging="360"/>
+      </w:pPr>
+      <w:rPr>
+        <w:rFonts w:hint="default"/>
+      </w:rPr>
+    </w:lvl>
+    <w:lvl w:ilvl="1" w:tplc="40090019" w:tentative="1">
+      <w:start w:val="1"/>
+      <w:numFmt w:val="lowerLetter"/>
+      <w:lvlText w:val="%2."/>
+      <w:lvlJc w:val="left"/>
+      <w:pPr>
+        <w:ind w:left="1440" w:hanging="360"/>
+      </w:pPr>
+    </w:lvl>
+    <w:lvl w:ilvl="2" w:tplc="4009001B" w:tentative="1">
+      <w:start w:val="1"/>
+      <w:numFmt w:val="lowerRoman"/>
+      <w:lvlText w:val="%3."/>
+      <w:lvlJc w:val="right"/>
+      <w:pPr>
+        <w:ind w:left="2160" w:hanging="180"/>
+      </w:pPr>
+    </w:lvl>
+    <w:lvl w:ilvl="3" w:tplc="4009000F" w:tentative="1">
+      <w:start w:val="1"/>
+      <w:numFmt w:val="decimal"/>
+      <w:lvlText w:val="%4."/>
+      <w:lvlJc w:val="left"/>
+      <w:pPr>
+        <w:ind w:left="2880" w:hanging="360"/>
+      </w:pPr>
+    </w:lvl>
+    <w:lvl w:ilvl="4" w:tplc="40090019" w:tentative="1">
+      <w:start w:val="1"/>
+      <w:numFmt w:val="lowerLetter"/>
+      <w:lvlText w:val="%5."/>
+      <w:lvlJc w:val="left"/>
+      <w:pPr>
+        <w:ind w:left="3600" w:hanging="360"/>
+      </w:pPr>
+    </w:lvl>
+    <w:lvl w:ilvl="5" w:tplc="4009001B" w:tentative="1">
+      <w:start w:val="1"/>
+      <w:numFmt w:val="lowerRoman"/>
+      <w:lvlText w:val="%6."/>
+      <w:lvlJc w:val="right"/>
+      <w:pPr>
+        <w:ind w:left="4320" w:hanging="180"/>
+      </w:pPr>
+    </w:lvl>
+    <w:lvl w:ilvl="6" w:tplc="4009000F" w:tentative="1">
+      <w:start w:val="1"/>
+      <w:numFmt w:val="decimal"/>
+      <w:lvlText w:val="%7."/>
+      <w:lvlJc w:val="left"/>
+      <w:pPr>
+        <w:ind w:left="5040" w:hanging="360"/>
+      </w:pPr>
+    </w:lvl>
+    <w:lvl w:ilvl="7" w:tplc="40090019" w:tentative="1">
+      <w:start w:val="1"/>
+      <w:numFmt w:val="lowerLetter"/>
+      <w:lvlText w:val="%8."/>
+      <w:lvlJc w:val="left"/>
+      <w:pPr>
+        <w:ind w:left="5760" w:hanging="360"/>
+      </w:pPr>
+    </w:lvl>
+    <w:lvl w:ilvl="8" w:tplc="4009001B" w:tentative="1">
+      <w:start w:val="1"/>
+      <w:numFmt w:val="lowerRoman"/>
+      <w:lvlText w:val="%9."/>
+      <w:lvlJc w:val="right"/>
+      <w:pPr>
+        <w:ind w:left="6480" w:hanging="180"/>
+      </w:pPr>
+    </w:lvl>
+  </w:abstractNum>
+  <w:abstractNum w:abstractNumId="12">
     <w:nsid w:val="6EF56B4D"/>
     <w:multiLevelType w:val="hybridMultilevel"/>
     <w:tmpl w:val="601C932C"/>
@@ -6051,7 +6873,7 @@
       </w:rPr>
     </w:lvl>
   </w:abstractNum>
-  <w:abstractNum w:abstractNumId="11">
+  <w:abstractNum w:abstractNumId="13">
     <w:nsid w:val="6FEA40AA"/>
     <w:multiLevelType w:val="hybridMultilevel"/>
     <w:tmpl w:val="D9DC8DF8"/>
@@ -6164,7 +6986,7 @@
       </w:rPr>
     </w:lvl>
   </w:abstractNum>
-  <w:abstractNum w:abstractNumId="12">
+  <w:abstractNum w:abstractNumId="14">
     <w:nsid w:val="782572B8"/>
     <w:multiLevelType w:val="hybridMultilevel"/>
     <w:tmpl w:val="77DE109A"/>
@@ -6278,7 +7100,7 @@
     </w:lvl>
   </w:abstractNum>
   <w:num w:numId="1">
-    <w:abstractNumId w:val="12"/>
+    <w:abstractNumId w:val="14"/>
   </w:num>
   <w:num w:numId="2">
     <w:abstractNumId w:val="0"/>
@@ -6287,10 +7109,10 @@
     <w:abstractNumId w:val="1"/>
   </w:num>
   <w:num w:numId="4">
-    <w:abstractNumId w:val="10"/>
+    <w:abstractNumId w:val="12"/>
   </w:num>
   <w:num w:numId="5">
-    <w:abstractNumId w:val="8"/>
+    <w:abstractNumId w:val="9"/>
   </w:num>
   <w:num w:numId="6">
     <w:abstractNumId w:val="2"/>
@@ -6302,19 +7124,25 @@
     <w:abstractNumId w:val="3"/>
   </w:num>
   <w:num w:numId="9">
-    <w:abstractNumId w:val="6"/>
+    <w:abstractNumId w:val="7"/>
   </w:num>
   <w:num w:numId="10">
-    <w:abstractNumId w:val="11"/>
+    <w:abstractNumId w:val="13"/>
   </w:num>
   <w:num w:numId="11">
-    <w:abstractNumId w:val="7"/>
+    <w:abstractNumId w:val="8"/>
   </w:num>
   <w:num w:numId="12">
-    <w:abstractNumId w:val="9"/>
+    <w:abstractNumId w:val="10"/>
   </w:num>
   <w:num w:numId="13">
     <w:abstractNumId w:val="4"/>
+  </w:num>
+  <w:num w:numId="14">
+    <w:abstractNumId w:val="6"/>
+  </w:num>
+  <w:num w:numId="15">
+    <w:abstractNumId w:val="11"/>
   </w:num>
 </w:numbering>
 </file>
@@ -6718,7 +7546,6 @@
   <w:style w:type="character" w:default="1" w:styleId="DefaultParagraphFont">
     <w:name w:val="Default Paragraph Font"/>
     <w:uiPriority w:val="1"/>
-    <w:semiHidden/>
     <w:unhideWhenUsed/>
   </w:style>
   <w:style w:type="table" w:default="1" w:styleId="TableNormal">

--- a/Selenium Notes.docx
+++ b/Selenium Notes.docx
@@ -5505,16 +5505,252 @@
         </w:rPr>
         <w:t xml:space="preserve"> Will return the URL of the current web page. (String)</w:t>
       </w:r>
+    </w:p>
+    <w:p>
+      <w:pPr>
+        <w:pStyle w:val="ListParagraph"/>
+        <w:numPr>
+          <w:ilvl w:val="0"/>
+          <w:numId w:val="14"/>
+        </w:numPr>
+        <w:rPr>
+          <w:sz w:val="28"/>
+          <w:szCs w:val="26"/>
+        </w:rPr>
+      </w:pPr>
+      <w:r>
+        <w:rPr>
+          <w:sz w:val="28"/>
+          <w:szCs w:val="26"/>
+        </w:rPr>
+        <w:t xml:space="preserve">getPageSource() </w:t>
+      </w:r>
+      <w:r>
+        <w:rPr>
+          <w:sz w:val="28"/>
+          <w:szCs w:val="26"/>
+        </w:rPr>
+        <w:sym w:font="Wingdings" w:char="F0E0"/>
+      </w:r>
+      <w:r>
+        <w:rPr>
+          <w:sz w:val="28"/>
+          <w:szCs w:val="26"/>
+        </w:rPr>
+        <w:t xml:space="preserve"> Will return the HTML code of the page (String)</w:t>
+      </w:r>
+    </w:p>
+    <w:p>
+      <w:pPr>
+        <w:pStyle w:val="ListParagraph"/>
+        <w:numPr>
+          <w:ilvl w:val="0"/>
+          <w:numId w:val="14"/>
+        </w:numPr>
+        <w:rPr>
+          <w:sz w:val="28"/>
+          <w:szCs w:val="26"/>
+        </w:rPr>
+      </w:pPr>
+      <w:r>
+        <w:rPr>
+          <w:sz w:val="28"/>
+          <w:szCs w:val="26"/>
+        </w:rPr>
+        <w:t xml:space="preserve">findElement() </w:t>
+      </w:r>
+      <w:r>
+        <w:rPr>
+          <w:sz w:val="28"/>
+          <w:szCs w:val="26"/>
+        </w:rPr>
+        <w:sym w:font="Wingdings" w:char="F0E0"/>
+      </w:r>
+      <w:r>
+        <w:rPr>
+          <w:sz w:val="28"/>
+          <w:szCs w:val="26"/>
+        </w:rPr>
+        <w:t xml:space="preserve"> Will locate any control / WebElement on the page. (WebElement)</w:t>
+      </w:r>
+    </w:p>
+    <w:p>
+      <w:pPr>
+        <w:rPr>
+          <w:sz w:val="28"/>
+          <w:szCs w:val="26"/>
+        </w:rPr>
+      </w:pPr>
+    </w:p>
+    <w:p>
+      <w:pPr>
+        <w:rPr>
+          <w:b/>
+          <w:bCs/>
+          <w:sz w:val="28"/>
+          <w:szCs w:val="26"/>
+        </w:rPr>
+      </w:pPr>
+      <w:r>
+        <w:rPr>
+          <w:b/>
+          <w:bCs/>
+          <w:sz w:val="28"/>
+          <w:szCs w:val="26"/>
+        </w:rPr>
+        <w:t>WebElement:</w:t>
+      </w:r>
+    </w:p>
+    <w:p>
+      <w:pPr>
+        <w:pStyle w:val="ListParagraph"/>
+        <w:numPr>
+          <w:ilvl w:val="0"/>
+          <w:numId w:val="16"/>
+        </w:numPr>
+        <w:rPr>
+          <w:sz w:val="28"/>
+          <w:szCs w:val="26"/>
+        </w:rPr>
+      </w:pPr>
+      <w:r>
+        <w:rPr>
+          <w:sz w:val="28"/>
+          <w:szCs w:val="26"/>
+        </w:rPr>
+        <w:t>Every control on the web page (like text box, radio button, command button, dropdown list, date time picker, file upload, hyperlinks etc.) is treated as WebElement in Selenium.</w:t>
+      </w:r>
+    </w:p>
+    <w:p>
+      <w:pPr>
+        <w:pStyle w:val="ListParagraph"/>
+        <w:numPr>
+          <w:ilvl w:val="0"/>
+          <w:numId w:val="16"/>
+        </w:numPr>
+        <w:rPr>
+          <w:sz w:val="28"/>
+          <w:szCs w:val="26"/>
+        </w:rPr>
+      </w:pPr>
+      <w:r>
+        <w:rPr>
+          <w:sz w:val="28"/>
+          <w:szCs w:val="26"/>
+        </w:rPr>
+        <w:t xml:space="preserve">In Selenium we are having WebElement as interface which can hold a single control </w:t>
+      </w:r>
+      <w:r>
+        <w:rPr>
+          <w:sz w:val="28"/>
+          <w:szCs w:val="26"/>
+        </w:rPr>
+        <w:t>from</w:t>
+      </w:r>
+      <w:r>
+        <w:rPr>
+          <w:sz w:val="28"/>
+          <w:szCs w:val="26"/>
+        </w:rPr>
+        <w:t xml:space="preserve"> the page.</w:t>
+      </w:r>
+    </w:p>
+    <w:p>
+      <w:pPr>
+        <w:pStyle w:val="ListParagraph"/>
+        <w:numPr>
+          <w:ilvl w:val="0"/>
+          <w:numId w:val="16"/>
+        </w:numPr>
+        <w:rPr>
+          <w:sz w:val="28"/>
+          <w:szCs w:val="26"/>
+        </w:rPr>
+      </w:pPr>
+      <w:r>
+        <w:rPr>
+          <w:sz w:val="28"/>
+          <w:szCs w:val="26"/>
+        </w:rPr>
+        <w:t>Methods of WebElement</w:t>
+      </w:r>
+    </w:p>
+    <w:p>
+      <w:pPr>
+        <w:pStyle w:val="ListParagraph"/>
+        <w:numPr>
+          <w:ilvl w:val="1"/>
+          <w:numId w:val="16"/>
+        </w:numPr>
+        <w:rPr>
+          <w:sz w:val="28"/>
+          <w:szCs w:val="26"/>
+        </w:rPr>
+      </w:pPr>
+      <w:r>
+        <w:rPr>
+          <w:sz w:val="28"/>
+          <w:szCs w:val="26"/>
+        </w:rPr>
+        <w:t xml:space="preserve">sendKeys() </w:t>
+      </w:r>
+      <w:r>
+        <w:rPr>
+          <w:sz w:val="28"/>
+          <w:szCs w:val="26"/>
+        </w:rPr>
+        <w:sym w:font="Wingdings" w:char="F0E0"/>
+      </w:r>
+      <w:r>
+        <w:rPr>
+          <w:sz w:val="28"/>
+          <w:szCs w:val="26"/>
+        </w:rPr>
+        <w:t xml:space="preserve"> Will enter the text in text box</w:t>
+      </w:r>
+    </w:p>
+    <w:p>
+      <w:pPr>
+        <w:pStyle w:val="ListParagraph"/>
+        <w:numPr>
+          <w:ilvl w:val="1"/>
+          <w:numId w:val="16"/>
+        </w:numPr>
+        <w:rPr>
+          <w:sz w:val="28"/>
+          <w:szCs w:val="26"/>
+        </w:rPr>
+      </w:pPr>
+      <w:r>
+        <w:rPr>
+          <w:sz w:val="28"/>
+          <w:szCs w:val="26"/>
+        </w:rPr>
+        <w:t xml:space="preserve">click() </w:t>
+      </w:r>
+      <w:r>
+        <w:rPr>
+          <w:sz w:val="28"/>
+          <w:szCs w:val="26"/>
+        </w:rPr>
+        <w:sym w:font="Wingdings" w:char="F0E0"/>
+      </w:r>
+      <w:r>
+        <w:rPr>
+          <w:sz w:val="28"/>
+          <w:szCs w:val="26"/>
+        </w:rPr>
+        <w:t xml:space="preserve"> Will left </w:t>
+      </w:r>
       <w:bookmarkStart w:id="0" w:name="_GoBack"/>
       <w:bookmarkEnd w:id="0"/>
-    </w:p>
-    <w:p>
-      <w:pPr>
-        <w:rPr>
-          <w:sz w:val="28"/>
-          <w:szCs w:val="26"/>
-        </w:rPr>
-      </w:pPr>
+      <w:r>
+        <w:rPr>
+          <w:sz w:val="28"/>
+          <w:szCs w:val="26"/>
+        </w:rPr>
+        <w:t>click on the control.</w:t>
+      </w:r>
     </w:p>
     <w:p>
       <w:pPr>
@@ -5540,6 +5776,280 @@
           <w:sz w:val="28"/>
           <w:szCs w:val="26"/>
         </w:rPr>
+        <w:t>Locators:</w:t>
+      </w:r>
+    </w:p>
+    <w:p>
+      <w:pPr>
+        <w:rPr>
+          <w:sz w:val="28"/>
+          <w:szCs w:val="26"/>
+        </w:rPr>
+      </w:pPr>
+      <w:r>
+        <w:rPr>
+          <w:sz w:val="28"/>
+          <w:szCs w:val="26"/>
+        </w:rPr>
+        <w:t>Locators are the way/s to identify any WebElement (Control) on the page. Technically these are the strategies to locate any control on the page.</w:t>
+      </w:r>
+    </w:p>
+    <w:p>
+      <w:pPr>
+        <w:rPr>
+          <w:sz w:val="28"/>
+          <w:szCs w:val="26"/>
+        </w:rPr>
+      </w:pPr>
+      <w:r>
+        <w:rPr>
+          <w:sz w:val="28"/>
+          <w:szCs w:val="26"/>
+        </w:rPr>
+        <w:t>There are 8 locators in Selenium</w:t>
+      </w:r>
+    </w:p>
+    <w:p>
+      <w:pPr>
+        <w:pStyle w:val="ListParagraph"/>
+        <w:numPr>
+          <w:ilvl w:val="0"/>
+          <w:numId w:val="17"/>
+        </w:numPr>
+        <w:rPr>
+          <w:sz w:val="28"/>
+          <w:szCs w:val="26"/>
+        </w:rPr>
+      </w:pPr>
+      <w:r>
+        <w:rPr>
+          <w:sz w:val="28"/>
+          <w:szCs w:val="26"/>
+        </w:rPr>
+        <w:t>Name</w:t>
+      </w:r>
+    </w:p>
+    <w:p>
+      <w:pPr>
+        <w:pStyle w:val="ListParagraph"/>
+        <w:numPr>
+          <w:ilvl w:val="0"/>
+          <w:numId w:val="17"/>
+        </w:numPr>
+        <w:rPr>
+          <w:sz w:val="28"/>
+          <w:szCs w:val="26"/>
+        </w:rPr>
+      </w:pPr>
+      <w:r>
+        <w:rPr>
+          <w:sz w:val="28"/>
+          <w:szCs w:val="26"/>
+        </w:rPr>
+        <w:t>Id</w:t>
+      </w:r>
+    </w:p>
+    <w:p>
+      <w:pPr>
+        <w:pStyle w:val="ListParagraph"/>
+        <w:numPr>
+          <w:ilvl w:val="0"/>
+          <w:numId w:val="17"/>
+        </w:numPr>
+        <w:rPr>
+          <w:sz w:val="28"/>
+          <w:szCs w:val="26"/>
+        </w:rPr>
+      </w:pPr>
+      <w:r>
+        <w:rPr>
+          <w:sz w:val="28"/>
+          <w:szCs w:val="26"/>
+        </w:rPr>
+        <w:t>ClassName</w:t>
+      </w:r>
+    </w:p>
+    <w:p>
+      <w:pPr>
+        <w:pStyle w:val="ListParagraph"/>
+        <w:numPr>
+          <w:ilvl w:val="0"/>
+          <w:numId w:val="17"/>
+        </w:numPr>
+        <w:rPr>
+          <w:sz w:val="28"/>
+          <w:szCs w:val="26"/>
+        </w:rPr>
+      </w:pPr>
+      <w:r>
+        <w:rPr>
+          <w:sz w:val="28"/>
+          <w:szCs w:val="26"/>
+        </w:rPr>
+        <w:t>CssSelector</w:t>
+      </w:r>
+    </w:p>
+    <w:p>
+      <w:pPr>
+        <w:pStyle w:val="ListParagraph"/>
+        <w:numPr>
+          <w:ilvl w:val="0"/>
+          <w:numId w:val="17"/>
+        </w:numPr>
+        <w:rPr>
+          <w:sz w:val="28"/>
+          <w:szCs w:val="26"/>
+        </w:rPr>
+      </w:pPr>
+      <w:r>
+        <w:rPr>
+          <w:sz w:val="28"/>
+          <w:szCs w:val="26"/>
+        </w:rPr>
+        <w:lastRenderedPageBreak/>
+        <w:t>XPath</w:t>
+      </w:r>
+    </w:p>
+    <w:p>
+      <w:pPr>
+        <w:pStyle w:val="ListParagraph"/>
+        <w:numPr>
+          <w:ilvl w:val="0"/>
+          <w:numId w:val="17"/>
+        </w:numPr>
+        <w:rPr>
+          <w:sz w:val="28"/>
+          <w:szCs w:val="26"/>
+        </w:rPr>
+      </w:pPr>
+      <w:r>
+        <w:rPr>
+          <w:sz w:val="28"/>
+          <w:szCs w:val="26"/>
+        </w:rPr>
+        <w:t>LinkText</w:t>
+      </w:r>
+    </w:p>
+    <w:p>
+      <w:pPr>
+        <w:pStyle w:val="ListParagraph"/>
+        <w:numPr>
+          <w:ilvl w:val="0"/>
+          <w:numId w:val="17"/>
+        </w:numPr>
+        <w:rPr>
+          <w:sz w:val="28"/>
+          <w:szCs w:val="26"/>
+        </w:rPr>
+      </w:pPr>
+      <w:r>
+        <w:rPr>
+          <w:sz w:val="28"/>
+          <w:szCs w:val="26"/>
+        </w:rPr>
+        <w:t>PartialLinkText</w:t>
+      </w:r>
+    </w:p>
+    <w:p>
+      <w:pPr>
+        <w:pStyle w:val="ListParagraph"/>
+        <w:numPr>
+          <w:ilvl w:val="0"/>
+          <w:numId w:val="17"/>
+        </w:numPr>
+        <w:rPr>
+          <w:sz w:val="28"/>
+          <w:szCs w:val="26"/>
+        </w:rPr>
+      </w:pPr>
+      <w:r>
+        <w:rPr>
+          <w:sz w:val="28"/>
+          <w:szCs w:val="26"/>
+        </w:rPr>
+        <w:t>TagName</w:t>
+      </w:r>
+    </w:p>
+    <w:p>
+      <w:pPr>
+        <w:rPr>
+          <w:sz w:val="28"/>
+          <w:szCs w:val="26"/>
+        </w:rPr>
+      </w:pPr>
+    </w:p>
+    <w:p>
+      <w:pPr>
+        <w:rPr>
+          <w:sz w:val="28"/>
+          <w:szCs w:val="26"/>
+        </w:rPr>
+      </w:pPr>
+      <w:r>
+        <w:rPr>
+          <w:noProof/>
+          <w:lang w:eastAsia="en-IN"/>
+        </w:rPr>
+        <w:drawing>
+          <wp:inline distT="0" distB="0" distL="0" distR="0" wp14:anchorId="395FBF90" wp14:editId="52C09574">
+            <wp:extent cx="5276850" cy="2686647"/>
+            <wp:effectExtent l="0" t="0" r="0" b="0"/>
+            <wp:docPr id="1" name="Picture 1"/>
+            <wp:cNvGraphicFramePr>
+              <a:graphicFrameLocks xmlns:a="http://schemas.openxmlformats.org/drawingml/2006/main" noChangeAspect="1"/>
+            </wp:cNvGraphicFramePr>
+            <a:graphic xmlns:a="http://schemas.openxmlformats.org/drawingml/2006/main">
+              <a:graphicData uri="http://schemas.openxmlformats.org/drawingml/2006/picture">
+                <pic:pic xmlns:pic="http://schemas.openxmlformats.org/drawingml/2006/picture">
+                  <pic:nvPicPr>
+                    <pic:cNvPr id="1" name=""/>
+                    <pic:cNvPicPr/>
+                  </pic:nvPicPr>
+                  <pic:blipFill rotWithShape="1">
+                    <a:blip r:embed="rId6"/>
+                    <a:srcRect l="24596" t="21576" r="11754" b="20789"/>
+                    <a:stretch/>
+                  </pic:blipFill>
+                  <pic:spPr bwMode="auto">
+                    <a:xfrm>
+                      <a:off x="0" y="0"/>
+                      <a:ext cx="5300055" cy="2698462"/>
+                    </a:xfrm>
+                    <a:prstGeom prst="rect">
+                      <a:avLst/>
+                    </a:prstGeom>
+                    <a:ln>
+                      <a:noFill/>
+                    </a:ln>
+                    <a:extLst>
+                      <a:ext uri="{53640926-AAD7-44D8-BBD7-CCE9431645EC}">
+                        <a14:shadowObscured xmlns:a14="http://schemas.microsoft.com/office/drawing/2010/main"/>
+                      </a:ext>
+                    </a:extLst>
+                  </pic:spPr>
+                </pic:pic>
+              </a:graphicData>
+            </a:graphic>
+          </wp:inline>
+        </w:drawing>
+      </w:r>
+    </w:p>
+    <w:p>
+      <w:pPr>
+        <w:rPr>
+          <w:b/>
+          <w:bCs/>
+          <w:sz w:val="28"/>
+          <w:szCs w:val="26"/>
+        </w:rPr>
+      </w:pPr>
+      <w:r>
+        <w:rPr>
+          <w:b/>
+          <w:bCs/>
+          <w:sz w:val="28"/>
+          <w:szCs w:val="26"/>
+        </w:rPr>
         <w:t>Common Exceptions in WebDriver</w:t>
       </w:r>
     </w:p>
@@ -5609,6 +6119,108 @@
           <w:szCs w:val="26"/>
         </w:rPr>
         <w:t xml:space="preserve"> Selenium WebDriver has closed the browser (session) and still you are trying to perform some actions.</w:t>
+      </w:r>
+    </w:p>
+    <w:p>
+      <w:pPr>
+        <w:pStyle w:val="ListParagraph"/>
+        <w:numPr>
+          <w:ilvl w:val="0"/>
+          <w:numId w:val="15"/>
+        </w:numPr>
+        <w:rPr>
+          <w:sz w:val="28"/>
+          <w:szCs w:val="26"/>
+        </w:rPr>
+      </w:pPr>
+      <w:r>
+        <w:rPr>
+          <w:sz w:val="28"/>
+          <w:szCs w:val="26"/>
+        </w:rPr>
+        <w:t>SessionNotCreatedException</w:t>
+      </w:r>
+      <w:r>
+        <w:rPr>
+          <w:sz w:val="28"/>
+          <w:szCs w:val="26"/>
+        </w:rPr>
+        <w:t xml:space="preserve"> </w:t>
+      </w:r>
+      <w:r>
+        <w:rPr>
+          <w:sz w:val="28"/>
+          <w:szCs w:val="26"/>
+        </w:rPr>
+        <w:sym w:font="Wingdings" w:char="F0E0"/>
+      </w:r>
+      <w:r>
+        <w:rPr>
+          <w:sz w:val="28"/>
+          <w:szCs w:val="26"/>
+        </w:rPr>
+        <w:t xml:space="preserve"> The version of Selenium and version of browser are mismatching. (Any one is the older version)</w:t>
+      </w:r>
+    </w:p>
+    <w:p>
+      <w:pPr>
+        <w:pStyle w:val="ListParagraph"/>
+        <w:numPr>
+          <w:ilvl w:val="0"/>
+          <w:numId w:val="15"/>
+        </w:numPr>
+        <w:rPr>
+          <w:sz w:val="28"/>
+          <w:szCs w:val="26"/>
+        </w:rPr>
+      </w:pPr>
+      <w:r>
+        <w:rPr>
+          <w:sz w:val="28"/>
+          <w:szCs w:val="26"/>
+        </w:rPr>
+        <w:t xml:space="preserve">NoSuchElementException </w:t>
+      </w:r>
+      <w:r>
+        <w:rPr>
+          <w:sz w:val="28"/>
+          <w:szCs w:val="26"/>
+        </w:rPr>
+        <w:sym w:font="Wingdings" w:char="F0E0"/>
+      </w:r>
+      <w:r>
+        <w:rPr>
+          <w:sz w:val="28"/>
+          <w:szCs w:val="26"/>
+        </w:rPr>
+        <w:t xml:space="preserve"> </w:t>
+      </w:r>
+      <w:r>
+        <w:rPr>
+          <w:sz w:val="28"/>
+          <w:szCs w:val="26"/>
+        </w:rPr>
+        <w:t>Selenium is unable to locate this control due to</w:t>
+      </w:r>
+    </w:p>
+    <w:p>
+      <w:pPr>
+        <w:pStyle w:val="ListParagraph"/>
+        <w:numPr>
+          <w:ilvl w:val="1"/>
+          <w:numId w:val="15"/>
+        </w:numPr>
+        <w:rPr>
+          <w:sz w:val="28"/>
+          <w:szCs w:val="26"/>
+        </w:rPr>
+      </w:pPr>
+      <w:r>
+        <w:rPr>
+          <w:sz w:val="28"/>
+          <w:szCs w:val="26"/>
+        </w:rPr>
+        <w:t>The locator value may be wrong.</w:t>
       </w:r>
     </w:p>
     <w:sectPr>
@@ -6583,6 +7195,119 @@
     </w:lvl>
   </w:abstractNum>
   <w:abstractNum w:abstractNumId="10">
+    <w:nsid w:val="42364D15"/>
+    <w:multiLevelType w:val="hybridMultilevel"/>
+    <w:tmpl w:val="C9345C1C"/>
+    <w:lvl w:ilvl="0" w:tplc="40090001">
+      <w:start w:val="1"/>
+      <w:numFmt w:val="bullet"/>
+      <w:lvlText w:val=""/>
+      <w:lvlJc w:val="left"/>
+      <w:pPr>
+        <w:ind w:left="720" w:hanging="360"/>
+      </w:pPr>
+      <w:rPr>
+        <w:rFonts w:ascii="Symbol" w:hAnsi="Symbol" w:hint="default"/>
+      </w:rPr>
+    </w:lvl>
+    <w:lvl w:ilvl="1" w:tplc="40090003">
+      <w:start w:val="1"/>
+      <w:numFmt w:val="bullet"/>
+      <w:lvlText w:val="o"/>
+      <w:lvlJc w:val="left"/>
+      <w:pPr>
+        <w:ind w:left="1440" w:hanging="360"/>
+      </w:pPr>
+      <w:rPr>
+        <w:rFonts w:ascii="Courier New" w:hAnsi="Courier New" w:cs="Courier New" w:hint="default"/>
+      </w:rPr>
+    </w:lvl>
+    <w:lvl w:ilvl="2" w:tplc="40090005" w:tentative="1">
+      <w:start w:val="1"/>
+      <w:numFmt w:val="bullet"/>
+      <w:lvlText w:val=""/>
+      <w:lvlJc w:val="left"/>
+      <w:pPr>
+        <w:ind w:left="2160" w:hanging="360"/>
+      </w:pPr>
+      <w:rPr>
+        <w:rFonts w:ascii="Wingdings" w:hAnsi="Wingdings" w:hint="default"/>
+      </w:rPr>
+    </w:lvl>
+    <w:lvl w:ilvl="3" w:tplc="40090001" w:tentative="1">
+      <w:start w:val="1"/>
+      <w:numFmt w:val="bullet"/>
+      <w:lvlText w:val=""/>
+      <w:lvlJc w:val="left"/>
+      <w:pPr>
+        <w:ind w:left="2880" w:hanging="360"/>
+      </w:pPr>
+      <w:rPr>
+        <w:rFonts w:ascii="Symbol" w:hAnsi="Symbol" w:hint="default"/>
+      </w:rPr>
+    </w:lvl>
+    <w:lvl w:ilvl="4" w:tplc="40090003" w:tentative="1">
+      <w:start w:val="1"/>
+      <w:numFmt w:val="bullet"/>
+      <w:lvlText w:val="o"/>
+      <w:lvlJc w:val="left"/>
+      <w:pPr>
+        <w:ind w:left="3600" w:hanging="360"/>
+      </w:pPr>
+      <w:rPr>
+        <w:rFonts w:ascii="Courier New" w:hAnsi="Courier New" w:cs="Courier New" w:hint="default"/>
+      </w:rPr>
+    </w:lvl>
+    <w:lvl w:ilvl="5" w:tplc="40090005" w:tentative="1">
+      <w:start w:val="1"/>
+      <w:numFmt w:val="bullet"/>
+      <w:lvlText w:val=""/>
+      <w:lvlJc w:val="left"/>
+      <w:pPr>
+        <w:ind w:left="4320" w:hanging="360"/>
+      </w:pPr>
+      <w:rPr>
+        <w:rFonts w:ascii="Wingdings" w:hAnsi="Wingdings" w:hint="default"/>
+      </w:rPr>
+    </w:lvl>
+    <w:lvl w:ilvl="6" w:tplc="40090001" w:tentative="1">
+      <w:start w:val="1"/>
+      <w:numFmt w:val="bullet"/>
+      <w:lvlText w:val=""/>
+      <w:lvlJc w:val="left"/>
+      <w:pPr>
+        <w:ind w:left="5040" w:hanging="360"/>
+      </w:pPr>
+      <w:rPr>
+        <w:rFonts w:ascii="Symbol" w:hAnsi="Symbol" w:hint="default"/>
+      </w:rPr>
+    </w:lvl>
+    <w:lvl w:ilvl="7" w:tplc="40090003" w:tentative="1">
+      <w:start w:val="1"/>
+      <w:numFmt w:val="bullet"/>
+      <w:lvlText w:val="o"/>
+      <w:lvlJc w:val="left"/>
+      <w:pPr>
+        <w:ind w:left="5760" w:hanging="360"/>
+      </w:pPr>
+      <w:rPr>
+        <w:rFonts w:ascii="Courier New" w:hAnsi="Courier New" w:cs="Courier New" w:hint="default"/>
+      </w:rPr>
+    </w:lvl>
+    <w:lvl w:ilvl="8" w:tplc="40090005" w:tentative="1">
+      <w:start w:val="1"/>
+      <w:numFmt w:val="bullet"/>
+      <w:lvlText w:val=""/>
+      <w:lvlJc w:val="left"/>
+      <w:pPr>
+        <w:ind w:left="6480" w:hanging="360"/>
+      </w:pPr>
+      <w:rPr>
+        <w:rFonts w:ascii="Wingdings" w:hAnsi="Wingdings" w:hint="default"/>
+      </w:rPr>
+    </w:lvl>
+  </w:abstractNum>
+  <w:abstractNum w:abstractNumId="11">
     <w:nsid w:val="484C517E"/>
     <w:multiLevelType w:val="hybridMultilevel"/>
     <w:tmpl w:val="C10A4ADA"/>
@@ -6671,7 +7396,96 @@
       </w:pPr>
     </w:lvl>
   </w:abstractNum>
-  <w:abstractNum w:abstractNumId="11">
+  <w:abstractNum w:abstractNumId="12">
+    <w:nsid w:val="58061F88"/>
+    <w:multiLevelType w:val="hybridMultilevel"/>
+    <w:tmpl w:val="BEE6F9C4"/>
+    <w:lvl w:ilvl="0" w:tplc="4009000F">
+      <w:start w:val="1"/>
+      <w:numFmt w:val="decimal"/>
+      <w:lvlText w:val="%1."/>
+      <w:lvlJc w:val="left"/>
+      <w:pPr>
+        <w:ind w:left="720" w:hanging="360"/>
+      </w:pPr>
+      <w:rPr>
+        <w:rFonts w:hint="default"/>
+      </w:rPr>
+    </w:lvl>
+    <w:lvl w:ilvl="1" w:tplc="40090019" w:tentative="1">
+      <w:start w:val="1"/>
+      <w:numFmt w:val="lowerLetter"/>
+      <w:lvlText w:val="%2."/>
+      <w:lvlJc w:val="left"/>
+      <w:pPr>
+        <w:ind w:left="1440" w:hanging="360"/>
+      </w:pPr>
+    </w:lvl>
+    <w:lvl w:ilvl="2" w:tplc="4009001B" w:tentative="1">
+      <w:start w:val="1"/>
+      <w:numFmt w:val="lowerRoman"/>
+      <w:lvlText w:val="%3."/>
+      <w:lvlJc w:val="right"/>
+      <w:pPr>
+        <w:ind w:left="2160" w:hanging="180"/>
+      </w:pPr>
+    </w:lvl>
+    <w:lvl w:ilvl="3" w:tplc="4009000F" w:tentative="1">
+      <w:start w:val="1"/>
+      <w:numFmt w:val="decimal"/>
+      <w:lvlText w:val="%4."/>
+      <w:lvlJc w:val="left"/>
+      <w:pPr>
+        <w:ind w:left="2880" w:hanging="360"/>
+      </w:pPr>
+    </w:lvl>
+    <w:lvl w:ilvl="4" w:tplc="40090019" w:tentative="1">
+      <w:start w:val="1"/>
+      <w:numFmt w:val="lowerLetter"/>
+      <w:lvlText w:val="%5."/>
+      <w:lvlJc w:val="left"/>
+      <w:pPr>
+        <w:ind w:left="3600" w:hanging="360"/>
+      </w:pPr>
+    </w:lvl>
+    <w:lvl w:ilvl="5" w:tplc="4009001B" w:tentative="1">
+      <w:start w:val="1"/>
+      <w:numFmt w:val="lowerRoman"/>
+      <w:lvlText w:val="%6."/>
+      <w:lvlJc w:val="right"/>
+      <w:pPr>
+        <w:ind w:left="4320" w:hanging="180"/>
+      </w:pPr>
+    </w:lvl>
+    <w:lvl w:ilvl="6" w:tplc="4009000F" w:tentative="1">
+      <w:start w:val="1"/>
+      <w:numFmt w:val="decimal"/>
+      <w:lvlText w:val="%7."/>
+      <w:lvlJc w:val="left"/>
+      <w:pPr>
+        <w:ind w:left="5040" w:hanging="360"/>
+      </w:pPr>
+    </w:lvl>
+    <w:lvl w:ilvl="7" w:tplc="40090019" w:tentative="1">
+      <w:start w:val="1"/>
+      <w:numFmt w:val="lowerLetter"/>
+      <w:lvlText w:val="%8."/>
+      <w:lvlJc w:val="left"/>
+      <w:pPr>
+        <w:ind w:left="5760" w:hanging="360"/>
+      </w:pPr>
+    </w:lvl>
+    <w:lvl w:ilvl="8" w:tplc="4009001B" w:tentative="1">
+      <w:start w:val="1"/>
+      <w:numFmt w:val="lowerRoman"/>
+      <w:lvlText w:val="%9."/>
+      <w:lvlJc w:val="right"/>
+      <w:pPr>
+        <w:ind w:left="6480" w:hanging="180"/>
+      </w:pPr>
+    </w:lvl>
+  </w:abstractNum>
+  <w:abstractNum w:abstractNumId="13">
     <w:nsid w:val="629E0B7C"/>
     <w:multiLevelType w:val="hybridMultilevel"/>
     <w:tmpl w:val="0E28604A"/>
@@ -6687,7 +7501,7 @@
         <w:rFonts w:hint="default"/>
       </w:rPr>
     </w:lvl>
-    <w:lvl w:ilvl="1" w:tplc="40090019" w:tentative="1">
+    <w:lvl w:ilvl="1" w:tplc="40090019">
       <w:start w:val="1"/>
       <w:numFmt w:val="lowerLetter"/>
       <w:lvlText w:val="%2."/>
@@ -6760,7 +7574,7 @@
       </w:pPr>
     </w:lvl>
   </w:abstractNum>
-  <w:abstractNum w:abstractNumId="12">
+  <w:abstractNum w:abstractNumId="14">
     <w:nsid w:val="6EF56B4D"/>
     <w:multiLevelType w:val="hybridMultilevel"/>
     <w:tmpl w:val="601C932C"/>
@@ -6873,7 +7687,7 @@
       </w:rPr>
     </w:lvl>
   </w:abstractNum>
-  <w:abstractNum w:abstractNumId="13">
+  <w:abstractNum w:abstractNumId="15">
     <w:nsid w:val="6FEA40AA"/>
     <w:multiLevelType w:val="hybridMultilevel"/>
     <w:tmpl w:val="D9DC8DF8"/>
@@ -6986,7 +7800,7 @@
       </w:rPr>
     </w:lvl>
   </w:abstractNum>
-  <w:abstractNum w:abstractNumId="14">
+  <w:abstractNum w:abstractNumId="16">
     <w:nsid w:val="782572B8"/>
     <w:multiLevelType w:val="hybridMultilevel"/>
     <w:tmpl w:val="77DE109A"/>
@@ -7100,7 +7914,7 @@
     </w:lvl>
   </w:abstractNum>
   <w:num w:numId="1">
-    <w:abstractNumId w:val="14"/>
+    <w:abstractNumId w:val="16"/>
   </w:num>
   <w:num w:numId="2">
     <w:abstractNumId w:val="0"/>
@@ -7109,7 +7923,7 @@
     <w:abstractNumId w:val="1"/>
   </w:num>
   <w:num w:numId="4">
-    <w:abstractNumId w:val="12"/>
+    <w:abstractNumId w:val="14"/>
   </w:num>
   <w:num w:numId="5">
     <w:abstractNumId w:val="9"/>
@@ -7127,13 +7941,13 @@
     <w:abstractNumId w:val="7"/>
   </w:num>
   <w:num w:numId="10">
-    <w:abstractNumId w:val="13"/>
+    <w:abstractNumId w:val="15"/>
   </w:num>
   <w:num w:numId="11">
     <w:abstractNumId w:val="8"/>
   </w:num>
   <w:num w:numId="12">
-    <w:abstractNumId w:val="10"/>
+    <w:abstractNumId w:val="11"/>
   </w:num>
   <w:num w:numId="13">
     <w:abstractNumId w:val="4"/>
@@ -7142,7 +7956,13 @@
     <w:abstractNumId w:val="6"/>
   </w:num>
   <w:num w:numId="15">
-    <w:abstractNumId w:val="11"/>
+    <w:abstractNumId w:val="13"/>
+  </w:num>
+  <w:num w:numId="16">
+    <w:abstractNumId w:val="10"/>
+  </w:num>
+  <w:num w:numId="17">
+    <w:abstractNumId w:val="12"/>
   </w:num>
 </w:numbering>
 </file>
@@ -7546,6 +8366,7 @@
   <w:style w:type="character" w:default="1" w:styleId="DefaultParagraphFont">
     <w:name w:val="Default Paragraph Font"/>
     <w:uiPriority w:val="1"/>
+    <w:semiHidden/>
     <w:unhideWhenUsed/>
   </w:style>
   <w:style w:type="table" w:default="1" w:styleId="TableNormal">

--- a/Selenium Notes.docx
+++ b/Selenium Notes.docx
@@ -721,13 +721,22 @@
           <w:szCs w:val="26"/>
         </w:rPr>
       </w:pPr>
+      <w:proofErr w:type="spellStart"/>
       <w:r>
         <w:rPr>
           <w:sz w:val="28"/>
           <w:szCs w:val="26"/>
         </w:rPr>
         <w:lastRenderedPageBreak/>
-        <w:t>Thread.sleep()</w:t>
+        <w:t>Thread.sleep</w:t>
+      </w:r>
+      <w:proofErr w:type="spellEnd"/>
+      <w:r>
+        <w:rPr>
+          <w:sz w:val="28"/>
+          <w:szCs w:val="26"/>
+        </w:rPr>
+        <w:t>()</w:t>
       </w:r>
     </w:p>
     <w:p>
@@ -2273,7 +2282,23 @@
           <w:sz w:val="28"/>
           <w:szCs w:val="26"/>
         </w:rPr>
-        <w:t xml:space="preserve">Is a process of checking the Correctness, Completeness, Security &amp; Quality of developed software application. </w:t>
+        <w:t xml:space="preserve">Is a process of checking the Correctness, Completeness, </w:t>
+      </w:r>
+      <w:proofErr w:type="gramStart"/>
+      <w:r>
+        <w:rPr>
+          <w:sz w:val="28"/>
+          <w:szCs w:val="26"/>
+        </w:rPr>
+        <w:t>Security</w:t>
+      </w:r>
+      <w:proofErr w:type="gramEnd"/>
+      <w:r>
+        <w:rPr>
+          <w:sz w:val="28"/>
+          <w:szCs w:val="26"/>
+        </w:rPr>
+        <w:t xml:space="preserve"> &amp; Quality of developed software application. </w:t>
       </w:r>
     </w:p>
     <w:p>
@@ -3250,6 +3275,7 @@
           <w:szCs w:val="26"/>
         </w:rPr>
       </w:pPr>
+      <w:proofErr w:type="spellStart"/>
       <w:r>
         <w:rPr>
           <w:sz w:val="28"/>
@@ -3257,6 +3283,7 @@
         </w:rPr>
         <w:t>RestAPI</w:t>
       </w:r>
+      <w:proofErr w:type="spellEnd"/>
     </w:p>
     <w:p>
       <w:pPr>
@@ -4382,6 +4409,7 @@
           <w:szCs w:val="26"/>
         </w:rPr>
       </w:pPr>
+      <w:proofErr w:type="spellStart"/>
       <w:r>
         <w:rPr>
           <w:sz w:val="28"/>
@@ -4389,6 +4417,7 @@
         </w:rPr>
         <w:t>YourName_SeleniumDemos</w:t>
       </w:r>
+      <w:proofErr w:type="spellEnd"/>
       <w:r>
         <w:rPr>
           <w:sz w:val="28"/>
@@ -4475,7 +4504,23 @@
           <w:sz w:val="28"/>
           <w:szCs w:val="26"/>
         </w:rPr>
-        <w:t>Open selenium.dev site</w:t>
+        <w:t xml:space="preserve">Open </w:t>
+      </w:r>
+      <w:proofErr w:type="spellStart"/>
+      <w:r>
+        <w:rPr>
+          <w:sz w:val="28"/>
+          <w:szCs w:val="26"/>
+        </w:rPr>
+        <w:t>selenium.dev</w:t>
+      </w:r>
+      <w:proofErr w:type="spellEnd"/>
+      <w:r>
+        <w:rPr>
+          <w:sz w:val="28"/>
+          <w:szCs w:val="26"/>
+        </w:rPr>
+        <w:t xml:space="preserve"> site</w:t>
       </w:r>
     </w:p>
     <w:p>
@@ -4684,7 +4729,23 @@
           <w:sz w:val="28"/>
           <w:szCs w:val="26"/>
         </w:rPr>
-        <w:t xml:space="preserve"> folder (YourName_SeleniumDemos) as a workspace </w:t>
+        <w:t xml:space="preserve"> folder (</w:t>
+      </w:r>
+      <w:proofErr w:type="spellStart"/>
+      <w:r>
+        <w:rPr>
+          <w:sz w:val="28"/>
+          <w:szCs w:val="26"/>
+        </w:rPr>
+        <w:t>YourName_SeleniumDemos</w:t>
+      </w:r>
+      <w:proofErr w:type="spellEnd"/>
+      <w:r>
+        <w:rPr>
+          <w:sz w:val="28"/>
+          <w:szCs w:val="26"/>
+        </w:rPr>
+        <w:t xml:space="preserve">) as a workspace </w:t>
       </w:r>
     </w:p>
     <w:p>
@@ -4895,7 +4956,23 @@
           <w:sz w:val="28"/>
           <w:szCs w:val="26"/>
         </w:rPr>
-        <w:t>Create a package inside the project (Specially in src folder)</w:t>
+        <w:t xml:space="preserve">Create a package inside the project (Specially in </w:t>
+      </w:r>
+      <w:proofErr w:type="spellStart"/>
+      <w:r>
+        <w:rPr>
+          <w:sz w:val="28"/>
+          <w:szCs w:val="26"/>
+        </w:rPr>
+        <w:t>src</w:t>
+      </w:r>
+      <w:proofErr w:type="spellEnd"/>
+      <w:r>
+        <w:rPr>
+          <w:sz w:val="28"/>
+          <w:szCs w:val="26"/>
+        </w:rPr>
+        <w:t xml:space="preserve"> folder)</w:t>
       </w:r>
     </w:p>
     <w:p>
@@ -5080,6 +5157,7 @@
         </w:rPr>
         <w:t xml:space="preserve">Click on </w:t>
       </w:r>
+      <w:proofErr w:type="spellStart"/>
       <w:r>
         <w:rPr>
           <w:b/>
@@ -5087,7 +5165,17 @@
           <w:sz w:val="28"/>
           <w:szCs w:val="26"/>
         </w:rPr>
-        <w:t xml:space="preserve">classpath </w:t>
+        <w:t>classpath</w:t>
+      </w:r>
+      <w:proofErr w:type="spellEnd"/>
+      <w:r>
+        <w:rPr>
+          <w:b/>
+          <w:bCs/>
+          <w:sz w:val="28"/>
+          <w:szCs w:val="26"/>
+        </w:rPr>
+        <w:t xml:space="preserve"> </w:t>
       </w:r>
     </w:p>
     <w:p>
@@ -5334,12 +5422,21 @@
           <w:szCs w:val="26"/>
         </w:rPr>
       </w:pPr>
-      <w:r>
-        <w:rPr>
-          <w:sz w:val="28"/>
-          <w:szCs w:val="26"/>
-        </w:rPr>
-        <w:t xml:space="preserve">get() </w:t>
+      <w:proofErr w:type="gramStart"/>
+      <w:r>
+        <w:rPr>
+          <w:sz w:val="28"/>
+          <w:szCs w:val="26"/>
+        </w:rPr>
+        <w:t>get(</w:t>
+      </w:r>
+      <w:proofErr w:type="gramEnd"/>
+      <w:r>
+        <w:rPr>
+          <w:sz w:val="28"/>
+          <w:szCs w:val="26"/>
+        </w:rPr>
+        <w:t xml:space="preserve">) </w:t>
       </w:r>
       <w:r>
         <w:rPr>
@@ -5368,12 +5465,21 @@
           <w:szCs w:val="26"/>
         </w:rPr>
       </w:pPr>
-      <w:r>
-        <w:rPr>
-          <w:sz w:val="28"/>
-          <w:szCs w:val="26"/>
-        </w:rPr>
-        <w:t xml:space="preserve">close() </w:t>
+      <w:proofErr w:type="gramStart"/>
+      <w:r>
+        <w:rPr>
+          <w:sz w:val="28"/>
+          <w:szCs w:val="26"/>
+        </w:rPr>
+        <w:t>close(</w:t>
+      </w:r>
+      <w:proofErr w:type="gramEnd"/>
+      <w:r>
+        <w:rPr>
+          <w:sz w:val="28"/>
+          <w:szCs w:val="26"/>
+        </w:rPr>
+        <w:t xml:space="preserve">) </w:t>
       </w:r>
       <w:r>
         <w:rPr>
@@ -5409,12 +5515,30 @@
           <w:szCs w:val="26"/>
         </w:rPr>
       </w:pPr>
-      <w:r>
-        <w:rPr>
-          <w:sz w:val="28"/>
-          <w:szCs w:val="26"/>
-        </w:rPr>
-        <w:t xml:space="preserve">driver.manage().windows().maximize() </w:t>
+      <w:proofErr w:type="spellStart"/>
+      <w:proofErr w:type="gramStart"/>
+      <w:r>
+        <w:rPr>
+          <w:sz w:val="28"/>
+          <w:szCs w:val="26"/>
+        </w:rPr>
+        <w:t>driver.manage</w:t>
+      </w:r>
+      <w:proofErr w:type="spellEnd"/>
+      <w:r>
+        <w:rPr>
+          <w:sz w:val="28"/>
+          <w:szCs w:val="26"/>
+        </w:rPr>
+        <w:t>(</w:t>
+      </w:r>
+      <w:proofErr w:type="gramEnd"/>
+      <w:r>
+        <w:rPr>
+          <w:sz w:val="28"/>
+          <w:szCs w:val="26"/>
+        </w:rPr>
+        <w:t xml:space="preserve">).windows().maximize() </w:t>
       </w:r>
       <w:r>
         <w:rPr>
@@ -5443,12 +5567,21 @@
           <w:szCs w:val="26"/>
         </w:rPr>
       </w:pPr>
-      <w:r>
-        <w:rPr>
-          <w:sz w:val="28"/>
-          <w:szCs w:val="26"/>
-        </w:rPr>
-        <w:t xml:space="preserve">getTitle() </w:t>
+      <w:proofErr w:type="gramStart"/>
+      <w:r>
+        <w:rPr>
+          <w:sz w:val="28"/>
+          <w:szCs w:val="26"/>
+        </w:rPr>
+        <w:t>getTitle(</w:t>
+      </w:r>
+      <w:proofErr w:type="gramEnd"/>
+      <w:r>
+        <w:rPr>
+          <w:sz w:val="28"/>
+          <w:szCs w:val="26"/>
+        </w:rPr>
+        <w:t xml:space="preserve">) </w:t>
       </w:r>
       <w:r>
         <w:rPr>
@@ -5484,12 +5617,21 @@
           <w:szCs w:val="26"/>
         </w:rPr>
       </w:pPr>
-      <w:r>
-        <w:rPr>
-          <w:sz w:val="28"/>
-          <w:szCs w:val="26"/>
-        </w:rPr>
-        <w:t xml:space="preserve">getCurrentUrl() </w:t>
+      <w:proofErr w:type="gramStart"/>
+      <w:r>
+        <w:rPr>
+          <w:sz w:val="28"/>
+          <w:szCs w:val="26"/>
+        </w:rPr>
+        <w:t>getCurrentUrl(</w:t>
+      </w:r>
+      <w:proofErr w:type="gramEnd"/>
+      <w:r>
+        <w:rPr>
+          <w:sz w:val="28"/>
+          <w:szCs w:val="26"/>
+        </w:rPr>
+        <w:t xml:space="preserve">) </w:t>
       </w:r>
       <w:r>
         <w:rPr>
@@ -5552,12 +5694,21 @@
           <w:szCs w:val="26"/>
         </w:rPr>
       </w:pPr>
-      <w:r>
-        <w:rPr>
-          <w:sz w:val="28"/>
-          <w:szCs w:val="26"/>
-        </w:rPr>
-        <w:t xml:space="preserve">findElement() </w:t>
+      <w:proofErr w:type="gramStart"/>
+      <w:r>
+        <w:rPr>
+          <w:sz w:val="28"/>
+          <w:szCs w:val="26"/>
+        </w:rPr>
+        <w:t>findElement(</w:t>
+      </w:r>
+      <w:proofErr w:type="gramEnd"/>
+      <w:r>
+        <w:rPr>
+          <w:sz w:val="28"/>
+          <w:szCs w:val="26"/>
+        </w:rPr>
+        <w:t xml:space="preserve">) </w:t>
       </w:r>
       <w:r>
         <w:rPr>
@@ -5571,7 +5722,21 @@
           <w:sz w:val="28"/>
           <w:szCs w:val="26"/>
         </w:rPr>
-        <w:t xml:space="preserve"> Will locate any control / WebElement on the page. (WebElement)</w:t>
+        <w:t xml:space="preserve"> Will locate any control / WebElement on the page. </w:t>
+      </w:r>
+      <w:r>
+        <w:rPr>
+          <w:sz w:val="28"/>
+          <w:szCs w:val="26"/>
+        </w:rPr>
+        <w:t xml:space="preserve">It will locate the first occurrence. </w:t>
+      </w:r>
+      <w:r>
+        <w:rPr>
+          <w:sz w:val="28"/>
+          <w:szCs w:val="26"/>
+        </w:rPr>
+        <w:t>(WebElement)</w:t>
       </w:r>
     </w:p>
     <w:p>
@@ -5618,7 +5783,23 @@
           <w:sz w:val="28"/>
           <w:szCs w:val="26"/>
         </w:rPr>
-        <w:t>Every control on the web page (like text box, radio button, command button, dropdown list, date time picker, file upload, hyperlinks etc.) is treated as WebElement in Selenium.</w:t>
+        <w:t xml:space="preserve">Every control on the web page (like text box, radio button, command button, dropdown list, date time picker, file upload, hyperlinks etc.) is treated as </w:t>
+      </w:r>
+      <w:r>
+        <w:rPr>
+          <w:b/>
+          <w:bCs/>
+          <w:sz w:val="28"/>
+          <w:szCs w:val="26"/>
+        </w:rPr>
+        <w:t>WebElement</w:t>
+      </w:r>
+      <w:r>
+        <w:rPr>
+          <w:sz w:val="28"/>
+          <w:szCs w:val="26"/>
+        </w:rPr>
+        <w:t xml:space="preserve"> in Selenium.</w:t>
       </w:r>
     </w:p>
     <w:p>
@@ -5721,12 +5902,21 @@
           <w:szCs w:val="26"/>
         </w:rPr>
       </w:pPr>
-      <w:r>
-        <w:rPr>
-          <w:sz w:val="28"/>
-          <w:szCs w:val="26"/>
-        </w:rPr>
-        <w:t xml:space="preserve">click() </w:t>
+      <w:proofErr w:type="gramStart"/>
+      <w:r>
+        <w:rPr>
+          <w:sz w:val="28"/>
+          <w:szCs w:val="26"/>
+        </w:rPr>
+        <w:t>click(</w:t>
+      </w:r>
+      <w:proofErr w:type="gramEnd"/>
+      <w:r>
+        <w:rPr>
+          <w:sz w:val="28"/>
+          <w:szCs w:val="26"/>
+        </w:rPr>
+        <w:t xml:space="preserve">) </w:t>
       </w:r>
       <w:r>
         <w:rPr>
@@ -5740,16 +5930,50 @@
           <w:sz w:val="28"/>
           <w:szCs w:val="26"/>
         </w:rPr>
-        <w:t xml:space="preserve"> Will left </w:t>
-      </w:r>
-      <w:bookmarkStart w:id="0" w:name="_GoBack"/>
-      <w:bookmarkEnd w:id="0"/>
-      <w:r>
-        <w:rPr>
-          <w:sz w:val="28"/>
-          <w:szCs w:val="26"/>
-        </w:rPr>
-        <w:t>click on the control.</w:t>
+        <w:t xml:space="preserve"> Will left click on the control.</w:t>
+      </w:r>
+    </w:p>
+    <w:p>
+      <w:pPr>
+        <w:pStyle w:val="ListParagraph"/>
+        <w:numPr>
+          <w:ilvl w:val="1"/>
+          <w:numId w:val="16"/>
+        </w:numPr>
+        <w:rPr>
+          <w:sz w:val="28"/>
+          <w:szCs w:val="26"/>
+        </w:rPr>
+      </w:pPr>
+      <w:proofErr w:type="gramStart"/>
+      <w:r>
+        <w:rPr>
+          <w:sz w:val="28"/>
+          <w:szCs w:val="26"/>
+        </w:rPr>
+        <w:t>getText(</w:t>
+      </w:r>
+      <w:proofErr w:type="gramEnd"/>
+      <w:r>
+        <w:rPr>
+          <w:sz w:val="28"/>
+          <w:szCs w:val="26"/>
+        </w:rPr>
+        <w:t xml:space="preserve">) </w:t>
+      </w:r>
+      <w:r>
+        <w:rPr>
+          <w:sz w:val="28"/>
+          <w:szCs w:val="26"/>
+        </w:rPr>
+        <w:sym w:font="Wingdings" w:char="F0E0"/>
+      </w:r>
+      <w:r>
+        <w:rPr>
+          <w:sz w:val="28"/>
+          <w:szCs w:val="26"/>
+        </w:rPr>
+        <w:t xml:space="preserve"> Will return the text on the control. (String)</w:t>
       </w:r>
     </w:p>
     <w:p>
@@ -5886,6 +6110,7 @@
           <w:sz w:val="28"/>
           <w:szCs w:val="26"/>
         </w:rPr>
+        <w:lastRenderedPageBreak/>
         <w:t>CssSelector</w:t>
       </w:r>
     </w:p>
@@ -5906,7 +6131,6 @@
           <w:sz w:val="28"/>
           <w:szCs w:val="26"/>
         </w:rPr>
-        <w:lastRenderedPageBreak/>
         <w:t>XPath</w:t>
       </w:r>
     </w:p>
@@ -6084,7 +6308,23 @@
           <w:sz w:val="28"/>
           <w:szCs w:val="26"/>
         </w:rPr>
-        <w:t xml:space="preserve"> The URL which is passed in .get() is not in the correct format. </w:t>
+        <w:t xml:space="preserve"> The URL which is passed in .</w:t>
+      </w:r>
+      <w:proofErr w:type="gramStart"/>
+      <w:r>
+        <w:rPr>
+          <w:sz w:val="28"/>
+          <w:szCs w:val="26"/>
+        </w:rPr>
+        <w:t>get(</w:t>
+      </w:r>
+      <w:proofErr w:type="gramEnd"/>
+      <w:r>
+        <w:rPr>
+          <w:sz w:val="28"/>
+          <w:szCs w:val="26"/>
+        </w:rPr>
+        <w:t xml:space="preserve">) is not in the correct format. </w:t>
       </w:r>
     </w:p>
     <w:p>
@@ -6222,6 +6462,404 @@
         </w:rPr>
         <w:t>The locator value may be wrong.</w:t>
       </w:r>
+    </w:p>
+    <w:p>
+      <w:pPr>
+        <w:pStyle w:val="ListParagraph"/>
+        <w:numPr>
+          <w:ilvl w:val="1"/>
+          <w:numId w:val="15"/>
+        </w:numPr>
+        <w:rPr>
+          <w:sz w:val="28"/>
+          <w:szCs w:val="26"/>
+        </w:rPr>
+      </w:pPr>
+      <w:r>
+        <w:rPr>
+          <w:sz w:val="28"/>
+          <w:szCs w:val="26"/>
+        </w:rPr>
+        <w:t>The value of attribute may be dynamic.</w:t>
+      </w:r>
+    </w:p>
+    <w:p>
+      <w:pPr>
+        <w:pStyle w:val="ListParagraph"/>
+        <w:numPr>
+          <w:ilvl w:val="1"/>
+          <w:numId w:val="15"/>
+        </w:numPr>
+        <w:rPr>
+          <w:sz w:val="28"/>
+          <w:szCs w:val="26"/>
+        </w:rPr>
+      </w:pPr>
+      <w:r>
+        <w:rPr>
+          <w:sz w:val="28"/>
+          <w:szCs w:val="26"/>
+        </w:rPr>
+        <w:t>The control is not on the page.</w:t>
+      </w:r>
+    </w:p>
+    <w:p>
+      <w:pPr>
+        <w:pStyle w:val="ListParagraph"/>
+        <w:numPr>
+          <w:ilvl w:val="0"/>
+          <w:numId w:val="15"/>
+        </w:numPr>
+        <w:rPr>
+          <w:sz w:val="28"/>
+          <w:szCs w:val="26"/>
+        </w:rPr>
+      </w:pPr>
+      <w:r>
+        <w:rPr>
+          <w:sz w:val="28"/>
+          <w:szCs w:val="26"/>
+        </w:rPr>
+        <w:t xml:space="preserve">InvalidArgumentException </w:t>
+      </w:r>
+      <w:r>
+        <w:rPr>
+          <w:sz w:val="28"/>
+          <w:szCs w:val="26"/>
+        </w:rPr>
+        <w:sym w:font="Wingdings" w:char="F0E0"/>
+      </w:r>
+      <w:r>
+        <w:rPr>
+          <w:sz w:val="28"/>
+          <w:szCs w:val="26"/>
+        </w:rPr>
+        <w:t xml:space="preserve"> Typically when you are locating a control via className and your control is having multiple classes any you might using all those classes. </w:t>
+      </w:r>
+      <w:r>
+        <w:rPr>
+          <w:b/>
+          <w:bCs/>
+          <w:sz w:val="28"/>
+          <w:szCs w:val="26"/>
+        </w:rPr>
+        <w:t>Use only one class from such multiple classes.</w:t>
+      </w:r>
+    </w:p>
+    <w:p>
+      <w:pPr>
+        <w:pStyle w:val="ListParagraph"/>
+        <w:numPr>
+          <w:ilvl w:val="0"/>
+          <w:numId w:val="15"/>
+        </w:numPr>
+        <w:rPr>
+          <w:sz w:val="28"/>
+          <w:szCs w:val="26"/>
+        </w:rPr>
+      </w:pPr>
+    </w:p>
+    <w:p>
+      <w:pPr>
+        <w:rPr>
+          <w:sz w:val="28"/>
+          <w:szCs w:val="26"/>
+        </w:rPr>
+      </w:pPr>
+    </w:p>
+    <w:p>
+      <w:pPr>
+        <w:rPr>
+          <w:b/>
+          <w:bCs/>
+          <w:sz w:val="28"/>
+          <w:szCs w:val="26"/>
+        </w:rPr>
+      </w:pPr>
+      <w:r>
+        <w:rPr>
+          <w:b/>
+          <w:bCs/>
+          <w:sz w:val="28"/>
+          <w:szCs w:val="26"/>
+        </w:rPr>
+        <w:lastRenderedPageBreak/>
+        <w:t xml:space="preserve">Locator Class Name: </w:t>
+      </w:r>
+    </w:p>
+    <w:p>
+      <w:pPr>
+        <w:pStyle w:val="ListParagraph"/>
+        <w:numPr>
+          <w:ilvl w:val="0"/>
+          <w:numId w:val="18"/>
+        </w:numPr>
+        <w:rPr>
+          <w:sz w:val="28"/>
+          <w:szCs w:val="26"/>
+        </w:rPr>
+      </w:pPr>
+      <w:r>
+        <w:rPr>
+          <w:sz w:val="28"/>
+          <w:szCs w:val="26"/>
+        </w:rPr>
+        <w:t>You can</w:t>
+      </w:r>
+      <w:r>
+        <w:rPr>
+          <w:sz w:val="28"/>
+          <w:szCs w:val="26"/>
+        </w:rPr>
+        <w:t xml:space="preserve"> locate a control using class attribute of control.</w:t>
+      </w:r>
+    </w:p>
+    <w:p>
+      <w:pPr>
+        <w:pStyle w:val="ListParagraph"/>
+        <w:numPr>
+          <w:ilvl w:val="0"/>
+          <w:numId w:val="18"/>
+        </w:numPr>
+        <w:rPr>
+          <w:sz w:val="28"/>
+          <w:szCs w:val="26"/>
+        </w:rPr>
+      </w:pPr>
+      <w:r>
+        <w:rPr>
+          <w:sz w:val="28"/>
+          <w:szCs w:val="26"/>
+        </w:rPr>
+        <w:t>The control may having multiple classed applied. Such multiple classes are separated via space.</w:t>
+      </w:r>
+    </w:p>
+    <w:p>
+      <w:pPr>
+        <w:pStyle w:val="ListParagraph"/>
+        <w:numPr>
+          <w:ilvl w:val="0"/>
+          <w:numId w:val="18"/>
+        </w:numPr>
+        <w:rPr>
+          <w:sz w:val="28"/>
+          <w:szCs w:val="26"/>
+        </w:rPr>
+      </w:pPr>
+      <w:r>
+        <w:rPr>
+          <w:sz w:val="28"/>
+          <w:szCs w:val="26"/>
+        </w:rPr>
+        <w:t>If you are using className locator then use any one class from these multiple classes.</w:t>
+      </w:r>
+    </w:p>
+    <w:p>
+      <w:pPr>
+        <w:rPr>
+          <w:sz w:val="28"/>
+          <w:szCs w:val="26"/>
+        </w:rPr>
+      </w:pPr>
+    </w:p>
+    <w:p>
+      <w:pPr>
+        <w:rPr>
+          <w:b/>
+          <w:bCs/>
+          <w:sz w:val="28"/>
+          <w:szCs w:val="26"/>
+        </w:rPr>
+      </w:pPr>
+      <w:r>
+        <w:rPr>
+          <w:b/>
+          <w:bCs/>
+          <w:sz w:val="28"/>
+          <w:szCs w:val="26"/>
+        </w:rPr>
+        <w:t>CssSelector Locator:</w:t>
+      </w:r>
+    </w:p>
+    <w:p>
+      <w:pPr>
+        <w:rPr>
+          <w:sz w:val="28"/>
+          <w:szCs w:val="26"/>
+        </w:rPr>
+      </w:pPr>
+      <w:r>
+        <w:rPr>
+          <w:sz w:val="28"/>
+          <w:szCs w:val="26"/>
+        </w:rPr>
+        <w:t>It is the technique to locate any control using any one or multiple attributes of the control.</w:t>
+      </w:r>
+    </w:p>
+    <w:p>
+      <w:pPr>
+        <w:rPr>
+          <w:sz w:val="28"/>
+          <w:szCs w:val="26"/>
+        </w:rPr>
+      </w:pPr>
+      <w:r>
+        <w:rPr>
+          <w:sz w:val="28"/>
+          <w:szCs w:val="26"/>
+        </w:rPr>
+        <w:t>Types</w:t>
+      </w:r>
+    </w:p>
+    <w:p>
+      <w:pPr>
+        <w:pStyle w:val="ListParagraph"/>
+        <w:numPr>
+          <w:ilvl w:val="0"/>
+          <w:numId w:val="19"/>
+        </w:numPr>
+        <w:rPr>
+          <w:sz w:val="28"/>
+          <w:szCs w:val="26"/>
+        </w:rPr>
+      </w:pPr>
+      <w:r>
+        <w:rPr>
+          <w:sz w:val="28"/>
+          <w:szCs w:val="26"/>
+        </w:rPr>
+        <w:t>Using single attribute</w:t>
+      </w:r>
+      <w:r>
+        <w:rPr>
+          <w:sz w:val="28"/>
+          <w:szCs w:val="26"/>
+        </w:rPr>
+        <w:br/>
+        <w:t>Syntax:</w:t>
+      </w:r>
+      <w:r>
+        <w:rPr>
+          <w:sz w:val="28"/>
+          <w:szCs w:val="26"/>
+        </w:rPr>
+        <w:br/>
+      </w:r>
+      <w:r>
+        <w:rPr>
+          <w:sz w:val="28"/>
+          <w:szCs w:val="26"/>
+        </w:rPr>
+        <w:t>tagName[attribute=’value’]</w:t>
+      </w:r>
+    </w:p>
+    <w:p>
+      <w:pPr>
+        <w:pStyle w:val="ListParagraph"/>
+        <w:numPr>
+          <w:ilvl w:val="0"/>
+          <w:numId w:val="19"/>
+        </w:numPr>
+        <w:rPr>
+          <w:sz w:val="28"/>
+          <w:szCs w:val="26"/>
+        </w:rPr>
+      </w:pPr>
+      <w:r>
+        <w:rPr>
+          <w:sz w:val="28"/>
+          <w:szCs w:val="26"/>
+        </w:rPr>
+        <w:t>Using multiple attributes</w:t>
+      </w:r>
+      <w:r>
+        <w:rPr>
+          <w:sz w:val="28"/>
+          <w:szCs w:val="26"/>
+        </w:rPr>
+        <w:br/>
+        <w:t>Syntax:</w:t>
+      </w:r>
+      <w:r>
+        <w:rPr>
+          <w:sz w:val="28"/>
+          <w:szCs w:val="26"/>
+        </w:rPr>
+        <w:br/>
+        <w:t>tagName[attribute1=’value’][attribute2=’value’]</w:t>
+      </w:r>
+    </w:p>
+    <w:p>
+      <w:pPr>
+        <w:pStyle w:val="ListParagraph"/>
+        <w:numPr>
+          <w:ilvl w:val="0"/>
+          <w:numId w:val="19"/>
+        </w:numPr>
+        <w:rPr>
+          <w:sz w:val="28"/>
+          <w:szCs w:val="26"/>
+        </w:rPr>
+      </w:pPr>
+      <w:r>
+        <w:rPr>
+          <w:sz w:val="28"/>
+          <w:szCs w:val="26"/>
+        </w:rPr>
+        <w:t>Using special characters</w:t>
+      </w:r>
+      <w:r>
+        <w:rPr>
+          <w:sz w:val="28"/>
+          <w:szCs w:val="26"/>
+        </w:rPr>
+        <w:tab/>
+      </w:r>
+    </w:p>
+    <w:p>
+      <w:pPr>
+        <w:pStyle w:val="ListParagraph"/>
+        <w:numPr>
+          <w:ilvl w:val="1"/>
+          <w:numId w:val="19"/>
+        </w:numPr>
+        <w:rPr>
+          <w:sz w:val="28"/>
+          <w:szCs w:val="26"/>
+        </w:rPr>
+      </w:pPr>
+      <w:r>
+        <w:rPr>
+          <w:sz w:val="28"/>
+          <w:szCs w:val="26"/>
+        </w:rPr>
+        <w:t xml:space="preserve">^ </w:t>
+      </w:r>
+      <w:r>
+        <w:rPr>
+          <w:sz w:val="28"/>
+          <w:szCs w:val="26"/>
+        </w:rPr>
+        <w:t>- Starts with – if the attribute’s starting characters are fixed and ending characters are changing.</w:t>
+      </w:r>
+      <w:r>
+        <w:rPr>
+          <w:sz w:val="28"/>
+          <w:szCs w:val="26"/>
+        </w:rPr>
+        <w:br/>
+        <w:t xml:space="preserve">Syntax: </w:t>
+      </w:r>
+      <w:r>
+        <w:rPr>
+          <w:sz w:val="28"/>
+          <w:szCs w:val="26"/>
+        </w:rPr>
+        <w:br/>
+        <w:t>tagName[attribute^=’value’]</w:t>
+      </w:r>
+      <w:bookmarkStart w:id="0" w:name="_GoBack"/>
+      <w:bookmarkEnd w:id="0"/>
     </w:p>
     <w:sectPr>
       <w:pgSz w:w="11906" w:h="16838"/>
@@ -6236,6 +6874,119 @@
 <file path=word/numbering.xml><?xml version="1.0" encoding="utf-8"?>
 <w:numbering xmlns:wpc="http://schemas.microsoft.com/office/word/2010/wordprocessingCanvas" xmlns:mc="http://schemas.openxmlformats.org/markup-compatibility/2006" xmlns:o="urn:schemas-microsoft-com:office:office" xmlns:r="http://schemas.openxmlformats.org/officeDocument/2006/relationships" xmlns:m="http://schemas.openxmlformats.org/officeDocument/2006/math" xmlns:v="urn:schemas-microsoft-com:vml" xmlns:wp14="http://schemas.microsoft.com/office/word/2010/wordprocessingDrawing" xmlns:wp="http://schemas.openxmlformats.org/drawingml/2006/wordprocessingDrawing" xmlns:w10="urn:schemas-microsoft-com:office:word" xmlns:w="http://schemas.openxmlformats.org/wordprocessingml/2006/main" xmlns:w14="http://schemas.microsoft.com/office/word/2010/wordml" xmlns:w15="http://schemas.microsoft.com/office/word/2012/wordml" xmlns:wpg="http://schemas.microsoft.com/office/word/2010/wordprocessingGroup" xmlns:wpi="http://schemas.microsoft.com/office/word/2010/wordprocessingInk" xmlns:wne="http://schemas.microsoft.com/office/word/2006/wordml" xmlns:wps="http://schemas.microsoft.com/office/word/2010/wordprocessingShape" mc:Ignorable="w14 w15 wp14">
   <w:abstractNum w:abstractNumId="0">
+    <w:nsid w:val="00D52126"/>
+    <w:multiLevelType w:val="hybridMultilevel"/>
+    <w:tmpl w:val="C26A1930"/>
+    <w:lvl w:ilvl="0" w:tplc="40090001">
+      <w:start w:val="1"/>
+      <w:numFmt w:val="bullet"/>
+      <w:lvlText w:val=""/>
+      <w:lvlJc w:val="left"/>
+      <w:pPr>
+        <w:ind w:left="720" w:hanging="360"/>
+      </w:pPr>
+      <w:rPr>
+        <w:rFonts w:ascii="Symbol" w:hAnsi="Symbol" w:hint="default"/>
+      </w:rPr>
+    </w:lvl>
+    <w:lvl w:ilvl="1" w:tplc="40090003" w:tentative="1">
+      <w:start w:val="1"/>
+      <w:numFmt w:val="bullet"/>
+      <w:lvlText w:val="o"/>
+      <w:lvlJc w:val="left"/>
+      <w:pPr>
+        <w:ind w:left="1440" w:hanging="360"/>
+      </w:pPr>
+      <w:rPr>
+        <w:rFonts w:ascii="Courier New" w:hAnsi="Courier New" w:cs="Courier New" w:hint="default"/>
+      </w:rPr>
+    </w:lvl>
+    <w:lvl w:ilvl="2" w:tplc="40090005" w:tentative="1">
+      <w:start w:val="1"/>
+      <w:numFmt w:val="bullet"/>
+      <w:lvlText w:val=""/>
+      <w:lvlJc w:val="left"/>
+      <w:pPr>
+        <w:ind w:left="2160" w:hanging="360"/>
+      </w:pPr>
+      <w:rPr>
+        <w:rFonts w:ascii="Wingdings" w:hAnsi="Wingdings" w:hint="default"/>
+      </w:rPr>
+    </w:lvl>
+    <w:lvl w:ilvl="3" w:tplc="40090001" w:tentative="1">
+      <w:start w:val="1"/>
+      <w:numFmt w:val="bullet"/>
+      <w:lvlText w:val=""/>
+      <w:lvlJc w:val="left"/>
+      <w:pPr>
+        <w:ind w:left="2880" w:hanging="360"/>
+      </w:pPr>
+      <w:rPr>
+        <w:rFonts w:ascii="Symbol" w:hAnsi="Symbol" w:hint="default"/>
+      </w:rPr>
+    </w:lvl>
+    <w:lvl w:ilvl="4" w:tplc="40090003" w:tentative="1">
+      <w:start w:val="1"/>
+      <w:numFmt w:val="bullet"/>
+      <w:lvlText w:val="o"/>
+      <w:lvlJc w:val="left"/>
+      <w:pPr>
+        <w:ind w:left="3600" w:hanging="360"/>
+      </w:pPr>
+      <w:rPr>
+        <w:rFonts w:ascii="Courier New" w:hAnsi="Courier New" w:cs="Courier New" w:hint="default"/>
+      </w:rPr>
+    </w:lvl>
+    <w:lvl w:ilvl="5" w:tplc="40090005" w:tentative="1">
+      <w:start w:val="1"/>
+      <w:numFmt w:val="bullet"/>
+      <w:lvlText w:val=""/>
+      <w:lvlJc w:val="left"/>
+      <w:pPr>
+        <w:ind w:left="4320" w:hanging="360"/>
+      </w:pPr>
+      <w:rPr>
+        <w:rFonts w:ascii="Wingdings" w:hAnsi="Wingdings" w:hint="default"/>
+      </w:rPr>
+    </w:lvl>
+    <w:lvl w:ilvl="6" w:tplc="40090001" w:tentative="1">
+      <w:start w:val="1"/>
+      <w:numFmt w:val="bullet"/>
+      <w:lvlText w:val=""/>
+      <w:lvlJc w:val="left"/>
+      <w:pPr>
+        <w:ind w:left="5040" w:hanging="360"/>
+      </w:pPr>
+      <w:rPr>
+        <w:rFonts w:ascii="Symbol" w:hAnsi="Symbol" w:hint="default"/>
+      </w:rPr>
+    </w:lvl>
+    <w:lvl w:ilvl="7" w:tplc="40090003" w:tentative="1">
+      <w:start w:val="1"/>
+      <w:numFmt w:val="bullet"/>
+      <w:lvlText w:val="o"/>
+      <w:lvlJc w:val="left"/>
+      <w:pPr>
+        <w:ind w:left="5760" w:hanging="360"/>
+      </w:pPr>
+      <w:rPr>
+        <w:rFonts w:ascii="Courier New" w:hAnsi="Courier New" w:cs="Courier New" w:hint="default"/>
+      </w:rPr>
+    </w:lvl>
+    <w:lvl w:ilvl="8" w:tplc="40090005" w:tentative="1">
+      <w:start w:val="1"/>
+      <w:numFmt w:val="bullet"/>
+      <w:lvlText w:val=""/>
+      <w:lvlJc w:val="left"/>
+      <w:pPr>
+        <w:ind w:left="6480" w:hanging="360"/>
+      </w:pPr>
+      <w:rPr>
+        <w:rFonts w:ascii="Wingdings" w:hAnsi="Wingdings" w:hint="default"/>
+      </w:rPr>
+    </w:lvl>
+  </w:abstractNum>
+  <w:abstractNum w:abstractNumId="1">
     <w:nsid w:val="052B04ED"/>
     <w:multiLevelType w:val="hybridMultilevel"/>
     <w:tmpl w:val="3FFE7A3A"/>
@@ -6324,7 +7075,96 @@
       </w:pPr>
     </w:lvl>
   </w:abstractNum>
-  <w:abstractNum w:abstractNumId="1">
+  <w:abstractNum w:abstractNumId="2">
+    <w:nsid w:val="054F69E4"/>
+    <w:multiLevelType w:val="hybridMultilevel"/>
+    <w:tmpl w:val="042A3274"/>
+    <w:lvl w:ilvl="0" w:tplc="4009000F">
+      <w:start w:val="1"/>
+      <w:numFmt w:val="decimal"/>
+      <w:lvlText w:val="%1."/>
+      <w:lvlJc w:val="left"/>
+      <w:pPr>
+        <w:ind w:left="720" w:hanging="360"/>
+      </w:pPr>
+      <w:rPr>
+        <w:rFonts w:hint="default"/>
+      </w:rPr>
+    </w:lvl>
+    <w:lvl w:ilvl="1" w:tplc="40090019">
+      <w:start w:val="1"/>
+      <w:numFmt w:val="lowerLetter"/>
+      <w:lvlText w:val="%2."/>
+      <w:lvlJc w:val="left"/>
+      <w:pPr>
+        <w:ind w:left="1440" w:hanging="360"/>
+      </w:pPr>
+    </w:lvl>
+    <w:lvl w:ilvl="2" w:tplc="4009001B" w:tentative="1">
+      <w:start w:val="1"/>
+      <w:numFmt w:val="lowerRoman"/>
+      <w:lvlText w:val="%3."/>
+      <w:lvlJc w:val="right"/>
+      <w:pPr>
+        <w:ind w:left="2160" w:hanging="180"/>
+      </w:pPr>
+    </w:lvl>
+    <w:lvl w:ilvl="3" w:tplc="4009000F" w:tentative="1">
+      <w:start w:val="1"/>
+      <w:numFmt w:val="decimal"/>
+      <w:lvlText w:val="%4."/>
+      <w:lvlJc w:val="left"/>
+      <w:pPr>
+        <w:ind w:left="2880" w:hanging="360"/>
+      </w:pPr>
+    </w:lvl>
+    <w:lvl w:ilvl="4" w:tplc="40090019" w:tentative="1">
+      <w:start w:val="1"/>
+      <w:numFmt w:val="lowerLetter"/>
+      <w:lvlText w:val="%5."/>
+      <w:lvlJc w:val="left"/>
+      <w:pPr>
+        <w:ind w:left="3600" w:hanging="360"/>
+      </w:pPr>
+    </w:lvl>
+    <w:lvl w:ilvl="5" w:tplc="4009001B" w:tentative="1">
+      <w:start w:val="1"/>
+      <w:numFmt w:val="lowerRoman"/>
+      <w:lvlText w:val="%6."/>
+      <w:lvlJc w:val="right"/>
+      <w:pPr>
+        <w:ind w:left="4320" w:hanging="180"/>
+      </w:pPr>
+    </w:lvl>
+    <w:lvl w:ilvl="6" w:tplc="4009000F" w:tentative="1">
+      <w:start w:val="1"/>
+      <w:numFmt w:val="decimal"/>
+      <w:lvlText w:val="%7."/>
+      <w:lvlJc w:val="left"/>
+      <w:pPr>
+        <w:ind w:left="5040" w:hanging="360"/>
+      </w:pPr>
+    </w:lvl>
+    <w:lvl w:ilvl="7" w:tplc="40090019" w:tentative="1">
+      <w:start w:val="1"/>
+      <w:numFmt w:val="lowerLetter"/>
+      <w:lvlText w:val="%8."/>
+      <w:lvlJc w:val="left"/>
+      <w:pPr>
+        <w:ind w:left="5760" w:hanging="360"/>
+      </w:pPr>
+    </w:lvl>
+    <w:lvl w:ilvl="8" w:tplc="4009001B" w:tentative="1">
+      <w:start w:val="1"/>
+      <w:numFmt w:val="lowerRoman"/>
+      <w:lvlText w:val="%9."/>
+      <w:lvlJc w:val="right"/>
+      <w:pPr>
+        <w:ind w:left="6480" w:hanging="180"/>
+      </w:pPr>
+    </w:lvl>
+  </w:abstractNum>
+  <w:abstractNum w:abstractNumId="3">
     <w:nsid w:val="0760193C"/>
     <w:multiLevelType w:val="hybridMultilevel"/>
     <w:tmpl w:val="B4747230"/>
@@ -6413,7 +7253,7 @@
       </w:pPr>
     </w:lvl>
   </w:abstractNum>
-  <w:abstractNum w:abstractNumId="2">
+  <w:abstractNum w:abstractNumId="4">
     <w:nsid w:val="0DA6541F"/>
     <w:multiLevelType w:val="hybridMultilevel"/>
     <w:tmpl w:val="EF4A91AC"/>
@@ -6526,7 +7366,7 @@
       </w:rPr>
     </w:lvl>
   </w:abstractNum>
-  <w:abstractNum w:abstractNumId="3">
+  <w:abstractNum w:abstractNumId="5">
     <w:nsid w:val="0F100007"/>
     <w:multiLevelType w:val="hybridMultilevel"/>
     <w:tmpl w:val="751E5D22"/>
@@ -6612,7 +7452,7 @@
       </w:pPr>
     </w:lvl>
   </w:abstractNum>
-  <w:abstractNum w:abstractNumId="4">
+  <w:abstractNum w:abstractNumId="6">
     <w:nsid w:val="18FD49B9"/>
     <w:multiLevelType w:val="hybridMultilevel"/>
     <w:tmpl w:val="3ACE7922"/>
@@ -6701,7 +7541,7 @@
       </w:pPr>
     </w:lvl>
   </w:abstractNum>
-  <w:abstractNum w:abstractNumId="5">
+  <w:abstractNum w:abstractNumId="7">
     <w:nsid w:val="1AB5552F"/>
     <w:multiLevelType w:val="hybridMultilevel"/>
     <w:tmpl w:val="6FE88AF0"/>
@@ -6814,7 +7654,7 @@
       </w:rPr>
     </w:lvl>
   </w:abstractNum>
-  <w:abstractNum w:abstractNumId="6">
+  <w:abstractNum w:abstractNumId="8">
     <w:nsid w:val="20D129B6"/>
     <w:multiLevelType w:val="hybridMultilevel"/>
     <w:tmpl w:val="64464EB2"/>
@@ -6903,7 +7743,7 @@
       </w:pPr>
     </w:lvl>
   </w:abstractNum>
-  <w:abstractNum w:abstractNumId="7">
+  <w:abstractNum w:abstractNumId="9">
     <w:nsid w:val="20ED4CC6"/>
     <w:multiLevelType w:val="hybridMultilevel"/>
     <w:tmpl w:val="61DCB8B2"/>
@@ -6992,7 +7832,7 @@
       </w:pPr>
     </w:lvl>
   </w:abstractNum>
-  <w:abstractNum w:abstractNumId="8">
+  <w:abstractNum w:abstractNumId="10">
     <w:nsid w:val="2C6967F1"/>
     <w:multiLevelType w:val="hybridMultilevel"/>
     <w:tmpl w:val="169E1540"/>
@@ -7081,7 +7921,7 @@
       </w:pPr>
     </w:lvl>
   </w:abstractNum>
-  <w:abstractNum w:abstractNumId="9">
+  <w:abstractNum w:abstractNumId="11">
     <w:nsid w:val="3DB331C0"/>
     <w:multiLevelType w:val="hybridMultilevel"/>
     <w:tmpl w:val="799009A8"/>
@@ -7194,7 +8034,7 @@
       </w:rPr>
     </w:lvl>
   </w:abstractNum>
-  <w:abstractNum w:abstractNumId="10">
+  <w:abstractNum w:abstractNumId="12">
     <w:nsid w:val="42364D15"/>
     <w:multiLevelType w:val="hybridMultilevel"/>
     <w:tmpl w:val="C9345C1C"/>
@@ -7307,7 +8147,7 @@
       </w:rPr>
     </w:lvl>
   </w:abstractNum>
-  <w:abstractNum w:abstractNumId="11">
+  <w:abstractNum w:abstractNumId="13">
     <w:nsid w:val="484C517E"/>
     <w:multiLevelType w:val="hybridMultilevel"/>
     <w:tmpl w:val="C10A4ADA"/>
@@ -7396,7 +8236,7 @@
       </w:pPr>
     </w:lvl>
   </w:abstractNum>
-  <w:abstractNum w:abstractNumId="12">
+  <w:abstractNum w:abstractNumId="14">
     <w:nsid w:val="58061F88"/>
     <w:multiLevelType w:val="hybridMultilevel"/>
     <w:tmpl w:val="BEE6F9C4"/>
@@ -7485,7 +8325,7 @@
       </w:pPr>
     </w:lvl>
   </w:abstractNum>
-  <w:abstractNum w:abstractNumId="13">
+  <w:abstractNum w:abstractNumId="15">
     <w:nsid w:val="629E0B7C"/>
     <w:multiLevelType w:val="hybridMultilevel"/>
     <w:tmpl w:val="0E28604A"/>
@@ -7574,7 +8414,7 @@
       </w:pPr>
     </w:lvl>
   </w:abstractNum>
-  <w:abstractNum w:abstractNumId="14">
+  <w:abstractNum w:abstractNumId="16">
     <w:nsid w:val="6EF56B4D"/>
     <w:multiLevelType w:val="hybridMultilevel"/>
     <w:tmpl w:val="601C932C"/>
@@ -7687,7 +8527,7 @@
       </w:rPr>
     </w:lvl>
   </w:abstractNum>
-  <w:abstractNum w:abstractNumId="15">
+  <w:abstractNum w:abstractNumId="17">
     <w:nsid w:val="6FEA40AA"/>
     <w:multiLevelType w:val="hybridMultilevel"/>
     <w:tmpl w:val="D9DC8DF8"/>
@@ -7800,7 +8640,7 @@
       </w:rPr>
     </w:lvl>
   </w:abstractNum>
-  <w:abstractNum w:abstractNumId="16">
+  <w:abstractNum w:abstractNumId="18">
     <w:nsid w:val="782572B8"/>
     <w:multiLevelType w:val="hybridMultilevel"/>
     <w:tmpl w:val="77DE109A"/>
@@ -7914,55 +8754,61 @@
     </w:lvl>
   </w:abstractNum>
   <w:num w:numId="1">
+    <w:abstractNumId w:val="18"/>
+  </w:num>
+  <w:num w:numId="2">
+    <w:abstractNumId w:val="1"/>
+  </w:num>
+  <w:num w:numId="3">
+    <w:abstractNumId w:val="3"/>
+  </w:num>
+  <w:num w:numId="4">
     <w:abstractNumId w:val="16"/>
   </w:num>
-  <w:num w:numId="2">
+  <w:num w:numId="5">
+    <w:abstractNumId w:val="11"/>
+  </w:num>
+  <w:num w:numId="6">
+    <w:abstractNumId w:val="4"/>
+  </w:num>
+  <w:num w:numId="7">
+    <w:abstractNumId w:val="7"/>
+  </w:num>
+  <w:num w:numId="8">
+    <w:abstractNumId w:val="5"/>
+  </w:num>
+  <w:num w:numId="9">
+    <w:abstractNumId w:val="9"/>
+  </w:num>
+  <w:num w:numId="10">
+    <w:abstractNumId w:val="17"/>
+  </w:num>
+  <w:num w:numId="11">
+    <w:abstractNumId w:val="10"/>
+  </w:num>
+  <w:num w:numId="12">
+    <w:abstractNumId w:val="13"/>
+  </w:num>
+  <w:num w:numId="13">
+    <w:abstractNumId w:val="6"/>
+  </w:num>
+  <w:num w:numId="14">
+    <w:abstractNumId w:val="8"/>
+  </w:num>
+  <w:num w:numId="15">
+    <w:abstractNumId w:val="15"/>
+  </w:num>
+  <w:num w:numId="16">
+    <w:abstractNumId w:val="12"/>
+  </w:num>
+  <w:num w:numId="17">
+    <w:abstractNumId w:val="14"/>
+  </w:num>
+  <w:num w:numId="18">
     <w:abstractNumId w:val="0"/>
   </w:num>
-  <w:num w:numId="3">
-    <w:abstractNumId w:val="1"/>
-  </w:num>
-  <w:num w:numId="4">
-    <w:abstractNumId w:val="14"/>
-  </w:num>
-  <w:num w:numId="5">
-    <w:abstractNumId w:val="9"/>
-  </w:num>
-  <w:num w:numId="6">
+  <w:num w:numId="19">
     <w:abstractNumId w:val="2"/>
-  </w:num>
-  <w:num w:numId="7">
-    <w:abstractNumId w:val="5"/>
-  </w:num>
-  <w:num w:numId="8">
-    <w:abstractNumId w:val="3"/>
-  </w:num>
-  <w:num w:numId="9">
-    <w:abstractNumId w:val="7"/>
-  </w:num>
-  <w:num w:numId="10">
-    <w:abstractNumId w:val="15"/>
-  </w:num>
-  <w:num w:numId="11">
-    <w:abstractNumId w:val="8"/>
-  </w:num>
-  <w:num w:numId="12">
-    <w:abstractNumId w:val="11"/>
-  </w:num>
-  <w:num w:numId="13">
-    <w:abstractNumId w:val="4"/>
-  </w:num>
-  <w:num w:numId="14">
-    <w:abstractNumId w:val="6"/>
-  </w:num>
-  <w:num w:numId="15">
-    <w:abstractNumId w:val="13"/>
-  </w:num>
-  <w:num w:numId="16">
-    <w:abstractNumId w:val="10"/>
-  </w:num>
-  <w:num w:numId="17">
-    <w:abstractNumId w:val="12"/>
   </w:num>
 </w:numbering>
 </file>

--- a/Selenium Notes.docx
+++ b/Selenium Notes.docx
@@ -6520,7 +6520,21 @@
           <w:sz w:val="28"/>
           <w:szCs w:val="26"/>
         </w:rPr>
-        <w:t xml:space="preserve">InvalidArgumentException </w:t>
+        <w:t>Invalid</w:t>
+      </w:r>
+      <w:r>
+        <w:rPr>
+          <w:sz w:val="28"/>
+          <w:szCs w:val="26"/>
+        </w:rPr>
+        <w:t>Selector</w:t>
+      </w:r>
+      <w:r>
+        <w:rPr>
+          <w:sz w:val="28"/>
+          <w:szCs w:val="26"/>
+        </w:rPr>
+        <w:t xml:space="preserve">Exception </w:t>
       </w:r>
       <w:r>
         <w:rPr>
@@ -6857,6 +6871,267 @@
         </w:rPr>
         <w:br/>
         <w:t>tagName[attribute^=’value’]</w:t>
+      </w:r>
+    </w:p>
+    <w:p>
+      <w:pPr>
+        <w:pStyle w:val="ListParagraph"/>
+        <w:numPr>
+          <w:ilvl w:val="1"/>
+          <w:numId w:val="19"/>
+        </w:numPr>
+        <w:rPr>
+          <w:sz w:val="28"/>
+          <w:szCs w:val="26"/>
+        </w:rPr>
+      </w:pPr>
+      <w:r>
+        <w:rPr>
+          <w:sz w:val="28"/>
+          <w:szCs w:val="26"/>
+        </w:rPr>
+        <w:t>$ - Ends with</w:t>
+      </w:r>
+      <w:r>
+        <w:rPr>
+          <w:sz w:val="28"/>
+          <w:szCs w:val="26"/>
+        </w:rPr>
+        <w:br/>
+        <w:t>Syntax</w:t>
+      </w:r>
+      <w:r>
+        <w:rPr>
+          <w:sz w:val="28"/>
+          <w:szCs w:val="26"/>
+        </w:rPr>
+        <w:br/>
+        <w:t>tagName[attribute$=’value’]</w:t>
+      </w:r>
+    </w:p>
+    <w:p>
+      <w:pPr>
+        <w:pBdr>
+          <w:bottom w:val="single" w:sz="6" w:space="1" w:color="auto"/>
+        </w:pBdr>
+        <w:rPr>
+          <w:sz w:val="28"/>
+          <w:szCs w:val="26"/>
+        </w:rPr>
+      </w:pPr>
+    </w:p>
+    <w:p>
+      <w:pPr>
+        <w:rPr>
+          <w:sz w:val="28"/>
+          <w:szCs w:val="26"/>
+        </w:rPr>
+      </w:pPr>
+      <w:r>
+        <w:rPr>
+          <w:sz w:val="28"/>
+          <w:szCs w:val="26"/>
+        </w:rPr>
+        <w:t xml:space="preserve">Pattankodoli Bus Stand </w:t>
+      </w:r>
+      <w:r>
+        <w:rPr>
+          <w:sz w:val="28"/>
+          <w:szCs w:val="26"/>
+        </w:rPr>
+        <w:sym w:font="Wingdings" w:char="F0E0"/>
+      </w:r>
+      <w:r>
+        <w:rPr>
+          <w:sz w:val="28"/>
+          <w:szCs w:val="26"/>
+        </w:rPr>
+        <w:t xml:space="preserve"> Take right turn </w:t>
+      </w:r>
+      <w:r>
+        <w:rPr>
+          <w:sz w:val="28"/>
+          <w:szCs w:val="26"/>
+        </w:rPr>
+        <w:sym w:font="Wingdings" w:char="F0E0"/>
+      </w:r>
+      <w:r>
+        <w:rPr>
+          <w:sz w:val="28"/>
+          <w:szCs w:val="26"/>
+        </w:rPr>
+        <w:t xml:space="preserve"> Hupare Nagar </w:t>
+      </w:r>
+      <w:r>
+        <w:rPr>
+          <w:sz w:val="28"/>
+          <w:szCs w:val="26"/>
+        </w:rPr>
+        <w:sym w:font="Wingdings" w:char="F0E0"/>
+      </w:r>
+      <w:proofErr w:type="gramStart"/>
+      <w:r>
+        <w:rPr>
+          <w:sz w:val="28"/>
+          <w:szCs w:val="26"/>
+        </w:rPr>
+        <w:t xml:space="preserve"> Near Water Tank </w:t>
+      </w:r>
+      <w:r>
+        <w:rPr>
+          <w:sz w:val="28"/>
+          <w:szCs w:val="26"/>
+        </w:rPr>
+        <w:sym w:font="Wingdings" w:char="F0E0"/>
+      </w:r>
+      <w:r>
+        <w:rPr>
+          <w:sz w:val="28"/>
+          <w:szCs w:val="26"/>
+        </w:rPr>
+        <w:t xml:space="preserve"> Lane No 9 </w:t>
+      </w:r>
+      <w:r>
+        <w:rPr>
+          <w:sz w:val="28"/>
+          <w:szCs w:val="26"/>
+        </w:rPr>
+        <w:sym w:font="Wingdings" w:char="F0E0"/>
+      </w:r>
+      <w:proofErr w:type="gramEnd"/>
+      <w:r>
+        <w:rPr>
+          <w:sz w:val="28"/>
+          <w:szCs w:val="26"/>
+        </w:rPr>
+        <w:t xml:space="preserve"> House No 1128 (Ankush Home)</w:t>
+      </w:r>
+    </w:p>
+    <w:p>
+      <w:pPr>
+        <w:rPr>
+          <w:sz w:val="28"/>
+          <w:szCs w:val="26"/>
+        </w:rPr>
+      </w:pPr>
+    </w:p>
+    <w:p>
+      <w:pPr>
+        <w:rPr>
+          <w:sz w:val="28"/>
+          <w:szCs w:val="26"/>
+        </w:rPr>
+      </w:pPr>
+      <w:r>
+        <w:rPr>
+          <w:sz w:val="28"/>
+          <w:szCs w:val="26"/>
+        </w:rPr>
+        <w:t>XPath (XML Path) – it is the way if locating any control using the reference of parent tag or same tag.</w:t>
+      </w:r>
+    </w:p>
+    <w:p>
+      <w:pPr>
+        <w:rPr>
+          <w:sz w:val="28"/>
+          <w:szCs w:val="26"/>
+        </w:rPr>
+      </w:pPr>
+      <w:r>
+        <w:rPr>
+          <w:sz w:val="28"/>
+          <w:szCs w:val="26"/>
+        </w:rPr>
+        <w:t>Type:</w:t>
+      </w:r>
+    </w:p>
+    <w:p>
+      <w:pPr>
+        <w:pStyle w:val="ListParagraph"/>
+        <w:numPr>
+          <w:ilvl w:val="0"/>
+          <w:numId w:val="20"/>
+        </w:numPr>
+        <w:rPr>
+          <w:sz w:val="28"/>
+          <w:szCs w:val="26"/>
+        </w:rPr>
+      </w:pPr>
+      <w:r>
+        <w:rPr>
+          <w:sz w:val="28"/>
+          <w:szCs w:val="26"/>
+        </w:rPr>
+        <w:lastRenderedPageBreak/>
+        <w:t>Absolute XPath</w:t>
+      </w:r>
+      <w:r>
+        <w:rPr>
+          <w:sz w:val="28"/>
+          <w:szCs w:val="26"/>
+        </w:rPr>
+        <w:br/>
+        <w:t>Starts with //html</w:t>
+      </w:r>
+    </w:p>
+    <w:p>
+      <w:pPr>
+        <w:pStyle w:val="ListParagraph"/>
+        <w:numPr>
+          <w:ilvl w:val="0"/>
+          <w:numId w:val="20"/>
+        </w:numPr>
+        <w:rPr>
+          <w:sz w:val="28"/>
+          <w:szCs w:val="26"/>
+        </w:rPr>
+      </w:pPr>
+      <w:r>
+        <w:rPr>
+          <w:sz w:val="28"/>
+          <w:szCs w:val="26"/>
+        </w:rPr>
+        <w:t>Relative XPath</w:t>
+      </w:r>
+    </w:p>
+    <w:p>
+      <w:pPr>
+        <w:pStyle w:val="ListParagraph"/>
+        <w:numPr>
+          <w:ilvl w:val="1"/>
+          <w:numId w:val="20"/>
+        </w:numPr>
+        <w:rPr>
+          <w:sz w:val="28"/>
+          <w:szCs w:val="26"/>
+        </w:rPr>
+      </w:pPr>
+      <w:r>
+        <w:rPr>
+          <w:sz w:val="28"/>
+          <w:szCs w:val="26"/>
+        </w:rPr>
+        <w:t>Taking reference of parent tag</w:t>
+      </w:r>
+    </w:p>
+    <w:p>
+      <w:pPr>
+        <w:pStyle w:val="ListParagraph"/>
+        <w:numPr>
+          <w:ilvl w:val="1"/>
+          <w:numId w:val="20"/>
+        </w:numPr>
+        <w:rPr>
+          <w:sz w:val="28"/>
+          <w:szCs w:val="26"/>
+        </w:rPr>
+      </w:pPr>
+      <w:r>
+        <w:rPr>
+          <w:sz w:val="28"/>
+          <w:szCs w:val="26"/>
+        </w:rPr>
+        <w:t>Taking the reference of exact tag</w:t>
       </w:r>
       <w:bookmarkStart w:id="0" w:name="_GoBack"/>
       <w:bookmarkEnd w:id="0"/>
@@ -7453,6 +7728,95 @@
     </w:lvl>
   </w:abstractNum>
   <w:abstractNum w:abstractNumId="6">
+    <w:nsid w:val="158B1821"/>
+    <w:multiLevelType w:val="hybridMultilevel"/>
+    <w:tmpl w:val="5B08D328"/>
+    <w:lvl w:ilvl="0" w:tplc="4009000F">
+      <w:start w:val="1"/>
+      <w:numFmt w:val="decimal"/>
+      <w:lvlText w:val="%1."/>
+      <w:lvlJc w:val="left"/>
+      <w:pPr>
+        <w:ind w:left="720" w:hanging="360"/>
+      </w:pPr>
+      <w:rPr>
+        <w:rFonts w:hint="default"/>
+      </w:rPr>
+    </w:lvl>
+    <w:lvl w:ilvl="1" w:tplc="40090019">
+      <w:start w:val="1"/>
+      <w:numFmt w:val="lowerLetter"/>
+      <w:lvlText w:val="%2."/>
+      <w:lvlJc w:val="left"/>
+      <w:pPr>
+        <w:ind w:left="1440" w:hanging="360"/>
+      </w:pPr>
+    </w:lvl>
+    <w:lvl w:ilvl="2" w:tplc="4009001B" w:tentative="1">
+      <w:start w:val="1"/>
+      <w:numFmt w:val="lowerRoman"/>
+      <w:lvlText w:val="%3."/>
+      <w:lvlJc w:val="right"/>
+      <w:pPr>
+        <w:ind w:left="2160" w:hanging="180"/>
+      </w:pPr>
+    </w:lvl>
+    <w:lvl w:ilvl="3" w:tplc="4009000F" w:tentative="1">
+      <w:start w:val="1"/>
+      <w:numFmt w:val="decimal"/>
+      <w:lvlText w:val="%4."/>
+      <w:lvlJc w:val="left"/>
+      <w:pPr>
+        <w:ind w:left="2880" w:hanging="360"/>
+      </w:pPr>
+    </w:lvl>
+    <w:lvl w:ilvl="4" w:tplc="40090019" w:tentative="1">
+      <w:start w:val="1"/>
+      <w:numFmt w:val="lowerLetter"/>
+      <w:lvlText w:val="%5."/>
+      <w:lvlJc w:val="left"/>
+      <w:pPr>
+        <w:ind w:left="3600" w:hanging="360"/>
+      </w:pPr>
+    </w:lvl>
+    <w:lvl w:ilvl="5" w:tplc="4009001B" w:tentative="1">
+      <w:start w:val="1"/>
+      <w:numFmt w:val="lowerRoman"/>
+      <w:lvlText w:val="%6."/>
+      <w:lvlJc w:val="right"/>
+      <w:pPr>
+        <w:ind w:left="4320" w:hanging="180"/>
+      </w:pPr>
+    </w:lvl>
+    <w:lvl w:ilvl="6" w:tplc="4009000F" w:tentative="1">
+      <w:start w:val="1"/>
+      <w:numFmt w:val="decimal"/>
+      <w:lvlText w:val="%7."/>
+      <w:lvlJc w:val="left"/>
+      <w:pPr>
+        <w:ind w:left="5040" w:hanging="360"/>
+      </w:pPr>
+    </w:lvl>
+    <w:lvl w:ilvl="7" w:tplc="40090019" w:tentative="1">
+      <w:start w:val="1"/>
+      <w:numFmt w:val="lowerLetter"/>
+      <w:lvlText w:val="%8."/>
+      <w:lvlJc w:val="left"/>
+      <w:pPr>
+        <w:ind w:left="5760" w:hanging="360"/>
+      </w:pPr>
+    </w:lvl>
+    <w:lvl w:ilvl="8" w:tplc="4009001B" w:tentative="1">
+      <w:start w:val="1"/>
+      <w:numFmt w:val="lowerRoman"/>
+      <w:lvlText w:val="%9."/>
+      <w:lvlJc w:val="right"/>
+      <w:pPr>
+        <w:ind w:left="6480" w:hanging="180"/>
+      </w:pPr>
+    </w:lvl>
+  </w:abstractNum>
+  <w:abstractNum w:abstractNumId="7">
     <w:nsid w:val="18FD49B9"/>
     <w:multiLevelType w:val="hybridMultilevel"/>
     <w:tmpl w:val="3ACE7922"/>
@@ -7541,7 +7905,7 @@
       </w:pPr>
     </w:lvl>
   </w:abstractNum>
-  <w:abstractNum w:abstractNumId="7">
+  <w:abstractNum w:abstractNumId="8">
     <w:nsid w:val="1AB5552F"/>
     <w:multiLevelType w:val="hybridMultilevel"/>
     <w:tmpl w:val="6FE88AF0"/>
@@ -7654,7 +8018,7 @@
       </w:rPr>
     </w:lvl>
   </w:abstractNum>
-  <w:abstractNum w:abstractNumId="8">
+  <w:abstractNum w:abstractNumId="9">
     <w:nsid w:val="20D129B6"/>
     <w:multiLevelType w:val="hybridMultilevel"/>
     <w:tmpl w:val="64464EB2"/>
@@ -7743,7 +8107,7 @@
       </w:pPr>
     </w:lvl>
   </w:abstractNum>
-  <w:abstractNum w:abstractNumId="9">
+  <w:abstractNum w:abstractNumId="10">
     <w:nsid w:val="20ED4CC6"/>
     <w:multiLevelType w:val="hybridMultilevel"/>
     <w:tmpl w:val="61DCB8B2"/>
@@ -7832,7 +8196,7 @@
       </w:pPr>
     </w:lvl>
   </w:abstractNum>
-  <w:abstractNum w:abstractNumId="10">
+  <w:abstractNum w:abstractNumId="11">
     <w:nsid w:val="2C6967F1"/>
     <w:multiLevelType w:val="hybridMultilevel"/>
     <w:tmpl w:val="169E1540"/>
@@ -7921,7 +8285,7 @@
       </w:pPr>
     </w:lvl>
   </w:abstractNum>
-  <w:abstractNum w:abstractNumId="11">
+  <w:abstractNum w:abstractNumId="12">
     <w:nsid w:val="3DB331C0"/>
     <w:multiLevelType w:val="hybridMultilevel"/>
     <w:tmpl w:val="799009A8"/>
@@ -8034,7 +8398,7 @@
       </w:rPr>
     </w:lvl>
   </w:abstractNum>
-  <w:abstractNum w:abstractNumId="12">
+  <w:abstractNum w:abstractNumId="13">
     <w:nsid w:val="42364D15"/>
     <w:multiLevelType w:val="hybridMultilevel"/>
     <w:tmpl w:val="C9345C1C"/>
@@ -8147,7 +8511,7 @@
       </w:rPr>
     </w:lvl>
   </w:abstractNum>
-  <w:abstractNum w:abstractNumId="13">
+  <w:abstractNum w:abstractNumId="14">
     <w:nsid w:val="484C517E"/>
     <w:multiLevelType w:val="hybridMultilevel"/>
     <w:tmpl w:val="C10A4ADA"/>
@@ -8236,7 +8600,7 @@
       </w:pPr>
     </w:lvl>
   </w:abstractNum>
-  <w:abstractNum w:abstractNumId="14">
+  <w:abstractNum w:abstractNumId="15">
     <w:nsid w:val="58061F88"/>
     <w:multiLevelType w:val="hybridMultilevel"/>
     <w:tmpl w:val="BEE6F9C4"/>
@@ -8325,7 +8689,7 @@
       </w:pPr>
     </w:lvl>
   </w:abstractNum>
-  <w:abstractNum w:abstractNumId="15">
+  <w:abstractNum w:abstractNumId="16">
     <w:nsid w:val="629E0B7C"/>
     <w:multiLevelType w:val="hybridMultilevel"/>
     <w:tmpl w:val="0E28604A"/>
@@ -8414,7 +8778,7 @@
       </w:pPr>
     </w:lvl>
   </w:abstractNum>
-  <w:abstractNum w:abstractNumId="16">
+  <w:abstractNum w:abstractNumId="17">
     <w:nsid w:val="6EF56B4D"/>
     <w:multiLevelType w:val="hybridMultilevel"/>
     <w:tmpl w:val="601C932C"/>
@@ -8527,7 +8891,7 @@
       </w:rPr>
     </w:lvl>
   </w:abstractNum>
-  <w:abstractNum w:abstractNumId="17">
+  <w:abstractNum w:abstractNumId="18">
     <w:nsid w:val="6FEA40AA"/>
     <w:multiLevelType w:val="hybridMultilevel"/>
     <w:tmpl w:val="D9DC8DF8"/>
@@ -8640,7 +9004,7 @@
       </w:rPr>
     </w:lvl>
   </w:abstractNum>
-  <w:abstractNum w:abstractNumId="18">
+  <w:abstractNum w:abstractNumId="19">
     <w:nsid w:val="782572B8"/>
     <w:multiLevelType w:val="hybridMultilevel"/>
     <w:tmpl w:val="77DE109A"/>
@@ -8754,7 +9118,7 @@
     </w:lvl>
   </w:abstractNum>
   <w:num w:numId="1">
-    <w:abstractNumId w:val="18"/>
+    <w:abstractNumId w:val="19"/>
   </w:num>
   <w:num w:numId="2">
     <w:abstractNumId w:val="1"/>
@@ -8763,52 +9127,55 @@
     <w:abstractNumId w:val="3"/>
   </w:num>
   <w:num w:numId="4">
-    <w:abstractNumId w:val="16"/>
+    <w:abstractNumId w:val="17"/>
   </w:num>
   <w:num w:numId="5">
-    <w:abstractNumId w:val="11"/>
+    <w:abstractNumId w:val="12"/>
   </w:num>
   <w:num w:numId="6">
     <w:abstractNumId w:val="4"/>
   </w:num>
   <w:num w:numId="7">
-    <w:abstractNumId w:val="7"/>
+    <w:abstractNumId w:val="8"/>
   </w:num>
   <w:num w:numId="8">
     <w:abstractNumId w:val="5"/>
   </w:num>
   <w:num w:numId="9">
+    <w:abstractNumId w:val="10"/>
+  </w:num>
+  <w:num w:numId="10">
+    <w:abstractNumId w:val="18"/>
+  </w:num>
+  <w:num w:numId="11">
+    <w:abstractNumId w:val="11"/>
+  </w:num>
+  <w:num w:numId="12">
+    <w:abstractNumId w:val="14"/>
+  </w:num>
+  <w:num w:numId="13">
+    <w:abstractNumId w:val="7"/>
+  </w:num>
+  <w:num w:numId="14">
     <w:abstractNumId w:val="9"/>
   </w:num>
-  <w:num w:numId="10">
-    <w:abstractNumId w:val="17"/>
+  <w:num w:numId="15">
+    <w:abstractNumId w:val="16"/>
   </w:num>
-  <w:num w:numId="11">
-    <w:abstractNumId w:val="10"/>
-  </w:num>
-  <w:num w:numId="12">
+  <w:num w:numId="16">
     <w:abstractNumId w:val="13"/>
   </w:num>
-  <w:num w:numId="13">
-    <w:abstractNumId w:val="6"/>
-  </w:num>
-  <w:num w:numId="14">
-    <w:abstractNumId w:val="8"/>
-  </w:num>
-  <w:num w:numId="15">
+  <w:num w:numId="17">
     <w:abstractNumId w:val="15"/>
-  </w:num>
-  <w:num w:numId="16">
-    <w:abstractNumId w:val="12"/>
-  </w:num>
-  <w:num w:numId="17">
-    <w:abstractNumId w:val="14"/>
   </w:num>
   <w:num w:numId="18">
     <w:abstractNumId w:val="0"/>
   </w:num>
   <w:num w:numId="19">
     <w:abstractNumId w:val="2"/>
+  </w:num>
+  <w:num w:numId="20">
+    <w:abstractNumId w:val="6"/>
   </w:num>
 </w:numbering>
 </file>

--- a/Selenium Notes.docx
+++ b/Selenium Notes.docx
@@ -5978,6 +5978,167 @@
     </w:p>
     <w:p>
       <w:pPr>
+        <w:pStyle w:val="ListParagraph"/>
+        <w:numPr>
+          <w:ilvl w:val="1"/>
+          <w:numId w:val="16"/>
+        </w:numPr>
+        <w:rPr>
+          <w:sz w:val="28"/>
+          <w:szCs w:val="26"/>
+        </w:rPr>
+      </w:pPr>
+      <w:proofErr w:type="gramStart"/>
+      <w:r>
+        <w:rPr>
+          <w:sz w:val="28"/>
+          <w:szCs w:val="26"/>
+        </w:rPr>
+        <w:t>isSelected(</w:t>
+      </w:r>
+      <w:proofErr w:type="gramEnd"/>
+      <w:r>
+        <w:rPr>
+          <w:sz w:val="28"/>
+          <w:szCs w:val="26"/>
+        </w:rPr>
+        <w:t xml:space="preserve">) </w:t>
+      </w:r>
+      <w:r>
+        <w:rPr>
+          <w:sz w:val="28"/>
+          <w:szCs w:val="26"/>
+        </w:rPr>
+        <w:sym w:font="Wingdings" w:char="F0E0"/>
+      </w:r>
+      <w:r>
+        <w:rPr>
+          <w:sz w:val="28"/>
+          <w:szCs w:val="26"/>
+        </w:rPr>
+        <w:t xml:space="preserve"> Will check whether the control (check box/radio button) is selected or not. (boolean)</w:t>
+      </w:r>
+    </w:p>
+    <w:p>
+      <w:pPr>
+        <w:pStyle w:val="ListParagraph"/>
+        <w:numPr>
+          <w:ilvl w:val="1"/>
+          <w:numId w:val="16"/>
+        </w:numPr>
+        <w:rPr>
+          <w:sz w:val="28"/>
+          <w:szCs w:val="26"/>
+        </w:rPr>
+      </w:pPr>
+      <w:r>
+        <w:rPr>
+          <w:sz w:val="28"/>
+          <w:szCs w:val="26"/>
+        </w:rPr>
+        <w:t xml:space="preserve">isEnabled() </w:t>
+      </w:r>
+      <w:r>
+        <w:rPr>
+          <w:sz w:val="28"/>
+          <w:szCs w:val="26"/>
+        </w:rPr>
+        <w:sym w:font="Wingdings" w:char="F0E0"/>
+      </w:r>
+      <w:r>
+        <w:rPr>
+          <w:sz w:val="28"/>
+          <w:szCs w:val="26"/>
+        </w:rPr>
+        <w:t xml:space="preserve"> Will check that whether the control is enabled or disabled (boolean)</w:t>
+      </w:r>
+    </w:p>
+    <w:p>
+      <w:pPr>
+        <w:pStyle w:val="ListParagraph"/>
+        <w:numPr>
+          <w:ilvl w:val="1"/>
+          <w:numId w:val="16"/>
+        </w:numPr>
+        <w:rPr>
+          <w:sz w:val="28"/>
+          <w:szCs w:val="26"/>
+        </w:rPr>
+      </w:pPr>
+      <w:r>
+        <w:rPr>
+          <w:sz w:val="28"/>
+          <w:szCs w:val="26"/>
+        </w:rPr>
+        <w:t xml:space="preserve">isDisplayed() </w:t>
+      </w:r>
+      <w:r>
+        <w:rPr>
+          <w:sz w:val="28"/>
+          <w:szCs w:val="26"/>
+        </w:rPr>
+        <w:sym w:font="Wingdings" w:char="F0E0"/>
+      </w:r>
+      <w:r>
+        <w:rPr>
+          <w:sz w:val="28"/>
+          <w:szCs w:val="26"/>
+        </w:rPr>
+        <w:t xml:space="preserve"> Will check whether the control is visible or not (boolean)</w:t>
+      </w:r>
+    </w:p>
+    <w:p>
+      <w:pPr>
+        <w:pStyle w:val="ListParagraph"/>
+        <w:numPr>
+          <w:ilvl w:val="1"/>
+          <w:numId w:val="16"/>
+        </w:numPr>
+        <w:rPr>
+          <w:sz w:val="28"/>
+          <w:szCs w:val="26"/>
+        </w:rPr>
+      </w:pPr>
+      <w:r>
+        <w:rPr>
+          <w:sz w:val="28"/>
+          <w:szCs w:val="26"/>
+        </w:rPr>
+        <w:t xml:space="preserve">getAttribute() </w:t>
+      </w:r>
+      <w:r>
+        <w:rPr>
+          <w:sz w:val="28"/>
+          <w:szCs w:val="26"/>
+        </w:rPr>
+        <w:sym w:font="Wingdings" w:char="F0E0"/>
+      </w:r>
+      <w:r>
+        <w:rPr>
+          <w:sz w:val="28"/>
+          <w:szCs w:val="26"/>
+        </w:rPr>
+        <w:t xml:space="preserve"> Will return the value of any attribute like id, name, class, </w:t>
+      </w:r>
+      <w:proofErr w:type="spellStart"/>
+      <w:r>
+        <w:rPr>
+          <w:sz w:val="28"/>
+          <w:szCs w:val="26"/>
+        </w:rPr>
+        <w:t>href</w:t>
+      </w:r>
+      <w:proofErr w:type="spellEnd"/>
+      <w:r>
+        <w:rPr>
+          <w:sz w:val="28"/>
+          <w:szCs w:val="26"/>
+        </w:rPr>
+        <w:t xml:space="preserve"> etc. (String)</w:t>
+      </w:r>
+    </w:p>
+    <w:p>
+      <w:pPr>
         <w:rPr>
           <w:sz w:val="28"/>
           <w:szCs w:val="26"/>
@@ -6015,6 +6176,7 @@
           <w:sz w:val="28"/>
           <w:szCs w:val="26"/>
         </w:rPr>
+        <w:lastRenderedPageBreak/>
         <w:t>Locators are the way/s to identify any WebElement (Control) on the page. Technically these are the strategies to locate any control on the page.</w:t>
       </w:r>
     </w:p>
@@ -6110,7 +6272,6 @@
           <w:sz w:val="28"/>
           <w:szCs w:val="26"/>
         </w:rPr>
-        <w:lastRenderedPageBreak/>
         <w:t>CssSelector</w:t>
       </w:r>
     </w:p>
@@ -6500,6 +6661,7 @@
           <w:sz w:val="28"/>
           <w:szCs w:val="26"/>
         </w:rPr>
+        <w:lastRenderedPageBreak/>
         <w:t>The control is not on the page.</w:t>
       </w:r>
     </w:p>
@@ -6597,7 +6759,6 @@
           <w:sz w:val="28"/>
           <w:szCs w:val="26"/>
         </w:rPr>
-        <w:lastRenderedPageBreak/>
         <w:t xml:space="preserve">Locator Class Name: </w:t>
       </w:r>
     </w:p>
@@ -6932,6 +7093,7 @@
           <w:sz w:val="28"/>
           <w:szCs w:val="26"/>
         </w:rPr>
+        <w:lastRenderedPageBreak/>
         <w:t xml:space="preserve">Pattankodoli Bus Stand </w:t>
       </w:r>
       <w:r>
@@ -7062,7 +7224,6 @@
           <w:sz w:val="28"/>
           <w:szCs w:val="26"/>
         </w:rPr>
-        <w:lastRenderedPageBreak/>
         <w:t>Absolute XPath</w:t>
       </w:r>
       <w:r>
@@ -7132,6 +7293,674 @@
           <w:szCs w:val="26"/>
         </w:rPr>
         <w:t>Taking the reference of exact tag</w:t>
+      </w:r>
+    </w:p>
+    <w:p>
+      <w:pPr>
+        <w:rPr>
+          <w:sz w:val="28"/>
+          <w:szCs w:val="26"/>
+        </w:rPr>
+      </w:pPr>
+    </w:p>
+    <w:p>
+      <w:pPr>
+        <w:rPr>
+          <w:b/>
+          <w:bCs/>
+          <w:sz w:val="28"/>
+          <w:szCs w:val="26"/>
+        </w:rPr>
+      </w:pPr>
+      <w:r>
+        <w:rPr>
+          <w:b/>
+          <w:bCs/>
+          <w:sz w:val="28"/>
+          <w:szCs w:val="26"/>
+        </w:rPr>
+        <w:t>XPath Functions</w:t>
+      </w:r>
+    </w:p>
+    <w:p>
+      <w:pPr>
+        <w:pStyle w:val="ListParagraph"/>
+        <w:numPr>
+          <w:ilvl w:val="1"/>
+          <w:numId w:val="15"/>
+        </w:numPr>
+        <w:ind w:left="851"/>
+        <w:rPr>
+          <w:sz w:val="28"/>
+          <w:szCs w:val="26"/>
+        </w:rPr>
+      </w:pPr>
+      <w:r>
+        <w:rPr>
+          <w:sz w:val="28"/>
+          <w:szCs w:val="26"/>
+        </w:rPr>
+        <w:t>(//input[@type='text'])[position()=1]</w:t>
+      </w:r>
+      <w:r>
+        <w:rPr>
+          <w:sz w:val="28"/>
+          <w:szCs w:val="26"/>
+        </w:rPr>
+        <w:t xml:space="preserve"> </w:t>
+      </w:r>
+      <w:r>
+        <w:rPr>
+          <w:sz w:val="28"/>
+          <w:szCs w:val="26"/>
+        </w:rPr>
+        <w:sym w:font="Wingdings" w:char="F0E0"/>
+      </w:r>
+      <w:r>
+        <w:rPr>
+          <w:sz w:val="28"/>
+          <w:szCs w:val="26"/>
+        </w:rPr>
+        <w:t xml:space="preserve"> Locate a control using its position</w:t>
+      </w:r>
+    </w:p>
+    <w:p>
+      <w:pPr>
+        <w:pStyle w:val="ListParagraph"/>
+        <w:numPr>
+          <w:ilvl w:val="1"/>
+          <w:numId w:val="15"/>
+        </w:numPr>
+        <w:ind w:left="851"/>
+        <w:rPr>
+          <w:sz w:val="28"/>
+          <w:szCs w:val="26"/>
+        </w:rPr>
+      </w:pPr>
+      <w:r>
+        <w:rPr>
+          <w:sz w:val="28"/>
+          <w:szCs w:val="26"/>
+        </w:rPr>
+        <w:t>//</w:t>
+      </w:r>
+      <w:proofErr w:type="gramStart"/>
+      <w:r>
+        <w:rPr>
+          <w:sz w:val="28"/>
+          <w:szCs w:val="26"/>
+        </w:rPr>
+        <w:t>a[</w:t>
+      </w:r>
+      <w:proofErr w:type="gramEnd"/>
+      <w:r>
+        <w:rPr>
+          <w:sz w:val="28"/>
+          <w:szCs w:val="26"/>
+        </w:rPr>
+        <w:t>text()='Forgot your password?']</w:t>
+      </w:r>
+      <w:r>
+        <w:rPr>
+          <w:sz w:val="28"/>
+          <w:szCs w:val="26"/>
+        </w:rPr>
+        <w:t xml:space="preserve"> </w:t>
+      </w:r>
+      <w:r>
+        <w:rPr>
+          <w:sz w:val="28"/>
+          <w:szCs w:val="26"/>
+        </w:rPr>
+        <w:sym w:font="Wingdings" w:char="F0E0"/>
+      </w:r>
+      <w:r>
+        <w:rPr>
+          <w:sz w:val="28"/>
+          <w:szCs w:val="26"/>
+        </w:rPr>
+        <w:t xml:space="preserve"> Locate a control using inner text of the control</w:t>
+      </w:r>
+    </w:p>
+    <w:p>
+      <w:pPr>
+        <w:pStyle w:val="ListParagraph"/>
+        <w:numPr>
+          <w:ilvl w:val="1"/>
+          <w:numId w:val="15"/>
+        </w:numPr>
+        <w:ind w:left="851"/>
+        <w:rPr>
+          <w:sz w:val="28"/>
+          <w:szCs w:val="26"/>
+        </w:rPr>
+      </w:pPr>
+      <w:r>
+        <w:rPr>
+          <w:sz w:val="28"/>
+          <w:szCs w:val="26"/>
+        </w:rPr>
+        <w:t>//span[normalize-space()='Account &amp; Lists']</w:t>
+      </w:r>
+      <w:r>
+        <w:rPr>
+          <w:sz w:val="28"/>
+          <w:szCs w:val="26"/>
+        </w:rPr>
+        <w:t xml:space="preserve"> </w:t>
+      </w:r>
+      <w:r>
+        <w:rPr>
+          <w:sz w:val="28"/>
+          <w:szCs w:val="26"/>
+        </w:rPr>
+        <w:sym w:font="Wingdings" w:char="F0E0"/>
+      </w:r>
+      <w:r>
+        <w:rPr>
+          <w:sz w:val="28"/>
+          <w:szCs w:val="26"/>
+        </w:rPr>
+        <w:t xml:space="preserve"> If there is white space before and after inner text, then normalize-space() will ignore such white spaces</w:t>
+      </w:r>
+    </w:p>
+    <w:p>
+      <w:pPr>
+        <w:pStyle w:val="ListParagraph"/>
+        <w:numPr>
+          <w:ilvl w:val="1"/>
+          <w:numId w:val="15"/>
+        </w:numPr>
+        <w:ind w:left="851"/>
+        <w:rPr>
+          <w:sz w:val="28"/>
+          <w:szCs w:val="26"/>
+        </w:rPr>
+      </w:pPr>
+      <w:r>
+        <w:rPr>
+          <w:sz w:val="28"/>
+          <w:szCs w:val="26"/>
+        </w:rPr>
+        <w:t>//a[contains(text(), 'Forgot')]</w:t>
+      </w:r>
+      <w:r>
+        <w:rPr>
+          <w:sz w:val="28"/>
+          <w:szCs w:val="26"/>
+        </w:rPr>
+        <w:t xml:space="preserve"> </w:t>
+      </w:r>
+      <w:r>
+        <w:rPr>
+          <w:sz w:val="28"/>
+          <w:szCs w:val="26"/>
+        </w:rPr>
+        <w:sym w:font="Wingdings" w:char="F0E0"/>
+      </w:r>
+      <w:r>
+        <w:rPr>
+          <w:sz w:val="28"/>
+          <w:szCs w:val="26"/>
+        </w:rPr>
+        <w:t xml:space="preserve"> Locates a control using its partial part of inner text</w:t>
+      </w:r>
+    </w:p>
+    <w:p>
+      <w:pPr>
+        <w:pStyle w:val="ListParagraph"/>
+        <w:numPr>
+          <w:ilvl w:val="1"/>
+          <w:numId w:val="15"/>
+        </w:numPr>
+        <w:ind w:left="851"/>
+        <w:rPr>
+          <w:sz w:val="28"/>
+          <w:szCs w:val="26"/>
+        </w:rPr>
+      </w:pPr>
+      <w:r>
+        <w:rPr>
+          <w:sz w:val="28"/>
+          <w:szCs w:val="26"/>
+        </w:rPr>
+        <w:t>//</w:t>
+      </w:r>
+      <w:proofErr w:type="gramStart"/>
+      <w:r>
+        <w:rPr>
+          <w:sz w:val="28"/>
+          <w:szCs w:val="26"/>
+        </w:rPr>
+        <w:t>input[</w:t>
+      </w:r>
+      <w:proofErr w:type="gramEnd"/>
+      <w:r>
+        <w:rPr>
+          <w:sz w:val="28"/>
+          <w:szCs w:val="26"/>
+        </w:rPr>
+        <w:t>contains(@id, 'login')]</w:t>
+      </w:r>
+      <w:r>
+        <w:rPr>
+          <w:sz w:val="28"/>
+          <w:szCs w:val="26"/>
+        </w:rPr>
+        <w:t xml:space="preserve"> </w:t>
+      </w:r>
+      <w:r>
+        <w:rPr>
+          <w:sz w:val="28"/>
+          <w:szCs w:val="26"/>
+        </w:rPr>
+        <w:sym w:font="Wingdings" w:char="F0E0"/>
+      </w:r>
+      <w:r>
+        <w:rPr>
+          <w:sz w:val="28"/>
+          <w:szCs w:val="26"/>
+        </w:rPr>
+        <w:t xml:space="preserve"> Locate a control where the attribute value is dynamic.</w:t>
+      </w:r>
+    </w:p>
+    <w:p>
+      <w:pPr>
+        <w:rPr>
+          <w:sz w:val="28"/>
+          <w:szCs w:val="26"/>
+        </w:rPr>
+      </w:pPr>
+    </w:p>
+    <w:p>
+      <w:pPr>
+        <w:rPr>
+          <w:b/>
+          <w:bCs/>
+          <w:sz w:val="28"/>
+          <w:szCs w:val="26"/>
+        </w:rPr>
+      </w:pPr>
+      <w:r>
+        <w:rPr>
+          <w:b/>
+          <w:bCs/>
+          <w:sz w:val="28"/>
+          <w:szCs w:val="26"/>
+        </w:rPr>
+        <w:t xml:space="preserve">Handling Drop </w:t>
+      </w:r>
+      <w:proofErr w:type="gramStart"/>
+      <w:r>
+        <w:rPr>
+          <w:b/>
+          <w:bCs/>
+          <w:sz w:val="28"/>
+          <w:szCs w:val="26"/>
+        </w:rPr>
+        <w:t>Down</w:t>
+      </w:r>
+      <w:proofErr w:type="gramEnd"/>
+      <w:r>
+        <w:rPr>
+          <w:b/>
+          <w:bCs/>
+          <w:sz w:val="28"/>
+          <w:szCs w:val="26"/>
+        </w:rPr>
+        <w:t xml:space="preserve"> List</w:t>
+      </w:r>
+    </w:p>
+    <w:p>
+      <w:pPr>
+        <w:rPr>
+          <w:sz w:val="28"/>
+          <w:szCs w:val="26"/>
+        </w:rPr>
+      </w:pPr>
+      <w:r>
+        <w:rPr>
+          <w:sz w:val="28"/>
+          <w:szCs w:val="26"/>
+        </w:rPr>
+        <w:t>There are 2 types of drop down lists</w:t>
+      </w:r>
+    </w:p>
+    <w:p>
+      <w:pPr>
+        <w:pStyle w:val="ListParagraph"/>
+        <w:numPr>
+          <w:ilvl w:val="0"/>
+          <w:numId w:val="21"/>
+        </w:numPr>
+        <w:rPr>
+          <w:sz w:val="28"/>
+          <w:szCs w:val="26"/>
+        </w:rPr>
+      </w:pPr>
+      <w:r>
+        <w:rPr>
+          <w:sz w:val="28"/>
+          <w:szCs w:val="26"/>
+        </w:rPr>
+        <w:t xml:space="preserve">select based drop down list </w:t>
+      </w:r>
+      <w:r>
+        <w:rPr>
+          <w:sz w:val="28"/>
+          <w:szCs w:val="26"/>
+        </w:rPr>
+        <w:sym w:font="Wingdings" w:char="F0E0"/>
+      </w:r>
+      <w:r>
+        <w:rPr>
+          <w:sz w:val="28"/>
+          <w:szCs w:val="26"/>
+        </w:rPr>
+        <w:t xml:space="preserve"> having &lt;select&gt; tag</w:t>
+      </w:r>
+    </w:p>
+    <w:p>
+      <w:pPr>
+        <w:pStyle w:val="ListParagraph"/>
+        <w:numPr>
+          <w:ilvl w:val="0"/>
+          <w:numId w:val="21"/>
+        </w:numPr>
+        <w:rPr>
+          <w:sz w:val="28"/>
+          <w:szCs w:val="26"/>
+        </w:rPr>
+      </w:pPr>
+      <w:r>
+        <w:rPr>
+          <w:sz w:val="28"/>
+          <w:szCs w:val="26"/>
+        </w:rPr>
+        <w:t xml:space="preserve">non select based drop down list </w:t>
+      </w:r>
+      <w:r>
+        <w:rPr>
+          <w:sz w:val="28"/>
+          <w:szCs w:val="26"/>
+        </w:rPr>
+        <w:sym w:font="Wingdings" w:char="F0E0"/>
+      </w:r>
+      <w:r>
+        <w:rPr>
+          <w:sz w:val="28"/>
+          <w:szCs w:val="26"/>
+        </w:rPr>
+        <w:t xml:space="preserve"> generally having &lt;div&gt; tag</w:t>
+      </w:r>
+    </w:p>
+    <w:p>
+      <w:pPr>
+        <w:rPr>
+          <w:sz w:val="28"/>
+          <w:szCs w:val="26"/>
+        </w:rPr>
+      </w:pPr>
+    </w:p>
+    <w:p>
+      <w:pPr>
+        <w:rPr>
+          <w:sz w:val="28"/>
+          <w:szCs w:val="26"/>
+        </w:rPr>
+      </w:pPr>
+      <w:r>
+        <w:rPr>
+          <w:b/>
+          <w:bCs/>
+          <w:sz w:val="28"/>
+          <w:szCs w:val="26"/>
+        </w:rPr>
+        <w:t xml:space="preserve">Select Based Drop </w:t>
+      </w:r>
+      <w:proofErr w:type="gramStart"/>
+      <w:r>
+        <w:rPr>
+          <w:b/>
+          <w:bCs/>
+          <w:sz w:val="28"/>
+          <w:szCs w:val="26"/>
+        </w:rPr>
+        <w:t>Down</w:t>
+      </w:r>
+      <w:proofErr w:type="gramEnd"/>
+      <w:r>
+        <w:rPr>
+          <w:b/>
+          <w:bCs/>
+          <w:sz w:val="28"/>
+          <w:szCs w:val="26"/>
+        </w:rPr>
+        <w:t xml:space="preserve"> List: </w:t>
+      </w:r>
+      <w:r>
+        <w:rPr>
+          <w:sz w:val="28"/>
+          <w:szCs w:val="26"/>
+        </w:rPr>
+        <w:t xml:space="preserve">If the control is having &lt;select&gt; tag to handle such drop down list, Selenium has provided a class called as </w:t>
+      </w:r>
+      <w:r>
+        <w:rPr>
+          <w:b/>
+          <w:bCs/>
+          <w:sz w:val="28"/>
+          <w:szCs w:val="26"/>
+        </w:rPr>
+        <w:t>Select</w:t>
+      </w:r>
+      <w:r>
+        <w:rPr>
+          <w:sz w:val="28"/>
+          <w:szCs w:val="26"/>
+        </w:rPr>
+        <w:t>.</w:t>
+      </w:r>
+    </w:p>
+    <w:p>
+      <w:pPr>
+        <w:rPr>
+          <w:sz w:val="28"/>
+          <w:szCs w:val="26"/>
+        </w:rPr>
+      </w:pPr>
+      <w:r>
+        <w:rPr>
+          <w:sz w:val="28"/>
+          <w:szCs w:val="26"/>
+        </w:rPr>
+        <w:lastRenderedPageBreak/>
+        <w:t>Possible Operations</w:t>
+      </w:r>
+    </w:p>
+    <w:p>
+      <w:pPr>
+        <w:pStyle w:val="ListParagraph"/>
+        <w:numPr>
+          <w:ilvl w:val="0"/>
+          <w:numId w:val="22"/>
+        </w:numPr>
+        <w:rPr>
+          <w:sz w:val="28"/>
+          <w:szCs w:val="28"/>
+        </w:rPr>
+      </w:pPr>
+      <w:r>
+        <w:rPr>
+          <w:sz w:val="28"/>
+          <w:szCs w:val="28"/>
+        </w:rPr>
+        <w:t>Display selected option</w:t>
+      </w:r>
+    </w:p>
+    <w:p>
+      <w:pPr>
+        <w:pStyle w:val="ListParagraph"/>
+        <w:numPr>
+          <w:ilvl w:val="0"/>
+          <w:numId w:val="22"/>
+        </w:numPr>
+        <w:rPr>
+          <w:sz w:val="28"/>
+          <w:szCs w:val="28"/>
+        </w:rPr>
+      </w:pPr>
+      <w:r>
+        <w:rPr>
+          <w:sz w:val="28"/>
+          <w:szCs w:val="28"/>
+        </w:rPr>
+        <w:t>Display total no of options</w:t>
+      </w:r>
+    </w:p>
+    <w:p>
+      <w:pPr>
+        <w:pStyle w:val="ListParagraph"/>
+        <w:numPr>
+          <w:ilvl w:val="0"/>
+          <w:numId w:val="22"/>
+        </w:numPr>
+        <w:rPr>
+          <w:sz w:val="28"/>
+          <w:szCs w:val="28"/>
+        </w:rPr>
+      </w:pPr>
+      <w:r>
+        <w:rPr>
+          <w:sz w:val="28"/>
+          <w:szCs w:val="28"/>
+        </w:rPr>
+        <w:t>Display list of all options</w:t>
+      </w:r>
+    </w:p>
+    <w:p>
+      <w:pPr>
+        <w:pStyle w:val="ListParagraph"/>
+        <w:numPr>
+          <w:ilvl w:val="0"/>
+          <w:numId w:val="22"/>
+        </w:numPr>
+        <w:rPr>
+          <w:sz w:val="28"/>
+          <w:szCs w:val="28"/>
+        </w:rPr>
+      </w:pPr>
+      <w:r>
+        <w:rPr>
+          <w:sz w:val="28"/>
+          <w:szCs w:val="28"/>
+        </w:rPr>
+        <w:t>Select any one option</w:t>
+      </w:r>
+    </w:p>
+    <w:p>
+      <w:pPr>
+        <w:rPr>
+          <w:b/>
+          <w:bCs/>
+          <w:sz w:val="28"/>
+          <w:szCs w:val="28"/>
+        </w:rPr>
+      </w:pPr>
+      <w:r>
+        <w:rPr>
+          <w:b/>
+          <w:bCs/>
+          <w:sz w:val="28"/>
+          <w:szCs w:val="28"/>
+        </w:rPr>
+        <w:t>Methods of Select Class</w:t>
+      </w:r>
+    </w:p>
+    <w:p>
+      <w:pPr>
+        <w:pStyle w:val="ListParagraph"/>
+        <w:numPr>
+          <w:ilvl w:val="0"/>
+          <w:numId w:val="23"/>
+        </w:numPr>
+        <w:rPr>
+          <w:sz w:val="28"/>
+          <w:szCs w:val="28"/>
+        </w:rPr>
+      </w:pPr>
+      <w:proofErr w:type="gramStart"/>
+      <w:r>
+        <w:rPr>
+          <w:sz w:val="28"/>
+          <w:szCs w:val="28"/>
+        </w:rPr>
+        <w:t>getFirstSelectedOption(</w:t>
+      </w:r>
+      <w:proofErr w:type="gramEnd"/>
+      <w:r>
+        <w:rPr>
+          <w:sz w:val="28"/>
+          <w:szCs w:val="28"/>
+        </w:rPr>
+        <w:t xml:space="preserve">) </w:t>
+      </w:r>
+      <w:r>
+        <w:rPr>
+          <w:sz w:val="28"/>
+          <w:szCs w:val="28"/>
+        </w:rPr>
+        <w:sym w:font="Wingdings" w:char="F0E0"/>
+      </w:r>
+      <w:r>
+        <w:rPr>
+          <w:sz w:val="28"/>
+          <w:szCs w:val="28"/>
+        </w:rPr>
+        <w:t xml:space="preserve"> returns the selected option or element from the drop down list. (WebElement)</w:t>
+      </w:r>
+    </w:p>
+    <w:p>
+      <w:pPr>
+        <w:pStyle w:val="ListParagraph"/>
+        <w:numPr>
+          <w:ilvl w:val="0"/>
+          <w:numId w:val="23"/>
+        </w:numPr>
+        <w:rPr>
+          <w:sz w:val="28"/>
+          <w:szCs w:val="28"/>
+        </w:rPr>
+      </w:pPr>
+      <w:proofErr w:type="gramStart"/>
+      <w:r>
+        <w:rPr>
+          <w:sz w:val="28"/>
+          <w:szCs w:val="28"/>
+        </w:rPr>
+        <w:t>getOptions(</w:t>
+      </w:r>
+      <w:proofErr w:type="gramEnd"/>
+      <w:r>
+        <w:rPr>
+          <w:sz w:val="28"/>
+          <w:szCs w:val="28"/>
+        </w:rPr>
+        <w:t xml:space="preserve">) </w:t>
+      </w:r>
+      <w:r>
+        <w:rPr>
+          <w:sz w:val="28"/>
+          <w:szCs w:val="28"/>
+        </w:rPr>
+        <w:sym w:font="Wingdings" w:char="F0E0"/>
+      </w:r>
+      <w:r>
+        <w:rPr>
+          <w:sz w:val="28"/>
+          <w:szCs w:val="28"/>
+        </w:rPr>
+        <w:t xml:space="preserve"> returns the list of all the options / elements from the drop down list / list box. </w:t>
       </w:r>
       <w:bookmarkStart w:id="0" w:name="_GoBack"/>
       <w:bookmarkEnd w:id="0"/>
@@ -8019,6 +8848,96 @@
     </w:lvl>
   </w:abstractNum>
   <w:abstractNum w:abstractNumId="9">
+    <w:nsid w:val="1D561D8B"/>
+    <w:multiLevelType w:val="hybridMultilevel"/>
+    <w:tmpl w:val="4970D1CE"/>
+    <w:lvl w:ilvl="0" w:tplc="CB88A324">
+      <w:start w:val="1"/>
+      <w:numFmt w:val="decimal"/>
+      <w:lvlText w:val="%1."/>
+      <w:lvlJc w:val="left"/>
+      <w:pPr>
+        <w:ind w:left="720" w:hanging="360"/>
+      </w:pPr>
+      <w:rPr>
+        <w:rFonts w:hint="default"/>
+        <w:sz w:val="28"/>
+      </w:rPr>
+    </w:lvl>
+    <w:lvl w:ilvl="1" w:tplc="40090019" w:tentative="1">
+      <w:start w:val="1"/>
+      <w:numFmt w:val="lowerLetter"/>
+      <w:lvlText w:val="%2."/>
+      <w:lvlJc w:val="left"/>
+      <w:pPr>
+        <w:ind w:left="1440" w:hanging="360"/>
+      </w:pPr>
+    </w:lvl>
+    <w:lvl w:ilvl="2" w:tplc="4009001B" w:tentative="1">
+      <w:start w:val="1"/>
+      <w:numFmt w:val="lowerRoman"/>
+      <w:lvlText w:val="%3."/>
+      <w:lvlJc w:val="right"/>
+      <w:pPr>
+        <w:ind w:left="2160" w:hanging="180"/>
+      </w:pPr>
+    </w:lvl>
+    <w:lvl w:ilvl="3" w:tplc="4009000F" w:tentative="1">
+      <w:start w:val="1"/>
+      <w:numFmt w:val="decimal"/>
+      <w:lvlText w:val="%4."/>
+      <w:lvlJc w:val="left"/>
+      <w:pPr>
+        <w:ind w:left="2880" w:hanging="360"/>
+      </w:pPr>
+    </w:lvl>
+    <w:lvl w:ilvl="4" w:tplc="40090019" w:tentative="1">
+      <w:start w:val="1"/>
+      <w:numFmt w:val="lowerLetter"/>
+      <w:lvlText w:val="%5."/>
+      <w:lvlJc w:val="left"/>
+      <w:pPr>
+        <w:ind w:left="3600" w:hanging="360"/>
+      </w:pPr>
+    </w:lvl>
+    <w:lvl w:ilvl="5" w:tplc="4009001B" w:tentative="1">
+      <w:start w:val="1"/>
+      <w:numFmt w:val="lowerRoman"/>
+      <w:lvlText w:val="%6."/>
+      <w:lvlJc w:val="right"/>
+      <w:pPr>
+        <w:ind w:left="4320" w:hanging="180"/>
+      </w:pPr>
+    </w:lvl>
+    <w:lvl w:ilvl="6" w:tplc="4009000F" w:tentative="1">
+      <w:start w:val="1"/>
+      <w:numFmt w:val="decimal"/>
+      <w:lvlText w:val="%7."/>
+      <w:lvlJc w:val="left"/>
+      <w:pPr>
+        <w:ind w:left="5040" w:hanging="360"/>
+      </w:pPr>
+    </w:lvl>
+    <w:lvl w:ilvl="7" w:tplc="40090019" w:tentative="1">
+      <w:start w:val="1"/>
+      <w:numFmt w:val="lowerLetter"/>
+      <w:lvlText w:val="%8."/>
+      <w:lvlJc w:val="left"/>
+      <w:pPr>
+        <w:ind w:left="5760" w:hanging="360"/>
+      </w:pPr>
+    </w:lvl>
+    <w:lvl w:ilvl="8" w:tplc="4009001B" w:tentative="1">
+      <w:start w:val="1"/>
+      <w:numFmt w:val="lowerRoman"/>
+      <w:lvlText w:val="%9."/>
+      <w:lvlJc w:val="right"/>
+      <w:pPr>
+        <w:ind w:left="6480" w:hanging="180"/>
+      </w:pPr>
+    </w:lvl>
+  </w:abstractNum>
+  <w:abstractNum w:abstractNumId="10">
     <w:nsid w:val="20D129B6"/>
     <w:multiLevelType w:val="hybridMultilevel"/>
     <w:tmpl w:val="64464EB2"/>
@@ -8107,7 +9026,7 @@
       </w:pPr>
     </w:lvl>
   </w:abstractNum>
-  <w:abstractNum w:abstractNumId="10">
+  <w:abstractNum w:abstractNumId="11">
     <w:nsid w:val="20ED4CC6"/>
     <w:multiLevelType w:val="hybridMultilevel"/>
     <w:tmpl w:val="61DCB8B2"/>
@@ -8196,7 +9115,96 @@
       </w:pPr>
     </w:lvl>
   </w:abstractNum>
-  <w:abstractNum w:abstractNumId="11">
+  <w:abstractNum w:abstractNumId="12">
+    <w:nsid w:val="20FC259C"/>
+    <w:multiLevelType w:val="hybridMultilevel"/>
+    <w:tmpl w:val="57469F3A"/>
+    <w:lvl w:ilvl="0" w:tplc="4009000F">
+      <w:start w:val="1"/>
+      <w:numFmt w:val="decimal"/>
+      <w:lvlText w:val="%1."/>
+      <w:lvlJc w:val="left"/>
+      <w:pPr>
+        <w:ind w:left="720" w:hanging="360"/>
+      </w:pPr>
+      <w:rPr>
+        <w:rFonts w:hint="default"/>
+      </w:rPr>
+    </w:lvl>
+    <w:lvl w:ilvl="1" w:tplc="40090019" w:tentative="1">
+      <w:start w:val="1"/>
+      <w:numFmt w:val="lowerLetter"/>
+      <w:lvlText w:val="%2."/>
+      <w:lvlJc w:val="left"/>
+      <w:pPr>
+        <w:ind w:left="1440" w:hanging="360"/>
+      </w:pPr>
+    </w:lvl>
+    <w:lvl w:ilvl="2" w:tplc="4009001B" w:tentative="1">
+      <w:start w:val="1"/>
+      <w:numFmt w:val="lowerRoman"/>
+      <w:lvlText w:val="%3."/>
+      <w:lvlJc w:val="right"/>
+      <w:pPr>
+        <w:ind w:left="2160" w:hanging="180"/>
+      </w:pPr>
+    </w:lvl>
+    <w:lvl w:ilvl="3" w:tplc="4009000F" w:tentative="1">
+      <w:start w:val="1"/>
+      <w:numFmt w:val="decimal"/>
+      <w:lvlText w:val="%4."/>
+      <w:lvlJc w:val="left"/>
+      <w:pPr>
+        <w:ind w:left="2880" w:hanging="360"/>
+      </w:pPr>
+    </w:lvl>
+    <w:lvl w:ilvl="4" w:tplc="40090019" w:tentative="1">
+      <w:start w:val="1"/>
+      <w:numFmt w:val="lowerLetter"/>
+      <w:lvlText w:val="%5."/>
+      <w:lvlJc w:val="left"/>
+      <w:pPr>
+        <w:ind w:left="3600" w:hanging="360"/>
+      </w:pPr>
+    </w:lvl>
+    <w:lvl w:ilvl="5" w:tplc="4009001B" w:tentative="1">
+      <w:start w:val="1"/>
+      <w:numFmt w:val="lowerRoman"/>
+      <w:lvlText w:val="%6."/>
+      <w:lvlJc w:val="right"/>
+      <w:pPr>
+        <w:ind w:left="4320" w:hanging="180"/>
+      </w:pPr>
+    </w:lvl>
+    <w:lvl w:ilvl="6" w:tplc="4009000F" w:tentative="1">
+      <w:start w:val="1"/>
+      <w:numFmt w:val="decimal"/>
+      <w:lvlText w:val="%7."/>
+      <w:lvlJc w:val="left"/>
+      <w:pPr>
+        <w:ind w:left="5040" w:hanging="360"/>
+      </w:pPr>
+    </w:lvl>
+    <w:lvl w:ilvl="7" w:tplc="40090019" w:tentative="1">
+      <w:start w:val="1"/>
+      <w:numFmt w:val="lowerLetter"/>
+      <w:lvlText w:val="%8."/>
+      <w:lvlJc w:val="left"/>
+      <w:pPr>
+        <w:ind w:left="5760" w:hanging="360"/>
+      </w:pPr>
+    </w:lvl>
+    <w:lvl w:ilvl="8" w:tplc="4009001B" w:tentative="1">
+      <w:start w:val="1"/>
+      <w:numFmt w:val="lowerRoman"/>
+      <w:lvlText w:val="%9."/>
+      <w:lvlJc w:val="right"/>
+      <w:pPr>
+        <w:ind w:left="6480" w:hanging="180"/>
+      </w:pPr>
+    </w:lvl>
+  </w:abstractNum>
+  <w:abstractNum w:abstractNumId="13">
     <w:nsid w:val="2C6967F1"/>
     <w:multiLevelType w:val="hybridMultilevel"/>
     <w:tmpl w:val="169E1540"/>
@@ -8285,7 +9293,7 @@
       </w:pPr>
     </w:lvl>
   </w:abstractNum>
-  <w:abstractNum w:abstractNumId="12">
+  <w:abstractNum w:abstractNumId="14">
     <w:nsid w:val="3DB331C0"/>
     <w:multiLevelType w:val="hybridMultilevel"/>
     <w:tmpl w:val="799009A8"/>
@@ -8398,7 +9406,7 @@
       </w:rPr>
     </w:lvl>
   </w:abstractNum>
-  <w:abstractNum w:abstractNumId="13">
+  <w:abstractNum w:abstractNumId="15">
     <w:nsid w:val="42364D15"/>
     <w:multiLevelType w:val="hybridMultilevel"/>
     <w:tmpl w:val="C9345C1C"/>
@@ -8511,7 +9519,7 @@
       </w:rPr>
     </w:lvl>
   </w:abstractNum>
-  <w:abstractNum w:abstractNumId="14">
+  <w:abstractNum w:abstractNumId="16">
     <w:nsid w:val="484C517E"/>
     <w:multiLevelType w:val="hybridMultilevel"/>
     <w:tmpl w:val="C10A4ADA"/>
@@ -8600,7 +9608,7 @@
       </w:pPr>
     </w:lvl>
   </w:abstractNum>
-  <w:abstractNum w:abstractNumId="15">
+  <w:abstractNum w:abstractNumId="17">
     <w:nsid w:val="58061F88"/>
     <w:multiLevelType w:val="hybridMultilevel"/>
     <w:tmpl w:val="BEE6F9C4"/>
@@ -8689,10 +9697,10 @@
       </w:pPr>
     </w:lvl>
   </w:abstractNum>
-  <w:abstractNum w:abstractNumId="16">
+  <w:abstractNum w:abstractNumId="18">
     <w:nsid w:val="629E0B7C"/>
     <w:multiLevelType w:val="hybridMultilevel"/>
-    <w:tmpl w:val="0E28604A"/>
+    <w:tmpl w:val="69241660"/>
     <w:lvl w:ilvl="0" w:tplc="4009000F">
       <w:start w:val="1"/>
       <w:numFmt w:val="decimal"/>
@@ -8705,14 +9713,17 @@
         <w:rFonts w:hint="default"/>
       </w:rPr>
     </w:lvl>
-    <w:lvl w:ilvl="1" w:tplc="40090019">
-      <w:start w:val="1"/>
-      <w:numFmt w:val="lowerLetter"/>
+    <w:lvl w:ilvl="1" w:tplc="B2A296E6">
+      <w:start w:val="1"/>
+      <w:numFmt w:val="decimal"/>
       <w:lvlText w:val="%2."/>
       <w:lvlJc w:val="left"/>
       <w:pPr>
         <w:ind w:left="1440" w:hanging="360"/>
       </w:pPr>
+      <w:rPr>
+        <w:rFonts w:asciiTheme="minorHAnsi" w:eastAsiaTheme="minorHAnsi" w:hAnsiTheme="minorHAnsi" w:cs="Mangal"/>
+      </w:rPr>
     </w:lvl>
     <w:lvl w:ilvl="2" w:tplc="4009001B" w:tentative="1">
       <w:start w:val="1"/>
@@ -8778,7 +9789,7 @@
       </w:pPr>
     </w:lvl>
   </w:abstractNum>
-  <w:abstractNum w:abstractNumId="17">
+  <w:abstractNum w:abstractNumId="19">
     <w:nsid w:val="6EF56B4D"/>
     <w:multiLevelType w:val="hybridMultilevel"/>
     <w:tmpl w:val="601C932C"/>
@@ -8891,7 +9902,7 @@
       </w:rPr>
     </w:lvl>
   </w:abstractNum>
-  <w:abstractNum w:abstractNumId="18">
+  <w:abstractNum w:abstractNumId="20">
     <w:nsid w:val="6FEA40AA"/>
     <w:multiLevelType w:val="hybridMultilevel"/>
     <w:tmpl w:val="D9DC8DF8"/>
@@ -9004,7 +10015,7 @@
       </w:rPr>
     </w:lvl>
   </w:abstractNum>
-  <w:abstractNum w:abstractNumId="19">
+  <w:abstractNum w:abstractNumId="21">
     <w:nsid w:val="782572B8"/>
     <w:multiLevelType w:val="hybridMultilevel"/>
     <w:tmpl w:val="77DE109A"/>
@@ -9117,8 +10128,97 @@
       </w:rPr>
     </w:lvl>
   </w:abstractNum>
+  <w:abstractNum w:abstractNumId="22">
+    <w:nsid w:val="7D9179E6"/>
+    <w:multiLevelType w:val="hybridMultilevel"/>
+    <w:tmpl w:val="62A6F32A"/>
+    <w:lvl w:ilvl="0" w:tplc="4009000F">
+      <w:start w:val="1"/>
+      <w:numFmt w:val="decimal"/>
+      <w:lvlText w:val="%1."/>
+      <w:lvlJc w:val="left"/>
+      <w:pPr>
+        <w:ind w:left="720" w:hanging="360"/>
+      </w:pPr>
+      <w:rPr>
+        <w:rFonts w:hint="default"/>
+      </w:rPr>
+    </w:lvl>
+    <w:lvl w:ilvl="1" w:tplc="40090019" w:tentative="1">
+      <w:start w:val="1"/>
+      <w:numFmt w:val="lowerLetter"/>
+      <w:lvlText w:val="%2."/>
+      <w:lvlJc w:val="left"/>
+      <w:pPr>
+        <w:ind w:left="1440" w:hanging="360"/>
+      </w:pPr>
+    </w:lvl>
+    <w:lvl w:ilvl="2" w:tplc="4009001B" w:tentative="1">
+      <w:start w:val="1"/>
+      <w:numFmt w:val="lowerRoman"/>
+      <w:lvlText w:val="%3."/>
+      <w:lvlJc w:val="right"/>
+      <w:pPr>
+        <w:ind w:left="2160" w:hanging="180"/>
+      </w:pPr>
+    </w:lvl>
+    <w:lvl w:ilvl="3" w:tplc="4009000F" w:tentative="1">
+      <w:start w:val="1"/>
+      <w:numFmt w:val="decimal"/>
+      <w:lvlText w:val="%4."/>
+      <w:lvlJc w:val="left"/>
+      <w:pPr>
+        <w:ind w:left="2880" w:hanging="360"/>
+      </w:pPr>
+    </w:lvl>
+    <w:lvl w:ilvl="4" w:tplc="40090019" w:tentative="1">
+      <w:start w:val="1"/>
+      <w:numFmt w:val="lowerLetter"/>
+      <w:lvlText w:val="%5."/>
+      <w:lvlJc w:val="left"/>
+      <w:pPr>
+        <w:ind w:left="3600" w:hanging="360"/>
+      </w:pPr>
+    </w:lvl>
+    <w:lvl w:ilvl="5" w:tplc="4009001B" w:tentative="1">
+      <w:start w:val="1"/>
+      <w:numFmt w:val="lowerRoman"/>
+      <w:lvlText w:val="%6."/>
+      <w:lvlJc w:val="right"/>
+      <w:pPr>
+        <w:ind w:left="4320" w:hanging="180"/>
+      </w:pPr>
+    </w:lvl>
+    <w:lvl w:ilvl="6" w:tplc="4009000F" w:tentative="1">
+      <w:start w:val="1"/>
+      <w:numFmt w:val="decimal"/>
+      <w:lvlText w:val="%7."/>
+      <w:lvlJc w:val="left"/>
+      <w:pPr>
+        <w:ind w:left="5040" w:hanging="360"/>
+      </w:pPr>
+    </w:lvl>
+    <w:lvl w:ilvl="7" w:tplc="40090019" w:tentative="1">
+      <w:start w:val="1"/>
+      <w:numFmt w:val="lowerLetter"/>
+      <w:lvlText w:val="%8."/>
+      <w:lvlJc w:val="left"/>
+      <w:pPr>
+        <w:ind w:left="5760" w:hanging="360"/>
+      </w:pPr>
+    </w:lvl>
+    <w:lvl w:ilvl="8" w:tplc="4009001B" w:tentative="1">
+      <w:start w:val="1"/>
+      <w:numFmt w:val="lowerRoman"/>
+      <w:lvlText w:val="%9."/>
+      <w:lvlJc w:val="right"/>
+      <w:pPr>
+        <w:ind w:left="6480" w:hanging="180"/>
+      </w:pPr>
+    </w:lvl>
+  </w:abstractNum>
   <w:num w:numId="1">
-    <w:abstractNumId w:val="19"/>
+    <w:abstractNumId w:val="21"/>
   </w:num>
   <w:num w:numId="2">
     <w:abstractNumId w:val="1"/>
@@ -9127,10 +10227,10 @@
     <w:abstractNumId w:val="3"/>
   </w:num>
   <w:num w:numId="4">
-    <w:abstractNumId w:val="17"/>
+    <w:abstractNumId w:val="19"/>
   </w:num>
   <w:num w:numId="5">
-    <w:abstractNumId w:val="12"/>
+    <w:abstractNumId w:val="14"/>
   </w:num>
   <w:num w:numId="6">
     <w:abstractNumId w:val="4"/>
@@ -9142,31 +10242,31 @@
     <w:abstractNumId w:val="5"/>
   </w:num>
   <w:num w:numId="9">
-    <w:abstractNumId w:val="10"/>
+    <w:abstractNumId w:val="11"/>
   </w:num>
   <w:num w:numId="10">
-    <w:abstractNumId w:val="18"/>
+    <w:abstractNumId w:val="20"/>
   </w:num>
   <w:num w:numId="11">
-    <w:abstractNumId w:val="11"/>
+    <w:abstractNumId w:val="13"/>
   </w:num>
   <w:num w:numId="12">
-    <w:abstractNumId w:val="14"/>
+    <w:abstractNumId w:val="16"/>
   </w:num>
   <w:num w:numId="13">
     <w:abstractNumId w:val="7"/>
   </w:num>
   <w:num w:numId="14">
-    <w:abstractNumId w:val="9"/>
+    <w:abstractNumId w:val="10"/>
   </w:num>
   <w:num w:numId="15">
-    <w:abstractNumId w:val="16"/>
+    <w:abstractNumId w:val="18"/>
   </w:num>
   <w:num w:numId="16">
-    <w:abstractNumId w:val="13"/>
+    <w:abstractNumId w:val="15"/>
   </w:num>
   <w:num w:numId="17">
-    <w:abstractNumId w:val="15"/>
+    <w:abstractNumId w:val="17"/>
   </w:num>
   <w:num w:numId="18">
     <w:abstractNumId w:val="0"/>
@@ -9176,6 +10276,15 @@
   </w:num>
   <w:num w:numId="20">
     <w:abstractNumId w:val="6"/>
+  </w:num>
+  <w:num w:numId="21">
+    <w:abstractNumId w:val="12"/>
+  </w:num>
+  <w:num w:numId="22">
+    <w:abstractNumId w:val="9"/>
+  </w:num>
+  <w:num w:numId="23">
+    <w:abstractNumId w:val="22"/>
   </w:num>
 </w:numbering>
 </file>
@@ -9579,7 +10688,6 @@
   <w:style w:type="character" w:default="1" w:styleId="DefaultParagraphFont">
     <w:name w:val="Default Paragraph Font"/>
     <w:uiPriority w:val="1"/>
-    <w:semiHidden/>
     <w:unhideWhenUsed/>
   </w:style>
   <w:style w:type="table" w:default="1" w:styleId="TableNormal">

--- a/Selenium Notes.docx
+++ b/Selenium Notes.docx
@@ -5741,6 +5741,49 @@
     </w:p>
     <w:p>
       <w:pPr>
+        <w:pStyle w:val="ListParagraph"/>
+        <w:numPr>
+          <w:ilvl w:val="0"/>
+          <w:numId w:val="14"/>
+        </w:numPr>
+        <w:rPr>
+          <w:sz w:val="28"/>
+          <w:szCs w:val="26"/>
+        </w:rPr>
+      </w:pPr>
+      <w:proofErr w:type="gramStart"/>
+      <w:r>
+        <w:rPr>
+          <w:sz w:val="28"/>
+          <w:szCs w:val="26"/>
+        </w:rPr>
+        <w:t>findElements(</w:t>
+      </w:r>
+      <w:proofErr w:type="gramEnd"/>
+      <w:r>
+        <w:rPr>
+          <w:sz w:val="28"/>
+          <w:szCs w:val="26"/>
+        </w:rPr>
+        <w:t xml:space="preserve">) </w:t>
+      </w:r>
+      <w:r>
+        <w:rPr>
+          <w:sz w:val="28"/>
+          <w:szCs w:val="26"/>
+        </w:rPr>
+        <w:sym w:font="Wingdings" w:char="F0E0"/>
+      </w:r>
+      <w:r>
+        <w:rPr>
+          <w:sz w:val="28"/>
+          <w:szCs w:val="26"/>
+        </w:rPr>
+        <w:t xml:space="preserve"> Will locate and return multiple controls on the page. (List&lt;WebElement&gt;)</w:t>
+      </w:r>
+    </w:p>
+    <w:p>
+      <w:pPr>
         <w:rPr>
           <w:sz w:val="28"/>
           <w:szCs w:val="26"/>
@@ -6176,7 +6219,6 @@
           <w:sz w:val="28"/>
           <w:szCs w:val="26"/>
         </w:rPr>
-        <w:lastRenderedPageBreak/>
         <w:t>Locators are the way/s to identify any WebElement (Control) on the page. Technically these are the strategies to locate any control on the page.</w:t>
       </w:r>
     </w:p>
@@ -6580,6 +6622,7 @@
           <w:sz w:val="28"/>
           <w:szCs w:val="26"/>
         </w:rPr>
+        <w:lastRenderedPageBreak/>
         <w:t xml:space="preserve">NoSuchElementException </w:t>
       </w:r>
       <w:r>
@@ -6661,8 +6704,27 @@
           <w:sz w:val="28"/>
           <w:szCs w:val="26"/>
         </w:rPr>
-        <w:lastRenderedPageBreak/>
         <w:t>The control is not on the page.</w:t>
+      </w:r>
+    </w:p>
+    <w:p>
+      <w:pPr>
+        <w:pStyle w:val="ListParagraph"/>
+        <w:numPr>
+          <w:ilvl w:val="1"/>
+          <w:numId w:val="15"/>
+        </w:numPr>
+        <w:rPr>
+          <w:sz w:val="28"/>
+          <w:szCs w:val="26"/>
+        </w:rPr>
+      </w:pPr>
+      <w:r>
+        <w:rPr>
+          <w:sz w:val="28"/>
+          <w:szCs w:val="26"/>
+        </w:rPr>
+        <w:t>Synchronization issue.</w:t>
       </w:r>
     </w:p>
     <w:p>
@@ -7051,6 +7113,7 @@
           <w:sz w:val="28"/>
           <w:szCs w:val="26"/>
         </w:rPr>
+        <w:lastRenderedPageBreak/>
         <w:t>$ - Ends with</w:t>
       </w:r>
       <w:r>
@@ -7093,7 +7156,6 @@
           <w:sz w:val="28"/>
           <w:szCs w:val="26"/>
         </w:rPr>
-        <w:lastRenderedPageBreak/>
         <w:t xml:space="preserve">Pattankodoli Bus Stand </w:t>
       </w:r>
       <w:r>
@@ -7677,6 +7739,7 @@
           <w:sz w:val="28"/>
           <w:szCs w:val="26"/>
         </w:rPr>
+        <w:lastRenderedPageBreak/>
         <w:t xml:space="preserve">non select based drop down list </w:t>
       </w:r>
       <w:r>
@@ -7774,7 +7837,6 @@
           <w:sz w:val="28"/>
           <w:szCs w:val="26"/>
         </w:rPr>
-        <w:lastRenderedPageBreak/>
         <w:t>Possible Operations</w:t>
       </w:r>
     </w:p>
@@ -7962,8 +8024,432 @@
         </w:rPr>
         <w:t xml:space="preserve"> returns the list of all the options / elements from the drop down list / list box. </w:t>
       </w:r>
+      <w:r>
+        <w:rPr>
+          <w:sz w:val="28"/>
+          <w:szCs w:val="28"/>
+        </w:rPr>
+        <w:t xml:space="preserve"> (List&lt;WebElement&gt;)</w:t>
+      </w:r>
+    </w:p>
+    <w:p>
+      <w:pPr>
+        <w:pStyle w:val="ListParagraph"/>
+        <w:numPr>
+          <w:ilvl w:val="0"/>
+          <w:numId w:val="23"/>
+        </w:numPr>
+        <w:rPr>
+          <w:sz w:val="28"/>
+          <w:szCs w:val="28"/>
+        </w:rPr>
+      </w:pPr>
+      <w:proofErr w:type="gramStart"/>
+      <w:r>
+        <w:rPr>
+          <w:sz w:val="28"/>
+          <w:szCs w:val="28"/>
+        </w:rPr>
+        <w:t>selectByVisibleText(</w:t>
+      </w:r>
+      <w:proofErr w:type="gramEnd"/>
+      <w:r>
+        <w:rPr>
+          <w:sz w:val="28"/>
+          <w:szCs w:val="28"/>
+        </w:rPr>
+        <w:t xml:space="preserve">) </w:t>
+      </w:r>
+      <w:r>
+        <w:rPr>
+          <w:sz w:val="28"/>
+          <w:szCs w:val="28"/>
+        </w:rPr>
+        <w:sym w:font="Wingdings" w:char="F0E0"/>
+      </w:r>
+      <w:r>
+        <w:rPr>
+          <w:sz w:val="28"/>
+          <w:szCs w:val="28"/>
+        </w:rPr>
+        <w:t xml:space="preserve"> you can select any option / element using the text (inner text) of the option / element.</w:t>
+      </w:r>
+    </w:p>
+    <w:p>
+      <w:pPr>
+        <w:pStyle w:val="ListParagraph"/>
+        <w:numPr>
+          <w:ilvl w:val="0"/>
+          <w:numId w:val="23"/>
+        </w:numPr>
+        <w:rPr>
+          <w:sz w:val="28"/>
+          <w:szCs w:val="28"/>
+        </w:rPr>
+      </w:pPr>
+      <w:r>
+        <w:rPr>
+          <w:sz w:val="28"/>
+          <w:szCs w:val="28"/>
+        </w:rPr>
+        <w:t xml:space="preserve">selectByContainsVisibleText() </w:t>
+      </w:r>
+      <w:r>
+        <w:rPr>
+          <w:sz w:val="28"/>
+          <w:szCs w:val="28"/>
+        </w:rPr>
+        <w:sym w:font="Wingdings" w:char="F0E0"/>
+      </w:r>
+    </w:p>
+    <w:p>
+      <w:pPr>
+        <w:pStyle w:val="ListParagraph"/>
+        <w:numPr>
+          <w:ilvl w:val="0"/>
+          <w:numId w:val="23"/>
+        </w:numPr>
+        <w:rPr>
+          <w:sz w:val="28"/>
+          <w:szCs w:val="28"/>
+        </w:rPr>
+      </w:pPr>
+      <w:r>
+        <w:rPr>
+          <w:sz w:val="28"/>
+          <w:szCs w:val="28"/>
+        </w:rPr>
+        <w:t xml:space="preserve">selectByValue() </w:t>
+      </w:r>
+      <w:r>
+        <w:rPr>
+          <w:sz w:val="28"/>
+          <w:szCs w:val="28"/>
+        </w:rPr>
+        <w:sym w:font="Wingdings" w:char="F0E0"/>
+      </w:r>
+    </w:p>
+    <w:p>
+      <w:pPr>
+        <w:pStyle w:val="ListParagraph"/>
+        <w:numPr>
+          <w:ilvl w:val="0"/>
+          <w:numId w:val="23"/>
+        </w:numPr>
+        <w:rPr>
+          <w:sz w:val="28"/>
+          <w:szCs w:val="28"/>
+        </w:rPr>
+      </w:pPr>
+      <w:r>
+        <w:rPr>
+          <w:sz w:val="28"/>
+          <w:szCs w:val="28"/>
+        </w:rPr>
+        <w:t xml:space="preserve">selectByIndex() </w:t>
+      </w:r>
+      <w:r>
+        <w:rPr>
+          <w:sz w:val="28"/>
+          <w:szCs w:val="28"/>
+        </w:rPr>
+        <w:sym w:font="Wingdings" w:char="F0E0"/>
+      </w:r>
+      <w:r>
+        <w:rPr>
+          <w:sz w:val="28"/>
+          <w:szCs w:val="28"/>
+        </w:rPr>
+        <w:t xml:space="preserve"> </w:t>
+      </w:r>
+    </w:p>
+    <w:p>
+      <w:pPr>
+        <w:rPr>
+          <w:sz w:val="28"/>
+          <w:szCs w:val="28"/>
+        </w:rPr>
+      </w:pPr>
+    </w:p>
+    <w:p>
+      <w:pPr>
+        <w:rPr>
+          <w:b/>
+          <w:bCs/>
+          <w:sz w:val="28"/>
+          <w:szCs w:val="28"/>
+        </w:rPr>
+      </w:pPr>
+      <w:r>
+        <w:rPr>
+          <w:b/>
+          <w:bCs/>
+          <w:sz w:val="28"/>
+          <w:szCs w:val="28"/>
+        </w:rPr>
+        <w:t>Synchronization (Waits in Selenium)</w:t>
+      </w:r>
+    </w:p>
+    <w:p>
+      <w:pPr>
+        <w:rPr>
+          <w:sz w:val="28"/>
+          <w:szCs w:val="28"/>
+        </w:rPr>
+      </w:pPr>
+      <w:r>
+        <w:rPr>
+          <w:sz w:val="28"/>
+          <w:szCs w:val="28"/>
+        </w:rPr>
+        <w:t xml:space="preserve">Is the process of adjusting speed of tool with speed of </w:t>
+      </w:r>
+      <w:proofErr w:type="gramStart"/>
+      <w:r>
+        <w:rPr>
+          <w:sz w:val="28"/>
+          <w:szCs w:val="28"/>
+        </w:rPr>
+        <w:t>application.</w:t>
+      </w:r>
+      <w:proofErr w:type="gramEnd"/>
+    </w:p>
+    <w:p>
+      <w:pPr>
+        <w:pStyle w:val="ListParagraph"/>
+        <w:numPr>
+          <w:ilvl w:val="0"/>
+          <w:numId w:val="24"/>
+        </w:numPr>
+        <w:rPr>
+          <w:sz w:val="28"/>
+          <w:szCs w:val="28"/>
+        </w:rPr>
+      </w:pPr>
+      <w:proofErr w:type="spellStart"/>
+      <w:proofErr w:type="gramStart"/>
+      <w:r>
+        <w:rPr>
+          <w:sz w:val="28"/>
+          <w:szCs w:val="28"/>
+        </w:rPr>
+        <w:t>Thread.sleep</w:t>
+      </w:r>
+      <w:proofErr w:type="spellEnd"/>
+      <w:r>
+        <w:rPr>
+          <w:sz w:val="28"/>
+          <w:szCs w:val="28"/>
+        </w:rPr>
+        <w:t>(</w:t>
+      </w:r>
+      <w:proofErr w:type="gramEnd"/>
+      <w:r>
+        <w:rPr>
+          <w:sz w:val="28"/>
+          <w:szCs w:val="28"/>
+        </w:rPr>
+        <w:t>)</w:t>
+      </w:r>
+      <w:r>
+        <w:rPr>
+          <w:sz w:val="28"/>
+          <w:szCs w:val="28"/>
+        </w:rPr>
+        <w:t xml:space="preserve"> – will pause the execution of script for specified milliseconds. </w:t>
+      </w:r>
+    </w:p>
+    <w:p>
+      <w:pPr>
+        <w:pStyle w:val="ListParagraph"/>
+        <w:numPr>
+          <w:ilvl w:val="1"/>
+          <w:numId w:val="24"/>
+        </w:numPr>
+        <w:rPr>
+          <w:sz w:val="28"/>
+          <w:szCs w:val="28"/>
+        </w:rPr>
+      </w:pPr>
+      <w:r>
+        <w:rPr>
+          <w:sz w:val="28"/>
+          <w:szCs w:val="28"/>
+        </w:rPr>
+        <w:t>Is applicable to single statement only</w:t>
+      </w:r>
+    </w:p>
+    <w:p>
+      <w:pPr>
+        <w:pStyle w:val="ListParagraph"/>
+        <w:numPr>
+          <w:ilvl w:val="1"/>
+          <w:numId w:val="24"/>
+        </w:numPr>
+        <w:rPr>
+          <w:sz w:val="28"/>
+          <w:szCs w:val="28"/>
+        </w:rPr>
+      </w:pPr>
+      <w:r>
+        <w:rPr>
+          <w:sz w:val="28"/>
+          <w:szCs w:val="28"/>
+        </w:rPr>
+        <w:t xml:space="preserve">It takes mandatory </w:t>
+      </w:r>
+      <w:r>
+        <w:rPr>
+          <w:sz w:val="28"/>
+          <w:szCs w:val="28"/>
+        </w:rPr>
+        <w:t>delay</w:t>
+      </w:r>
       <w:bookmarkStart w:id="0" w:name="_GoBack"/>
       <w:bookmarkEnd w:id="0"/>
+    </w:p>
+    <w:p>
+      <w:pPr>
+        <w:pStyle w:val="ListParagraph"/>
+        <w:numPr>
+          <w:ilvl w:val="0"/>
+          <w:numId w:val="24"/>
+        </w:numPr>
+        <w:rPr>
+          <w:sz w:val="28"/>
+          <w:szCs w:val="28"/>
+        </w:rPr>
+      </w:pPr>
+      <w:r>
+        <w:rPr>
+          <w:sz w:val="28"/>
+          <w:szCs w:val="28"/>
+        </w:rPr>
+        <w:t>ImplicitWait</w:t>
+      </w:r>
+      <w:r>
+        <w:rPr>
+          <w:sz w:val="28"/>
+          <w:szCs w:val="28"/>
+        </w:rPr>
+        <w:t xml:space="preserve"> (</w:t>
+      </w:r>
+      <w:proofErr w:type="spellStart"/>
+      <w:r>
+        <w:rPr>
+          <w:sz w:val="28"/>
+          <w:szCs w:val="28"/>
+        </w:rPr>
+        <w:t>implicitlyWait</w:t>
+      </w:r>
+      <w:proofErr w:type="spellEnd"/>
+      <w:r>
+        <w:rPr>
+          <w:sz w:val="28"/>
+          <w:szCs w:val="28"/>
+        </w:rPr>
+        <w:t xml:space="preserve">) </w:t>
+      </w:r>
+    </w:p>
+    <w:p>
+      <w:pPr>
+        <w:pStyle w:val="ListParagraph"/>
+        <w:numPr>
+          <w:ilvl w:val="1"/>
+          <w:numId w:val="24"/>
+        </w:numPr>
+        <w:rPr>
+          <w:sz w:val="28"/>
+          <w:szCs w:val="28"/>
+        </w:rPr>
+      </w:pPr>
+      <w:r>
+        <w:rPr>
+          <w:sz w:val="28"/>
+          <w:szCs w:val="28"/>
+        </w:rPr>
+        <w:t>It is applicable throughout the script</w:t>
+      </w:r>
+    </w:p>
+    <w:p>
+      <w:pPr>
+        <w:pStyle w:val="ListParagraph"/>
+        <w:numPr>
+          <w:ilvl w:val="1"/>
+          <w:numId w:val="24"/>
+        </w:numPr>
+        <w:rPr>
+          <w:sz w:val="28"/>
+          <w:szCs w:val="28"/>
+        </w:rPr>
+      </w:pPr>
+      <w:r>
+        <w:rPr>
+          <w:sz w:val="28"/>
+          <w:szCs w:val="28"/>
+        </w:rPr>
+        <w:t>It doesn’t take mandatory delay</w:t>
+      </w:r>
+    </w:p>
+    <w:p>
+      <w:pPr>
+        <w:pStyle w:val="ListParagraph"/>
+        <w:numPr>
+          <w:ilvl w:val="0"/>
+          <w:numId w:val="24"/>
+        </w:numPr>
+        <w:rPr>
+          <w:sz w:val="28"/>
+          <w:szCs w:val="28"/>
+        </w:rPr>
+      </w:pPr>
+      <w:r>
+        <w:rPr>
+          <w:sz w:val="28"/>
+          <w:szCs w:val="28"/>
+        </w:rPr>
+        <w:t>ExplicitWait</w:t>
+      </w:r>
+    </w:p>
+    <w:p>
+      <w:pPr>
+        <w:pStyle w:val="ListParagraph"/>
+        <w:numPr>
+          <w:ilvl w:val="0"/>
+          <w:numId w:val="24"/>
+        </w:numPr>
+        <w:rPr>
+          <w:sz w:val="28"/>
+          <w:szCs w:val="28"/>
+        </w:rPr>
+      </w:pPr>
+      <w:r>
+        <w:rPr>
+          <w:sz w:val="28"/>
+          <w:szCs w:val="28"/>
+        </w:rPr>
+        <w:t>FluentWait</w:t>
+      </w:r>
+    </w:p>
+    <w:p>
+      <w:pPr>
+        <w:pStyle w:val="ListParagraph"/>
+        <w:numPr>
+          <w:ilvl w:val="0"/>
+          <w:numId w:val="24"/>
+        </w:numPr>
+        <w:rPr>
+          <w:sz w:val="28"/>
+          <w:szCs w:val="28"/>
+        </w:rPr>
+      </w:pPr>
+      <w:r>
+        <w:rPr>
+          <w:sz w:val="28"/>
+          <w:szCs w:val="28"/>
+        </w:rPr>
+        <w:t>PageLoadTimeout</w:t>
+      </w:r>
     </w:p>
     <w:sectPr>
       <w:pgSz w:w="11906" w:h="16838"/>
@@ -9698,6 +10184,95 @@
     </w:lvl>
   </w:abstractNum>
   <w:abstractNum w:abstractNumId="18">
+    <w:nsid w:val="5D194FDE"/>
+    <w:multiLevelType w:val="hybridMultilevel"/>
+    <w:tmpl w:val="73E69B00"/>
+    <w:lvl w:ilvl="0" w:tplc="4009000F">
+      <w:start w:val="1"/>
+      <w:numFmt w:val="decimal"/>
+      <w:lvlText w:val="%1."/>
+      <w:lvlJc w:val="left"/>
+      <w:pPr>
+        <w:ind w:left="720" w:hanging="360"/>
+      </w:pPr>
+      <w:rPr>
+        <w:rFonts w:hint="default"/>
+      </w:rPr>
+    </w:lvl>
+    <w:lvl w:ilvl="1" w:tplc="40090019">
+      <w:start w:val="1"/>
+      <w:numFmt w:val="lowerLetter"/>
+      <w:lvlText w:val="%2."/>
+      <w:lvlJc w:val="left"/>
+      <w:pPr>
+        <w:ind w:left="1440" w:hanging="360"/>
+      </w:pPr>
+    </w:lvl>
+    <w:lvl w:ilvl="2" w:tplc="4009001B" w:tentative="1">
+      <w:start w:val="1"/>
+      <w:numFmt w:val="lowerRoman"/>
+      <w:lvlText w:val="%3."/>
+      <w:lvlJc w:val="right"/>
+      <w:pPr>
+        <w:ind w:left="2160" w:hanging="180"/>
+      </w:pPr>
+    </w:lvl>
+    <w:lvl w:ilvl="3" w:tplc="4009000F" w:tentative="1">
+      <w:start w:val="1"/>
+      <w:numFmt w:val="decimal"/>
+      <w:lvlText w:val="%4."/>
+      <w:lvlJc w:val="left"/>
+      <w:pPr>
+        <w:ind w:left="2880" w:hanging="360"/>
+      </w:pPr>
+    </w:lvl>
+    <w:lvl w:ilvl="4" w:tplc="40090019" w:tentative="1">
+      <w:start w:val="1"/>
+      <w:numFmt w:val="lowerLetter"/>
+      <w:lvlText w:val="%5."/>
+      <w:lvlJc w:val="left"/>
+      <w:pPr>
+        <w:ind w:left="3600" w:hanging="360"/>
+      </w:pPr>
+    </w:lvl>
+    <w:lvl w:ilvl="5" w:tplc="4009001B" w:tentative="1">
+      <w:start w:val="1"/>
+      <w:numFmt w:val="lowerRoman"/>
+      <w:lvlText w:val="%6."/>
+      <w:lvlJc w:val="right"/>
+      <w:pPr>
+        <w:ind w:left="4320" w:hanging="180"/>
+      </w:pPr>
+    </w:lvl>
+    <w:lvl w:ilvl="6" w:tplc="4009000F" w:tentative="1">
+      <w:start w:val="1"/>
+      <w:numFmt w:val="decimal"/>
+      <w:lvlText w:val="%7."/>
+      <w:lvlJc w:val="left"/>
+      <w:pPr>
+        <w:ind w:left="5040" w:hanging="360"/>
+      </w:pPr>
+    </w:lvl>
+    <w:lvl w:ilvl="7" w:tplc="40090019" w:tentative="1">
+      <w:start w:val="1"/>
+      <w:numFmt w:val="lowerLetter"/>
+      <w:lvlText w:val="%8."/>
+      <w:lvlJc w:val="left"/>
+      <w:pPr>
+        <w:ind w:left="5760" w:hanging="360"/>
+      </w:pPr>
+    </w:lvl>
+    <w:lvl w:ilvl="8" w:tplc="4009001B" w:tentative="1">
+      <w:start w:val="1"/>
+      <w:numFmt w:val="lowerRoman"/>
+      <w:lvlText w:val="%9."/>
+      <w:lvlJc w:val="right"/>
+      <w:pPr>
+        <w:ind w:left="6480" w:hanging="180"/>
+      </w:pPr>
+    </w:lvl>
+  </w:abstractNum>
+  <w:abstractNum w:abstractNumId="19">
     <w:nsid w:val="629E0B7C"/>
     <w:multiLevelType w:val="hybridMultilevel"/>
     <w:tmpl w:val="69241660"/>
@@ -9789,7 +10364,7 @@
       </w:pPr>
     </w:lvl>
   </w:abstractNum>
-  <w:abstractNum w:abstractNumId="19">
+  <w:abstractNum w:abstractNumId="20">
     <w:nsid w:val="6EF56B4D"/>
     <w:multiLevelType w:val="hybridMultilevel"/>
     <w:tmpl w:val="601C932C"/>
@@ -9902,7 +10477,7 @@
       </w:rPr>
     </w:lvl>
   </w:abstractNum>
-  <w:abstractNum w:abstractNumId="20">
+  <w:abstractNum w:abstractNumId="21">
     <w:nsid w:val="6FEA40AA"/>
     <w:multiLevelType w:val="hybridMultilevel"/>
     <w:tmpl w:val="D9DC8DF8"/>
@@ -10015,7 +10590,7 @@
       </w:rPr>
     </w:lvl>
   </w:abstractNum>
-  <w:abstractNum w:abstractNumId="21">
+  <w:abstractNum w:abstractNumId="22">
     <w:nsid w:val="782572B8"/>
     <w:multiLevelType w:val="hybridMultilevel"/>
     <w:tmpl w:val="77DE109A"/>
@@ -10128,7 +10703,7 @@
       </w:rPr>
     </w:lvl>
   </w:abstractNum>
-  <w:abstractNum w:abstractNumId="22">
+  <w:abstractNum w:abstractNumId="23">
     <w:nsid w:val="7D9179E6"/>
     <w:multiLevelType w:val="hybridMultilevel"/>
     <w:tmpl w:val="62A6F32A"/>
@@ -10218,7 +10793,7 @@
     </w:lvl>
   </w:abstractNum>
   <w:num w:numId="1">
-    <w:abstractNumId w:val="21"/>
+    <w:abstractNumId w:val="22"/>
   </w:num>
   <w:num w:numId="2">
     <w:abstractNumId w:val="1"/>
@@ -10227,7 +10802,7 @@
     <w:abstractNumId w:val="3"/>
   </w:num>
   <w:num w:numId="4">
-    <w:abstractNumId w:val="19"/>
+    <w:abstractNumId w:val="20"/>
   </w:num>
   <w:num w:numId="5">
     <w:abstractNumId w:val="14"/>
@@ -10245,7 +10820,7 @@
     <w:abstractNumId w:val="11"/>
   </w:num>
   <w:num w:numId="10">
-    <w:abstractNumId w:val="20"/>
+    <w:abstractNumId w:val="21"/>
   </w:num>
   <w:num w:numId="11">
     <w:abstractNumId w:val="13"/>
@@ -10260,7 +10835,7 @@
     <w:abstractNumId w:val="10"/>
   </w:num>
   <w:num w:numId="15">
-    <w:abstractNumId w:val="18"/>
+    <w:abstractNumId w:val="19"/>
   </w:num>
   <w:num w:numId="16">
     <w:abstractNumId w:val="15"/>
@@ -10284,7 +10859,10 @@
     <w:abstractNumId w:val="9"/>
   </w:num>
   <w:num w:numId="23">
-    <w:abstractNumId w:val="22"/>
+    <w:abstractNumId w:val="23"/>
+  </w:num>
+  <w:num w:numId="24">
+    <w:abstractNumId w:val="18"/>
   </w:num>
 </w:numbering>
 </file>
@@ -10688,6 +11266,7 @@
   <w:style w:type="character" w:default="1" w:styleId="DefaultParagraphFont">
     <w:name w:val="Default Paragraph Font"/>
     <w:uiPriority w:val="1"/>
+    <w:semiHidden/>
     <w:unhideWhenUsed/>
   </w:style>
   <w:style w:type="table" w:default="1" w:styleId="TableNormal">

--- a/Selenium Notes.docx
+++ b/Selenium Notes.docx
@@ -6796,6 +6796,61 @@
           <w:szCs w:val="26"/>
         </w:rPr>
       </w:pPr>
+      <w:r>
+        <w:rPr>
+          <w:sz w:val="28"/>
+          <w:szCs w:val="26"/>
+        </w:rPr>
+        <w:t xml:space="preserve">TimeoutException </w:t>
+      </w:r>
+      <w:r>
+        <w:rPr>
+          <w:sz w:val="28"/>
+          <w:szCs w:val="26"/>
+        </w:rPr>
+        <w:sym w:font="Wingdings" w:char="F0E0"/>
+      </w:r>
+      <w:r>
+        <w:rPr>
+          <w:sz w:val="28"/>
+          <w:szCs w:val="26"/>
+        </w:rPr>
+        <w:t xml:space="preserve"> When the explicit wait / fluent wait fails to pass the condition in specified time duration.</w:t>
+      </w:r>
+    </w:p>
+    <w:p>
+      <w:pPr>
+        <w:pStyle w:val="ListParagraph"/>
+        <w:numPr>
+          <w:ilvl w:val="0"/>
+          <w:numId w:val="15"/>
+        </w:numPr>
+        <w:rPr>
+          <w:sz w:val="28"/>
+          <w:szCs w:val="26"/>
+        </w:rPr>
+      </w:pPr>
+      <w:r>
+        <w:rPr>
+          <w:sz w:val="28"/>
+          <w:szCs w:val="26"/>
+        </w:rPr>
+        <w:t xml:space="preserve">SessionTimeoutException </w:t>
+      </w:r>
+      <w:r>
+        <w:rPr>
+          <w:sz w:val="28"/>
+          <w:szCs w:val="26"/>
+        </w:rPr>
+        <w:sym w:font="Wingdings" w:char="F0E0"/>
+      </w:r>
+      <w:r>
+        <w:rPr>
+          <w:sz w:val="28"/>
+          <w:szCs w:val="26"/>
+        </w:rPr>
+        <w:t xml:space="preserve"> Selenium has default timeout of 30 seconds till the page get loaded. If the page didn’t get loaded within 30 seconds then Selenium will throw SessionTimeoutException.</w:t>
+      </w:r>
     </w:p>
     <w:p>
       <w:pPr>
@@ -7070,6 +7125,7 @@
           <w:sz w:val="28"/>
           <w:szCs w:val="26"/>
         </w:rPr>
+        <w:lastRenderedPageBreak/>
         <w:t xml:space="preserve">^ </w:t>
       </w:r>
       <w:r>
@@ -7113,7 +7169,6 @@
           <w:sz w:val="28"/>
           <w:szCs w:val="26"/>
         </w:rPr>
-        <w:lastRenderedPageBreak/>
         <w:t>$ - Ends with</w:t>
       </w:r>
       <w:r>
@@ -7650,6 +7705,7 @@
           <w:sz w:val="28"/>
           <w:szCs w:val="26"/>
         </w:rPr>
+        <w:lastRenderedPageBreak/>
         <w:t xml:space="preserve">Handling Drop </w:t>
       </w:r>
       <w:proofErr w:type="gramStart"/>
@@ -7739,7 +7795,6 @@
           <w:sz w:val="28"/>
           <w:szCs w:val="26"/>
         </w:rPr>
-        <w:lastRenderedPageBreak/>
         <w:t xml:space="preserve">non select based drop down list </w:t>
       </w:r>
       <w:r>
@@ -8087,20 +8142,57 @@
           <w:szCs w:val="28"/>
         </w:rPr>
       </w:pPr>
+      <w:proofErr w:type="gramStart"/>
       <w:r>
         <w:rPr>
           <w:sz w:val="28"/>
           <w:szCs w:val="28"/>
         </w:rPr>
-        <w:t xml:space="preserve">selectByContainsVisibleText() </w:t>
-      </w:r>
+        <w:t>selectByContainsVisibleText(</w:t>
+      </w:r>
+      <w:proofErr w:type="gramEnd"/>
       <w:r>
         <w:rPr>
           <w:sz w:val="28"/>
           <w:szCs w:val="28"/>
         </w:rPr>
+        <w:t xml:space="preserve">) </w:t>
+      </w:r>
+      <w:r>
+        <w:rPr>
+          <w:sz w:val="28"/>
+          <w:szCs w:val="28"/>
+        </w:rPr>
         <w:sym w:font="Wingdings" w:char="F0E0"/>
       </w:r>
+      <w:r>
+        <w:rPr>
+          <w:sz w:val="28"/>
+          <w:szCs w:val="28"/>
+        </w:rPr>
+        <w:t xml:space="preserve"> </w:t>
+      </w:r>
+      <w:r>
+        <w:rPr>
+          <w:sz w:val="28"/>
+          <w:szCs w:val="28"/>
+        </w:rPr>
+        <w:t>you can select any option / element using the</w:t>
+      </w:r>
+      <w:r>
+        <w:rPr>
+          <w:sz w:val="28"/>
+          <w:szCs w:val="28"/>
+        </w:rPr>
+        <w:t xml:space="preserve"> partial</w:t>
+      </w:r>
+      <w:r>
+        <w:rPr>
+          <w:sz w:val="28"/>
+          <w:szCs w:val="28"/>
+        </w:rPr>
+        <w:t xml:space="preserve"> text (inner text) of the option / element.</w:t>
+      </w:r>
     </w:p>
     <w:p>
       <w:pPr>
@@ -8114,79 +8206,162 @@
           <w:szCs w:val="28"/>
         </w:rPr>
       </w:pPr>
+      <w:proofErr w:type="gramStart"/>
       <w:r>
         <w:rPr>
           <w:sz w:val="28"/>
           <w:szCs w:val="28"/>
         </w:rPr>
-        <w:t xml:space="preserve">selectByValue() </w:t>
-      </w:r>
+        <w:t>selectByValue(</w:t>
+      </w:r>
+      <w:proofErr w:type="gramEnd"/>
       <w:r>
         <w:rPr>
           <w:sz w:val="28"/>
           <w:szCs w:val="28"/>
         </w:rPr>
+        <w:t xml:space="preserve">) </w:t>
+      </w:r>
+      <w:r>
+        <w:rPr>
+          <w:sz w:val="28"/>
+          <w:szCs w:val="28"/>
+        </w:rPr>
         <w:sym w:font="Wingdings" w:char="F0E0"/>
       </w:r>
-    </w:p>
-    <w:p>
-      <w:pPr>
-        <w:pStyle w:val="ListParagraph"/>
-        <w:numPr>
-          <w:ilvl w:val="0"/>
-          <w:numId w:val="23"/>
-        </w:numPr>
+      <w:r>
         <w:rPr>
           <w:sz w:val="28"/>
           <w:szCs w:val="28"/>
         </w:rPr>
-      </w:pPr>
+        <w:t xml:space="preserve"> </w:t>
+      </w:r>
       <w:r>
         <w:rPr>
           <w:sz w:val="28"/>
           <w:szCs w:val="28"/>
         </w:rPr>
-        <w:t xml:space="preserve">selectByIndex() </w:t>
+        <w:t xml:space="preserve">you can select any option / element using the </w:t>
       </w:r>
       <w:r>
         <w:rPr>
           <w:sz w:val="28"/>
           <w:szCs w:val="28"/>
         </w:rPr>
-        <w:sym w:font="Wingdings" w:char="F0E0"/>
-      </w:r>
-      <w:r>
-        <w:rPr>
-          <w:sz w:val="28"/>
-          <w:szCs w:val="28"/>
-        </w:rPr>
-        <w:t xml:space="preserve"> </w:t>
-      </w:r>
-    </w:p>
-    <w:p>
-      <w:pPr>
-        <w:rPr>
-          <w:sz w:val="28"/>
-          <w:szCs w:val="28"/>
-        </w:rPr>
-      </w:pPr>
-    </w:p>
-    <w:p>
-      <w:pPr>
+        <w:t xml:space="preserve">value of attribute </w:t>
+      </w:r>
+      <w:r>
         <w:rPr>
           <w:b/>
           <w:bCs/>
           <w:sz w:val="28"/>
           <w:szCs w:val="28"/>
         </w:rPr>
-      </w:pPr>
-      <w:r>
+        <w:t>value</w:t>
+      </w:r>
+      <w:r>
+        <w:rPr>
+          <w:sz w:val="28"/>
+          <w:szCs w:val="28"/>
+        </w:rPr>
+        <w:t xml:space="preserve"> of the option / element.</w:t>
+      </w:r>
+    </w:p>
+    <w:p>
+      <w:pPr>
+        <w:pStyle w:val="ListParagraph"/>
+        <w:numPr>
+          <w:ilvl w:val="0"/>
+          <w:numId w:val="23"/>
+        </w:numPr>
+        <w:rPr>
+          <w:sz w:val="28"/>
+          <w:szCs w:val="28"/>
+        </w:rPr>
+      </w:pPr>
+      <w:proofErr w:type="gramStart"/>
+      <w:r>
+        <w:rPr>
+          <w:sz w:val="28"/>
+          <w:szCs w:val="28"/>
+        </w:rPr>
+        <w:t>selectByIndex(</w:t>
+      </w:r>
+      <w:proofErr w:type="gramEnd"/>
+      <w:r>
+        <w:rPr>
+          <w:sz w:val="28"/>
+          <w:szCs w:val="28"/>
+        </w:rPr>
+        <w:t>)</w:t>
+      </w:r>
+      <w:r>
+        <w:rPr>
+          <w:sz w:val="28"/>
+          <w:szCs w:val="28"/>
+        </w:rPr>
+        <w:sym w:font="Wingdings" w:char="F0E0"/>
+      </w:r>
+      <w:r>
+        <w:rPr>
+          <w:sz w:val="28"/>
+          <w:szCs w:val="28"/>
+        </w:rPr>
+        <w:t xml:space="preserve"> you can select any option / element using the </w:t>
+      </w:r>
+      <w:r>
+        <w:rPr>
+          <w:sz w:val="28"/>
+          <w:szCs w:val="28"/>
+        </w:rPr>
+        <w:t xml:space="preserve">index of element </w:t>
+      </w:r>
+      <w:r>
+        <w:rPr>
+          <w:sz w:val="28"/>
+          <w:szCs w:val="28"/>
+        </w:rPr>
+        <w:t>(</w:t>
+      </w:r>
+      <w:r>
+        <w:rPr>
+          <w:sz w:val="28"/>
+          <w:szCs w:val="28"/>
+        </w:rPr>
+        <w:t>zero based</w:t>
+      </w:r>
+      <w:r>
+        <w:rPr>
+          <w:sz w:val="28"/>
+          <w:szCs w:val="28"/>
+        </w:rPr>
+        <w:t>) of the option / element.</w:t>
+      </w:r>
+    </w:p>
+    <w:p>
+      <w:pPr>
+        <w:rPr>
+          <w:sz w:val="28"/>
+          <w:szCs w:val="28"/>
+        </w:rPr>
+      </w:pPr>
+    </w:p>
+    <w:p>
+      <w:pPr>
         <w:rPr>
           <w:b/>
           <w:bCs/>
           <w:sz w:val="28"/>
           <w:szCs w:val="28"/>
         </w:rPr>
+      </w:pPr>
+      <w:r>
+        <w:rPr>
+          <w:b/>
+          <w:bCs/>
+          <w:sz w:val="28"/>
+          <w:szCs w:val="28"/>
+        </w:rPr>
         <w:t>Synchronization (Waits in Selenium)</w:t>
       </w:r>
     </w:p>
@@ -8202,17 +8377,15 @@
           <w:sz w:val="28"/>
           <w:szCs w:val="28"/>
         </w:rPr>
-        <w:t xml:space="preserve">Is the process of adjusting speed of tool with speed of </w:t>
-      </w:r>
-      <w:proofErr w:type="gramStart"/>
+        <w:t>This i</w:t>
+      </w:r>
       <w:r>
         <w:rPr>
           <w:sz w:val="28"/>
           <w:szCs w:val="28"/>
         </w:rPr>
-        <w:t>application.</w:t>
-      </w:r>
-      <w:proofErr w:type="gramEnd"/>
+        <w:t>s the process of adjusting speed of tool with speed of application.</w:t>
+      </w:r>
     </w:p>
     <w:p>
       <w:pPr>
@@ -8305,150 +8478,386 @@
         </w:rPr>
         <w:t>delay</w:t>
       </w:r>
+    </w:p>
+    <w:p>
+      <w:pPr>
+        <w:pStyle w:val="ListParagraph"/>
+        <w:numPr>
+          <w:ilvl w:val="0"/>
+          <w:numId w:val="24"/>
+        </w:numPr>
+        <w:rPr>
+          <w:sz w:val="28"/>
+          <w:szCs w:val="28"/>
+        </w:rPr>
+      </w:pPr>
+      <w:r>
+        <w:rPr>
+          <w:sz w:val="28"/>
+          <w:szCs w:val="28"/>
+        </w:rPr>
+        <w:lastRenderedPageBreak/>
+        <w:t>ImplicitWait</w:t>
+      </w:r>
+      <w:r>
+        <w:rPr>
+          <w:sz w:val="28"/>
+          <w:szCs w:val="28"/>
+        </w:rPr>
+        <w:t xml:space="preserve"> (I</w:t>
+      </w:r>
+      <w:r>
+        <w:rPr>
+          <w:sz w:val="28"/>
+          <w:szCs w:val="28"/>
+        </w:rPr>
+        <w:t xml:space="preserve">mplicitlyWait) </w:t>
+      </w:r>
+    </w:p>
+    <w:p>
+      <w:pPr>
+        <w:pStyle w:val="ListParagraph"/>
+        <w:numPr>
+          <w:ilvl w:val="1"/>
+          <w:numId w:val="24"/>
+        </w:numPr>
+        <w:rPr>
+          <w:sz w:val="28"/>
+          <w:szCs w:val="28"/>
+        </w:rPr>
+      </w:pPr>
+      <w:r>
+        <w:rPr>
+          <w:sz w:val="28"/>
+          <w:szCs w:val="28"/>
+        </w:rPr>
+        <w:t>It is applicable throughout the script</w:t>
+      </w:r>
+    </w:p>
+    <w:p>
+      <w:pPr>
+        <w:pStyle w:val="ListParagraph"/>
+        <w:numPr>
+          <w:ilvl w:val="1"/>
+          <w:numId w:val="24"/>
+        </w:numPr>
+        <w:rPr>
+          <w:sz w:val="28"/>
+          <w:szCs w:val="28"/>
+        </w:rPr>
+      </w:pPr>
+      <w:r>
+        <w:rPr>
+          <w:sz w:val="28"/>
+          <w:szCs w:val="28"/>
+        </w:rPr>
+        <w:t>It doesn’t take mandatory delay</w:t>
+      </w:r>
+    </w:p>
+    <w:p>
+      <w:pPr>
+        <w:pStyle w:val="ListParagraph"/>
+        <w:numPr>
+          <w:ilvl w:val="1"/>
+          <w:numId w:val="24"/>
+        </w:numPr>
+        <w:rPr>
+          <w:sz w:val="28"/>
+          <w:szCs w:val="28"/>
+        </w:rPr>
+      </w:pPr>
+      <w:r>
+        <w:rPr>
+          <w:sz w:val="28"/>
+          <w:szCs w:val="28"/>
+        </w:rPr>
+        <w:t>Waits till the control get loaded (maximum wait as specified in ImplicitWait method).</w:t>
+      </w:r>
+    </w:p>
+    <w:p>
+      <w:pPr>
+        <w:pStyle w:val="ListParagraph"/>
+        <w:numPr>
+          <w:ilvl w:val="0"/>
+          <w:numId w:val="24"/>
+        </w:numPr>
+        <w:rPr>
+          <w:sz w:val="28"/>
+          <w:szCs w:val="28"/>
+        </w:rPr>
+      </w:pPr>
+      <w:r>
+        <w:rPr>
+          <w:sz w:val="28"/>
+          <w:szCs w:val="28"/>
+        </w:rPr>
+        <w:t>ExplicitWait</w:t>
+      </w:r>
+      <w:r>
+        <w:rPr>
+          <w:sz w:val="28"/>
+          <w:szCs w:val="28"/>
+        </w:rPr>
+        <w:t xml:space="preserve"> (WebDriverWait class)</w:t>
+      </w:r>
+    </w:p>
+    <w:p>
+      <w:pPr>
+        <w:pStyle w:val="ListParagraph"/>
+        <w:numPr>
+          <w:ilvl w:val="1"/>
+          <w:numId w:val="24"/>
+        </w:numPr>
+        <w:rPr>
+          <w:sz w:val="28"/>
+          <w:szCs w:val="28"/>
+        </w:rPr>
+      </w:pPr>
+      <w:r>
+        <w:rPr>
+          <w:sz w:val="28"/>
+          <w:szCs w:val="28"/>
+        </w:rPr>
+        <w:t>It is applicable to single statement only</w:t>
+      </w:r>
+    </w:p>
+    <w:p>
+      <w:pPr>
+        <w:pStyle w:val="ListParagraph"/>
+        <w:numPr>
+          <w:ilvl w:val="1"/>
+          <w:numId w:val="24"/>
+        </w:numPr>
+        <w:rPr>
+          <w:sz w:val="28"/>
+          <w:szCs w:val="28"/>
+        </w:rPr>
+      </w:pPr>
+      <w:r>
+        <w:rPr>
+          <w:sz w:val="28"/>
+          <w:szCs w:val="28"/>
+        </w:rPr>
+        <w:t>It doesn’t take mandatory delay</w:t>
+      </w:r>
+    </w:p>
+    <w:p>
+      <w:pPr>
+        <w:pStyle w:val="ListParagraph"/>
+        <w:numPr>
+          <w:ilvl w:val="1"/>
+          <w:numId w:val="24"/>
+        </w:numPr>
+        <w:rPr>
+          <w:sz w:val="28"/>
+          <w:szCs w:val="28"/>
+        </w:rPr>
+      </w:pPr>
+      <w:r>
+        <w:rPr>
+          <w:sz w:val="28"/>
+          <w:szCs w:val="28"/>
+        </w:rPr>
+        <w:t>Allows to check some conditions like elementToBeClickable, visibliltyOfElementLocated, alertIsPresent etc.</w:t>
+      </w:r>
+    </w:p>
+    <w:p>
+      <w:pPr>
+        <w:pStyle w:val="ListParagraph"/>
+        <w:numPr>
+          <w:ilvl w:val="0"/>
+          <w:numId w:val="24"/>
+        </w:numPr>
+        <w:rPr>
+          <w:sz w:val="28"/>
+          <w:szCs w:val="28"/>
+        </w:rPr>
+      </w:pPr>
+      <w:r>
+        <w:rPr>
+          <w:sz w:val="28"/>
+          <w:szCs w:val="28"/>
+        </w:rPr>
+        <w:t>FluentWait</w:t>
+      </w:r>
+      <w:r>
+        <w:rPr>
+          <w:sz w:val="28"/>
+          <w:szCs w:val="28"/>
+        </w:rPr>
+        <w:t xml:space="preserve"> – next version of explicit wait but able to handle exceptions as well</w:t>
+      </w:r>
+    </w:p>
+    <w:p>
+      <w:pPr>
+        <w:pStyle w:val="ListParagraph"/>
+        <w:numPr>
+          <w:ilvl w:val="1"/>
+          <w:numId w:val="24"/>
+        </w:numPr>
+        <w:rPr>
+          <w:sz w:val="28"/>
+          <w:szCs w:val="28"/>
+        </w:rPr>
+      </w:pPr>
+      <w:r>
+        <w:rPr>
+          <w:sz w:val="28"/>
+          <w:szCs w:val="28"/>
+        </w:rPr>
+        <w:t>It is applicable to single statement only</w:t>
+      </w:r>
+    </w:p>
+    <w:p>
+      <w:pPr>
+        <w:pStyle w:val="ListParagraph"/>
+        <w:numPr>
+          <w:ilvl w:val="1"/>
+          <w:numId w:val="24"/>
+        </w:numPr>
+        <w:rPr>
+          <w:sz w:val="28"/>
+          <w:szCs w:val="28"/>
+        </w:rPr>
+      </w:pPr>
+      <w:r>
+        <w:rPr>
+          <w:sz w:val="28"/>
+          <w:szCs w:val="28"/>
+        </w:rPr>
+        <w:t>It doesn’t take mandatory delay</w:t>
+      </w:r>
+    </w:p>
+    <w:p>
+      <w:pPr>
+        <w:pStyle w:val="ListParagraph"/>
+        <w:numPr>
+          <w:ilvl w:val="1"/>
+          <w:numId w:val="24"/>
+        </w:numPr>
+        <w:rPr>
+          <w:sz w:val="28"/>
+          <w:szCs w:val="28"/>
+        </w:rPr>
+      </w:pPr>
+      <w:r>
+        <w:rPr>
+          <w:sz w:val="28"/>
+          <w:szCs w:val="28"/>
+        </w:rPr>
+        <w:t>Allows to check some conditions like elementToBeClickable, visibliltyOfElementLocated, alertIsPresent etc.</w:t>
+      </w:r>
+    </w:p>
+    <w:p>
+      <w:pPr>
+        <w:pStyle w:val="ListParagraph"/>
+        <w:numPr>
+          <w:ilvl w:val="1"/>
+          <w:numId w:val="24"/>
+        </w:numPr>
+        <w:rPr>
+          <w:sz w:val="28"/>
+          <w:szCs w:val="28"/>
+        </w:rPr>
+      </w:pPr>
+      <w:r>
+        <w:rPr>
+          <w:sz w:val="28"/>
+          <w:szCs w:val="28"/>
+        </w:rPr>
+        <w:t>Able to handle the exceptions</w:t>
+      </w:r>
+      <w:r>
+        <w:rPr>
+          <w:sz w:val="28"/>
+          <w:szCs w:val="28"/>
+        </w:rPr>
+        <w:br/>
+        <w:t>w – withTimeout</w:t>
+      </w:r>
+      <w:r>
+        <w:rPr>
+          <w:sz w:val="28"/>
+          <w:szCs w:val="28"/>
+        </w:rPr>
+        <w:br/>
+      </w:r>
+      <w:proofErr w:type="spellStart"/>
+      <w:r>
+        <w:rPr>
+          <w:sz w:val="28"/>
+          <w:szCs w:val="28"/>
+        </w:rPr>
+        <w:t>i</w:t>
+      </w:r>
+      <w:proofErr w:type="spellEnd"/>
+      <w:r>
+        <w:rPr>
+          <w:sz w:val="28"/>
+          <w:szCs w:val="28"/>
+        </w:rPr>
+        <w:t xml:space="preserve"> – ignoring </w:t>
+      </w:r>
+      <w:r>
+        <w:rPr>
+          <w:sz w:val="28"/>
+          <w:szCs w:val="28"/>
+        </w:rPr>
+        <w:br/>
+        <w:t>p – pollingEvery</w:t>
+      </w:r>
+      <w:r>
+        <w:rPr>
+          <w:sz w:val="28"/>
+          <w:szCs w:val="28"/>
+        </w:rPr>
+        <w:br/>
+        <w:t xml:space="preserve">u - </w:t>
+      </w:r>
+      <w:proofErr w:type="spellStart"/>
+      <w:r>
+        <w:rPr>
+          <w:sz w:val="28"/>
+          <w:szCs w:val="28"/>
+        </w:rPr>
+        <w:t>unitl</w:t>
+      </w:r>
+      <w:proofErr w:type="spellEnd"/>
+    </w:p>
+    <w:p>
+      <w:pPr>
+        <w:pStyle w:val="ListParagraph"/>
+        <w:numPr>
+          <w:ilvl w:val="0"/>
+          <w:numId w:val="24"/>
+        </w:numPr>
+        <w:rPr>
+          <w:sz w:val="28"/>
+          <w:szCs w:val="28"/>
+        </w:rPr>
+      </w:pPr>
+      <w:r>
+        <w:rPr>
+          <w:sz w:val="28"/>
+          <w:szCs w:val="28"/>
+        </w:rPr>
+        <w:t>PageLoadTimeout</w:t>
+      </w:r>
+      <w:r>
+        <w:rPr>
+          <w:sz w:val="28"/>
+          <w:szCs w:val="28"/>
+        </w:rPr>
+        <w:t xml:space="preserve"> – is used to add some more time after</w:t>
+      </w:r>
       <w:bookmarkStart w:id="0" w:name="_GoBack"/>
       <w:bookmarkEnd w:id="0"/>
-    </w:p>
-    <w:p>
-      <w:pPr>
-        <w:pStyle w:val="ListParagraph"/>
-        <w:numPr>
-          <w:ilvl w:val="0"/>
-          <w:numId w:val="24"/>
-        </w:numPr>
+      <w:r>
         <w:rPr>
           <w:sz w:val="28"/>
           <w:szCs w:val="28"/>
         </w:rPr>
-      </w:pPr>
-      <w:r>
-        <w:rPr>
-          <w:sz w:val="28"/>
-          <w:szCs w:val="28"/>
-        </w:rPr>
-        <w:t>ImplicitWait</w:t>
-      </w:r>
-      <w:r>
-        <w:rPr>
-          <w:sz w:val="28"/>
-          <w:szCs w:val="28"/>
-        </w:rPr>
-        <w:t xml:space="preserve"> (</w:t>
-      </w:r>
-      <w:proofErr w:type="spellStart"/>
-      <w:r>
-        <w:rPr>
-          <w:sz w:val="28"/>
-          <w:szCs w:val="28"/>
-        </w:rPr>
-        <w:t>implicitlyWait</w:t>
-      </w:r>
-      <w:proofErr w:type="spellEnd"/>
-      <w:r>
-        <w:rPr>
-          <w:sz w:val="28"/>
-          <w:szCs w:val="28"/>
-        </w:rPr>
-        <w:t xml:space="preserve">) </w:t>
-      </w:r>
-    </w:p>
-    <w:p>
-      <w:pPr>
-        <w:pStyle w:val="ListParagraph"/>
-        <w:numPr>
-          <w:ilvl w:val="1"/>
-          <w:numId w:val="24"/>
-        </w:numPr>
-        <w:rPr>
-          <w:sz w:val="28"/>
-          <w:szCs w:val="28"/>
-        </w:rPr>
-      </w:pPr>
-      <w:r>
-        <w:rPr>
-          <w:sz w:val="28"/>
-          <w:szCs w:val="28"/>
-        </w:rPr>
-        <w:t>It is applicable throughout the script</w:t>
-      </w:r>
-    </w:p>
-    <w:p>
-      <w:pPr>
-        <w:pStyle w:val="ListParagraph"/>
-        <w:numPr>
-          <w:ilvl w:val="1"/>
-          <w:numId w:val="24"/>
-        </w:numPr>
-        <w:rPr>
-          <w:sz w:val="28"/>
-          <w:szCs w:val="28"/>
-        </w:rPr>
-      </w:pPr>
-      <w:r>
-        <w:rPr>
-          <w:sz w:val="28"/>
-          <w:szCs w:val="28"/>
-        </w:rPr>
-        <w:t>It doesn’t take mandatory delay</w:t>
-      </w:r>
-    </w:p>
-    <w:p>
-      <w:pPr>
-        <w:pStyle w:val="ListParagraph"/>
-        <w:numPr>
-          <w:ilvl w:val="0"/>
-          <w:numId w:val="24"/>
-        </w:numPr>
-        <w:rPr>
-          <w:sz w:val="28"/>
-          <w:szCs w:val="28"/>
-        </w:rPr>
-      </w:pPr>
-      <w:r>
-        <w:rPr>
-          <w:sz w:val="28"/>
-          <w:szCs w:val="28"/>
-        </w:rPr>
-        <w:t>ExplicitWait</w:t>
-      </w:r>
-    </w:p>
-    <w:p>
-      <w:pPr>
-        <w:pStyle w:val="ListParagraph"/>
-        <w:numPr>
-          <w:ilvl w:val="0"/>
-          <w:numId w:val="24"/>
-        </w:numPr>
-        <w:rPr>
-          <w:sz w:val="28"/>
-          <w:szCs w:val="28"/>
-        </w:rPr>
-      </w:pPr>
-      <w:r>
-        <w:rPr>
-          <w:sz w:val="28"/>
-          <w:szCs w:val="28"/>
-        </w:rPr>
-        <w:t>FluentWait</w:t>
-      </w:r>
-    </w:p>
-    <w:p>
-      <w:pPr>
-        <w:pStyle w:val="ListParagraph"/>
-        <w:numPr>
-          <w:ilvl w:val="0"/>
-          <w:numId w:val="24"/>
-        </w:numPr>
-        <w:rPr>
-          <w:sz w:val="28"/>
-          <w:szCs w:val="28"/>
-        </w:rPr>
-      </w:pPr>
-      <w:r>
-        <w:rPr>
-          <w:sz w:val="28"/>
-          <w:szCs w:val="28"/>
-        </w:rPr>
-        <w:t>PageLoadTimeout</w:t>
+        <w:t xml:space="preserve"> the default timeout to avoid SessionTimeoutException</w:t>
       </w:r>
     </w:p>
     <w:sectPr>

--- a/Selenium Notes.docx
+++ b/Selenium Notes.docx
@@ -721,22 +721,13 @@
           <w:szCs w:val="26"/>
         </w:rPr>
       </w:pPr>
-      <w:proofErr w:type="spellStart"/>
       <w:r>
         <w:rPr>
           <w:sz w:val="28"/>
           <w:szCs w:val="26"/>
         </w:rPr>
         <w:lastRenderedPageBreak/>
-        <w:t>Thread.sleep</w:t>
-      </w:r>
-      <w:proofErr w:type="spellEnd"/>
-      <w:r>
-        <w:rPr>
-          <w:sz w:val="28"/>
-          <w:szCs w:val="26"/>
-        </w:rPr>
-        <w:t>()</w:t>
+        <w:t>Thread.sleep()</w:t>
       </w:r>
     </w:p>
     <w:p>
@@ -2282,23 +2273,7 @@
           <w:sz w:val="28"/>
           <w:szCs w:val="26"/>
         </w:rPr>
-        <w:t xml:space="preserve">Is a process of checking the Correctness, Completeness, </w:t>
-      </w:r>
-      <w:proofErr w:type="gramStart"/>
-      <w:r>
-        <w:rPr>
-          <w:sz w:val="28"/>
-          <w:szCs w:val="26"/>
-        </w:rPr>
-        <w:t>Security</w:t>
-      </w:r>
-      <w:proofErr w:type="gramEnd"/>
-      <w:r>
-        <w:rPr>
-          <w:sz w:val="28"/>
-          <w:szCs w:val="26"/>
-        </w:rPr>
-        <w:t xml:space="preserve"> &amp; Quality of developed software application. </w:t>
+        <w:t xml:space="preserve">Is a process of checking the Correctness, Completeness, Security &amp; Quality of developed software application. </w:t>
       </w:r>
     </w:p>
     <w:p>
@@ -3275,7 +3250,6 @@
           <w:szCs w:val="26"/>
         </w:rPr>
       </w:pPr>
-      <w:proofErr w:type="spellStart"/>
       <w:r>
         <w:rPr>
           <w:sz w:val="28"/>
@@ -3283,7 +3257,6 @@
         </w:rPr>
         <w:t>RestAPI</w:t>
       </w:r>
-      <w:proofErr w:type="spellEnd"/>
     </w:p>
     <w:p>
       <w:pPr>
@@ -4409,7 +4382,6 @@
           <w:szCs w:val="26"/>
         </w:rPr>
       </w:pPr>
-      <w:proofErr w:type="spellStart"/>
       <w:r>
         <w:rPr>
           <w:sz w:val="28"/>
@@ -4417,7 +4389,6 @@
         </w:rPr>
         <w:t>YourName_SeleniumDemos</w:t>
       </w:r>
-      <w:proofErr w:type="spellEnd"/>
       <w:r>
         <w:rPr>
           <w:sz w:val="28"/>
@@ -4504,23 +4475,7 @@
           <w:sz w:val="28"/>
           <w:szCs w:val="26"/>
         </w:rPr>
-        <w:t xml:space="preserve">Open </w:t>
-      </w:r>
-      <w:proofErr w:type="spellStart"/>
-      <w:r>
-        <w:rPr>
-          <w:sz w:val="28"/>
-          <w:szCs w:val="26"/>
-        </w:rPr>
-        <w:t>selenium.dev</w:t>
-      </w:r>
-      <w:proofErr w:type="spellEnd"/>
-      <w:r>
-        <w:rPr>
-          <w:sz w:val="28"/>
-          <w:szCs w:val="26"/>
-        </w:rPr>
-        <w:t xml:space="preserve"> site</w:t>
+        <w:t>Open selenium.dev site</w:t>
       </w:r>
     </w:p>
     <w:p>
@@ -4729,23 +4684,7 @@
           <w:sz w:val="28"/>
           <w:szCs w:val="26"/>
         </w:rPr>
-        <w:t xml:space="preserve"> folder (</w:t>
-      </w:r>
-      <w:proofErr w:type="spellStart"/>
-      <w:r>
-        <w:rPr>
-          <w:sz w:val="28"/>
-          <w:szCs w:val="26"/>
-        </w:rPr>
-        <w:t>YourName_SeleniumDemos</w:t>
-      </w:r>
-      <w:proofErr w:type="spellEnd"/>
-      <w:r>
-        <w:rPr>
-          <w:sz w:val="28"/>
-          <w:szCs w:val="26"/>
-        </w:rPr>
-        <w:t xml:space="preserve">) as a workspace </w:t>
+        <w:t xml:space="preserve"> folder (YourName_SeleniumDemos) as a workspace </w:t>
       </w:r>
     </w:p>
     <w:p>
@@ -4956,23 +4895,7 @@
           <w:sz w:val="28"/>
           <w:szCs w:val="26"/>
         </w:rPr>
-        <w:t xml:space="preserve">Create a package inside the project (Specially in </w:t>
-      </w:r>
-      <w:proofErr w:type="spellStart"/>
-      <w:r>
-        <w:rPr>
-          <w:sz w:val="28"/>
-          <w:szCs w:val="26"/>
-        </w:rPr>
-        <w:t>src</w:t>
-      </w:r>
-      <w:proofErr w:type="spellEnd"/>
-      <w:r>
-        <w:rPr>
-          <w:sz w:val="28"/>
-          <w:szCs w:val="26"/>
-        </w:rPr>
-        <w:t xml:space="preserve"> folder)</w:t>
+        <w:t>Create a package inside the project (Specially in src folder)</w:t>
       </w:r>
     </w:p>
     <w:p>
@@ -5157,7 +5080,6 @@
         </w:rPr>
         <w:t xml:space="preserve">Click on </w:t>
       </w:r>
-      <w:proofErr w:type="spellStart"/>
       <w:r>
         <w:rPr>
           <w:b/>
@@ -5165,9 +5087,28 @@
           <w:sz w:val="28"/>
           <w:szCs w:val="26"/>
         </w:rPr>
-        <w:t>classpath</w:t>
-      </w:r>
-      <w:proofErr w:type="spellEnd"/>
+        <w:t xml:space="preserve">classpath </w:t>
+      </w:r>
+    </w:p>
+    <w:p>
+      <w:pPr>
+        <w:pStyle w:val="ListParagraph"/>
+        <w:numPr>
+          <w:ilvl w:val="1"/>
+          <w:numId w:val="13"/>
+        </w:numPr>
+        <w:rPr>
+          <w:sz w:val="28"/>
+          <w:szCs w:val="26"/>
+        </w:rPr>
+      </w:pPr>
+      <w:r>
+        <w:rPr>
+          <w:sz w:val="28"/>
+          <w:szCs w:val="26"/>
+        </w:rPr>
+        <w:t xml:space="preserve">Click on </w:t>
+      </w:r>
       <w:r>
         <w:rPr>
           <w:b/>
@@ -5175,7 +5116,69 @@
           <w:sz w:val="28"/>
           <w:szCs w:val="26"/>
         </w:rPr>
-        <w:t xml:space="preserve"> </w:t>
+        <w:t>Add External Jars…</w:t>
+      </w:r>
+      <w:r>
+        <w:rPr>
+          <w:sz w:val="28"/>
+          <w:szCs w:val="26"/>
+        </w:rPr>
+        <w:t xml:space="preserve"> button</w:t>
+      </w:r>
+    </w:p>
+    <w:p>
+      <w:pPr>
+        <w:pStyle w:val="ListParagraph"/>
+        <w:numPr>
+          <w:ilvl w:val="1"/>
+          <w:numId w:val="13"/>
+        </w:numPr>
+        <w:rPr>
+          <w:sz w:val="28"/>
+          <w:szCs w:val="26"/>
+        </w:rPr>
+      </w:pPr>
+      <w:r>
+        <w:rPr>
+          <w:sz w:val="28"/>
+          <w:szCs w:val="26"/>
+        </w:rPr>
+        <w:t>Select the 2</w:t>
+      </w:r>
+      <w:r>
+        <w:rPr>
+          <w:sz w:val="28"/>
+          <w:szCs w:val="26"/>
+          <w:vertAlign w:val="superscript"/>
+        </w:rPr>
+        <w:t>nd</w:t>
+      </w:r>
+      <w:r>
+        <w:rPr>
+          <w:sz w:val="28"/>
+          <w:szCs w:val="26"/>
+        </w:rPr>
+        <w:t xml:space="preserve"> folder (Selenium Jar Files)</w:t>
+      </w:r>
+    </w:p>
+    <w:p>
+      <w:pPr>
+        <w:pStyle w:val="ListParagraph"/>
+        <w:numPr>
+          <w:ilvl w:val="1"/>
+          <w:numId w:val="13"/>
+        </w:numPr>
+        <w:rPr>
+          <w:sz w:val="28"/>
+          <w:szCs w:val="26"/>
+        </w:rPr>
+      </w:pPr>
+      <w:r>
+        <w:rPr>
+          <w:sz w:val="28"/>
+          <w:szCs w:val="26"/>
+        </w:rPr>
+        <w:t>Select the file which we have downloaded in earlier steps</w:t>
       </w:r>
     </w:p>
     <w:p>
@@ -5204,69 +5207,14 @@
           <w:sz w:val="28"/>
           <w:szCs w:val="26"/>
         </w:rPr>
-        <w:t>Add External Jars…</w:t>
-      </w:r>
-      <w:r>
-        <w:rPr>
-          <w:sz w:val="28"/>
-          <w:szCs w:val="26"/>
-        </w:rPr>
-        <w:t xml:space="preserve"> button</w:t>
-      </w:r>
-    </w:p>
-    <w:p>
-      <w:pPr>
-        <w:pStyle w:val="ListParagraph"/>
-        <w:numPr>
-          <w:ilvl w:val="1"/>
-          <w:numId w:val="13"/>
-        </w:numPr>
-        <w:rPr>
-          <w:sz w:val="28"/>
-          <w:szCs w:val="26"/>
-        </w:rPr>
-      </w:pPr>
-      <w:r>
-        <w:rPr>
-          <w:sz w:val="28"/>
-          <w:szCs w:val="26"/>
-        </w:rPr>
-        <w:t>Select the 2</w:t>
-      </w:r>
-      <w:r>
-        <w:rPr>
-          <w:sz w:val="28"/>
-          <w:szCs w:val="26"/>
-          <w:vertAlign w:val="superscript"/>
-        </w:rPr>
-        <w:t>nd</w:t>
-      </w:r>
-      <w:r>
-        <w:rPr>
-          <w:sz w:val="28"/>
-          <w:szCs w:val="26"/>
-        </w:rPr>
-        <w:t xml:space="preserve"> folder (Selenium Jar Files)</w:t>
-      </w:r>
-    </w:p>
-    <w:p>
-      <w:pPr>
-        <w:pStyle w:val="ListParagraph"/>
-        <w:numPr>
-          <w:ilvl w:val="1"/>
-          <w:numId w:val="13"/>
-        </w:numPr>
-        <w:rPr>
-          <w:sz w:val="28"/>
-          <w:szCs w:val="26"/>
-        </w:rPr>
-      </w:pPr>
-      <w:r>
-        <w:rPr>
-          <w:sz w:val="28"/>
-          <w:szCs w:val="26"/>
-        </w:rPr>
-        <w:t>Select the file which we have downloaded in earlier steps</w:t>
+        <w:t xml:space="preserve">Open </w:t>
+      </w:r>
+      <w:r>
+        <w:rPr>
+          <w:sz w:val="28"/>
+          <w:szCs w:val="26"/>
+        </w:rPr>
+        <w:t>button</w:t>
       </w:r>
     </w:p>
     <w:p>
@@ -5295,7 +5243,7 @@
           <w:sz w:val="28"/>
           <w:szCs w:val="26"/>
         </w:rPr>
-        <w:t xml:space="preserve">Open </w:t>
+        <w:t xml:space="preserve">Apply and Close </w:t>
       </w:r>
       <w:r>
         <w:rPr>
@@ -5307,498 +5255,510 @@
     </w:p>
     <w:p>
       <w:pPr>
-        <w:pStyle w:val="ListParagraph"/>
-        <w:numPr>
-          <w:ilvl w:val="1"/>
-          <w:numId w:val="13"/>
-        </w:numPr>
-        <w:rPr>
-          <w:sz w:val="28"/>
-          <w:szCs w:val="26"/>
-        </w:rPr>
-      </w:pPr>
-      <w:r>
-        <w:rPr>
-          <w:sz w:val="28"/>
-          <w:szCs w:val="26"/>
-        </w:rPr>
-        <w:t xml:space="preserve">Click on </w:t>
-      </w:r>
-      <w:r>
+        <w:rPr>
+          <w:sz w:val="28"/>
+          <w:szCs w:val="26"/>
+        </w:rPr>
+      </w:pPr>
+      <w:r>
+        <w:rPr>
+          <w:sz w:val="28"/>
+          <w:szCs w:val="26"/>
+        </w:rPr>
+        <w:br w:type="page"/>
+      </w:r>
+    </w:p>
+    <w:p>
+      <w:pPr>
         <w:rPr>
           <w:b/>
           <w:bCs/>
           <w:sz w:val="28"/>
           <w:szCs w:val="26"/>
         </w:rPr>
-        <w:t xml:space="preserve">Apply and Close </w:t>
-      </w:r>
-      <w:r>
-        <w:rPr>
-          <w:sz w:val="28"/>
-          <w:szCs w:val="26"/>
-        </w:rPr>
-        <w:t>button</w:t>
-      </w:r>
-    </w:p>
-    <w:p>
-      <w:pPr>
-        <w:rPr>
-          <w:sz w:val="28"/>
-          <w:szCs w:val="26"/>
-        </w:rPr>
-      </w:pPr>
-      <w:r>
-        <w:rPr>
-          <w:sz w:val="28"/>
-          <w:szCs w:val="26"/>
-        </w:rPr>
-        <w:br w:type="page"/>
-      </w:r>
-    </w:p>
-    <w:p>
-      <w:pPr>
+      </w:pPr>
+      <w:r>
         <w:rPr>
           <w:b/>
           <w:bCs/>
           <w:sz w:val="28"/>
           <w:szCs w:val="26"/>
         </w:rPr>
-      </w:pPr>
-      <w:r>
+        <w:lastRenderedPageBreak/>
+        <w:t>Selenium Methods</w:t>
+      </w:r>
+    </w:p>
+    <w:p>
+      <w:pPr>
+        <w:pStyle w:val="ListParagraph"/>
+        <w:numPr>
+          <w:ilvl w:val="0"/>
+          <w:numId w:val="14"/>
+        </w:numPr>
+        <w:rPr>
+          <w:sz w:val="28"/>
+          <w:szCs w:val="26"/>
+        </w:rPr>
+      </w:pPr>
+      <w:r>
+        <w:rPr>
+          <w:sz w:val="28"/>
+          <w:szCs w:val="26"/>
+        </w:rPr>
+        <w:t xml:space="preserve">Launching the browser </w:t>
+      </w:r>
+      <w:r>
+        <w:rPr>
+          <w:sz w:val="28"/>
+          <w:szCs w:val="26"/>
+        </w:rPr>
+        <w:sym w:font="Wingdings" w:char="F0E0"/>
+      </w:r>
+      <w:r>
+        <w:rPr>
+          <w:sz w:val="28"/>
+          <w:szCs w:val="26"/>
+        </w:rPr>
+        <w:t xml:space="preserve"> Create object of WebDriver interface, it will launch the blank browser window.</w:t>
+      </w:r>
+    </w:p>
+    <w:p>
+      <w:pPr>
+        <w:pStyle w:val="ListParagraph"/>
+        <w:numPr>
+          <w:ilvl w:val="0"/>
+          <w:numId w:val="14"/>
+        </w:numPr>
+        <w:rPr>
+          <w:sz w:val="28"/>
+          <w:szCs w:val="26"/>
+        </w:rPr>
+      </w:pPr>
+      <w:r>
+        <w:rPr>
+          <w:sz w:val="28"/>
+          <w:szCs w:val="26"/>
+        </w:rPr>
+        <w:t xml:space="preserve">get() </w:t>
+      </w:r>
+      <w:r>
+        <w:rPr>
+          <w:sz w:val="28"/>
+          <w:szCs w:val="26"/>
+        </w:rPr>
+        <w:sym w:font="Wingdings" w:char="F0E0"/>
+      </w:r>
+      <w:r>
+        <w:rPr>
+          <w:sz w:val="28"/>
+          <w:szCs w:val="26"/>
+        </w:rPr>
+        <w:t xml:space="preserve"> Will open the web site by providing the URL. Pass the absolute URL. Absolute URL starts with http</w:t>
+      </w:r>
+    </w:p>
+    <w:p>
+      <w:pPr>
+        <w:pStyle w:val="ListParagraph"/>
+        <w:numPr>
+          <w:ilvl w:val="0"/>
+          <w:numId w:val="14"/>
+        </w:numPr>
+        <w:rPr>
+          <w:sz w:val="28"/>
+          <w:szCs w:val="26"/>
+        </w:rPr>
+      </w:pPr>
+      <w:r>
+        <w:rPr>
+          <w:sz w:val="28"/>
+          <w:szCs w:val="26"/>
+        </w:rPr>
+        <w:t xml:space="preserve">close() </w:t>
+      </w:r>
+      <w:r>
+        <w:rPr>
+          <w:sz w:val="28"/>
+          <w:szCs w:val="26"/>
+        </w:rPr>
+        <w:sym w:font="Wingdings" w:char="F0E0"/>
+      </w:r>
+      <w:r>
+        <w:rPr>
+          <w:sz w:val="28"/>
+          <w:szCs w:val="26"/>
+        </w:rPr>
+        <w:t xml:space="preserve"> Will close the browser window which is opened by current WebDriver object</w:t>
+      </w:r>
+      <w:r>
+        <w:rPr>
+          <w:sz w:val="28"/>
+          <w:szCs w:val="26"/>
+        </w:rPr>
+        <w:t>.</w:t>
+      </w:r>
+    </w:p>
+    <w:p>
+      <w:pPr>
+        <w:pStyle w:val="ListParagraph"/>
+        <w:numPr>
+          <w:ilvl w:val="0"/>
+          <w:numId w:val="14"/>
+        </w:numPr>
+        <w:rPr>
+          <w:sz w:val="28"/>
+          <w:szCs w:val="26"/>
+        </w:rPr>
+      </w:pPr>
+      <w:r>
+        <w:rPr>
+          <w:sz w:val="28"/>
+          <w:szCs w:val="26"/>
+        </w:rPr>
+        <w:t xml:space="preserve">driver.manage().windows().maximize() </w:t>
+      </w:r>
+      <w:r>
+        <w:rPr>
+          <w:sz w:val="28"/>
+          <w:szCs w:val="26"/>
+        </w:rPr>
+        <w:sym w:font="Wingdings" w:char="F0E0"/>
+      </w:r>
+      <w:r>
+        <w:rPr>
+          <w:sz w:val="28"/>
+          <w:szCs w:val="26"/>
+        </w:rPr>
+        <w:t xml:space="preserve"> Will maximize the browser window.</w:t>
+      </w:r>
+    </w:p>
+    <w:p>
+      <w:pPr>
+        <w:pStyle w:val="ListParagraph"/>
+        <w:numPr>
+          <w:ilvl w:val="0"/>
+          <w:numId w:val="14"/>
+        </w:numPr>
+        <w:rPr>
+          <w:sz w:val="28"/>
+          <w:szCs w:val="26"/>
+        </w:rPr>
+      </w:pPr>
+      <w:r>
+        <w:rPr>
+          <w:sz w:val="28"/>
+          <w:szCs w:val="26"/>
+        </w:rPr>
+        <w:t xml:space="preserve">getTitle() </w:t>
+      </w:r>
+      <w:r>
+        <w:rPr>
+          <w:sz w:val="28"/>
+          <w:szCs w:val="26"/>
+        </w:rPr>
+        <w:sym w:font="Wingdings" w:char="F0E0"/>
+      </w:r>
+      <w:r>
+        <w:rPr>
+          <w:sz w:val="28"/>
+          <w:szCs w:val="26"/>
+        </w:rPr>
+        <w:t xml:space="preserve"> </w:t>
+      </w:r>
+      <w:r>
+        <w:rPr>
+          <w:sz w:val="28"/>
+          <w:szCs w:val="26"/>
+        </w:rPr>
+        <w:t>Will return the title of the</w:t>
+      </w:r>
+      <w:r>
+        <w:rPr>
+          <w:sz w:val="28"/>
+          <w:szCs w:val="26"/>
+        </w:rPr>
+        <w:t xml:space="preserve"> current</w:t>
+      </w:r>
+      <w:r>
+        <w:rPr>
+          <w:sz w:val="28"/>
+          <w:szCs w:val="26"/>
+        </w:rPr>
+        <w:t xml:space="preserve"> web page. (String)</w:t>
+      </w:r>
+    </w:p>
+    <w:p>
+      <w:pPr>
+        <w:pStyle w:val="ListParagraph"/>
+        <w:numPr>
+          <w:ilvl w:val="0"/>
+          <w:numId w:val="14"/>
+        </w:numPr>
+        <w:rPr>
+          <w:sz w:val="28"/>
+          <w:szCs w:val="26"/>
+        </w:rPr>
+      </w:pPr>
+      <w:r>
+        <w:rPr>
+          <w:sz w:val="28"/>
+          <w:szCs w:val="26"/>
+        </w:rPr>
+        <w:t xml:space="preserve">getCurrentUrl() </w:t>
+      </w:r>
+      <w:r>
+        <w:rPr>
+          <w:sz w:val="28"/>
+          <w:szCs w:val="26"/>
+        </w:rPr>
+        <w:sym w:font="Wingdings" w:char="F0E0"/>
+      </w:r>
+      <w:r>
+        <w:rPr>
+          <w:sz w:val="28"/>
+          <w:szCs w:val="26"/>
+        </w:rPr>
+        <w:t xml:space="preserve"> Will return the URL of the current web page. (String)</w:t>
+      </w:r>
+    </w:p>
+    <w:p>
+      <w:pPr>
+        <w:pStyle w:val="ListParagraph"/>
+        <w:numPr>
+          <w:ilvl w:val="0"/>
+          <w:numId w:val="14"/>
+        </w:numPr>
+        <w:rPr>
+          <w:sz w:val="28"/>
+          <w:szCs w:val="26"/>
+        </w:rPr>
+      </w:pPr>
+      <w:r>
+        <w:rPr>
+          <w:sz w:val="28"/>
+          <w:szCs w:val="26"/>
+        </w:rPr>
+        <w:t xml:space="preserve">getPageSource() </w:t>
+      </w:r>
+      <w:r>
+        <w:rPr>
+          <w:sz w:val="28"/>
+          <w:szCs w:val="26"/>
+        </w:rPr>
+        <w:sym w:font="Wingdings" w:char="F0E0"/>
+      </w:r>
+      <w:r>
+        <w:rPr>
+          <w:sz w:val="28"/>
+          <w:szCs w:val="26"/>
+        </w:rPr>
+        <w:t xml:space="preserve"> Will return the HTML code of the page (String)</w:t>
+      </w:r>
+    </w:p>
+    <w:p>
+      <w:pPr>
+        <w:pStyle w:val="ListParagraph"/>
+        <w:numPr>
+          <w:ilvl w:val="0"/>
+          <w:numId w:val="14"/>
+        </w:numPr>
+        <w:rPr>
+          <w:sz w:val="28"/>
+          <w:szCs w:val="26"/>
+        </w:rPr>
+      </w:pPr>
+      <w:r>
+        <w:rPr>
+          <w:sz w:val="28"/>
+          <w:szCs w:val="26"/>
+        </w:rPr>
+        <w:t xml:space="preserve">findElement() </w:t>
+      </w:r>
+      <w:r>
+        <w:rPr>
+          <w:sz w:val="28"/>
+          <w:szCs w:val="26"/>
+        </w:rPr>
+        <w:sym w:font="Wingdings" w:char="F0E0"/>
+      </w:r>
+      <w:r>
+        <w:rPr>
+          <w:sz w:val="28"/>
+          <w:szCs w:val="26"/>
+        </w:rPr>
+        <w:t xml:space="preserve"> Will locate any control / WebElement on the page. </w:t>
+      </w:r>
+      <w:r>
+        <w:rPr>
+          <w:sz w:val="28"/>
+          <w:szCs w:val="26"/>
+        </w:rPr>
+        <w:t xml:space="preserve">It will locate the first occurrence. </w:t>
+      </w:r>
+      <w:r>
+        <w:rPr>
+          <w:sz w:val="28"/>
+          <w:szCs w:val="26"/>
+        </w:rPr>
+        <w:t>(WebElement)</w:t>
+      </w:r>
+    </w:p>
+    <w:p>
+      <w:pPr>
+        <w:pStyle w:val="ListParagraph"/>
+        <w:numPr>
+          <w:ilvl w:val="0"/>
+          <w:numId w:val="14"/>
+        </w:numPr>
+        <w:rPr>
+          <w:sz w:val="28"/>
+          <w:szCs w:val="26"/>
+        </w:rPr>
+      </w:pPr>
+      <w:r>
+        <w:rPr>
+          <w:sz w:val="28"/>
+          <w:szCs w:val="26"/>
+        </w:rPr>
+        <w:t xml:space="preserve">findElements() </w:t>
+      </w:r>
+      <w:r>
+        <w:rPr>
+          <w:sz w:val="28"/>
+          <w:szCs w:val="26"/>
+        </w:rPr>
+        <w:sym w:font="Wingdings" w:char="F0E0"/>
+      </w:r>
+      <w:r>
+        <w:rPr>
+          <w:sz w:val="28"/>
+          <w:szCs w:val="26"/>
+        </w:rPr>
+        <w:t xml:space="preserve"> Will locate and return multiple controls on the page. (List&lt;WebElement&gt;)</w:t>
+      </w:r>
+    </w:p>
+    <w:p>
+      <w:pPr>
+        <w:pStyle w:val="ListParagraph"/>
+        <w:numPr>
+          <w:ilvl w:val="0"/>
+          <w:numId w:val="14"/>
+        </w:numPr>
+        <w:rPr>
+          <w:sz w:val="28"/>
+          <w:szCs w:val="26"/>
+        </w:rPr>
+      </w:pPr>
+      <w:r>
+        <w:rPr>
+          <w:sz w:val="28"/>
+          <w:szCs w:val="26"/>
+        </w:rPr>
+        <w:t xml:space="preserve">getWindowHandles() </w:t>
+      </w:r>
+      <w:r>
+        <w:rPr>
+          <w:sz w:val="28"/>
+          <w:szCs w:val="26"/>
+        </w:rPr>
+        <w:sym w:font="Wingdings" w:char="F0E0"/>
+      </w:r>
+      <w:r>
+        <w:rPr>
+          <w:sz w:val="28"/>
+          <w:szCs w:val="26"/>
+        </w:rPr>
+        <w:t xml:space="preserve"> Will return the ids of all the windows / tabs those are opened by WebDriver. (Set&lt;String&gt;)</w:t>
+      </w:r>
+    </w:p>
+    <w:p>
+      <w:pPr>
+        <w:pStyle w:val="ListParagraph"/>
+        <w:numPr>
+          <w:ilvl w:val="0"/>
+          <w:numId w:val="14"/>
+        </w:numPr>
+        <w:rPr>
+          <w:sz w:val="28"/>
+          <w:szCs w:val="26"/>
+        </w:rPr>
+      </w:pPr>
+      <w:r>
+        <w:rPr>
+          <w:sz w:val="28"/>
+          <w:szCs w:val="26"/>
+        </w:rPr>
+        <w:t xml:space="preserve">quit() </w:t>
+      </w:r>
+      <w:r>
+        <w:rPr>
+          <w:sz w:val="28"/>
+          <w:szCs w:val="26"/>
+        </w:rPr>
+        <w:sym w:font="Wingdings" w:char="F0E0"/>
+      </w:r>
+      <w:r>
+        <w:rPr>
+          <w:sz w:val="28"/>
+          <w:szCs w:val="26"/>
+        </w:rPr>
+        <w:t xml:space="preserve"> Will close all the windows those</w:t>
+      </w:r>
+      <w:r>
+        <w:rPr>
+          <w:sz w:val="28"/>
+          <w:szCs w:val="26"/>
+        </w:rPr>
+        <w:t xml:space="preserve"> are opened by WebDriver object in this session, not in the earlier session.</w:t>
+      </w:r>
+      <w:bookmarkStart w:id="0" w:name="_GoBack"/>
+      <w:bookmarkEnd w:id="0"/>
+    </w:p>
+    <w:p>
+      <w:pPr>
+        <w:rPr>
+          <w:sz w:val="28"/>
+          <w:szCs w:val="26"/>
+        </w:rPr>
+      </w:pPr>
+    </w:p>
+    <w:p>
+      <w:pPr>
         <w:rPr>
           <w:b/>
           <w:bCs/>
           <w:sz w:val="28"/>
           <w:szCs w:val="26"/>
         </w:rPr>
-        <w:lastRenderedPageBreak/>
-        <w:t>Selenium Methods</w:t>
-      </w:r>
-    </w:p>
-    <w:p>
-      <w:pPr>
-        <w:pStyle w:val="ListParagraph"/>
-        <w:numPr>
-          <w:ilvl w:val="0"/>
-          <w:numId w:val="14"/>
-        </w:numPr>
-        <w:rPr>
-          <w:sz w:val="28"/>
-          <w:szCs w:val="26"/>
-        </w:rPr>
-      </w:pPr>
-      <w:r>
-        <w:rPr>
-          <w:sz w:val="28"/>
-          <w:szCs w:val="26"/>
-        </w:rPr>
-        <w:t xml:space="preserve">Launching the browser </w:t>
-      </w:r>
-      <w:r>
-        <w:rPr>
-          <w:sz w:val="28"/>
-          <w:szCs w:val="26"/>
-        </w:rPr>
-        <w:sym w:font="Wingdings" w:char="F0E0"/>
-      </w:r>
-      <w:r>
-        <w:rPr>
-          <w:sz w:val="28"/>
-          <w:szCs w:val="26"/>
-        </w:rPr>
-        <w:t xml:space="preserve"> Create object of WebDriver interface, it will launch the blank browser window.</w:t>
-      </w:r>
-    </w:p>
-    <w:p>
-      <w:pPr>
-        <w:pStyle w:val="ListParagraph"/>
-        <w:numPr>
-          <w:ilvl w:val="0"/>
-          <w:numId w:val="14"/>
-        </w:numPr>
-        <w:rPr>
-          <w:sz w:val="28"/>
-          <w:szCs w:val="26"/>
-        </w:rPr>
-      </w:pPr>
-      <w:proofErr w:type="gramStart"/>
-      <w:r>
-        <w:rPr>
-          <w:sz w:val="28"/>
-          <w:szCs w:val="26"/>
-        </w:rPr>
-        <w:t>get(</w:t>
-      </w:r>
-      <w:proofErr w:type="gramEnd"/>
-      <w:r>
-        <w:rPr>
-          <w:sz w:val="28"/>
-          <w:szCs w:val="26"/>
-        </w:rPr>
-        <w:t xml:space="preserve">) </w:t>
-      </w:r>
-      <w:r>
-        <w:rPr>
-          <w:sz w:val="28"/>
-          <w:szCs w:val="26"/>
-        </w:rPr>
-        <w:sym w:font="Wingdings" w:char="F0E0"/>
-      </w:r>
-      <w:r>
-        <w:rPr>
-          <w:sz w:val="28"/>
-          <w:szCs w:val="26"/>
-        </w:rPr>
-        <w:t xml:space="preserve"> Will open the web site by providing the URL. Pass the absolute URL. Absolute URL starts with http</w:t>
-      </w:r>
-    </w:p>
-    <w:p>
-      <w:pPr>
-        <w:pStyle w:val="ListParagraph"/>
-        <w:numPr>
-          <w:ilvl w:val="0"/>
-          <w:numId w:val="14"/>
-        </w:numPr>
-        <w:rPr>
-          <w:sz w:val="28"/>
-          <w:szCs w:val="26"/>
-        </w:rPr>
-      </w:pPr>
-      <w:proofErr w:type="gramStart"/>
-      <w:r>
-        <w:rPr>
-          <w:sz w:val="28"/>
-          <w:szCs w:val="26"/>
-        </w:rPr>
-        <w:t>close(</w:t>
-      </w:r>
-      <w:proofErr w:type="gramEnd"/>
-      <w:r>
-        <w:rPr>
-          <w:sz w:val="28"/>
-          <w:szCs w:val="26"/>
-        </w:rPr>
-        <w:t xml:space="preserve">) </w:t>
-      </w:r>
-      <w:r>
-        <w:rPr>
-          <w:sz w:val="28"/>
-          <w:szCs w:val="26"/>
-        </w:rPr>
-        <w:sym w:font="Wingdings" w:char="F0E0"/>
-      </w:r>
-      <w:r>
-        <w:rPr>
-          <w:sz w:val="28"/>
-          <w:szCs w:val="26"/>
-        </w:rPr>
-        <w:t xml:space="preserve"> Will close the browser window which is opened by current WebDriver object</w:t>
-      </w:r>
-      <w:r>
-        <w:rPr>
-          <w:sz w:val="28"/>
-          <w:szCs w:val="26"/>
-        </w:rPr>
-        <w:t>.</w:t>
-      </w:r>
-    </w:p>
-    <w:p>
-      <w:pPr>
-        <w:pStyle w:val="ListParagraph"/>
-        <w:numPr>
-          <w:ilvl w:val="0"/>
-          <w:numId w:val="14"/>
-        </w:numPr>
-        <w:rPr>
-          <w:sz w:val="28"/>
-          <w:szCs w:val="26"/>
-        </w:rPr>
-      </w:pPr>
-      <w:proofErr w:type="spellStart"/>
-      <w:proofErr w:type="gramStart"/>
-      <w:r>
-        <w:rPr>
-          <w:sz w:val="28"/>
-          <w:szCs w:val="26"/>
-        </w:rPr>
-        <w:t>driver.manage</w:t>
-      </w:r>
-      <w:proofErr w:type="spellEnd"/>
-      <w:r>
-        <w:rPr>
-          <w:sz w:val="28"/>
-          <w:szCs w:val="26"/>
-        </w:rPr>
-        <w:t>(</w:t>
-      </w:r>
-      <w:proofErr w:type="gramEnd"/>
-      <w:r>
-        <w:rPr>
-          <w:sz w:val="28"/>
-          <w:szCs w:val="26"/>
-        </w:rPr>
-        <w:t xml:space="preserve">).windows().maximize() </w:t>
-      </w:r>
-      <w:r>
-        <w:rPr>
-          <w:sz w:val="28"/>
-          <w:szCs w:val="26"/>
-        </w:rPr>
-        <w:sym w:font="Wingdings" w:char="F0E0"/>
-      </w:r>
-      <w:r>
-        <w:rPr>
-          <w:sz w:val="28"/>
-          <w:szCs w:val="26"/>
-        </w:rPr>
-        <w:t xml:space="preserve"> Will maximize the browser window.</w:t>
-      </w:r>
-    </w:p>
-    <w:p>
-      <w:pPr>
-        <w:pStyle w:val="ListParagraph"/>
-        <w:numPr>
-          <w:ilvl w:val="0"/>
-          <w:numId w:val="14"/>
-        </w:numPr>
-        <w:rPr>
-          <w:sz w:val="28"/>
-          <w:szCs w:val="26"/>
-        </w:rPr>
-      </w:pPr>
-      <w:proofErr w:type="gramStart"/>
-      <w:r>
-        <w:rPr>
-          <w:sz w:val="28"/>
-          <w:szCs w:val="26"/>
-        </w:rPr>
-        <w:t>getTitle(</w:t>
-      </w:r>
-      <w:proofErr w:type="gramEnd"/>
-      <w:r>
-        <w:rPr>
-          <w:sz w:val="28"/>
-          <w:szCs w:val="26"/>
-        </w:rPr>
-        <w:t xml:space="preserve">) </w:t>
-      </w:r>
-      <w:r>
-        <w:rPr>
-          <w:sz w:val="28"/>
-          <w:szCs w:val="26"/>
-        </w:rPr>
-        <w:sym w:font="Wingdings" w:char="F0E0"/>
-      </w:r>
-      <w:r>
-        <w:rPr>
-          <w:sz w:val="28"/>
-          <w:szCs w:val="26"/>
-        </w:rPr>
-        <w:t xml:space="preserve"> </w:t>
-      </w:r>
-      <w:r>
-        <w:rPr>
-          <w:sz w:val="28"/>
-          <w:szCs w:val="26"/>
-        </w:rPr>
-        <w:t>Will return the title of the web page. (String)</w:t>
-      </w:r>
-    </w:p>
-    <w:p>
-      <w:pPr>
-        <w:pStyle w:val="ListParagraph"/>
-        <w:numPr>
-          <w:ilvl w:val="0"/>
-          <w:numId w:val="14"/>
-        </w:numPr>
-        <w:rPr>
-          <w:sz w:val="28"/>
-          <w:szCs w:val="26"/>
-        </w:rPr>
-      </w:pPr>
-      <w:proofErr w:type="gramStart"/>
-      <w:r>
-        <w:rPr>
-          <w:sz w:val="28"/>
-          <w:szCs w:val="26"/>
-        </w:rPr>
-        <w:t>getCurrentUrl(</w:t>
-      </w:r>
-      <w:proofErr w:type="gramEnd"/>
-      <w:r>
-        <w:rPr>
-          <w:sz w:val="28"/>
-          <w:szCs w:val="26"/>
-        </w:rPr>
-        <w:t xml:space="preserve">) </w:t>
-      </w:r>
-      <w:r>
-        <w:rPr>
-          <w:sz w:val="28"/>
-          <w:szCs w:val="26"/>
-        </w:rPr>
-        <w:sym w:font="Wingdings" w:char="F0E0"/>
-      </w:r>
-      <w:r>
-        <w:rPr>
-          <w:sz w:val="28"/>
-          <w:szCs w:val="26"/>
-        </w:rPr>
-        <w:t xml:space="preserve"> Will return the URL of the current web page. (String)</w:t>
-      </w:r>
-    </w:p>
-    <w:p>
-      <w:pPr>
-        <w:pStyle w:val="ListParagraph"/>
-        <w:numPr>
-          <w:ilvl w:val="0"/>
-          <w:numId w:val="14"/>
-        </w:numPr>
-        <w:rPr>
-          <w:sz w:val="28"/>
-          <w:szCs w:val="26"/>
-        </w:rPr>
-      </w:pPr>
-      <w:r>
-        <w:rPr>
-          <w:sz w:val="28"/>
-          <w:szCs w:val="26"/>
-        </w:rPr>
-        <w:t xml:space="preserve">getPageSource() </w:t>
-      </w:r>
-      <w:r>
-        <w:rPr>
-          <w:sz w:val="28"/>
-          <w:szCs w:val="26"/>
-        </w:rPr>
-        <w:sym w:font="Wingdings" w:char="F0E0"/>
-      </w:r>
-      <w:r>
-        <w:rPr>
-          <w:sz w:val="28"/>
-          <w:szCs w:val="26"/>
-        </w:rPr>
-        <w:t xml:space="preserve"> Will return the HTML code of the page (String)</w:t>
-      </w:r>
-    </w:p>
-    <w:p>
-      <w:pPr>
-        <w:pStyle w:val="ListParagraph"/>
-        <w:numPr>
-          <w:ilvl w:val="0"/>
-          <w:numId w:val="14"/>
-        </w:numPr>
-        <w:rPr>
-          <w:sz w:val="28"/>
-          <w:szCs w:val="26"/>
-        </w:rPr>
-      </w:pPr>
-      <w:proofErr w:type="gramStart"/>
-      <w:r>
-        <w:rPr>
-          <w:sz w:val="28"/>
-          <w:szCs w:val="26"/>
-        </w:rPr>
-        <w:t>findElement(</w:t>
-      </w:r>
-      <w:proofErr w:type="gramEnd"/>
-      <w:r>
-        <w:rPr>
-          <w:sz w:val="28"/>
-          <w:szCs w:val="26"/>
-        </w:rPr>
-        <w:t xml:space="preserve">) </w:t>
-      </w:r>
-      <w:r>
-        <w:rPr>
-          <w:sz w:val="28"/>
-          <w:szCs w:val="26"/>
-        </w:rPr>
-        <w:sym w:font="Wingdings" w:char="F0E0"/>
-      </w:r>
-      <w:r>
-        <w:rPr>
-          <w:sz w:val="28"/>
-          <w:szCs w:val="26"/>
-        </w:rPr>
-        <w:t xml:space="preserve"> Will locate any control / WebElement on the page. </w:t>
-      </w:r>
-      <w:r>
-        <w:rPr>
-          <w:sz w:val="28"/>
-          <w:szCs w:val="26"/>
-        </w:rPr>
-        <w:t xml:space="preserve">It will locate the first occurrence. </w:t>
-      </w:r>
-      <w:r>
-        <w:rPr>
-          <w:sz w:val="28"/>
-          <w:szCs w:val="26"/>
-        </w:rPr>
-        <w:t>(WebElement)</w:t>
-      </w:r>
-    </w:p>
-    <w:p>
-      <w:pPr>
-        <w:pStyle w:val="ListParagraph"/>
-        <w:numPr>
-          <w:ilvl w:val="0"/>
-          <w:numId w:val="14"/>
-        </w:numPr>
-        <w:rPr>
-          <w:sz w:val="28"/>
-          <w:szCs w:val="26"/>
-        </w:rPr>
-      </w:pPr>
-      <w:proofErr w:type="gramStart"/>
-      <w:r>
-        <w:rPr>
-          <w:sz w:val="28"/>
-          <w:szCs w:val="26"/>
-        </w:rPr>
-        <w:t>findElements(</w:t>
-      </w:r>
-      <w:proofErr w:type="gramEnd"/>
-      <w:r>
-        <w:rPr>
-          <w:sz w:val="28"/>
-          <w:szCs w:val="26"/>
-        </w:rPr>
-        <w:t xml:space="preserve">) </w:t>
-      </w:r>
-      <w:r>
-        <w:rPr>
-          <w:sz w:val="28"/>
-          <w:szCs w:val="26"/>
-        </w:rPr>
-        <w:sym w:font="Wingdings" w:char="F0E0"/>
-      </w:r>
-      <w:r>
-        <w:rPr>
-          <w:sz w:val="28"/>
-          <w:szCs w:val="26"/>
-        </w:rPr>
-        <w:t xml:space="preserve"> Will locate and return multiple controls on the page. (List&lt;WebElement&gt;)</w:t>
-      </w:r>
-    </w:p>
-    <w:p>
-      <w:pPr>
-        <w:rPr>
-          <w:sz w:val="28"/>
-          <w:szCs w:val="26"/>
-        </w:rPr>
-      </w:pPr>
-    </w:p>
-    <w:p>
-      <w:pPr>
+      </w:pPr>
+      <w:r>
         <w:rPr>
           <w:b/>
           <w:bCs/>
           <w:sz w:val="28"/>
           <w:szCs w:val="26"/>
         </w:rPr>
-      </w:pPr>
+        <w:t>WebElement:</w:t>
+      </w:r>
+    </w:p>
+    <w:p>
+      <w:pPr>
+        <w:pStyle w:val="ListParagraph"/>
+        <w:numPr>
+          <w:ilvl w:val="0"/>
+          <w:numId w:val="16"/>
+        </w:numPr>
+        <w:rPr>
+          <w:sz w:val="28"/>
+          <w:szCs w:val="26"/>
+        </w:rPr>
+      </w:pPr>
+      <w:r>
+        <w:rPr>
+          <w:sz w:val="28"/>
+          <w:szCs w:val="26"/>
+        </w:rPr>
+        <w:t xml:space="preserve">Every control on the web page (like text box, radio button, command button, dropdown list, date time picker, file upload, hyperlinks etc.) is treated as </w:t>
+      </w:r>
       <w:r>
         <w:rPr>
           <w:b/>
@@ -5806,7 +5766,14 @@
           <w:sz w:val="28"/>
           <w:szCs w:val="26"/>
         </w:rPr>
-        <w:t>WebElement:</w:t>
+        <w:t>WebElement</w:t>
+      </w:r>
+      <w:r>
+        <w:rPr>
+          <w:sz w:val="28"/>
+          <w:szCs w:val="26"/>
+        </w:rPr>
+        <w:t xml:space="preserve"> in Selenium.</w:t>
       </w:r>
     </w:p>
     <w:p>
@@ -5826,23 +5793,21 @@
           <w:sz w:val="28"/>
           <w:szCs w:val="26"/>
         </w:rPr>
-        <w:t xml:space="preserve">Every control on the web page (like text box, radio button, command button, dropdown list, date time picker, file upload, hyperlinks etc.) is treated as </w:t>
-      </w:r>
-      <w:r>
-        <w:rPr>
-          <w:b/>
-          <w:bCs/>
-          <w:sz w:val="28"/>
-          <w:szCs w:val="26"/>
-        </w:rPr>
-        <w:t>WebElement</w:t>
-      </w:r>
-      <w:r>
-        <w:rPr>
-          <w:sz w:val="28"/>
-          <w:szCs w:val="26"/>
-        </w:rPr>
-        <w:t xml:space="preserve"> in Selenium.</w:t>
+        <w:t xml:space="preserve">In Selenium we are having WebElement as interface which can hold a single control </w:t>
+      </w:r>
+      <w:r>
+        <w:rPr>
+          <w:sz w:val="28"/>
+          <w:szCs w:val="26"/>
+        </w:rPr>
+        <w:t>from</w:t>
+      </w:r>
+      <w:r>
+        <w:rPr>
+          <w:sz w:val="28"/>
+          <w:szCs w:val="26"/>
+        </w:rPr>
+        <w:t xml:space="preserve"> the page.</w:t>
       </w:r>
     </w:p>
     <w:p>
@@ -5862,28 +5827,14 @@
           <w:sz w:val="28"/>
           <w:szCs w:val="26"/>
         </w:rPr>
-        <w:t xml:space="preserve">In Selenium we are having WebElement as interface which can hold a single control </w:t>
-      </w:r>
-      <w:r>
-        <w:rPr>
-          <w:sz w:val="28"/>
-          <w:szCs w:val="26"/>
-        </w:rPr>
-        <w:t>from</w:t>
-      </w:r>
-      <w:r>
-        <w:rPr>
-          <w:sz w:val="28"/>
-          <w:szCs w:val="26"/>
-        </w:rPr>
-        <w:t xml:space="preserve"> the page.</w:t>
-      </w:r>
-    </w:p>
-    <w:p>
-      <w:pPr>
-        <w:pStyle w:val="ListParagraph"/>
-        <w:numPr>
-          <w:ilvl w:val="0"/>
+        <w:t>Methods of WebElement</w:t>
+      </w:r>
+    </w:p>
+    <w:p>
+      <w:pPr>
+        <w:pStyle w:val="ListParagraph"/>
+        <w:numPr>
+          <w:ilvl w:val="1"/>
           <w:numId w:val="16"/>
         </w:numPr>
         <w:rPr>
@@ -5896,7 +5847,21 @@
           <w:sz w:val="28"/>
           <w:szCs w:val="26"/>
         </w:rPr>
-        <w:t>Methods of WebElement</w:t>
+        <w:t xml:space="preserve">sendKeys() </w:t>
+      </w:r>
+      <w:r>
+        <w:rPr>
+          <w:sz w:val="28"/>
+          <w:szCs w:val="26"/>
+        </w:rPr>
+        <w:sym w:font="Wingdings" w:char="F0E0"/>
+      </w:r>
+      <w:r>
+        <w:rPr>
+          <w:sz w:val="28"/>
+          <w:szCs w:val="26"/>
+        </w:rPr>
+        <w:t xml:space="preserve"> Will enter the text in text box</w:t>
       </w:r>
     </w:p>
     <w:p>
@@ -5916,7 +5881,7 @@
           <w:sz w:val="28"/>
           <w:szCs w:val="26"/>
         </w:rPr>
-        <w:t xml:space="preserve">sendKeys() </w:t>
+        <w:t xml:space="preserve">click() </w:t>
       </w:r>
       <w:r>
         <w:rPr>
@@ -5930,7 +5895,7 @@
           <w:sz w:val="28"/>
           <w:szCs w:val="26"/>
         </w:rPr>
-        <w:t xml:space="preserve"> Will enter the text in text box</w:t>
+        <w:t xml:space="preserve"> Will left click on the control.</w:t>
       </w:r>
     </w:p>
     <w:p>
@@ -5945,21 +5910,12 @@
           <w:szCs w:val="26"/>
         </w:rPr>
       </w:pPr>
-      <w:proofErr w:type="gramStart"/>
-      <w:r>
-        <w:rPr>
-          <w:sz w:val="28"/>
-          <w:szCs w:val="26"/>
-        </w:rPr>
-        <w:t>click(</w:t>
-      </w:r>
-      <w:proofErr w:type="gramEnd"/>
-      <w:r>
-        <w:rPr>
-          <w:sz w:val="28"/>
-          <w:szCs w:val="26"/>
-        </w:rPr>
-        <w:t xml:space="preserve">) </w:t>
+      <w:r>
+        <w:rPr>
+          <w:sz w:val="28"/>
+          <w:szCs w:val="26"/>
+        </w:rPr>
+        <w:t xml:space="preserve">getText() </w:t>
       </w:r>
       <w:r>
         <w:rPr>
@@ -5973,7 +5929,7 @@
           <w:sz w:val="28"/>
           <w:szCs w:val="26"/>
         </w:rPr>
-        <w:t xml:space="preserve"> Will left click on the control.</w:t>
+        <w:t xml:space="preserve"> Will return the text on the control. (String)</w:t>
       </w:r>
     </w:p>
     <w:p>
@@ -5988,21 +5944,12 @@
           <w:szCs w:val="26"/>
         </w:rPr>
       </w:pPr>
-      <w:proofErr w:type="gramStart"/>
-      <w:r>
-        <w:rPr>
-          <w:sz w:val="28"/>
-          <w:szCs w:val="26"/>
-        </w:rPr>
-        <w:t>getText(</w:t>
-      </w:r>
-      <w:proofErr w:type="gramEnd"/>
-      <w:r>
-        <w:rPr>
-          <w:sz w:val="28"/>
-          <w:szCs w:val="26"/>
-        </w:rPr>
-        <w:t xml:space="preserve">) </w:t>
+      <w:r>
+        <w:rPr>
+          <w:sz w:val="28"/>
+          <w:szCs w:val="26"/>
+        </w:rPr>
+        <w:t xml:space="preserve">isSelected() </w:t>
       </w:r>
       <w:r>
         <w:rPr>
@@ -6016,7 +5963,7 @@
           <w:sz w:val="28"/>
           <w:szCs w:val="26"/>
         </w:rPr>
-        <w:t xml:space="preserve"> Will return the text on the control. (String)</w:t>
+        <w:t xml:space="preserve"> Will check whether the control (check box/radio button) is selected or not. (boolean)</w:t>
       </w:r>
     </w:p>
     <w:p>
@@ -6031,21 +5978,12 @@
           <w:szCs w:val="26"/>
         </w:rPr>
       </w:pPr>
-      <w:proofErr w:type="gramStart"/>
-      <w:r>
-        <w:rPr>
-          <w:sz w:val="28"/>
-          <w:szCs w:val="26"/>
-        </w:rPr>
-        <w:t>isSelected(</w:t>
-      </w:r>
-      <w:proofErr w:type="gramEnd"/>
-      <w:r>
-        <w:rPr>
-          <w:sz w:val="28"/>
-          <w:szCs w:val="26"/>
-        </w:rPr>
-        <w:t xml:space="preserve">) </w:t>
+      <w:r>
+        <w:rPr>
+          <w:sz w:val="28"/>
+          <w:szCs w:val="26"/>
+        </w:rPr>
+        <w:t xml:space="preserve">isEnabled() </w:t>
       </w:r>
       <w:r>
         <w:rPr>
@@ -6059,7 +5997,7 @@
           <w:sz w:val="28"/>
           <w:szCs w:val="26"/>
         </w:rPr>
-        <w:t xml:space="preserve"> Will check whether the control (check box/radio button) is selected or not. (boolean)</w:t>
+        <w:t xml:space="preserve"> Will check that whether the control is enabled or disabled (boolean)</w:t>
       </w:r>
     </w:p>
     <w:p>
@@ -6079,7 +6017,8 @@
           <w:sz w:val="28"/>
           <w:szCs w:val="26"/>
         </w:rPr>
-        <w:t xml:space="preserve">isEnabled() </w:t>
+        <w:lastRenderedPageBreak/>
+        <w:t xml:space="preserve">isDisplayed() </w:t>
       </w:r>
       <w:r>
         <w:rPr>
@@ -6093,7 +6032,7 @@
           <w:sz w:val="28"/>
           <w:szCs w:val="26"/>
         </w:rPr>
-        <w:t xml:space="preserve"> Will check that whether the control is enabled or disabled (boolean)</w:t>
+        <w:t xml:space="preserve"> Will check whether the control is visible or not (boolean)</w:t>
       </w:r>
     </w:p>
     <w:p>
@@ -6113,7 +6052,7 @@
           <w:sz w:val="28"/>
           <w:szCs w:val="26"/>
         </w:rPr>
-        <w:t xml:space="preserve">isDisplayed() </w:t>
+        <w:t xml:space="preserve">getAttribute() </w:t>
       </w:r>
       <w:r>
         <w:rPr>
@@ -6127,57 +6066,7 @@
           <w:sz w:val="28"/>
           <w:szCs w:val="26"/>
         </w:rPr>
-        <w:t xml:space="preserve"> Will check whether the control is visible or not (boolean)</w:t>
-      </w:r>
-    </w:p>
-    <w:p>
-      <w:pPr>
-        <w:pStyle w:val="ListParagraph"/>
-        <w:numPr>
-          <w:ilvl w:val="1"/>
-          <w:numId w:val="16"/>
-        </w:numPr>
-        <w:rPr>
-          <w:sz w:val="28"/>
-          <w:szCs w:val="26"/>
-        </w:rPr>
-      </w:pPr>
-      <w:r>
-        <w:rPr>
-          <w:sz w:val="28"/>
-          <w:szCs w:val="26"/>
-        </w:rPr>
-        <w:t xml:space="preserve">getAttribute() </w:t>
-      </w:r>
-      <w:r>
-        <w:rPr>
-          <w:sz w:val="28"/>
-          <w:szCs w:val="26"/>
-        </w:rPr>
-        <w:sym w:font="Wingdings" w:char="F0E0"/>
-      </w:r>
-      <w:r>
-        <w:rPr>
-          <w:sz w:val="28"/>
-          <w:szCs w:val="26"/>
-        </w:rPr>
-        <w:t xml:space="preserve"> Will return the value of any attribute like id, name, class, </w:t>
-      </w:r>
-      <w:proofErr w:type="spellStart"/>
-      <w:r>
-        <w:rPr>
-          <w:sz w:val="28"/>
-          <w:szCs w:val="26"/>
-        </w:rPr>
-        <w:t>href</w:t>
-      </w:r>
-      <w:proofErr w:type="spellEnd"/>
-      <w:r>
-        <w:rPr>
-          <w:sz w:val="28"/>
-          <w:szCs w:val="26"/>
-        </w:rPr>
-        <w:t xml:space="preserve"> etc. (String)</w:t>
+        <w:t xml:space="preserve"> Will return the value of any attribute like id, name, class, href etc. (String)</w:t>
       </w:r>
     </w:p>
     <w:p>
@@ -6511,23 +6400,7 @@
           <w:sz w:val="28"/>
           <w:szCs w:val="26"/>
         </w:rPr>
-        <w:t xml:space="preserve"> The URL which is passed in .</w:t>
-      </w:r>
-      <w:proofErr w:type="gramStart"/>
-      <w:r>
-        <w:rPr>
-          <w:sz w:val="28"/>
-          <w:szCs w:val="26"/>
-        </w:rPr>
-        <w:t>get(</w:t>
-      </w:r>
-      <w:proofErr w:type="gramEnd"/>
-      <w:r>
-        <w:rPr>
-          <w:sz w:val="28"/>
-          <w:szCs w:val="26"/>
-        </w:rPr>
-        <w:t xml:space="preserve">) is not in the correct format. </w:t>
+        <w:t xml:space="preserve"> The URL which is passed in .get() is not in the correct format. </w:t>
       </w:r>
     </w:p>
     <w:p>
@@ -6547,6 +6420,7 @@
           <w:sz w:val="28"/>
           <w:szCs w:val="26"/>
         </w:rPr>
+        <w:lastRenderedPageBreak/>
         <w:t xml:space="preserve">NoSuchSessionException </w:t>
       </w:r>
       <w:r>
@@ -6622,7 +6496,6 @@
           <w:sz w:val="28"/>
           <w:szCs w:val="26"/>
         </w:rPr>
-        <w:lastRenderedPageBreak/>
         <w:t xml:space="preserve">NoSuchElementException </w:t>
       </w:r>
       <w:r>
@@ -7062,6 +6935,7 @@
           <w:sz w:val="28"/>
           <w:szCs w:val="26"/>
         </w:rPr>
+        <w:lastRenderedPageBreak/>
         <w:t>Using multiple attributes</w:t>
       </w:r>
       <w:r>
@@ -7125,7 +6999,6 @@
           <w:sz w:val="28"/>
           <w:szCs w:val="26"/>
         </w:rPr>
-        <w:lastRenderedPageBreak/>
         <w:t xml:space="preserve">^ </w:t>
       </w:r>
       <w:r>
@@ -7248,7 +7121,6 @@
         </w:rPr>
         <w:sym w:font="Wingdings" w:char="F0E0"/>
       </w:r>
-      <w:proofErr w:type="gramStart"/>
       <w:r>
         <w:rPr>
           <w:sz w:val="28"/>
@@ -7277,7 +7149,6 @@
         </w:rPr>
         <w:sym w:font="Wingdings" w:char="F0E0"/>
       </w:r>
-      <w:proofErr w:type="gramEnd"/>
       <w:r>
         <w:rPr>
           <w:sz w:val="28"/>
@@ -7499,23 +7370,7 @@
           <w:sz w:val="28"/>
           <w:szCs w:val="26"/>
         </w:rPr>
-        <w:t>//</w:t>
-      </w:r>
-      <w:proofErr w:type="gramStart"/>
-      <w:r>
-        <w:rPr>
-          <w:sz w:val="28"/>
-          <w:szCs w:val="26"/>
-        </w:rPr>
-        <w:t>a[</w:t>
-      </w:r>
-      <w:proofErr w:type="gramEnd"/>
-      <w:r>
-        <w:rPr>
-          <w:sz w:val="28"/>
-          <w:szCs w:val="26"/>
-        </w:rPr>
-        <w:t>text()='Forgot your password?']</w:t>
+        <w:t>//a[text()='Forgot your password?']</w:t>
       </w:r>
       <w:r>
         <w:rPr>
@@ -7599,6 +7454,7 @@
           <w:sz w:val="28"/>
           <w:szCs w:val="26"/>
         </w:rPr>
+        <w:lastRenderedPageBreak/>
         <w:t>//a[contains(text(), 'Forgot')]</w:t>
       </w:r>
       <w:r>
@@ -7641,23 +7497,7 @@
           <w:sz w:val="28"/>
           <w:szCs w:val="26"/>
         </w:rPr>
-        <w:t>//</w:t>
-      </w:r>
-      <w:proofErr w:type="gramStart"/>
-      <w:r>
-        <w:rPr>
-          <w:sz w:val="28"/>
-          <w:szCs w:val="26"/>
-        </w:rPr>
-        <w:t>input[</w:t>
-      </w:r>
-      <w:proofErr w:type="gramEnd"/>
-      <w:r>
-        <w:rPr>
-          <w:sz w:val="28"/>
-          <w:szCs w:val="26"/>
-        </w:rPr>
-        <w:t>contains(@id, 'login')]</w:t>
+        <w:t>//input[contains(@id, 'login')]</w:t>
       </w:r>
       <w:r>
         <w:rPr>
@@ -7705,10 +7545,107 @@
           <w:sz w:val="28"/>
           <w:szCs w:val="26"/>
         </w:rPr>
-        <w:lastRenderedPageBreak/>
-        <w:t xml:space="preserve">Handling Drop </w:t>
-      </w:r>
-      <w:proofErr w:type="gramStart"/>
+        <w:t>Handling Drop Down List</w:t>
+      </w:r>
+    </w:p>
+    <w:p>
+      <w:pPr>
+        <w:rPr>
+          <w:sz w:val="28"/>
+          <w:szCs w:val="26"/>
+        </w:rPr>
+      </w:pPr>
+      <w:r>
+        <w:rPr>
+          <w:sz w:val="28"/>
+          <w:szCs w:val="26"/>
+        </w:rPr>
+        <w:t>There are 2 types of drop down lists</w:t>
+      </w:r>
+    </w:p>
+    <w:p>
+      <w:pPr>
+        <w:pStyle w:val="ListParagraph"/>
+        <w:numPr>
+          <w:ilvl w:val="0"/>
+          <w:numId w:val="21"/>
+        </w:numPr>
+        <w:rPr>
+          <w:sz w:val="28"/>
+          <w:szCs w:val="26"/>
+        </w:rPr>
+      </w:pPr>
+      <w:r>
+        <w:rPr>
+          <w:sz w:val="28"/>
+          <w:szCs w:val="26"/>
+        </w:rPr>
+        <w:t xml:space="preserve">select based drop down list </w:t>
+      </w:r>
+      <w:r>
+        <w:rPr>
+          <w:sz w:val="28"/>
+          <w:szCs w:val="26"/>
+        </w:rPr>
+        <w:sym w:font="Wingdings" w:char="F0E0"/>
+      </w:r>
+      <w:r>
+        <w:rPr>
+          <w:sz w:val="28"/>
+          <w:szCs w:val="26"/>
+        </w:rPr>
+        <w:t xml:space="preserve"> having &lt;select&gt; tag</w:t>
+      </w:r>
+    </w:p>
+    <w:p>
+      <w:pPr>
+        <w:pStyle w:val="ListParagraph"/>
+        <w:numPr>
+          <w:ilvl w:val="0"/>
+          <w:numId w:val="21"/>
+        </w:numPr>
+        <w:rPr>
+          <w:sz w:val="28"/>
+          <w:szCs w:val="26"/>
+        </w:rPr>
+      </w:pPr>
+      <w:r>
+        <w:rPr>
+          <w:sz w:val="28"/>
+          <w:szCs w:val="26"/>
+        </w:rPr>
+        <w:t xml:space="preserve">non select based drop down list </w:t>
+      </w:r>
+      <w:r>
+        <w:rPr>
+          <w:sz w:val="28"/>
+          <w:szCs w:val="26"/>
+        </w:rPr>
+        <w:sym w:font="Wingdings" w:char="F0E0"/>
+      </w:r>
+      <w:r>
+        <w:rPr>
+          <w:sz w:val="28"/>
+          <w:szCs w:val="26"/>
+        </w:rPr>
+        <w:t xml:space="preserve"> generally having &lt;div&gt; tag</w:t>
+      </w:r>
+    </w:p>
+    <w:p>
+      <w:pPr>
+        <w:rPr>
+          <w:sz w:val="28"/>
+          <w:szCs w:val="26"/>
+        </w:rPr>
+      </w:pPr>
+    </w:p>
+    <w:p>
+      <w:pPr>
+        <w:rPr>
+          <w:sz w:val="28"/>
+          <w:szCs w:val="26"/>
+        </w:rPr>
+      </w:pPr>
       <w:r>
         <w:rPr>
           <w:b/>
@@ -7716,9 +7653,15 @@
           <w:sz w:val="28"/>
           <w:szCs w:val="26"/>
         </w:rPr>
-        <w:t>Down</w:t>
-      </w:r>
-      <w:proofErr w:type="gramEnd"/>
+        <w:t xml:space="preserve">Select Based Drop Down List: </w:t>
+      </w:r>
+      <w:r>
+        <w:rPr>
+          <w:sz w:val="28"/>
+          <w:szCs w:val="26"/>
+        </w:rPr>
+        <w:t xml:space="preserve">If the control is having &lt;select&gt; tag to handle such drop down list, Selenium has provided a class called as </w:t>
+      </w:r>
       <w:r>
         <w:rPr>
           <w:b/>
@@ -7726,777 +7669,498 @@
           <w:sz w:val="28"/>
           <w:szCs w:val="26"/>
         </w:rPr>
-        <w:t xml:space="preserve"> List</w:t>
-      </w:r>
-    </w:p>
-    <w:p>
-      <w:pPr>
-        <w:rPr>
-          <w:sz w:val="28"/>
-          <w:szCs w:val="26"/>
-        </w:rPr>
-      </w:pPr>
-      <w:r>
-        <w:rPr>
-          <w:sz w:val="28"/>
-          <w:szCs w:val="26"/>
-        </w:rPr>
-        <w:t>There are 2 types of drop down lists</w:t>
-      </w:r>
-    </w:p>
-    <w:p>
-      <w:pPr>
-        <w:pStyle w:val="ListParagraph"/>
-        <w:numPr>
-          <w:ilvl w:val="0"/>
-          <w:numId w:val="21"/>
-        </w:numPr>
-        <w:rPr>
-          <w:sz w:val="28"/>
-          <w:szCs w:val="26"/>
-        </w:rPr>
-      </w:pPr>
-      <w:r>
-        <w:rPr>
-          <w:sz w:val="28"/>
-          <w:szCs w:val="26"/>
-        </w:rPr>
-        <w:t xml:space="preserve">select based drop down list </w:t>
-      </w:r>
-      <w:r>
-        <w:rPr>
-          <w:sz w:val="28"/>
-          <w:szCs w:val="26"/>
-        </w:rPr>
-        <w:sym w:font="Wingdings" w:char="F0E0"/>
-      </w:r>
-      <w:r>
-        <w:rPr>
-          <w:sz w:val="28"/>
-          <w:szCs w:val="26"/>
-        </w:rPr>
-        <w:t xml:space="preserve"> having &lt;select&gt; tag</w:t>
-      </w:r>
-    </w:p>
-    <w:p>
-      <w:pPr>
-        <w:pStyle w:val="ListParagraph"/>
-        <w:numPr>
-          <w:ilvl w:val="0"/>
-          <w:numId w:val="21"/>
-        </w:numPr>
-        <w:rPr>
-          <w:sz w:val="28"/>
-          <w:szCs w:val="26"/>
-        </w:rPr>
-      </w:pPr>
-      <w:r>
-        <w:rPr>
-          <w:sz w:val="28"/>
-          <w:szCs w:val="26"/>
-        </w:rPr>
-        <w:t xml:space="preserve">non select based drop down list </w:t>
-      </w:r>
-      <w:r>
-        <w:rPr>
-          <w:sz w:val="28"/>
-          <w:szCs w:val="26"/>
-        </w:rPr>
-        <w:sym w:font="Wingdings" w:char="F0E0"/>
-      </w:r>
-      <w:r>
-        <w:rPr>
-          <w:sz w:val="28"/>
-          <w:szCs w:val="26"/>
-        </w:rPr>
-        <w:t xml:space="preserve"> generally having &lt;div&gt; tag</w:t>
-      </w:r>
-    </w:p>
-    <w:p>
-      <w:pPr>
-        <w:rPr>
-          <w:sz w:val="28"/>
-          <w:szCs w:val="26"/>
-        </w:rPr>
-      </w:pPr>
-    </w:p>
-    <w:p>
-      <w:pPr>
-        <w:rPr>
-          <w:sz w:val="28"/>
-          <w:szCs w:val="26"/>
-        </w:rPr>
-      </w:pPr>
-      <w:r>
+        <w:t>Select</w:t>
+      </w:r>
+      <w:r>
+        <w:rPr>
+          <w:sz w:val="28"/>
+          <w:szCs w:val="26"/>
+        </w:rPr>
+        <w:t>.</w:t>
+      </w:r>
+    </w:p>
+    <w:p>
+      <w:pPr>
+        <w:rPr>
+          <w:sz w:val="28"/>
+          <w:szCs w:val="26"/>
+        </w:rPr>
+      </w:pPr>
+      <w:r>
+        <w:rPr>
+          <w:sz w:val="28"/>
+          <w:szCs w:val="26"/>
+        </w:rPr>
+        <w:t>Possible Operations</w:t>
+      </w:r>
+    </w:p>
+    <w:p>
+      <w:pPr>
+        <w:pStyle w:val="ListParagraph"/>
+        <w:numPr>
+          <w:ilvl w:val="0"/>
+          <w:numId w:val="22"/>
+        </w:numPr>
+        <w:rPr>
+          <w:sz w:val="28"/>
+          <w:szCs w:val="28"/>
+        </w:rPr>
+      </w:pPr>
+      <w:r>
+        <w:rPr>
+          <w:sz w:val="28"/>
+          <w:szCs w:val="28"/>
+        </w:rPr>
+        <w:t>Display selected option</w:t>
+      </w:r>
+    </w:p>
+    <w:p>
+      <w:pPr>
+        <w:pStyle w:val="ListParagraph"/>
+        <w:numPr>
+          <w:ilvl w:val="0"/>
+          <w:numId w:val="22"/>
+        </w:numPr>
+        <w:rPr>
+          <w:sz w:val="28"/>
+          <w:szCs w:val="28"/>
+        </w:rPr>
+      </w:pPr>
+      <w:r>
+        <w:rPr>
+          <w:sz w:val="28"/>
+          <w:szCs w:val="28"/>
+        </w:rPr>
+        <w:t>Display total no of options</w:t>
+      </w:r>
+    </w:p>
+    <w:p>
+      <w:pPr>
+        <w:pStyle w:val="ListParagraph"/>
+        <w:numPr>
+          <w:ilvl w:val="0"/>
+          <w:numId w:val="22"/>
+        </w:numPr>
+        <w:rPr>
+          <w:sz w:val="28"/>
+          <w:szCs w:val="28"/>
+        </w:rPr>
+      </w:pPr>
+      <w:r>
+        <w:rPr>
+          <w:sz w:val="28"/>
+          <w:szCs w:val="28"/>
+        </w:rPr>
+        <w:t>Display list of all options</w:t>
+      </w:r>
+    </w:p>
+    <w:p>
+      <w:pPr>
+        <w:pStyle w:val="ListParagraph"/>
+        <w:numPr>
+          <w:ilvl w:val="0"/>
+          <w:numId w:val="22"/>
+        </w:numPr>
+        <w:rPr>
+          <w:sz w:val="28"/>
+          <w:szCs w:val="28"/>
+        </w:rPr>
+      </w:pPr>
+      <w:r>
+        <w:rPr>
+          <w:sz w:val="28"/>
+          <w:szCs w:val="28"/>
+        </w:rPr>
+        <w:t>Select any one option</w:t>
+      </w:r>
+    </w:p>
+    <w:p>
+      <w:pPr>
         <w:rPr>
           <w:b/>
           <w:bCs/>
           <w:sz w:val="28"/>
-          <w:szCs w:val="26"/>
-        </w:rPr>
-        <w:t xml:space="preserve">Select Based Drop </w:t>
-      </w:r>
-      <w:proofErr w:type="gramStart"/>
+          <w:szCs w:val="28"/>
+        </w:rPr>
+      </w:pPr>
       <w:r>
         <w:rPr>
           <w:b/>
           <w:bCs/>
           <w:sz w:val="28"/>
-          <w:szCs w:val="26"/>
-        </w:rPr>
-        <w:t>Down</w:t>
-      </w:r>
-      <w:proofErr w:type="gramEnd"/>
+          <w:szCs w:val="28"/>
+        </w:rPr>
+        <w:t>Methods of Select Class</w:t>
+      </w:r>
+    </w:p>
+    <w:p>
+      <w:pPr>
+        <w:pStyle w:val="ListParagraph"/>
+        <w:numPr>
+          <w:ilvl w:val="0"/>
+          <w:numId w:val="23"/>
+        </w:numPr>
+        <w:rPr>
+          <w:sz w:val="28"/>
+          <w:szCs w:val="28"/>
+        </w:rPr>
+      </w:pPr>
+      <w:r>
+        <w:rPr>
+          <w:sz w:val="28"/>
+          <w:szCs w:val="28"/>
+        </w:rPr>
+        <w:t xml:space="preserve">getFirstSelectedOption() </w:t>
+      </w:r>
+      <w:r>
+        <w:rPr>
+          <w:sz w:val="28"/>
+          <w:szCs w:val="28"/>
+        </w:rPr>
+        <w:sym w:font="Wingdings" w:char="F0E0"/>
+      </w:r>
+      <w:r>
+        <w:rPr>
+          <w:sz w:val="28"/>
+          <w:szCs w:val="28"/>
+        </w:rPr>
+        <w:t xml:space="preserve"> returns the selected option or element from the drop down list. (WebElement)</w:t>
+      </w:r>
+    </w:p>
+    <w:p>
+      <w:pPr>
+        <w:pStyle w:val="ListParagraph"/>
+        <w:numPr>
+          <w:ilvl w:val="0"/>
+          <w:numId w:val="23"/>
+        </w:numPr>
+        <w:rPr>
+          <w:sz w:val="28"/>
+          <w:szCs w:val="28"/>
+        </w:rPr>
+      </w:pPr>
+      <w:r>
+        <w:rPr>
+          <w:sz w:val="28"/>
+          <w:szCs w:val="28"/>
+        </w:rPr>
+        <w:t xml:space="preserve">getOptions() </w:t>
+      </w:r>
+      <w:r>
+        <w:rPr>
+          <w:sz w:val="28"/>
+          <w:szCs w:val="28"/>
+        </w:rPr>
+        <w:sym w:font="Wingdings" w:char="F0E0"/>
+      </w:r>
+      <w:r>
+        <w:rPr>
+          <w:sz w:val="28"/>
+          <w:szCs w:val="28"/>
+        </w:rPr>
+        <w:t xml:space="preserve"> returns the list of all the options / elements from the drop down list / list box. </w:t>
+      </w:r>
+      <w:r>
+        <w:rPr>
+          <w:sz w:val="28"/>
+          <w:szCs w:val="28"/>
+        </w:rPr>
+        <w:t xml:space="preserve"> (List&lt;WebElement&gt;)</w:t>
+      </w:r>
+    </w:p>
+    <w:p>
+      <w:pPr>
+        <w:pStyle w:val="ListParagraph"/>
+        <w:numPr>
+          <w:ilvl w:val="0"/>
+          <w:numId w:val="23"/>
+        </w:numPr>
+        <w:rPr>
+          <w:sz w:val="28"/>
+          <w:szCs w:val="28"/>
+        </w:rPr>
+      </w:pPr>
+      <w:r>
+        <w:rPr>
+          <w:sz w:val="28"/>
+          <w:szCs w:val="28"/>
+        </w:rPr>
+        <w:t xml:space="preserve">selectByVisibleText() </w:t>
+      </w:r>
+      <w:r>
+        <w:rPr>
+          <w:sz w:val="28"/>
+          <w:szCs w:val="28"/>
+        </w:rPr>
+        <w:sym w:font="Wingdings" w:char="F0E0"/>
+      </w:r>
+      <w:r>
+        <w:rPr>
+          <w:sz w:val="28"/>
+          <w:szCs w:val="28"/>
+        </w:rPr>
+        <w:t xml:space="preserve"> you can select any option / element using the text (inner text) of the option / element.</w:t>
+      </w:r>
+    </w:p>
+    <w:p>
+      <w:pPr>
+        <w:pStyle w:val="ListParagraph"/>
+        <w:numPr>
+          <w:ilvl w:val="0"/>
+          <w:numId w:val="23"/>
+        </w:numPr>
+        <w:rPr>
+          <w:sz w:val="28"/>
+          <w:szCs w:val="28"/>
+        </w:rPr>
+      </w:pPr>
+      <w:r>
+        <w:rPr>
+          <w:sz w:val="28"/>
+          <w:szCs w:val="28"/>
+        </w:rPr>
+        <w:t xml:space="preserve">selectByContainsVisibleText() </w:t>
+      </w:r>
+      <w:r>
+        <w:rPr>
+          <w:sz w:val="28"/>
+          <w:szCs w:val="28"/>
+        </w:rPr>
+        <w:sym w:font="Wingdings" w:char="F0E0"/>
+      </w:r>
+      <w:r>
+        <w:rPr>
+          <w:sz w:val="28"/>
+          <w:szCs w:val="28"/>
+        </w:rPr>
+        <w:t xml:space="preserve"> you can select any option / element using the partial text (inner text) of the option / element.</w:t>
+      </w:r>
+    </w:p>
+    <w:p>
+      <w:pPr>
+        <w:pStyle w:val="ListParagraph"/>
+        <w:numPr>
+          <w:ilvl w:val="0"/>
+          <w:numId w:val="23"/>
+        </w:numPr>
+        <w:rPr>
+          <w:sz w:val="28"/>
+          <w:szCs w:val="28"/>
+        </w:rPr>
+      </w:pPr>
+      <w:r>
+        <w:rPr>
+          <w:sz w:val="28"/>
+          <w:szCs w:val="28"/>
+        </w:rPr>
+        <w:t xml:space="preserve">selectByValue() </w:t>
+      </w:r>
+      <w:r>
+        <w:rPr>
+          <w:sz w:val="28"/>
+          <w:szCs w:val="28"/>
+        </w:rPr>
+        <w:sym w:font="Wingdings" w:char="F0E0"/>
+      </w:r>
+      <w:r>
+        <w:rPr>
+          <w:sz w:val="28"/>
+          <w:szCs w:val="28"/>
+        </w:rPr>
+        <w:t xml:space="preserve"> you can select any option / element using the value of attribute </w:t>
+      </w:r>
       <w:r>
         <w:rPr>
           <w:b/>
           <w:bCs/>
           <w:sz w:val="28"/>
-          <w:szCs w:val="26"/>
-        </w:rPr>
-        <w:t xml:space="preserve"> List: </w:t>
-      </w:r>
-      <w:r>
-        <w:rPr>
-          <w:sz w:val="28"/>
-          <w:szCs w:val="26"/>
-        </w:rPr>
-        <w:t xml:space="preserve">If the control is having &lt;select&gt; tag to handle such drop down list, Selenium has provided a class called as </w:t>
-      </w:r>
-      <w:r>
+          <w:szCs w:val="28"/>
+        </w:rPr>
+        <w:t>value</w:t>
+      </w:r>
+      <w:r>
+        <w:rPr>
+          <w:sz w:val="28"/>
+          <w:szCs w:val="28"/>
+        </w:rPr>
+        <w:t xml:space="preserve"> of the option / element.</w:t>
+      </w:r>
+    </w:p>
+    <w:p>
+      <w:pPr>
+        <w:pStyle w:val="ListParagraph"/>
+        <w:numPr>
+          <w:ilvl w:val="0"/>
+          <w:numId w:val="23"/>
+        </w:numPr>
+        <w:rPr>
+          <w:sz w:val="28"/>
+          <w:szCs w:val="28"/>
+        </w:rPr>
+      </w:pPr>
+      <w:r>
+        <w:rPr>
+          <w:sz w:val="28"/>
+          <w:szCs w:val="28"/>
+        </w:rPr>
+        <w:t>selectByIndex()</w:t>
+      </w:r>
+      <w:r>
+        <w:rPr>
+          <w:sz w:val="28"/>
+          <w:szCs w:val="28"/>
+        </w:rPr>
+        <w:sym w:font="Wingdings" w:char="F0E0"/>
+      </w:r>
+      <w:r>
+        <w:rPr>
+          <w:sz w:val="28"/>
+          <w:szCs w:val="28"/>
+        </w:rPr>
+        <w:t xml:space="preserve"> you can select any option / element using the index of element (zero based) of the option / element.</w:t>
+      </w:r>
+    </w:p>
+    <w:p>
+      <w:pPr>
+        <w:rPr>
+          <w:sz w:val="28"/>
+          <w:szCs w:val="28"/>
+        </w:rPr>
+      </w:pPr>
+    </w:p>
+    <w:p>
+      <w:pPr>
         <w:rPr>
           <w:b/>
           <w:bCs/>
           <w:sz w:val="28"/>
-          <w:szCs w:val="26"/>
-        </w:rPr>
-        <w:t>Select</w:t>
-      </w:r>
-      <w:r>
-        <w:rPr>
-          <w:sz w:val="28"/>
-          <w:szCs w:val="26"/>
-        </w:rPr>
-        <w:t>.</w:t>
-      </w:r>
-    </w:p>
-    <w:p>
-      <w:pPr>
-        <w:rPr>
-          <w:sz w:val="28"/>
-          <w:szCs w:val="26"/>
-        </w:rPr>
-      </w:pPr>
-      <w:r>
-        <w:rPr>
-          <w:sz w:val="28"/>
-          <w:szCs w:val="26"/>
-        </w:rPr>
-        <w:t>Possible Operations</w:t>
-      </w:r>
-    </w:p>
-    <w:p>
-      <w:pPr>
-        <w:pStyle w:val="ListParagraph"/>
-        <w:numPr>
-          <w:ilvl w:val="0"/>
-          <w:numId w:val="22"/>
-        </w:numPr>
-        <w:rPr>
-          <w:sz w:val="28"/>
           <w:szCs w:val="28"/>
         </w:rPr>
       </w:pPr>
       <w:r>
-        <w:rPr>
-          <w:sz w:val="28"/>
-          <w:szCs w:val="28"/>
-        </w:rPr>
-        <w:t>Display selected option</w:t>
-      </w:r>
-    </w:p>
-    <w:p>
-      <w:pPr>
-        <w:pStyle w:val="ListParagraph"/>
-        <w:numPr>
-          <w:ilvl w:val="0"/>
-          <w:numId w:val="22"/>
-        </w:numPr>
-        <w:rPr>
-          <w:sz w:val="28"/>
-          <w:szCs w:val="28"/>
-        </w:rPr>
-      </w:pPr>
-      <w:r>
-        <w:rPr>
-          <w:sz w:val="28"/>
-          <w:szCs w:val="28"/>
-        </w:rPr>
-        <w:t>Display total no of options</w:t>
-      </w:r>
-    </w:p>
-    <w:p>
-      <w:pPr>
-        <w:pStyle w:val="ListParagraph"/>
-        <w:numPr>
-          <w:ilvl w:val="0"/>
-          <w:numId w:val="22"/>
-        </w:numPr>
-        <w:rPr>
-          <w:sz w:val="28"/>
-          <w:szCs w:val="28"/>
-        </w:rPr>
-      </w:pPr>
-      <w:r>
-        <w:rPr>
-          <w:sz w:val="28"/>
-          <w:szCs w:val="28"/>
-        </w:rPr>
-        <w:t>Display list of all options</w:t>
-      </w:r>
-    </w:p>
-    <w:p>
-      <w:pPr>
-        <w:pStyle w:val="ListParagraph"/>
-        <w:numPr>
-          <w:ilvl w:val="0"/>
-          <w:numId w:val="22"/>
-        </w:numPr>
-        <w:rPr>
-          <w:sz w:val="28"/>
-          <w:szCs w:val="28"/>
-        </w:rPr>
-      </w:pPr>
-      <w:r>
-        <w:rPr>
-          <w:sz w:val="28"/>
-          <w:szCs w:val="28"/>
-        </w:rPr>
-        <w:t>Select any one option</w:t>
-      </w:r>
-    </w:p>
-    <w:p>
-      <w:pPr>
         <w:rPr>
           <w:b/>
           <w:bCs/>
           <w:sz w:val="28"/>
           <w:szCs w:val="28"/>
         </w:rPr>
-      </w:pPr>
-      <w:r>
-        <w:rPr>
-          <w:b/>
-          <w:bCs/>
+        <w:t>Synchronization (Waits in Selenium)</w:t>
+      </w:r>
+    </w:p>
+    <w:p>
+      <w:pPr>
+        <w:rPr>
           <w:sz w:val="28"/>
           <w:szCs w:val="28"/>
         </w:rPr>
-        <w:t>Methods of Select Class</w:t>
-      </w:r>
-    </w:p>
-    <w:p>
-      <w:pPr>
-        <w:pStyle w:val="ListParagraph"/>
-        <w:numPr>
-          <w:ilvl w:val="0"/>
-          <w:numId w:val="23"/>
-        </w:numPr>
+      </w:pPr>
+      <w:r>
         <w:rPr>
           <w:sz w:val="28"/>
           <w:szCs w:val="28"/>
         </w:rPr>
-      </w:pPr>
-      <w:proofErr w:type="gramStart"/>
+        <w:lastRenderedPageBreak/>
+        <w:t>This i</w:t>
+      </w:r>
       <w:r>
         <w:rPr>
           <w:sz w:val="28"/>
           <w:szCs w:val="28"/>
         </w:rPr>
-        <w:t>getFirstSelectedOption(</w:t>
-      </w:r>
-      <w:proofErr w:type="gramEnd"/>
-      <w:r>
+        <w:t>s the process of adjusting speed of tool with speed of application.</w:t>
+      </w:r>
+    </w:p>
+    <w:p>
+      <w:pPr>
+        <w:pStyle w:val="ListParagraph"/>
+        <w:numPr>
+          <w:ilvl w:val="0"/>
+          <w:numId w:val="24"/>
+        </w:numPr>
         <w:rPr>
           <w:sz w:val="28"/>
           <w:szCs w:val="28"/>
         </w:rPr>
-        <w:t xml:space="preserve">) </w:t>
-      </w:r>
+      </w:pPr>
       <w:r>
         <w:rPr>
           <w:sz w:val="28"/>
           <w:szCs w:val="28"/>
         </w:rPr>
-        <w:sym w:font="Wingdings" w:char="F0E0"/>
+        <w:t>Thread.sleep()</w:t>
       </w:r>
       <w:r>
         <w:rPr>
           <w:sz w:val="28"/>
           <w:szCs w:val="28"/>
         </w:rPr>
-        <w:t xml:space="preserve"> returns the selected option or element from the drop down list. (WebElement)</w:t>
-      </w:r>
-    </w:p>
-    <w:p>
-      <w:pPr>
-        <w:pStyle w:val="ListParagraph"/>
-        <w:numPr>
-          <w:ilvl w:val="0"/>
-          <w:numId w:val="23"/>
+        <w:t xml:space="preserve"> – will pause the execution of script for specified milliseconds. </w:t>
+      </w:r>
+    </w:p>
+    <w:p>
+      <w:pPr>
+        <w:pStyle w:val="ListParagraph"/>
+        <w:numPr>
+          <w:ilvl w:val="1"/>
+          <w:numId w:val="24"/>
         </w:numPr>
         <w:rPr>
           <w:sz w:val="28"/>
           <w:szCs w:val="28"/>
         </w:rPr>
       </w:pPr>
-      <w:proofErr w:type="gramStart"/>
       <w:r>
         <w:rPr>
           <w:sz w:val="28"/>
           <w:szCs w:val="28"/>
         </w:rPr>
-        <w:t>getOptions(</w:t>
-      </w:r>
-      <w:proofErr w:type="gramEnd"/>
-      <w:r>
+        <w:t>Is applicable to single statement only</w:t>
+      </w:r>
+    </w:p>
+    <w:p>
+      <w:pPr>
+        <w:pStyle w:val="ListParagraph"/>
+        <w:numPr>
+          <w:ilvl w:val="1"/>
+          <w:numId w:val="24"/>
+        </w:numPr>
         <w:rPr>
           <w:sz w:val="28"/>
           <w:szCs w:val="28"/>
         </w:rPr>
-        <w:t xml:space="preserve">) </w:t>
-      </w:r>
+      </w:pPr>
       <w:r>
         <w:rPr>
           <w:sz w:val="28"/>
           <w:szCs w:val="28"/>
         </w:rPr>
-        <w:sym w:font="Wingdings" w:char="F0E0"/>
+        <w:t xml:space="preserve">It takes mandatory </w:t>
       </w:r>
       <w:r>
         <w:rPr>
           <w:sz w:val="28"/>
           <w:szCs w:val="28"/>
         </w:rPr>
-        <w:t xml:space="preserve"> returns the list of all the options / elements from the drop down list / list box. </w:t>
-      </w:r>
-      <w:r>
+        <w:t>delay</w:t>
+      </w:r>
+    </w:p>
+    <w:p>
+      <w:pPr>
+        <w:pStyle w:val="ListParagraph"/>
+        <w:numPr>
+          <w:ilvl w:val="0"/>
+          <w:numId w:val="24"/>
+        </w:numPr>
         <w:rPr>
           <w:sz w:val="28"/>
           <w:szCs w:val="28"/>
         </w:rPr>
-        <w:t xml:space="preserve"> (List&lt;WebElement&gt;)</w:t>
-      </w:r>
-    </w:p>
-    <w:p>
-      <w:pPr>
-        <w:pStyle w:val="ListParagraph"/>
-        <w:numPr>
-          <w:ilvl w:val="0"/>
-          <w:numId w:val="23"/>
-        </w:numPr>
+      </w:pPr>
+      <w:r>
         <w:rPr>
           <w:sz w:val="28"/>
           <w:szCs w:val="28"/>
         </w:rPr>
-      </w:pPr>
-      <w:proofErr w:type="gramStart"/>
-      <w:r>
-        <w:rPr>
-          <w:sz w:val="28"/>
-          <w:szCs w:val="28"/>
-        </w:rPr>
-        <w:t>selectByVisibleText(</w:t>
-      </w:r>
-      <w:proofErr w:type="gramEnd"/>
-      <w:r>
-        <w:rPr>
-          <w:sz w:val="28"/>
-          <w:szCs w:val="28"/>
-        </w:rPr>
-        <w:t xml:space="preserve">) </w:t>
-      </w:r>
-      <w:r>
-        <w:rPr>
-          <w:sz w:val="28"/>
-          <w:szCs w:val="28"/>
-        </w:rPr>
-        <w:sym w:font="Wingdings" w:char="F0E0"/>
-      </w:r>
-      <w:r>
-        <w:rPr>
-          <w:sz w:val="28"/>
-          <w:szCs w:val="28"/>
-        </w:rPr>
-        <w:t xml:space="preserve"> you can select any option / element using the text (inner text) of the option / element.</w:t>
-      </w:r>
-    </w:p>
-    <w:p>
-      <w:pPr>
-        <w:pStyle w:val="ListParagraph"/>
-        <w:numPr>
-          <w:ilvl w:val="0"/>
-          <w:numId w:val="23"/>
-        </w:numPr>
-        <w:rPr>
-          <w:sz w:val="28"/>
-          <w:szCs w:val="28"/>
-        </w:rPr>
-      </w:pPr>
-      <w:proofErr w:type="gramStart"/>
-      <w:r>
-        <w:rPr>
-          <w:sz w:val="28"/>
-          <w:szCs w:val="28"/>
-        </w:rPr>
-        <w:t>selectByContainsVisibleText(</w:t>
-      </w:r>
-      <w:proofErr w:type="gramEnd"/>
-      <w:r>
-        <w:rPr>
-          <w:sz w:val="28"/>
-          <w:szCs w:val="28"/>
-        </w:rPr>
-        <w:t xml:space="preserve">) </w:t>
-      </w:r>
-      <w:r>
-        <w:rPr>
-          <w:sz w:val="28"/>
-          <w:szCs w:val="28"/>
-        </w:rPr>
-        <w:sym w:font="Wingdings" w:char="F0E0"/>
-      </w:r>
-      <w:r>
-        <w:rPr>
-          <w:sz w:val="28"/>
-          <w:szCs w:val="28"/>
-        </w:rPr>
-        <w:t xml:space="preserve"> </w:t>
-      </w:r>
-      <w:r>
-        <w:rPr>
-          <w:sz w:val="28"/>
-          <w:szCs w:val="28"/>
-        </w:rPr>
-        <w:t>you can select any option / element using the</w:t>
-      </w:r>
-      <w:r>
-        <w:rPr>
-          <w:sz w:val="28"/>
-          <w:szCs w:val="28"/>
-        </w:rPr>
-        <w:t xml:space="preserve"> partial</w:t>
-      </w:r>
-      <w:r>
-        <w:rPr>
-          <w:sz w:val="28"/>
-          <w:szCs w:val="28"/>
-        </w:rPr>
-        <w:t xml:space="preserve"> text (inner text) of the option / element.</w:t>
-      </w:r>
-    </w:p>
-    <w:p>
-      <w:pPr>
-        <w:pStyle w:val="ListParagraph"/>
-        <w:numPr>
-          <w:ilvl w:val="0"/>
-          <w:numId w:val="23"/>
-        </w:numPr>
-        <w:rPr>
-          <w:sz w:val="28"/>
-          <w:szCs w:val="28"/>
-        </w:rPr>
-      </w:pPr>
-      <w:proofErr w:type="gramStart"/>
-      <w:r>
-        <w:rPr>
-          <w:sz w:val="28"/>
-          <w:szCs w:val="28"/>
-        </w:rPr>
-        <w:t>selectByValue(</w:t>
-      </w:r>
-      <w:proofErr w:type="gramEnd"/>
-      <w:r>
-        <w:rPr>
-          <w:sz w:val="28"/>
-          <w:szCs w:val="28"/>
-        </w:rPr>
-        <w:t xml:space="preserve">) </w:t>
-      </w:r>
-      <w:r>
-        <w:rPr>
-          <w:sz w:val="28"/>
-          <w:szCs w:val="28"/>
-        </w:rPr>
-        <w:sym w:font="Wingdings" w:char="F0E0"/>
-      </w:r>
-      <w:r>
-        <w:rPr>
-          <w:sz w:val="28"/>
-          <w:szCs w:val="28"/>
-        </w:rPr>
-        <w:t xml:space="preserve"> </w:t>
-      </w:r>
-      <w:r>
-        <w:rPr>
-          <w:sz w:val="28"/>
-          <w:szCs w:val="28"/>
-        </w:rPr>
-        <w:t xml:space="preserve">you can select any option / element using the </w:t>
-      </w:r>
-      <w:r>
-        <w:rPr>
-          <w:sz w:val="28"/>
-          <w:szCs w:val="28"/>
-        </w:rPr>
-        <w:t xml:space="preserve">value of attribute </w:t>
-      </w:r>
-      <w:r>
-        <w:rPr>
-          <w:b/>
-          <w:bCs/>
-          <w:sz w:val="28"/>
-          <w:szCs w:val="28"/>
-        </w:rPr>
-        <w:t>value</w:t>
-      </w:r>
-      <w:r>
-        <w:rPr>
-          <w:sz w:val="28"/>
-          <w:szCs w:val="28"/>
-        </w:rPr>
-        <w:t xml:space="preserve"> of the option / element.</w:t>
-      </w:r>
-    </w:p>
-    <w:p>
-      <w:pPr>
-        <w:pStyle w:val="ListParagraph"/>
-        <w:numPr>
-          <w:ilvl w:val="0"/>
-          <w:numId w:val="23"/>
-        </w:numPr>
-        <w:rPr>
-          <w:sz w:val="28"/>
-          <w:szCs w:val="28"/>
-        </w:rPr>
-      </w:pPr>
-      <w:proofErr w:type="gramStart"/>
-      <w:r>
-        <w:rPr>
-          <w:sz w:val="28"/>
-          <w:szCs w:val="28"/>
-        </w:rPr>
-        <w:t>selectByIndex(</w:t>
-      </w:r>
-      <w:proofErr w:type="gramEnd"/>
-      <w:r>
-        <w:rPr>
-          <w:sz w:val="28"/>
-          <w:szCs w:val="28"/>
-        </w:rPr>
-        <w:t>)</w:t>
-      </w:r>
-      <w:r>
-        <w:rPr>
-          <w:sz w:val="28"/>
-          <w:szCs w:val="28"/>
-        </w:rPr>
-        <w:sym w:font="Wingdings" w:char="F0E0"/>
-      </w:r>
-      <w:r>
-        <w:rPr>
-          <w:sz w:val="28"/>
-          <w:szCs w:val="28"/>
-        </w:rPr>
-        <w:t xml:space="preserve"> you can select any option / element using the </w:t>
-      </w:r>
-      <w:r>
-        <w:rPr>
-          <w:sz w:val="28"/>
-          <w:szCs w:val="28"/>
-        </w:rPr>
-        <w:t xml:space="preserve">index of element </w:t>
-      </w:r>
-      <w:r>
-        <w:rPr>
-          <w:sz w:val="28"/>
-          <w:szCs w:val="28"/>
-        </w:rPr>
-        <w:t>(</w:t>
-      </w:r>
-      <w:r>
-        <w:rPr>
-          <w:sz w:val="28"/>
-          <w:szCs w:val="28"/>
-        </w:rPr>
-        <w:t>zero based</w:t>
-      </w:r>
-      <w:r>
-        <w:rPr>
-          <w:sz w:val="28"/>
-          <w:szCs w:val="28"/>
-        </w:rPr>
-        <w:t>) of the option / element.</w:t>
-      </w:r>
-    </w:p>
-    <w:p>
-      <w:pPr>
-        <w:rPr>
-          <w:sz w:val="28"/>
-          <w:szCs w:val="28"/>
-        </w:rPr>
-      </w:pPr>
-    </w:p>
-    <w:p>
-      <w:pPr>
-        <w:rPr>
-          <w:b/>
-          <w:bCs/>
-          <w:sz w:val="28"/>
-          <w:szCs w:val="28"/>
-        </w:rPr>
-      </w:pPr>
-      <w:r>
-        <w:rPr>
-          <w:b/>
-          <w:bCs/>
-          <w:sz w:val="28"/>
-          <w:szCs w:val="28"/>
-        </w:rPr>
-        <w:t>Synchronization (Waits in Selenium)</w:t>
-      </w:r>
-    </w:p>
-    <w:p>
-      <w:pPr>
-        <w:rPr>
-          <w:sz w:val="28"/>
-          <w:szCs w:val="28"/>
-        </w:rPr>
-      </w:pPr>
-      <w:r>
-        <w:rPr>
-          <w:sz w:val="28"/>
-          <w:szCs w:val="28"/>
-        </w:rPr>
-        <w:t>This i</w:t>
-      </w:r>
-      <w:r>
-        <w:rPr>
-          <w:sz w:val="28"/>
-          <w:szCs w:val="28"/>
-        </w:rPr>
-        <w:t>s the process of adjusting speed of tool with speed of application.</w:t>
-      </w:r>
-    </w:p>
-    <w:p>
-      <w:pPr>
-        <w:pStyle w:val="ListParagraph"/>
-        <w:numPr>
-          <w:ilvl w:val="0"/>
-          <w:numId w:val="24"/>
-        </w:numPr>
-        <w:rPr>
-          <w:sz w:val="28"/>
-          <w:szCs w:val="28"/>
-        </w:rPr>
-      </w:pPr>
-      <w:proofErr w:type="spellStart"/>
-      <w:proofErr w:type="gramStart"/>
-      <w:r>
-        <w:rPr>
-          <w:sz w:val="28"/>
-          <w:szCs w:val="28"/>
-        </w:rPr>
-        <w:t>Thread.sleep</w:t>
-      </w:r>
-      <w:proofErr w:type="spellEnd"/>
-      <w:r>
-        <w:rPr>
-          <w:sz w:val="28"/>
-          <w:szCs w:val="28"/>
-        </w:rPr>
-        <w:t>(</w:t>
-      </w:r>
-      <w:proofErr w:type="gramEnd"/>
-      <w:r>
-        <w:rPr>
-          <w:sz w:val="28"/>
-          <w:szCs w:val="28"/>
-        </w:rPr>
-        <w:t>)</w:t>
-      </w:r>
-      <w:r>
-        <w:rPr>
-          <w:sz w:val="28"/>
-          <w:szCs w:val="28"/>
-        </w:rPr>
-        <w:t xml:space="preserve"> – will pause the execution of script for specified milliseconds. </w:t>
-      </w:r>
-    </w:p>
-    <w:p>
-      <w:pPr>
-        <w:pStyle w:val="ListParagraph"/>
-        <w:numPr>
-          <w:ilvl w:val="1"/>
-          <w:numId w:val="24"/>
-        </w:numPr>
-        <w:rPr>
-          <w:sz w:val="28"/>
-          <w:szCs w:val="28"/>
-        </w:rPr>
-      </w:pPr>
-      <w:r>
-        <w:rPr>
-          <w:sz w:val="28"/>
-          <w:szCs w:val="28"/>
-        </w:rPr>
-        <w:t>Is applicable to single statement only</w:t>
-      </w:r>
-    </w:p>
-    <w:p>
-      <w:pPr>
-        <w:pStyle w:val="ListParagraph"/>
-        <w:numPr>
-          <w:ilvl w:val="1"/>
-          <w:numId w:val="24"/>
-        </w:numPr>
-        <w:rPr>
-          <w:sz w:val="28"/>
-          <w:szCs w:val="28"/>
-        </w:rPr>
-      </w:pPr>
-      <w:r>
-        <w:rPr>
-          <w:sz w:val="28"/>
-          <w:szCs w:val="28"/>
-        </w:rPr>
-        <w:t xml:space="preserve">It takes mandatory </w:t>
-      </w:r>
-      <w:r>
-        <w:rPr>
-          <w:sz w:val="28"/>
-          <w:szCs w:val="28"/>
-        </w:rPr>
-        <w:t>delay</w:t>
-      </w:r>
-    </w:p>
-    <w:p>
-      <w:pPr>
-        <w:pStyle w:val="ListParagraph"/>
-        <w:numPr>
-          <w:ilvl w:val="0"/>
-          <w:numId w:val="24"/>
-        </w:numPr>
-        <w:rPr>
-          <w:sz w:val="28"/>
-          <w:szCs w:val="28"/>
-        </w:rPr>
-      </w:pPr>
-      <w:r>
-        <w:rPr>
-          <w:sz w:val="28"/>
-          <w:szCs w:val="28"/>
-        </w:rPr>
-        <w:lastRenderedPageBreak/>
         <w:t>ImplicitWait</w:t>
       </w:r>
       <w:r>
@@ -8781,22 +8445,7 @@
           <w:szCs w:val="28"/>
         </w:rPr>
         <w:br/>
-      </w:r>
-      <w:proofErr w:type="spellStart"/>
-      <w:r>
-        <w:rPr>
-          <w:sz w:val="28"/>
-          <w:szCs w:val="28"/>
-        </w:rPr>
-        <w:t>i</w:t>
-      </w:r>
-      <w:proofErr w:type="spellEnd"/>
-      <w:r>
-        <w:rPr>
-          <w:sz w:val="28"/>
-          <w:szCs w:val="28"/>
-        </w:rPr>
-        <w:t xml:space="preserve"> – ignoring </w:t>
+        <w:t xml:space="preserve">i – ignoring </w:t>
       </w:r>
       <w:r>
         <w:rPr>
@@ -8812,52 +8461,34 @@
           <w:szCs w:val="28"/>
         </w:rPr>
         <w:br/>
-        <w:t xml:space="preserve">u - </w:t>
-      </w:r>
-      <w:proofErr w:type="spellStart"/>
-      <w:r>
+        <w:t>u - unitl</w:t>
+      </w:r>
+    </w:p>
+    <w:p>
+      <w:pPr>
+        <w:pStyle w:val="ListParagraph"/>
+        <w:numPr>
+          <w:ilvl w:val="0"/>
+          <w:numId w:val="24"/>
+        </w:numPr>
         <w:rPr>
           <w:sz w:val="28"/>
           <w:szCs w:val="28"/>
         </w:rPr>
-        <w:t>unitl</w:t>
-      </w:r>
-      <w:proofErr w:type="spellEnd"/>
-    </w:p>
-    <w:p>
-      <w:pPr>
-        <w:pStyle w:val="ListParagraph"/>
-        <w:numPr>
-          <w:ilvl w:val="0"/>
-          <w:numId w:val="24"/>
-        </w:numPr>
+      </w:pPr>
+      <w:r>
         <w:rPr>
           <w:sz w:val="28"/>
           <w:szCs w:val="28"/>
         </w:rPr>
-      </w:pPr>
+        <w:t>PageLoadTimeout</w:t>
+      </w:r>
       <w:r>
         <w:rPr>
           <w:sz w:val="28"/>
           <w:szCs w:val="28"/>
         </w:rPr>
-        <w:t>PageLoadTimeout</w:t>
-      </w:r>
-      <w:r>
-        <w:rPr>
-          <w:sz w:val="28"/>
-          <w:szCs w:val="28"/>
-        </w:rPr>
-        <w:t xml:space="preserve"> – is used to add some more time after</w:t>
-      </w:r>
-      <w:bookmarkStart w:id="0" w:name="_GoBack"/>
-      <w:bookmarkEnd w:id="0"/>
-      <w:r>
-        <w:rPr>
-          <w:sz w:val="28"/>
-          <w:szCs w:val="28"/>
-        </w:rPr>
-        <w:t xml:space="preserve"> the default timeout to avoid SessionTimeoutException</w:t>
+        <w:t xml:space="preserve"> – is used to add some more time after the default timeout to avoid SessionTimeoutException</w:t>
       </w:r>
     </w:p>
     <w:sectPr>
